--- a/작업일지/15주차.docx
+++ b/작업일지/15주차.docx
@@ -73,8 +73,17 @@
                 <w:rFonts w:hint="eastAsia"/>
                 <w:szCs w:val="20"/>
               </w:rPr>
-              <w:t>2021180009 박경준</w:t>
+              <w:t xml:space="preserve">2021180009 </w:t>
             </w:r>
+            <w:proofErr w:type="spellStart"/>
+            <w:r>
+              <w:rPr>
+                <w:rFonts w:hint="eastAsia"/>
+                <w:szCs w:val="20"/>
+              </w:rPr>
+              <w:t>박경준</w:t>
+            </w:r>
+            <w:proofErr w:type="spellEnd"/>
             <w:r>
               <w:rPr>
                 <w:szCs w:val="20"/>
@@ -110,6 +119,7 @@
                 <w:sz w:val="22"/>
               </w:rPr>
             </w:pPr>
+            <w:proofErr w:type="spellStart"/>
             <w:r>
               <w:rPr>
                 <w:rFonts w:hint="eastAsia"/>
@@ -118,6 +128,7 @@
               </w:rPr>
               <w:t>팀명</w:t>
             </w:r>
+            <w:proofErr w:type="spellEnd"/>
           </w:p>
         </w:tc>
         <w:tc>
@@ -133,6 +144,7 @@
                 <w:szCs w:val="24"/>
               </w:rPr>
             </w:pPr>
+            <w:proofErr w:type="spellStart"/>
             <w:r>
               <w:rPr>
                 <w:sz w:val="24"/>
@@ -140,6 +152,7 @@
               </w:rPr>
               <w:t>임박박전설의시작</w:t>
             </w:r>
+            <w:proofErr w:type="spellEnd"/>
           </w:p>
         </w:tc>
       </w:tr>
@@ -230,7 +243,6 @@
             <w:pPr>
               <w:jc w:val="center"/>
               <w:rPr>
-                <w:rFonts w:hint="eastAsia"/>
                 <w:b/>
               </w:rPr>
             </w:pPr>
@@ -353,7 +365,6 @@
             <w:pPr>
               <w:jc w:val="left"/>
               <w:rPr>
-                <w:rFonts w:hint="eastAsia"/>
                 <w:b/>
                 <w:bCs/>
               </w:rPr>
@@ -364,7 +375,25 @@
                 <w:b/>
                 <w:bCs/>
               </w:rPr>
-              <w:t>플레이어 공격에 따른 npc 체력 감소 제작</w:t>
+              <w:t xml:space="preserve">플레이어 공격에 따른 </w:t>
+            </w:r>
+            <w:proofErr w:type="spellStart"/>
+            <w:r>
+              <w:rPr>
+                <w:rFonts w:hint="eastAsia"/>
+                <w:b/>
+                <w:bCs/>
+              </w:rPr>
+              <w:t>npc</w:t>
+            </w:r>
+            <w:proofErr w:type="spellEnd"/>
+            <w:r>
+              <w:rPr>
+                <w:rFonts w:hint="eastAsia"/>
+                <w:b/>
+                <w:bCs/>
+              </w:rPr>
+              <w:t xml:space="preserve"> 체력 감소 제작</w:t>
             </w:r>
           </w:p>
         </w:tc>
@@ -475,69 +504,151 @@
           <w:b/>
           <w:bCs/>
         </w:rPr>
-        <w:t xml:space="preserve">      npc의 색상을 체력에 따라 적을 경우 점점 빨갛게 변하도록 제작</w:t>
-      </w:r>
-    </w:p>
-    <w:p>
-      <w:pPr>
-        <w:widowControl/>
-        <w:wordWrap/>
-        <w:autoSpaceDE/>
-        <w:autoSpaceDN/>
-        <w:spacing w:before="100" w:beforeAutospacing="1" w:after="100" w:afterAutospacing="1" w:line="240" w:lineRule="auto"/>
-        <w:jc w:val="left"/>
-        <w:rPr>
-          <w:rFonts w:ascii="맑은 고딕" w:eastAsia="맑은 고딕" w:hAnsi="맑은 고딕" w:cs="맑은 고딕"/>
-          <w:b/>
-          <w:bCs/>
-        </w:rPr>
-      </w:pPr>
-    </w:p>
-    <w:p>
-      <w:pPr>
-        <w:widowControl/>
-        <w:wordWrap/>
-        <w:autoSpaceDE/>
-        <w:autoSpaceDN/>
-        <w:spacing w:before="100" w:beforeAutospacing="1" w:after="100" w:afterAutospacing="1" w:line="240" w:lineRule="auto"/>
-        <w:jc w:val="left"/>
-        <w:rPr>
-          <w:rFonts w:ascii="맑은 고딕" w:eastAsia="맑은 고딕" w:hAnsi="맑은 고딕" w:cs="맑은 고딕"/>
-          <w:b/>
-          <w:bCs/>
-        </w:rPr>
-      </w:pPr>
-      <w:r>
-        <w:rPr>
-          <w:rFonts w:ascii="맑은 고딕" w:eastAsia="맑은 고딕" w:hAnsi="맑은 고딕" w:cs="맑은 고딕"/>
-          <w:b/>
-          <w:bCs/>
-        </w:rPr>
-        <w:t>체력을 쉐이더로 넘겨주기 위해 기존 RenderComponent에 상속받는 HPRenderComponent를 제작함</w:t>
-      </w:r>
-    </w:p>
-    <w:p>
-      <w:pPr>
-        <w:widowControl/>
-        <w:wordWrap/>
-        <w:autoSpaceDE/>
-        <w:autoSpaceDN/>
-        <w:spacing w:before="100" w:beforeAutospacing="1" w:after="100" w:afterAutospacing="1" w:line="240" w:lineRule="auto"/>
-        <w:jc w:val="left"/>
-        <w:rPr>
-          <w:rFonts w:ascii="맑은 고딕" w:eastAsia="맑은 고딕" w:hAnsi="맑은 고딕" w:cs="맑은 고딕"/>
-          <w:b/>
-          <w:bCs/>
-        </w:rPr>
-      </w:pPr>
-      <w:r>
-        <w:rPr>
-          <w:rFonts w:ascii="맑은 고딕" w:eastAsia="맑은 고딕" w:hAnsi="맑은 고딕" w:cs="맑은 고딕"/>
-          <w:b/>
-          <w:bCs/>
-        </w:rPr>
-        <w:t>struct CbGameHpInfo</w:t>
-      </w:r>
+        <w:t xml:space="preserve">      </w:t>
+      </w:r>
+      <w:proofErr w:type="spellStart"/>
+      <w:r>
+        <w:rPr>
+          <w:rFonts w:ascii="맑은 고딕" w:eastAsia="맑은 고딕" w:hAnsi="맑은 고딕" w:cs="맑은 고딕"/>
+          <w:b/>
+          <w:bCs/>
+        </w:rPr>
+        <w:t>npc</w:t>
+      </w:r>
+      <w:proofErr w:type="spellEnd"/>
+      <w:r>
+        <w:rPr>
+          <w:rFonts w:ascii="맑은 고딕" w:eastAsia="맑은 고딕" w:hAnsi="맑은 고딕" w:cs="맑은 고딕"/>
+          <w:b/>
+          <w:bCs/>
+        </w:rPr>
+        <w:t>의 색상을 체력에 따라 적을 경우 점점 빨갛게 변하도록 제작</w:t>
+      </w:r>
+    </w:p>
+    <w:p>
+      <w:pPr>
+        <w:widowControl/>
+        <w:wordWrap/>
+        <w:autoSpaceDE/>
+        <w:autoSpaceDN/>
+        <w:spacing w:before="100" w:beforeAutospacing="1" w:after="100" w:afterAutospacing="1" w:line="240" w:lineRule="auto"/>
+        <w:jc w:val="left"/>
+        <w:rPr>
+          <w:rFonts w:ascii="맑은 고딕" w:eastAsia="맑은 고딕" w:hAnsi="맑은 고딕" w:cs="맑은 고딕"/>
+          <w:b/>
+          <w:bCs/>
+        </w:rPr>
+      </w:pPr>
+    </w:p>
+    <w:p>
+      <w:pPr>
+        <w:widowControl/>
+        <w:wordWrap/>
+        <w:autoSpaceDE/>
+        <w:autoSpaceDN/>
+        <w:spacing w:before="100" w:beforeAutospacing="1" w:after="100" w:afterAutospacing="1" w:line="240" w:lineRule="auto"/>
+        <w:jc w:val="left"/>
+        <w:rPr>
+          <w:rFonts w:ascii="맑은 고딕" w:eastAsia="맑은 고딕" w:hAnsi="맑은 고딕" w:cs="맑은 고딕"/>
+          <w:b/>
+          <w:bCs/>
+        </w:rPr>
+      </w:pPr>
+      <w:r>
+        <w:rPr>
+          <w:rFonts w:ascii="맑은 고딕" w:eastAsia="맑은 고딕" w:hAnsi="맑은 고딕" w:cs="맑은 고딕"/>
+          <w:b/>
+          <w:bCs/>
+        </w:rPr>
+        <w:t xml:space="preserve">체력을 </w:t>
+      </w:r>
+      <w:proofErr w:type="spellStart"/>
+      <w:r>
+        <w:rPr>
+          <w:rFonts w:ascii="맑은 고딕" w:eastAsia="맑은 고딕" w:hAnsi="맑은 고딕" w:cs="맑은 고딕"/>
+          <w:b/>
+          <w:bCs/>
+        </w:rPr>
+        <w:t>쉐이더로</w:t>
+      </w:r>
+      <w:proofErr w:type="spellEnd"/>
+      <w:r>
+        <w:rPr>
+          <w:rFonts w:ascii="맑은 고딕" w:eastAsia="맑은 고딕" w:hAnsi="맑은 고딕" w:cs="맑은 고딕"/>
+          <w:b/>
+          <w:bCs/>
+        </w:rPr>
+        <w:t xml:space="preserve"> 넘겨주기 위해 기존 </w:t>
+      </w:r>
+      <w:proofErr w:type="spellStart"/>
+      <w:r>
+        <w:rPr>
+          <w:rFonts w:ascii="맑은 고딕" w:eastAsia="맑은 고딕" w:hAnsi="맑은 고딕" w:cs="맑은 고딕"/>
+          <w:b/>
+          <w:bCs/>
+        </w:rPr>
+        <w:t>RenderComponent</w:t>
+      </w:r>
+      <w:proofErr w:type="spellEnd"/>
+      <w:r>
+        <w:rPr>
+          <w:rFonts w:ascii="맑은 고딕" w:eastAsia="맑은 고딕" w:hAnsi="맑은 고딕" w:cs="맑은 고딕"/>
+          <w:b/>
+          <w:bCs/>
+        </w:rPr>
+        <w:t xml:space="preserve">에 상속받는 </w:t>
+      </w:r>
+      <w:proofErr w:type="spellStart"/>
+      <w:r>
+        <w:rPr>
+          <w:rFonts w:ascii="맑은 고딕" w:eastAsia="맑은 고딕" w:hAnsi="맑은 고딕" w:cs="맑은 고딕"/>
+          <w:b/>
+          <w:bCs/>
+        </w:rPr>
+        <w:t>HPRenderComponent</w:t>
+      </w:r>
+      <w:proofErr w:type="spellEnd"/>
+      <w:r>
+        <w:rPr>
+          <w:rFonts w:ascii="맑은 고딕" w:eastAsia="맑은 고딕" w:hAnsi="맑은 고딕" w:cs="맑은 고딕"/>
+          <w:b/>
+          <w:bCs/>
+        </w:rPr>
+        <w:t>를 제작함</w:t>
+      </w:r>
+    </w:p>
+    <w:p>
+      <w:pPr>
+        <w:widowControl/>
+        <w:wordWrap/>
+        <w:autoSpaceDE/>
+        <w:autoSpaceDN/>
+        <w:spacing w:before="100" w:beforeAutospacing="1" w:after="100" w:afterAutospacing="1" w:line="240" w:lineRule="auto"/>
+        <w:jc w:val="left"/>
+        <w:rPr>
+          <w:rFonts w:ascii="맑은 고딕" w:eastAsia="맑은 고딕" w:hAnsi="맑은 고딕" w:cs="맑은 고딕"/>
+          <w:b/>
+          <w:bCs/>
+        </w:rPr>
+      </w:pPr>
+      <w:r>
+        <w:rPr>
+          <w:rFonts w:ascii="맑은 고딕" w:eastAsia="맑은 고딕" w:hAnsi="맑은 고딕" w:cs="맑은 고딕"/>
+          <w:b/>
+          <w:bCs/>
+        </w:rPr>
+        <w:t xml:space="preserve">struct </w:t>
+      </w:r>
+      <w:proofErr w:type="spellStart"/>
+      <w:r>
+        <w:rPr>
+          <w:rFonts w:ascii="맑은 고딕" w:eastAsia="맑은 고딕" w:hAnsi="맑은 고딕" w:cs="맑은 고딕"/>
+          <w:b/>
+          <w:bCs/>
+        </w:rPr>
+        <w:t>CbGameHpInfo</w:t>
+      </w:r>
+      <w:proofErr w:type="spellEnd"/>
     </w:p>
     <w:p>
       <w:pPr>
@@ -655,24 +766,44 @@
         </w:rPr>
         <w:t xml:space="preserve">class </w:t>
       </w:r>
-      <w:proofErr w:type="gramStart"/>
-      <w:r>
-        <w:rPr>
-          <w:rFonts w:ascii="맑은 고딕" w:eastAsia="맑은 고딕" w:hAnsi="맑은 고딕" w:cs="맑은 고딕"/>
-          <w:b/>
-          <w:bCs/>
-        </w:rPr>
-        <w:t>HPRenderComponent :</w:t>
-      </w:r>
-      <w:proofErr w:type="gramEnd"/>
-      <w:r>
-        <w:rPr>
-          <w:rFonts w:ascii="맑은 고딕" w:eastAsia="맑은 고딕" w:hAnsi="맑은 고딕" w:cs="맑은 고딕"/>
-          <w:b/>
-          <w:bCs/>
-        </w:rPr>
-        <w:t xml:space="preserve"> public RenderComponent</w:t>
-      </w:r>
+      <w:proofErr w:type="spellStart"/>
+      <w:proofErr w:type="gramStart"/>
+      <w:r>
+        <w:rPr>
+          <w:rFonts w:ascii="맑은 고딕" w:eastAsia="맑은 고딕" w:hAnsi="맑은 고딕" w:cs="맑은 고딕"/>
+          <w:b/>
+          <w:bCs/>
+        </w:rPr>
+        <w:t>HPRenderComponent</w:t>
+      </w:r>
+      <w:proofErr w:type="spellEnd"/>
+      <w:r>
+        <w:rPr>
+          <w:rFonts w:ascii="맑은 고딕" w:eastAsia="맑은 고딕" w:hAnsi="맑은 고딕" w:cs="맑은 고딕"/>
+          <w:b/>
+          <w:bCs/>
+        </w:rPr>
+        <w:t xml:space="preserve"> :</w:t>
+      </w:r>
+      <w:proofErr w:type="gramEnd"/>
+      <w:r>
+        <w:rPr>
+          <w:rFonts w:ascii="맑은 고딕" w:eastAsia="맑은 고딕" w:hAnsi="맑은 고딕" w:cs="맑은 고딕"/>
+          <w:b/>
+          <w:bCs/>
+        </w:rPr>
+        <w:t xml:space="preserve"> public </w:t>
+      </w:r>
+      <w:proofErr w:type="spellStart"/>
+      <w:r>
+        <w:rPr>
+          <w:rFonts w:ascii="맑은 고딕" w:eastAsia="맑은 고딕" w:hAnsi="맑은 고딕" w:cs="맑은 고딕"/>
+          <w:b/>
+          <w:bCs/>
+        </w:rPr>
+        <w:t>RenderComponent</w:t>
+      </w:r>
+      <w:proofErr w:type="spellEnd"/>
     </w:p>
     <w:p>
       <w:pPr>
@@ -742,27 +873,37 @@
         </w:rPr>
         <w:t xml:space="preserve">    </w:t>
       </w:r>
-      <w:proofErr w:type="gramStart"/>
-      <w:r>
-        <w:rPr>
-          <w:rFonts w:ascii="맑은 고딕" w:eastAsia="맑은 고딕" w:hAnsi="맑은 고딕" w:cs="맑은 고딕"/>
-          <w:b/>
-          <w:bCs/>
-        </w:rPr>
-        <w:t>HPRenderComponent();</w:t>
-      </w:r>
-      <w:proofErr w:type="gramEnd"/>
-    </w:p>
-    <w:p>
-      <w:pPr>
-        <w:widowControl/>
-        <w:wordWrap/>
-        <w:autoSpaceDE/>
-        <w:autoSpaceDN/>
-        <w:spacing w:before="100" w:beforeAutospacing="1" w:after="100" w:afterAutospacing="1" w:line="240" w:lineRule="auto"/>
-        <w:jc w:val="left"/>
-        <w:rPr>
-          <w:rFonts w:ascii="맑은 고딕" w:eastAsia="맑은 고딕" w:hAnsi="맑은 고딕" w:cs="맑은 고딕" w:hint="eastAsia"/>
+      <w:proofErr w:type="spellStart"/>
+      <w:proofErr w:type="gramStart"/>
+      <w:r>
+        <w:rPr>
+          <w:rFonts w:ascii="맑은 고딕" w:eastAsia="맑은 고딕" w:hAnsi="맑은 고딕" w:cs="맑은 고딕"/>
+          <w:b/>
+          <w:bCs/>
+        </w:rPr>
+        <w:t>HPRenderComponent</w:t>
+      </w:r>
+      <w:proofErr w:type="spellEnd"/>
+      <w:r>
+        <w:rPr>
+          <w:rFonts w:ascii="맑은 고딕" w:eastAsia="맑은 고딕" w:hAnsi="맑은 고딕" w:cs="맑은 고딕"/>
+          <w:b/>
+          <w:bCs/>
+        </w:rPr>
+        <w:t>();</w:t>
+      </w:r>
+      <w:proofErr w:type="gramEnd"/>
+    </w:p>
+    <w:p>
+      <w:pPr>
+        <w:widowControl/>
+        <w:wordWrap/>
+        <w:autoSpaceDE/>
+        <w:autoSpaceDN/>
+        <w:spacing w:before="100" w:beforeAutospacing="1" w:after="100" w:afterAutospacing="1" w:line="240" w:lineRule="auto"/>
+        <w:jc w:val="left"/>
+        <w:rPr>
+          <w:rFonts w:ascii="맑은 고딕" w:eastAsia="맑은 고딕" w:hAnsi="맑은 고딕" w:cs="맑은 고딕"/>
           <w:b/>
           <w:bCs/>
         </w:rPr>
@@ -775,27 +916,37 @@
         </w:rPr>
         <w:t xml:space="preserve">    virtual ~</w:t>
       </w:r>
-      <w:proofErr w:type="gramStart"/>
-      <w:r>
-        <w:rPr>
-          <w:rFonts w:ascii="맑은 고딕" w:eastAsia="맑은 고딕" w:hAnsi="맑은 고딕" w:cs="맑은 고딕"/>
-          <w:b/>
-          <w:bCs/>
-        </w:rPr>
-        <w:t>HPRenderComponent();</w:t>
-      </w:r>
-      <w:proofErr w:type="gramEnd"/>
-    </w:p>
-    <w:p>
-      <w:pPr>
-        <w:widowControl/>
-        <w:wordWrap/>
-        <w:autoSpaceDE/>
-        <w:autoSpaceDN/>
-        <w:spacing w:before="100" w:beforeAutospacing="1" w:after="100" w:afterAutospacing="1" w:line="240" w:lineRule="auto"/>
-        <w:jc w:val="left"/>
-        <w:rPr>
-          <w:rFonts w:ascii="맑은 고딕" w:eastAsia="맑은 고딕" w:hAnsi="맑은 고딕" w:cs="맑은 고딕" w:hint="eastAsia"/>
+      <w:proofErr w:type="spellStart"/>
+      <w:proofErr w:type="gramStart"/>
+      <w:r>
+        <w:rPr>
+          <w:rFonts w:ascii="맑은 고딕" w:eastAsia="맑은 고딕" w:hAnsi="맑은 고딕" w:cs="맑은 고딕"/>
+          <w:b/>
+          <w:bCs/>
+        </w:rPr>
+        <w:t>HPRenderComponent</w:t>
+      </w:r>
+      <w:proofErr w:type="spellEnd"/>
+      <w:r>
+        <w:rPr>
+          <w:rFonts w:ascii="맑은 고딕" w:eastAsia="맑은 고딕" w:hAnsi="맑은 고딕" w:cs="맑은 고딕"/>
+          <w:b/>
+          <w:bCs/>
+        </w:rPr>
+        <w:t>();</w:t>
+      </w:r>
+      <w:proofErr w:type="gramEnd"/>
+    </w:p>
+    <w:p>
+      <w:pPr>
+        <w:widowControl/>
+        <w:wordWrap/>
+        <w:autoSpaceDE/>
+        <w:autoSpaceDN/>
+        <w:spacing w:before="100" w:beforeAutospacing="1" w:after="100" w:afterAutospacing="1" w:line="240" w:lineRule="auto"/>
+        <w:jc w:val="left"/>
+        <w:rPr>
+          <w:rFonts w:ascii="맑은 고딕" w:eastAsia="맑은 고딕" w:hAnsi="맑은 고딕" w:cs="맑은 고딕"/>
           <w:b/>
           <w:bCs/>
         </w:rPr>
@@ -824,7 +975,25 @@
           <w:b/>
           <w:bCs/>
         </w:rPr>
-        <w:t xml:space="preserve">ID3D12GraphicsCommandList* commandList) </w:t>
+        <w:t xml:space="preserve">ID3D12GraphicsCommandList* </w:t>
+      </w:r>
+      <w:proofErr w:type="spellStart"/>
+      <w:r>
+        <w:rPr>
+          <w:rFonts w:ascii="맑은 고딕" w:eastAsia="맑은 고딕" w:hAnsi="맑은 고딕" w:cs="맑은 고딕"/>
+          <w:b/>
+          <w:bCs/>
+        </w:rPr>
+        <w:t>commandList</w:t>
+      </w:r>
+      <w:proofErr w:type="spellEnd"/>
+      <w:r>
+        <w:rPr>
+          <w:rFonts w:ascii="맑은 고딕" w:eastAsia="맑은 고딕" w:hAnsi="맑은 고딕" w:cs="맑은 고딕"/>
+          <w:b/>
+          <w:bCs/>
+        </w:rPr>
+        <w:t xml:space="preserve">) </w:t>
       </w:r>
       <w:proofErr w:type="gramStart"/>
       <w:r>
@@ -859,836 +1028,6 @@
         </w:rPr>
         <w:t>protected:</w:t>
       </w:r>
-    </w:p>
-    <w:p>
-      <w:pPr>
-        <w:widowControl/>
-        <w:wordWrap/>
-        <w:autoSpaceDE/>
-        <w:autoSpaceDN/>
-        <w:spacing w:before="100" w:beforeAutospacing="1" w:after="100" w:afterAutospacing="1" w:line="240" w:lineRule="auto"/>
-        <w:jc w:val="left"/>
-        <w:rPr>
-          <w:rFonts w:ascii="맑은 고딕" w:eastAsia="맑은 고딕" w:hAnsi="맑은 고딕" w:cs="맑은 고딕"/>
-          <w:b/>
-          <w:bCs/>
-        </w:rPr>
-      </w:pPr>
-      <w:r>
-        <w:rPr>
-          <w:rFonts w:ascii="맑은 고딕" w:eastAsia="맑은 고딕" w:hAnsi="맑은 고딕" w:cs="맑은 고딕"/>
-          <w:b/>
-          <w:bCs/>
-        </w:rPr>
-        <w:lastRenderedPageBreak/>
-        <w:t xml:space="preserve">    ComPtr&lt;ID3D12Resource&gt; _</w:t>
-      </w:r>
-      <w:proofErr w:type="gramStart"/>
-      <w:r>
-        <w:rPr>
-          <w:rFonts w:ascii="맑은 고딕" w:eastAsia="맑은 고딕" w:hAnsi="맑은 고딕" w:cs="맑은 고딕"/>
-          <w:b/>
-          <w:bCs/>
-        </w:rPr>
-        <w:t>cbGameHpInfo;</w:t>
-      </w:r>
-      <w:proofErr w:type="gramEnd"/>
-    </w:p>
-    <w:p>
-      <w:pPr>
-        <w:widowControl/>
-        <w:wordWrap/>
-        <w:autoSpaceDE/>
-        <w:autoSpaceDN/>
-        <w:spacing w:before="100" w:beforeAutospacing="1" w:after="100" w:afterAutospacing="1" w:line="240" w:lineRule="auto"/>
-        <w:jc w:val="left"/>
-        <w:rPr>
-          <w:rFonts w:ascii="맑은 고딕" w:eastAsia="맑은 고딕" w:hAnsi="맑은 고딕" w:cs="맑은 고딕"/>
-          <w:b/>
-          <w:bCs/>
-        </w:rPr>
-      </w:pPr>
-      <w:r>
-        <w:rPr>
-          <w:rFonts w:ascii="맑은 고딕" w:eastAsia="맑은 고딕" w:hAnsi="맑은 고딕" w:cs="맑은 고딕"/>
-          <w:b/>
-          <w:bCs/>
-        </w:rPr>
-        <w:t xml:space="preserve">    CbGameHpInfo* _mappedCbGameHpInfo = </w:t>
-      </w:r>
-      <w:proofErr w:type="gramStart"/>
-      <w:r>
-        <w:rPr>
-          <w:rFonts w:ascii="맑은 고딕" w:eastAsia="맑은 고딕" w:hAnsi="맑은 고딕" w:cs="맑은 고딕"/>
-          <w:b/>
-          <w:bCs/>
-        </w:rPr>
-        <w:t>nullptr;</w:t>
-      </w:r>
-      <w:proofErr w:type="gramEnd"/>
-    </w:p>
-    <w:p>
-      <w:pPr>
-        <w:widowControl/>
-        <w:wordWrap/>
-        <w:autoSpaceDE/>
-        <w:autoSpaceDN/>
-        <w:spacing w:before="100" w:beforeAutospacing="1" w:after="100" w:afterAutospacing="1" w:line="240" w:lineRule="auto"/>
-        <w:jc w:val="left"/>
-        <w:rPr>
-          <w:rFonts w:ascii="맑은 고딕" w:eastAsia="맑은 고딕" w:hAnsi="맑은 고딕" w:cs="맑은 고딕" w:hint="eastAsia"/>
-          <w:b/>
-          <w:bCs/>
-        </w:rPr>
-      </w:pPr>
-      <w:r>
-        <w:rPr>
-          <w:rFonts w:ascii="맑은 고딕" w:eastAsia="맑은 고딕" w:hAnsi="맑은 고딕" w:cs="맑은 고딕"/>
-          <w:b/>
-          <w:bCs/>
-        </w:rPr>
-        <w:t>};</w:t>
-      </w:r>
-    </w:p>
-    <w:p>
-      <w:pPr>
-        <w:widowControl/>
-        <w:wordWrap/>
-        <w:autoSpaceDE/>
-        <w:autoSpaceDN/>
-        <w:spacing w:before="100" w:beforeAutospacing="1" w:after="100" w:afterAutospacing="1" w:line="240" w:lineRule="auto"/>
-        <w:jc w:val="left"/>
-        <w:rPr>
-          <w:rFonts w:ascii="맑은 고딕" w:eastAsia="맑은 고딕" w:hAnsi="맑은 고딕" w:cs="맑은 고딕" w:hint="eastAsia"/>
-          <w:b/>
-          <w:bCs/>
-        </w:rPr>
-      </w:pPr>
-      <w:r>
-        <w:rPr>
-          <w:rFonts w:ascii="맑은 고딕" w:eastAsia="맑은 고딕" w:hAnsi="맑은 고딕" w:cs="맑은 고딕"/>
-          <w:b/>
-          <w:bCs/>
-        </w:rPr>
-        <w:t xml:space="preserve">     상속받는 구조로 제작하여 쉐이더에서 새로운 값을 넘겨야 할 때 만들어주는 구조로 할 예정</w:t>
-      </w:r>
-    </w:p>
-    <w:p>
-      <w:pPr>
-        <w:widowControl/>
-        <w:wordWrap/>
-        <w:autoSpaceDE/>
-        <w:autoSpaceDN/>
-        <w:spacing w:before="100" w:beforeAutospacing="1" w:after="100" w:afterAutospacing="1" w:line="240" w:lineRule="auto"/>
-        <w:jc w:val="left"/>
-        <w:rPr>
-          <w:rFonts w:ascii="맑은 고딕" w:eastAsia="맑은 고딕" w:hAnsi="맑은 고딕" w:cs="맑은 고딕"/>
-          <w:b/>
-          <w:bCs/>
-        </w:rPr>
-      </w:pPr>
-      <w:proofErr w:type="gramStart"/>
-      <w:r>
-        <w:rPr>
-          <w:rFonts w:ascii="맑은 고딕" w:eastAsia="맑은 고딕" w:hAnsi="맑은 고딕" w:cs="맑은 고딕"/>
-          <w:b/>
-          <w:bCs/>
-        </w:rPr>
-        <w:t>HPRenderComponent::HPRenderComponent(</w:t>
-      </w:r>
-      <w:proofErr w:type="gramEnd"/>
-      <w:r>
-        <w:rPr>
-          <w:rFonts w:ascii="맑은 고딕" w:eastAsia="맑은 고딕" w:hAnsi="맑은 고딕" w:cs="맑은 고딕"/>
-          <w:b/>
-          <w:bCs/>
-        </w:rPr>
-        <w:t>)</w:t>
-      </w:r>
-    </w:p>
-    <w:p>
-      <w:pPr>
-        <w:widowControl/>
-        <w:wordWrap/>
-        <w:autoSpaceDE/>
-        <w:autoSpaceDN/>
-        <w:spacing w:before="100" w:beforeAutospacing="1" w:after="100" w:afterAutospacing="1" w:line="240" w:lineRule="auto"/>
-        <w:jc w:val="left"/>
-        <w:rPr>
-          <w:rFonts w:ascii="맑은 고딕" w:eastAsia="맑은 고딕" w:hAnsi="맑은 고딕" w:cs="맑은 고딕"/>
-          <w:b/>
-          <w:bCs/>
-        </w:rPr>
-      </w:pPr>
-      <w:r>
-        <w:rPr>
-          <w:rFonts w:ascii="맑은 고딕" w:eastAsia="맑은 고딕" w:hAnsi="맑은 고딕" w:cs="맑은 고딕"/>
-          <w:b/>
-          <w:bCs/>
-        </w:rPr>
-        <w:t>{</w:t>
-      </w:r>
-    </w:p>
-    <w:p>
-      <w:pPr>
-        <w:widowControl/>
-        <w:wordWrap/>
-        <w:autoSpaceDE/>
-        <w:autoSpaceDN/>
-        <w:spacing w:before="100" w:beforeAutospacing="1" w:after="100" w:afterAutospacing="1" w:line="240" w:lineRule="auto"/>
-        <w:jc w:val="left"/>
-        <w:rPr>
-          <w:rFonts w:ascii="맑은 고딕" w:eastAsia="맑은 고딕" w:hAnsi="맑은 고딕" w:cs="맑은 고딕" w:hint="eastAsia"/>
-          <w:b/>
-          <w:bCs/>
-        </w:rPr>
-      </w:pPr>
-      <w:r>
-        <w:rPr>
-          <w:rFonts w:ascii="맑은 고딕" w:eastAsia="맑은 고딕" w:hAnsi="맑은 고딕" w:cs="맑은 고딕"/>
-          <w:b/>
-          <w:bCs/>
-        </w:rPr>
-        <w:t xml:space="preserve">    </w:t>
-      </w:r>
-      <w:proofErr w:type="gramStart"/>
-      <w:r>
-        <w:rPr>
-          <w:rFonts w:ascii="맑은 고딕" w:eastAsia="맑은 고딕" w:hAnsi="맑은 고딕" w:cs="맑은 고딕"/>
-          <w:b/>
-          <w:bCs/>
-        </w:rPr>
-        <w:t>// 상수버퍼를</w:t>
-      </w:r>
-      <w:proofErr w:type="gramEnd"/>
-      <w:r>
-        <w:rPr>
-          <w:rFonts w:ascii="맑은 고딕" w:eastAsia="맑은 고딕" w:hAnsi="맑은 고딕" w:cs="맑은 고딕"/>
-          <w:b/>
-          <w:bCs/>
-        </w:rPr>
-        <w:t xml:space="preserve"> 만드는 코드..(생략)</w:t>
-      </w:r>
-    </w:p>
-    <w:p>
-      <w:pPr>
-        <w:widowControl/>
-        <w:wordWrap/>
-        <w:autoSpaceDE/>
-        <w:autoSpaceDN/>
-        <w:spacing w:before="100" w:beforeAutospacing="1" w:after="100" w:afterAutospacing="1" w:line="240" w:lineRule="auto"/>
-        <w:jc w:val="left"/>
-        <w:rPr>
-          <w:rFonts w:ascii="맑은 고딕" w:eastAsia="맑은 고딕" w:hAnsi="맑은 고딕" w:cs="맑은 고딕"/>
-          <w:b/>
-          <w:bCs/>
-        </w:rPr>
-      </w:pPr>
-      <w:r>
-        <w:rPr>
-          <w:rFonts w:ascii="맑은 고딕" w:eastAsia="맑은 고딕" w:hAnsi="맑은 고딕" w:cs="맑은 고딕"/>
-          <w:b/>
-          <w:bCs/>
-        </w:rPr>
-        <w:t xml:space="preserve">    _cbGameHpInfo-&gt;</w:t>
-      </w:r>
-      <w:proofErr w:type="gramStart"/>
-      <w:r>
-        <w:rPr>
-          <w:rFonts w:ascii="맑은 고딕" w:eastAsia="맑은 고딕" w:hAnsi="맑은 고딕" w:cs="맑은 고딕"/>
-          <w:b/>
-          <w:bCs/>
-        </w:rPr>
-        <w:t>Map(</w:t>
-      </w:r>
-      <w:proofErr w:type="gramEnd"/>
-      <w:r>
-        <w:rPr>
-          <w:rFonts w:ascii="맑은 고딕" w:eastAsia="맑은 고딕" w:hAnsi="맑은 고딕" w:cs="맑은 고딕"/>
-          <w:b/>
-          <w:bCs/>
-        </w:rPr>
-        <w:t>0, nullptr, reinterpret_cast&lt;void**&gt;(&amp;_mappedCbGameHpInfo)</w:t>
-      </w:r>
-      <w:proofErr w:type="gramStart"/>
-      <w:r>
-        <w:rPr>
-          <w:rFonts w:ascii="맑은 고딕" w:eastAsia="맑은 고딕" w:hAnsi="맑은 고딕" w:cs="맑은 고딕"/>
-          <w:b/>
-          <w:bCs/>
-        </w:rPr>
-        <w:t>);</w:t>
-      </w:r>
-      <w:proofErr w:type="gramEnd"/>
-    </w:p>
-    <w:p>
-      <w:pPr>
-        <w:widowControl/>
-        <w:wordWrap/>
-        <w:autoSpaceDE/>
-        <w:autoSpaceDN/>
-        <w:spacing w:before="100" w:beforeAutospacing="1" w:after="100" w:afterAutospacing="1" w:line="240" w:lineRule="auto"/>
-        <w:jc w:val="left"/>
-        <w:rPr>
-          <w:rFonts w:ascii="맑은 고딕" w:eastAsia="맑은 고딕" w:hAnsi="맑은 고딕" w:cs="맑은 고딕" w:hint="eastAsia"/>
-          <w:b/>
-          <w:bCs/>
-        </w:rPr>
-      </w:pPr>
-      <w:r>
-        <w:rPr>
-          <w:rFonts w:ascii="맑은 고딕" w:eastAsia="맑은 고딕" w:hAnsi="맑은 고딕" w:cs="맑은 고딕"/>
-          <w:b/>
-          <w:bCs/>
-        </w:rPr>
-        <w:t>}</w:t>
-      </w:r>
-    </w:p>
-    <w:p>
-      <w:pPr>
-        <w:widowControl/>
-        <w:wordWrap/>
-        <w:autoSpaceDE/>
-        <w:autoSpaceDN/>
-        <w:spacing w:before="100" w:beforeAutospacing="1" w:after="100" w:afterAutospacing="1" w:line="240" w:lineRule="auto"/>
-        <w:jc w:val="left"/>
-        <w:rPr>
-          <w:rFonts w:ascii="맑은 고딕" w:eastAsia="맑은 고딕" w:hAnsi="맑은 고딕" w:cs="맑은 고딕" w:hint="eastAsia"/>
-          <w:b/>
-          <w:bCs/>
-        </w:rPr>
-      </w:pPr>
-      <w:r>
-        <w:rPr>
-          <w:rFonts w:ascii="맑은 고딕" w:eastAsia="맑은 고딕" w:hAnsi="맑은 고딕" w:cs="맑은 고딕"/>
-          <w:b/>
-          <w:bCs/>
-        </w:rPr>
-        <w:t xml:space="preserve">      이렇게 생성자에서 CbGameHpInfo의 상수버퍼를 만들고 매핑해주는 것으로 구현</w:t>
-      </w:r>
-    </w:p>
-    <w:p>
-      <w:pPr>
-        <w:widowControl/>
-        <w:wordWrap/>
-        <w:autoSpaceDE/>
-        <w:autoSpaceDN/>
-        <w:spacing w:before="100" w:beforeAutospacing="1" w:after="100" w:afterAutospacing="1" w:line="240" w:lineRule="auto"/>
-        <w:jc w:val="left"/>
-        <w:rPr>
-          <w:rFonts w:ascii="맑은 고딕" w:eastAsia="맑은 고딕" w:hAnsi="맑은 고딕" w:cs="맑은 고딕"/>
-          <w:b/>
-          <w:bCs/>
-        </w:rPr>
-      </w:pPr>
-      <w:r>
-        <w:rPr>
-          <w:rFonts w:ascii="맑은 고딕" w:eastAsia="맑은 고딕" w:hAnsi="맑은 고딕" w:cs="맑은 고딕"/>
-          <w:b/>
-          <w:bCs/>
-        </w:rPr>
-        <w:t xml:space="preserve">void </w:t>
-      </w:r>
-      <w:proofErr w:type="gramStart"/>
-      <w:r>
-        <w:rPr>
-          <w:rFonts w:ascii="맑은 고딕" w:eastAsia="맑은 고딕" w:hAnsi="맑은 고딕" w:cs="맑은 고딕"/>
-          <w:b/>
-          <w:bCs/>
-        </w:rPr>
-        <w:t>HPRenderComponent::render(</w:t>
-      </w:r>
-      <w:proofErr w:type="gramEnd"/>
-      <w:r>
-        <w:rPr>
-          <w:rFonts w:ascii="맑은 고딕" w:eastAsia="맑은 고딕" w:hAnsi="맑은 고딕" w:cs="맑은 고딕"/>
-          <w:b/>
-          <w:bCs/>
-        </w:rPr>
-        <w:t>ID3D12GraphicsCommandList* commandList)</w:t>
-      </w:r>
-    </w:p>
-    <w:p>
-      <w:pPr>
-        <w:widowControl/>
-        <w:wordWrap/>
-        <w:autoSpaceDE/>
-        <w:autoSpaceDN/>
-        <w:spacing w:before="100" w:beforeAutospacing="1" w:after="100" w:afterAutospacing="1" w:line="240" w:lineRule="auto"/>
-        <w:jc w:val="left"/>
-        <w:rPr>
-          <w:rFonts w:ascii="맑은 고딕" w:eastAsia="맑은 고딕" w:hAnsi="맑은 고딕" w:cs="맑은 고딕"/>
-          <w:b/>
-          <w:bCs/>
-        </w:rPr>
-      </w:pPr>
-      <w:r>
-        <w:rPr>
-          <w:rFonts w:ascii="맑은 고딕" w:eastAsia="맑은 고딕" w:hAnsi="맑은 고딕" w:cs="맑은 고딕"/>
-          <w:b/>
-          <w:bCs/>
-        </w:rPr>
-        <w:t>{</w:t>
-      </w:r>
-    </w:p>
-    <w:p>
-      <w:pPr>
-        <w:widowControl/>
-        <w:wordWrap/>
-        <w:autoSpaceDE/>
-        <w:autoSpaceDN/>
-        <w:spacing w:before="100" w:beforeAutospacing="1" w:after="100" w:afterAutospacing="1" w:line="240" w:lineRule="auto"/>
-        <w:jc w:val="left"/>
-        <w:rPr>
-          <w:rFonts w:ascii="맑은 고딕" w:eastAsia="맑은 고딕" w:hAnsi="맑은 고딕" w:cs="맑은 고딕"/>
-          <w:b/>
-          <w:bCs/>
-        </w:rPr>
-      </w:pPr>
-      <w:r>
-        <w:rPr>
-          <w:rFonts w:ascii="맑은 고딕" w:eastAsia="맑은 고딕" w:hAnsi="맑은 고딕" w:cs="맑은 고딕"/>
-          <w:b/>
-          <w:bCs/>
-        </w:rPr>
-        <w:t xml:space="preserve">    if </w:t>
-      </w:r>
-      <w:proofErr w:type="gramStart"/>
-      <w:r>
-        <w:rPr>
-          <w:rFonts w:ascii="맑은 고딕" w:eastAsia="맑은 고딕" w:hAnsi="맑은 고딕" w:cs="맑은 고딕"/>
-          <w:b/>
-          <w:bCs/>
-        </w:rPr>
-        <w:t>(!_</w:t>
-      </w:r>
-      <w:proofErr w:type="gramEnd"/>
-      <w:r>
-        <w:rPr>
-          <w:rFonts w:ascii="맑은 고딕" w:eastAsia="맑은 고딕" w:hAnsi="맑은 고딕" w:cs="맑은 고딕"/>
-          <w:b/>
-          <w:bCs/>
-        </w:rPr>
-        <w:t>mesh)</w:t>
-      </w:r>
-    </w:p>
-    <w:p>
-      <w:pPr>
-        <w:widowControl/>
-        <w:wordWrap/>
-        <w:autoSpaceDE/>
-        <w:autoSpaceDN/>
-        <w:spacing w:before="100" w:beforeAutospacing="1" w:after="100" w:afterAutospacing="1" w:line="240" w:lineRule="auto"/>
-        <w:jc w:val="left"/>
-        <w:rPr>
-          <w:rFonts w:ascii="맑은 고딕" w:eastAsia="맑은 고딕" w:hAnsi="맑은 고딕" w:cs="맑은 고딕"/>
-          <w:b/>
-          <w:bCs/>
-        </w:rPr>
-      </w:pPr>
-      <w:r>
-        <w:rPr>
-          <w:rFonts w:ascii="맑은 고딕" w:eastAsia="맑은 고딕" w:hAnsi="맑은 고딕" w:cs="맑은 고딕"/>
-          <w:b/>
-          <w:bCs/>
-        </w:rPr>
-        <w:t xml:space="preserve">    {</w:t>
-      </w:r>
-    </w:p>
-    <w:p>
-      <w:pPr>
-        <w:widowControl/>
-        <w:wordWrap/>
-        <w:autoSpaceDE/>
-        <w:autoSpaceDN/>
-        <w:spacing w:before="100" w:beforeAutospacing="1" w:after="100" w:afterAutospacing="1" w:line="240" w:lineRule="auto"/>
-        <w:jc w:val="left"/>
-        <w:rPr>
-          <w:rFonts w:ascii="맑은 고딕" w:eastAsia="맑은 고딕" w:hAnsi="맑은 고딕" w:cs="맑은 고딕"/>
-          <w:b/>
-          <w:bCs/>
-        </w:rPr>
-      </w:pPr>
-      <w:r>
-        <w:rPr>
-          <w:rFonts w:ascii="맑은 고딕" w:eastAsia="맑은 고딕" w:hAnsi="맑은 고딕" w:cs="맑은 고딕"/>
-          <w:b/>
-          <w:bCs/>
-        </w:rPr>
-        <w:t xml:space="preserve">        CERROR("메쉬가 렌더 컴포넌트에 없음");</w:t>
-      </w:r>
-    </w:p>
-    <w:p>
-      <w:pPr>
-        <w:widowControl/>
-        <w:wordWrap/>
-        <w:autoSpaceDE/>
-        <w:autoSpaceDN/>
-        <w:spacing w:before="100" w:beforeAutospacing="1" w:after="100" w:afterAutospacing="1" w:line="240" w:lineRule="auto"/>
-        <w:jc w:val="left"/>
-        <w:rPr>
-          <w:rFonts w:ascii="맑은 고딕" w:eastAsia="맑은 고딕" w:hAnsi="맑은 고딕" w:cs="맑은 고딕"/>
-          <w:b/>
-          <w:bCs/>
-        </w:rPr>
-      </w:pPr>
-      <w:r>
-        <w:rPr>
-          <w:rFonts w:ascii="맑은 고딕" w:eastAsia="맑은 고딕" w:hAnsi="맑은 고딕" w:cs="맑은 고딕"/>
-          <w:b/>
-          <w:bCs/>
-        </w:rPr>
-        <w:t xml:space="preserve">        </w:t>
-      </w:r>
-      <w:proofErr w:type="gramStart"/>
-      <w:r>
-        <w:rPr>
-          <w:rFonts w:ascii="맑은 고딕" w:eastAsia="맑은 고딕" w:hAnsi="맑은 고딕" w:cs="맑은 고딕"/>
-          <w:b/>
-          <w:bCs/>
-        </w:rPr>
-        <w:t>return;</w:t>
-      </w:r>
-      <w:proofErr w:type="gramEnd"/>
-    </w:p>
-    <w:p>
-      <w:pPr>
-        <w:widowControl/>
-        <w:wordWrap/>
-        <w:autoSpaceDE/>
-        <w:autoSpaceDN/>
-        <w:spacing w:before="100" w:beforeAutospacing="1" w:after="100" w:afterAutospacing="1" w:line="240" w:lineRule="auto"/>
-        <w:jc w:val="left"/>
-        <w:rPr>
-          <w:rFonts w:ascii="맑은 고딕" w:eastAsia="맑은 고딕" w:hAnsi="맑은 고딕" w:cs="맑은 고딕" w:hint="eastAsia"/>
-          <w:b/>
-          <w:bCs/>
-        </w:rPr>
-      </w:pPr>
-      <w:r>
-        <w:rPr>
-          <w:rFonts w:ascii="맑은 고딕" w:eastAsia="맑은 고딕" w:hAnsi="맑은 고딕" w:cs="맑은 고딕"/>
-          <w:b/>
-          <w:bCs/>
-        </w:rPr>
-        <w:t xml:space="preserve">    }</w:t>
-      </w:r>
-    </w:p>
-    <w:p>
-      <w:pPr>
-        <w:widowControl/>
-        <w:wordWrap/>
-        <w:autoSpaceDE/>
-        <w:autoSpaceDN/>
-        <w:spacing w:before="100" w:beforeAutospacing="1" w:after="100" w:afterAutospacing="1" w:line="240" w:lineRule="auto"/>
-        <w:jc w:val="left"/>
-        <w:rPr>
-          <w:rFonts w:ascii="맑은 고딕" w:eastAsia="맑은 고딕" w:hAnsi="맑은 고딕" w:cs="맑은 고딕"/>
-          <w:b/>
-          <w:bCs/>
-        </w:rPr>
-      </w:pPr>
-      <w:r>
-        <w:rPr>
-          <w:rFonts w:ascii="맑은 고딕" w:eastAsia="맑은 고딕" w:hAnsi="맑은 고딕" w:cs="맑은 고딕"/>
-          <w:b/>
-          <w:bCs/>
-        </w:rPr>
-        <w:t xml:space="preserve">    </w:t>
-      </w:r>
-      <w:proofErr w:type="gramStart"/>
-      <w:r>
-        <w:rPr>
-          <w:rFonts w:ascii="맑은 고딕" w:eastAsia="맑은 고딕" w:hAnsi="맑은 고딕" w:cs="맑은 고딕"/>
-          <w:b/>
-          <w:bCs/>
-        </w:rPr>
-        <w:t>// 1</w:t>
-      </w:r>
-      <w:proofErr w:type="gramEnd"/>
-      <w:r>
-        <w:rPr>
-          <w:rFonts w:ascii="맑은 고딕" w:eastAsia="맑은 고딕" w:hAnsi="맑은 고딕" w:cs="맑은 고딕"/>
-          <w:b/>
-          <w:bCs/>
-        </w:rPr>
-        <w:t>. 이 GameObject의 월드 행렬을 가져옵니다.</w:t>
-      </w:r>
-    </w:p>
-    <w:p>
-      <w:pPr>
-        <w:widowControl/>
-        <w:wordWrap/>
-        <w:autoSpaceDE/>
-        <w:autoSpaceDN/>
-        <w:spacing w:before="100" w:beforeAutospacing="1" w:after="100" w:afterAutospacing="1" w:line="240" w:lineRule="auto"/>
-        <w:jc w:val="left"/>
-        <w:rPr>
-          <w:rFonts w:ascii="맑은 고딕" w:eastAsia="맑은 고딕" w:hAnsi="맑은 고딕" w:cs="맑은 고딕" w:hint="eastAsia"/>
-          <w:b/>
-          <w:bCs/>
-        </w:rPr>
-      </w:pPr>
-      <w:r>
-        <w:rPr>
-          <w:rFonts w:ascii="맑은 고딕" w:eastAsia="맑은 고딕" w:hAnsi="맑은 고딕" w:cs="맑은 고딕"/>
-          <w:b/>
-          <w:bCs/>
-        </w:rPr>
-        <w:t xml:space="preserve">    ScriptComponent* script = game_object()-&gt;get_component&lt;ScriptComponent&gt;(</w:t>
-      </w:r>
-      <w:proofErr w:type="gramStart"/>
-      <w:r>
-        <w:rPr>
-          <w:rFonts w:ascii="맑은 고딕" w:eastAsia="맑은 고딕" w:hAnsi="맑은 고딕" w:cs="맑은 고딕"/>
-          <w:b/>
-          <w:bCs/>
-        </w:rPr>
-        <w:t>).get</w:t>
-      </w:r>
-      <w:proofErr w:type="gramEnd"/>
-      <w:r>
-        <w:rPr>
-          <w:rFonts w:ascii="맑은 고딕" w:eastAsia="맑은 고딕" w:hAnsi="맑은 고딕" w:cs="맑은 고딕"/>
-          <w:b/>
-          <w:bCs/>
-        </w:rPr>
-        <w:t>(</w:t>
-      </w:r>
-      <w:proofErr w:type="gramStart"/>
-      <w:r>
-        <w:rPr>
-          <w:rFonts w:ascii="맑은 고딕" w:eastAsia="맑은 고딕" w:hAnsi="맑은 고딕" w:cs="맑은 고딕"/>
-          <w:b/>
-          <w:bCs/>
-        </w:rPr>
-        <w:t>);</w:t>
-      </w:r>
-      <w:proofErr w:type="gramEnd"/>
-    </w:p>
-    <w:p>
-      <w:pPr>
-        <w:widowControl/>
-        <w:wordWrap/>
-        <w:autoSpaceDE/>
-        <w:autoSpaceDN/>
-        <w:spacing w:before="100" w:beforeAutospacing="1" w:after="100" w:afterAutospacing="1" w:line="240" w:lineRule="auto"/>
-        <w:jc w:val="left"/>
-        <w:rPr>
-          <w:rFonts w:ascii="맑은 고딕" w:eastAsia="맑은 고딕" w:hAnsi="맑은 고딕" w:cs="맑은 고딕" w:hint="eastAsia"/>
-          <w:b/>
-          <w:bCs/>
-        </w:rPr>
-      </w:pPr>
-      <w:r>
-        <w:rPr>
-          <w:rFonts w:ascii="맑은 고딕" w:eastAsia="맑은 고딕" w:hAnsi="맑은 고딕" w:cs="맑은 고딕"/>
-          <w:b/>
-          <w:bCs/>
-        </w:rPr>
-        <w:tab/>
-        <w:t>const int&amp; npc_hp = static_cast&lt;NPCScript*&gt;(script)-&gt;get_</w:t>
-      </w:r>
-      <w:proofErr w:type="gramStart"/>
-      <w:r>
-        <w:rPr>
-          <w:rFonts w:ascii="맑은 고딕" w:eastAsia="맑은 고딕" w:hAnsi="맑은 고딕" w:cs="맑은 고딕"/>
-          <w:b/>
-          <w:bCs/>
-        </w:rPr>
-        <w:t>hp();</w:t>
-      </w:r>
-      <w:proofErr w:type="gramEnd"/>
-    </w:p>
-    <w:p>
-      <w:pPr>
-        <w:widowControl/>
-        <w:wordWrap/>
-        <w:autoSpaceDE/>
-        <w:autoSpaceDN/>
-        <w:spacing w:before="100" w:beforeAutospacing="1" w:after="100" w:afterAutospacing="1" w:line="240" w:lineRule="auto"/>
-        <w:ind w:firstLine="800"/>
-        <w:jc w:val="left"/>
-        <w:rPr>
-          <w:rFonts w:ascii="맑은 고딕" w:eastAsia="맑은 고딕" w:hAnsi="맑은 고딕" w:cs="맑은 고딕" w:hint="eastAsia"/>
-          <w:b/>
-          <w:bCs/>
-        </w:rPr>
-      </w:pPr>
-      <w:r>
-        <w:rPr>
-          <w:rFonts w:ascii="맑은 고딕" w:eastAsia="맑은 고딕" w:hAnsi="맑은 고딕" w:cs="맑은 고딕"/>
-          <w:b/>
-          <w:bCs/>
-        </w:rPr>
-        <w:t>_mappedCbGameHpInfo-&gt;_hp = npc_hp</w:t>
-      </w:r>
-    </w:p>
-    <w:p>
-      <w:pPr>
-        <w:widowControl/>
-        <w:wordWrap/>
-        <w:autoSpaceDE/>
-        <w:autoSpaceDN/>
-        <w:spacing w:before="100" w:beforeAutospacing="1" w:after="100" w:afterAutospacing="1" w:line="240" w:lineRule="auto"/>
-        <w:jc w:val="left"/>
-        <w:rPr>
-          <w:rFonts w:ascii="맑은 고딕" w:eastAsia="맑은 고딕" w:hAnsi="맑은 고딕" w:cs="맑은 고딕"/>
-          <w:b/>
-          <w:bCs/>
-        </w:rPr>
-      </w:pPr>
-      <w:r>
-        <w:rPr>
-          <w:rFonts w:ascii="맑은 고딕" w:eastAsia="맑은 고딕" w:hAnsi="맑은 고딕" w:cs="맑은 고딕"/>
-          <w:b/>
-          <w:bCs/>
-        </w:rPr>
-        <w:t xml:space="preserve">    </w:t>
-      </w:r>
-      <w:proofErr w:type="gramStart"/>
-      <w:r>
-        <w:rPr>
-          <w:rFonts w:ascii="맑은 고딕" w:eastAsia="맑은 고딕" w:hAnsi="맑은 고딕" w:cs="맑은 고딕"/>
-          <w:b/>
-          <w:bCs/>
-        </w:rPr>
-        <w:t>// 3</w:t>
-      </w:r>
-      <w:proofErr w:type="gramEnd"/>
-      <w:r>
-        <w:rPr>
-          <w:rFonts w:ascii="맑은 고딕" w:eastAsia="맑은 고딕" w:hAnsi="맑은 고딕" w:cs="맑은 고딕"/>
-          <w:b/>
-          <w:bCs/>
-        </w:rPr>
-        <w:t>. [추가] 업데이트된 상수 버퍼를 루트 시그니처의 0번 슬롯에 직접 바인딩합니다.</w:t>
-      </w:r>
-    </w:p>
-    <w:p>
-      <w:pPr>
-        <w:widowControl/>
-        <w:wordWrap/>
-        <w:autoSpaceDE/>
-        <w:autoSpaceDN/>
-        <w:spacing w:before="100" w:beforeAutospacing="1" w:after="100" w:afterAutospacing="1" w:line="240" w:lineRule="auto"/>
-        <w:jc w:val="left"/>
-        <w:rPr>
-          <w:rFonts w:ascii="맑은 고딕" w:eastAsia="맑은 고딕" w:hAnsi="맑은 고딕" w:cs="맑은 고딕"/>
-          <w:b/>
-          <w:bCs/>
-        </w:rPr>
-      </w:pPr>
-      <w:r>
-        <w:rPr>
-          <w:rFonts w:ascii="맑은 고딕" w:eastAsia="맑은 고딕" w:hAnsi="맑은 고딕" w:cs="맑은 고딕"/>
-          <w:b/>
-          <w:bCs/>
-        </w:rPr>
-        <w:t xml:space="preserve">    </w:t>
-      </w:r>
-      <w:proofErr w:type="gramStart"/>
-      <w:r>
-        <w:rPr>
-          <w:rFonts w:ascii="맑은 고딕" w:eastAsia="맑은 고딕" w:hAnsi="맑은 고딕" w:cs="맑은 고딕"/>
-          <w:b/>
-          <w:bCs/>
-        </w:rPr>
-        <w:t>// (</w:t>
-      </w:r>
-      <w:proofErr w:type="gramEnd"/>
-      <w:r>
-        <w:rPr>
-          <w:rFonts w:ascii="맑은 고딕" w:eastAsia="맑은 고딕" w:hAnsi="맑은 고딕" w:cs="맑은 고딕"/>
-          <w:b/>
-          <w:bCs/>
-        </w:rPr>
-        <w:t>루트 시그니처 0번 슬롯은 월드 행렬용 CBV로 미리 약속되어 있습니다)</w:t>
-      </w:r>
-    </w:p>
-    <w:p>
-      <w:pPr>
-        <w:widowControl/>
-        <w:wordWrap/>
-        <w:autoSpaceDE/>
-        <w:autoSpaceDN/>
-        <w:spacing w:before="100" w:beforeAutospacing="1" w:after="100" w:afterAutospacing="1" w:line="240" w:lineRule="auto"/>
-        <w:jc w:val="left"/>
-        <w:rPr>
-          <w:rFonts w:ascii="맑은 고딕" w:eastAsia="맑은 고딕" w:hAnsi="맑은 고딕" w:cs="맑은 고딕"/>
-          <w:b/>
-          <w:bCs/>
-        </w:rPr>
-      </w:pPr>
-      <w:r>
-        <w:rPr>
-          <w:rFonts w:ascii="맑은 고딕" w:eastAsia="맑은 고딕" w:hAnsi="맑은 고딕" w:cs="맑은 고딕"/>
-          <w:b/>
-          <w:bCs/>
-        </w:rPr>
-        <w:t xml:space="preserve">    commandList-&gt;</w:t>
-      </w:r>
-      <w:proofErr w:type="gramStart"/>
-      <w:r>
-        <w:rPr>
-          <w:rFonts w:ascii="맑은 고딕" w:eastAsia="맑은 고딕" w:hAnsi="맑은 고딕" w:cs="맑은 고딕"/>
-          <w:b/>
-          <w:bCs/>
-        </w:rPr>
-        <w:t>SetGraphicsRootConstantBufferView(</w:t>
-      </w:r>
-      <w:proofErr w:type="gramEnd"/>
-      <w:r>
-        <w:rPr>
-          <w:rFonts w:ascii="맑은 고딕" w:eastAsia="맑은 고딕" w:hAnsi="맑은 고딕" w:cs="맑은 고딕"/>
-          <w:b/>
-          <w:bCs/>
-        </w:rPr>
-        <w:t>8, _cbGameHpInfo-&gt;</w:t>
-      </w:r>
-      <w:proofErr w:type="gramStart"/>
-      <w:r>
-        <w:rPr>
-          <w:rFonts w:ascii="맑은 고딕" w:eastAsia="맑은 고딕" w:hAnsi="맑은 고딕" w:cs="맑은 고딕"/>
-          <w:b/>
-          <w:bCs/>
-        </w:rPr>
-        <w:t>GetGPUVirtualAddress(</w:t>
-      </w:r>
-      <w:proofErr w:type="gramEnd"/>
-      <w:r>
-        <w:rPr>
-          <w:rFonts w:ascii="맑은 고딕" w:eastAsia="맑은 고딕" w:hAnsi="맑은 고딕" w:cs="맑은 고딕"/>
-          <w:b/>
-          <w:bCs/>
-        </w:rPr>
-        <w:t>)</w:t>
-      </w:r>
-      <w:proofErr w:type="gramStart"/>
-      <w:r>
-        <w:rPr>
-          <w:rFonts w:ascii="맑은 고딕" w:eastAsia="맑은 고딕" w:hAnsi="맑은 고딕" w:cs="맑은 고딕"/>
-          <w:b/>
-          <w:bCs/>
-        </w:rPr>
-        <w:t>);</w:t>
-      </w:r>
-      <w:proofErr w:type="gramEnd"/>
-    </w:p>
-    <w:p>
-      <w:pPr>
-        <w:widowControl/>
-        <w:wordWrap/>
-        <w:autoSpaceDE/>
-        <w:autoSpaceDN/>
-        <w:spacing w:before="100" w:beforeAutospacing="1" w:after="100" w:afterAutospacing="1" w:line="240" w:lineRule="auto"/>
-        <w:jc w:val="left"/>
-        <w:rPr>
-          <w:rFonts w:ascii="맑은 고딕" w:eastAsia="맑은 고딕" w:hAnsi="맑은 고딕" w:cs="맑은 고딕"/>
-          <w:b/>
-          <w:bCs/>
-        </w:rPr>
-      </w:pPr>
     </w:p>
     <w:p>
       <w:pPr>
@@ -1713,6 +1052,1438 @@
         <w:lastRenderedPageBreak/>
         <w:t xml:space="preserve">    </w:t>
       </w:r>
+      <w:proofErr w:type="spellStart"/>
+      <w:r>
+        <w:rPr>
+          <w:rFonts w:ascii="맑은 고딕" w:eastAsia="맑은 고딕" w:hAnsi="맑은 고딕" w:cs="맑은 고딕"/>
+          <w:b/>
+          <w:bCs/>
+        </w:rPr>
+        <w:t>ComPtr</w:t>
+      </w:r>
+      <w:proofErr w:type="spellEnd"/>
+      <w:r>
+        <w:rPr>
+          <w:rFonts w:ascii="맑은 고딕" w:eastAsia="맑은 고딕" w:hAnsi="맑은 고딕" w:cs="맑은 고딕"/>
+          <w:b/>
+          <w:bCs/>
+        </w:rPr>
+        <w:t>&lt;ID3D12Resource&gt; _</w:t>
+      </w:r>
+      <w:proofErr w:type="spellStart"/>
+      <w:proofErr w:type="gramStart"/>
+      <w:r>
+        <w:rPr>
+          <w:rFonts w:ascii="맑은 고딕" w:eastAsia="맑은 고딕" w:hAnsi="맑은 고딕" w:cs="맑은 고딕"/>
+          <w:b/>
+          <w:bCs/>
+        </w:rPr>
+        <w:t>cbGameHpInfo</w:t>
+      </w:r>
+      <w:proofErr w:type="spellEnd"/>
+      <w:r>
+        <w:rPr>
+          <w:rFonts w:ascii="맑은 고딕" w:eastAsia="맑은 고딕" w:hAnsi="맑은 고딕" w:cs="맑은 고딕"/>
+          <w:b/>
+          <w:bCs/>
+        </w:rPr>
+        <w:t>;</w:t>
+      </w:r>
+      <w:proofErr w:type="gramEnd"/>
+    </w:p>
+    <w:p>
+      <w:pPr>
+        <w:widowControl/>
+        <w:wordWrap/>
+        <w:autoSpaceDE/>
+        <w:autoSpaceDN/>
+        <w:spacing w:before="100" w:beforeAutospacing="1" w:after="100" w:afterAutospacing="1" w:line="240" w:lineRule="auto"/>
+        <w:jc w:val="left"/>
+        <w:rPr>
+          <w:rFonts w:ascii="맑은 고딕" w:eastAsia="맑은 고딕" w:hAnsi="맑은 고딕" w:cs="맑은 고딕"/>
+          <w:b/>
+          <w:bCs/>
+        </w:rPr>
+      </w:pPr>
+      <w:r>
+        <w:rPr>
+          <w:rFonts w:ascii="맑은 고딕" w:eastAsia="맑은 고딕" w:hAnsi="맑은 고딕" w:cs="맑은 고딕"/>
+          <w:b/>
+          <w:bCs/>
+        </w:rPr>
+        <w:t xml:space="preserve">    </w:t>
+      </w:r>
+      <w:proofErr w:type="spellStart"/>
+      <w:r>
+        <w:rPr>
+          <w:rFonts w:ascii="맑은 고딕" w:eastAsia="맑은 고딕" w:hAnsi="맑은 고딕" w:cs="맑은 고딕"/>
+          <w:b/>
+          <w:bCs/>
+        </w:rPr>
+        <w:t>CbGameHpInfo</w:t>
+      </w:r>
+      <w:proofErr w:type="spellEnd"/>
+      <w:r>
+        <w:rPr>
+          <w:rFonts w:ascii="맑은 고딕" w:eastAsia="맑은 고딕" w:hAnsi="맑은 고딕" w:cs="맑은 고딕"/>
+          <w:b/>
+          <w:bCs/>
+        </w:rPr>
+        <w:t>* _</w:t>
+      </w:r>
+      <w:proofErr w:type="spellStart"/>
+      <w:r>
+        <w:rPr>
+          <w:rFonts w:ascii="맑은 고딕" w:eastAsia="맑은 고딕" w:hAnsi="맑은 고딕" w:cs="맑은 고딕"/>
+          <w:b/>
+          <w:bCs/>
+        </w:rPr>
+        <w:t>mappedCbGameHpInfo</w:t>
+      </w:r>
+      <w:proofErr w:type="spellEnd"/>
+      <w:r>
+        <w:rPr>
+          <w:rFonts w:ascii="맑은 고딕" w:eastAsia="맑은 고딕" w:hAnsi="맑은 고딕" w:cs="맑은 고딕"/>
+          <w:b/>
+          <w:bCs/>
+        </w:rPr>
+        <w:t xml:space="preserve"> = </w:t>
+      </w:r>
+      <w:proofErr w:type="spellStart"/>
+      <w:proofErr w:type="gramStart"/>
+      <w:r>
+        <w:rPr>
+          <w:rFonts w:ascii="맑은 고딕" w:eastAsia="맑은 고딕" w:hAnsi="맑은 고딕" w:cs="맑은 고딕"/>
+          <w:b/>
+          <w:bCs/>
+        </w:rPr>
+        <w:t>nullptr</w:t>
+      </w:r>
+      <w:proofErr w:type="spellEnd"/>
+      <w:r>
+        <w:rPr>
+          <w:rFonts w:ascii="맑은 고딕" w:eastAsia="맑은 고딕" w:hAnsi="맑은 고딕" w:cs="맑은 고딕"/>
+          <w:b/>
+          <w:bCs/>
+        </w:rPr>
+        <w:t>;</w:t>
+      </w:r>
+      <w:proofErr w:type="gramEnd"/>
+    </w:p>
+    <w:p>
+      <w:pPr>
+        <w:widowControl/>
+        <w:wordWrap/>
+        <w:autoSpaceDE/>
+        <w:autoSpaceDN/>
+        <w:spacing w:before="100" w:beforeAutospacing="1" w:after="100" w:afterAutospacing="1" w:line="240" w:lineRule="auto"/>
+        <w:jc w:val="left"/>
+        <w:rPr>
+          <w:rFonts w:ascii="맑은 고딕" w:eastAsia="맑은 고딕" w:hAnsi="맑은 고딕" w:cs="맑은 고딕"/>
+          <w:b/>
+          <w:bCs/>
+        </w:rPr>
+      </w:pPr>
+      <w:r>
+        <w:rPr>
+          <w:rFonts w:ascii="맑은 고딕" w:eastAsia="맑은 고딕" w:hAnsi="맑은 고딕" w:cs="맑은 고딕"/>
+          <w:b/>
+          <w:bCs/>
+        </w:rPr>
+        <w:t>};</w:t>
+      </w:r>
+    </w:p>
+    <w:p>
+      <w:pPr>
+        <w:widowControl/>
+        <w:wordWrap/>
+        <w:autoSpaceDE/>
+        <w:autoSpaceDN/>
+        <w:spacing w:before="100" w:beforeAutospacing="1" w:after="100" w:afterAutospacing="1" w:line="240" w:lineRule="auto"/>
+        <w:jc w:val="left"/>
+        <w:rPr>
+          <w:rFonts w:ascii="맑은 고딕" w:eastAsia="맑은 고딕" w:hAnsi="맑은 고딕" w:cs="맑은 고딕"/>
+          <w:b/>
+          <w:bCs/>
+        </w:rPr>
+      </w:pPr>
+      <w:r>
+        <w:rPr>
+          <w:rFonts w:ascii="맑은 고딕" w:eastAsia="맑은 고딕" w:hAnsi="맑은 고딕" w:cs="맑은 고딕"/>
+          <w:b/>
+          <w:bCs/>
+        </w:rPr>
+        <w:t xml:space="preserve">     상속받는 구조로 제작하여 </w:t>
+      </w:r>
+      <w:proofErr w:type="spellStart"/>
+      <w:r>
+        <w:rPr>
+          <w:rFonts w:ascii="맑은 고딕" w:eastAsia="맑은 고딕" w:hAnsi="맑은 고딕" w:cs="맑은 고딕"/>
+          <w:b/>
+          <w:bCs/>
+        </w:rPr>
+        <w:t>쉐이더에서</w:t>
+      </w:r>
+      <w:proofErr w:type="spellEnd"/>
+      <w:r>
+        <w:rPr>
+          <w:rFonts w:ascii="맑은 고딕" w:eastAsia="맑은 고딕" w:hAnsi="맑은 고딕" w:cs="맑은 고딕"/>
+          <w:b/>
+          <w:bCs/>
+        </w:rPr>
+        <w:t xml:space="preserve"> 새로운 값을 넘겨야 할 때 만들어주는 구조로 할 예정</w:t>
+      </w:r>
+    </w:p>
+    <w:p>
+      <w:pPr>
+        <w:widowControl/>
+        <w:wordWrap/>
+        <w:autoSpaceDE/>
+        <w:autoSpaceDN/>
+        <w:spacing w:before="100" w:beforeAutospacing="1" w:after="100" w:afterAutospacing="1" w:line="240" w:lineRule="auto"/>
+        <w:jc w:val="left"/>
+        <w:rPr>
+          <w:rFonts w:ascii="맑은 고딕" w:eastAsia="맑은 고딕" w:hAnsi="맑은 고딕" w:cs="맑은 고딕"/>
+          <w:b/>
+          <w:bCs/>
+        </w:rPr>
+      </w:pPr>
+      <w:proofErr w:type="spellStart"/>
+      <w:proofErr w:type="gramStart"/>
+      <w:r>
+        <w:rPr>
+          <w:rFonts w:ascii="맑은 고딕" w:eastAsia="맑은 고딕" w:hAnsi="맑은 고딕" w:cs="맑은 고딕"/>
+          <w:b/>
+          <w:bCs/>
+        </w:rPr>
+        <w:t>HPRenderComponent</w:t>
+      </w:r>
+      <w:proofErr w:type="spellEnd"/>
+      <w:r>
+        <w:rPr>
+          <w:rFonts w:ascii="맑은 고딕" w:eastAsia="맑은 고딕" w:hAnsi="맑은 고딕" w:cs="맑은 고딕"/>
+          <w:b/>
+          <w:bCs/>
+        </w:rPr>
+        <w:t>::</w:t>
+      </w:r>
+      <w:proofErr w:type="spellStart"/>
+      <w:r>
+        <w:rPr>
+          <w:rFonts w:ascii="맑은 고딕" w:eastAsia="맑은 고딕" w:hAnsi="맑은 고딕" w:cs="맑은 고딕"/>
+          <w:b/>
+          <w:bCs/>
+        </w:rPr>
+        <w:t>HPRenderComponent</w:t>
+      </w:r>
+      <w:proofErr w:type="spellEnd"/>
+      <w:r>
+        <w:rPr>
+          <w:rFonts w:ascii="맑은 고딕" w:eastAsia="맑은 고딕" w:hAnsi="맑은 고딕" w:cs="맑은 고딕"/>
+          <w:b/>
+          <w:bCs/>
+        </w:rPr>
+        <w:t>(</w:t>
+      </w:r>
+      <w:proofErr w:type="gramEnd"/>
+      <w:r>
+        <w:rPr>
+          <w:rFonts w:ascii="맑은 고딕" w:eastAsia="맑은 고딕" w:hAnsi="맑은 고딕" w:cs="맑은 고딕"/>
+          <w:b/>
+          <w:bCs/>
+        </w:rPr>
+        <w:t>)</w:t>
+      </w:r>
+    </w:p>
+    <w:p>
+      <w:pPr>
+        <w:widowControl/>
+        <w:wordWrap/>
+        <w:autoSpaceDE/>
+        <w:autoSpaceDN/>
+        <w:spacing w:before="100" w:beforeAutospacing="1" w:after="100" w:afterAutospacing="1" w:line="240" w:lineRule="auto"/>
+        <w:jc w:val="left"/>
+        <w:rPr>
+          <w:rFonts w:ascii="맑은 고딕" w:eastAsia="맑은 고딕" w:hAnsi="맑은 고딕" w:cs="맑은 고딕"/>
+          <w:b/>
+          <w:bCs/>
+        </w:rPr>
+      </w:pPr>
+      <w:r>
+        <w:rPr>
+          <w:rFonts w:ascii="맑은 고딕" w:eastAsia="맑은 고딕" w:hAnsi="맑은 고딕" w:cs="맑은 고딕"/>
+          <w:b/>
+          <w:bCs/>
+        </w:rPr>
+        <w:t>{</w:t>
+      </w:r>
+    </w:p>
+    <w:p>
+      <w:pPr>
+        <w:widowControl/>
+        <w:wordWrap/>
+        <w:autoSpaceDE/>
+        <w:autoSpaceDN/>
+        <w:spacing w:before="100" w:beforeAutospacing="1" w:after="100" w:afterAutospacing="1" w:line="240" w:lineRule="auto"/>
+        <w:jc w:val="left"/>
+        <w:rPr>
+          <w:rFonts w:ascii="맑은 고딕" w:eastAsia="맑은 고딕" w:hAnsi="맑은 고딕" w:cs="맑은 고딕"/>
+          <w:b/>
+          <w:bCs/>
+        </w:rPr>
+      </w:pPr>
+      <w:r>
+        <w:rPr>
+          <w:rFonts w:ascii="맑은 고딕" w:eastAsia="맑은 고딕" w:hAnsi="맑은 고딕" w:cs="맑은 고딕"/>
+          <w:b/>
+          <w:bCs/>
+        </w:rPr>
+        <w:t xml:space="preserve">    </w:t>
+      </w:r>
+      <w:proofErr w:type="gramStart"/>
+      <w:r>
+        <w:rPr>
+          <w:rFonts w:ascii="맑은 고딕" w:eastAsia="맑은 고딕" w:hAnsi="맑은 고딕" w:cs="맑은 고딕"/>
+          <w:b/>
+          <w:bCs/>
+        </w:rPr>
+        <w:t xml:space="preserve">// </w:t>
+      </w:r>
+      <w:proofErr w:type="spellStart"/>
+      <w:r>
+        <w:rPr>
+          <w:rFonts w:ascii="맑은 고딕" w:eastAsia="맑은 고딕" w:hAnsi="맑은 고딕" w:cs="맑은 고딕"/>
+          <w:b/>
+          <w:bCs/>
+        </w:rPr>
+        <w:t>상수버퍼를</w:t>
+      </w:r>
+      <w:proofErr w:type="spellEnd"/>
+      <w:proofErr w:type="gramEnd"/>
+      <w:r>
+        <w:rPr>
+          <w:rFonts w:ascii="맑은 고딕" w:eastAsia="맑은 고딕" w:hAnsi="맑은 고딕" w:cs="맑은 고딕"/>
+          <w:b/>
+          <w:bCs/>
+        </w:rPr>
+        <w:t xml:space="preserve"> 만드는 </w:t>
+      </w:r>
+      <w:proofErr w:type="gramStart"/>
+      <w:r>
+        <w:rPr>
+          <w:rFonts w:ascii="맑은 고딕" w:eastAsia="맑은 고딕" w:hAnsi="맑은 고딕" w:cs="맑은 고딕"/>
+          <w:b/>
+          <w:bCs/>
+        </w:rPr>
+        <w:t>코드..</w:t>
+      </w:r>
+      <w:proofErr w:type="gramEnd"/>
+      <w:r>
+        <w:rPr>
+          <w:rFonts w:ascii="맑은 고딕" w:eastAsia="맑은 고딕" w:hAnsi="맑은 고딕" w:cs="맑은 고딕"/>
+          <w:b/>
+          <w:bCs/>
+        </w:rPr>
+        <w:t>(생략)</w:t>
+      </w:r>
+    </w:p>
+    <w:p>
+      <w:pPr>
+        <w:widowControl/>
+        <w:wordWrap/>
+        <w:autoSpaceDE/>
+        <w:autoSpaceDN/>
+        <w:spacing w:before="100" w:beforeAutospacing="1" w:after="100" w:afterAutospacing="1" w:line="240" w:lineRule="auto"/>
+        <w:jc w:val="left"/>
+        <w:rPr>
+          <w:rFonts w:ascii="맑은 고딕" w:eastAsia="맑은 고딕" w:hAnsi="맑은 고딕" w:cs="맑은 고딕"/>
+          <w:b/>
+          <w:bCs/>
+        </w:rPr>
+      </w:pPr>
+      <w:r>
+        <w:rPr>
+          <w:rFonts w:ascii="맑은 고딕" w:eastAsia="맑은 고딕" w:hAnsi="맑은 고딕" w:cs="맑은 고딕"/>
+          <w:b/>
+          <w:bCs/>
+        </w:rPr>
+        <w:t xml:space="preserve">    _</w:t>
+      </w:r>
+      <w:proofErr w:type="spellStart"/>
+      <w:r>
+        <w:rPr>
+          <w:rFonts w:ascii="맑은 고딕" w:eastAsia="맑은 고딕" w:hAnsi="맑은 고딕" w:cs="맑은 고딕"/>
+          <w:b/>
+          <w:bCs/>
+        </w:rPr>
+        <w:t>cbGameHpInfo</w:t>
+      </w:r>
+      <w:proofErr w:type="spellEnd"/>
+      <w:r>
+        <w:rPr>
+          <w:rFonts w:ascii="맑은 고딕" w:eastAsia="맑은 고딕" w:hAnsi="맑은 고딕" w:cs="맑은 고딕"/>
+          <w:b/>
+          <w:bCs/>
+        </w:rPr>
+        <w:t>-&gt;</w:t>
+      </w:r>
+      <w:proofErr w:type="gramStart"/>
+      <w:r>
+        <w:rPr>
+          <w:rFonts w:ascii="맑은 고딕" w:eastAsia="맑은 고딕" w:hAnsi="맑은 고딕" w:cs="맑은 고딕"/>
+          <w:b/>
+          <w:bCs/>
+        </w:rPr>
+        <w:t>Map(</w:t>
+      </w:r>
+      <w:proofErr w:type="gramEnd"/>
+      <w:r>
+        <w:rPr>
+          <w:rFonts w:ascii="맑은 고딕" w:eastAsia="맑은 고딕" w:hAnsi="맑은 고딕" w:cs="맑은 고딕"/>
+          <w:b/>
+          <w:bCs/>
+        </w:rPr>
+        <w:t xml:space="preserve">0, </w:t>
+      </w:r>
+      <w:proofErr w:type="spellStart"/>
+      <w:r>
+        <w:rPr>
+          <w:rFonts w:ascii="맑은 고딕" w:eastAsia="맑은 고딕" w:hAnsi="맑은 고딕" w:cs="맑은 고딕"/>
+          <w:b/>
+          <w:bCs/>
+        </w:rPr>
+        <w:t>nullptr</w:t>
+      </w:r>
+      <w:proofErr w:type="spellEnd"/>
+      <w:r>
+        <w:rPr>
+          <w:rFonts w:ascii="맑은 고딕" w:eastAsia="맑은 고딕" w:hAnsi="맑은 고딕" w:cs="맑은 고딕"/>
+          <w:b/>
+          <w:bCs/>
+        </w:rPr>
+        <w:t xml:space="preserve">, </w:t>
+      </w:r>
+      <w:proofErr w:type="spellStart"/>
+      <w:r>
+        <w:rPr>
+          <w:rFonts w:ascii="맑은 고딕" w:eastAsia="맑은 고딕" w:hAnsi="맑은 고딕" w:cs="맑은 고딕"/>
+          <w:b/>
+          <w:bCs/>
+        </w:rPr>
+        <w:t>reinterpret_cast</w:t>
+      </w:r>
+      <w:proofErr w:type="spellEnd"/>
+      <w:r>
+        <w:rPr>
+          <w:rFonts w:ascii="맑은 고딕" w:eastAsia="맑은 고딕" w:hAnsi="맑은 고딕" w:cs="맑은 고딕"/>
+          <w:b/>
+          <w:bCs/>
+        </w:rPr>
+        <w:t>&lt;void**&gt;(&amp;_</w:t>
+      </w:r>
+      <w:proofErr w:type="spellStart"/>
+      <w:r>
+        <w:rPr>
+          <w:rFonts w:ascii="맑은 고딕" w:eastAsia="맑은 고딕" w:hAnsi="맑은 고딕" w:cs="맑은 고딕"/>
+          <w:b/>
+          <w:bCs/>
+        </w:rPr>
+        <w:t>mappedCbGameHpInfo</w:t>
+      </w:r>
+      <w:proofErr w:type="spellEnd"/>
+      <w:r>
+        <w:rPr>
+          <w:rFonts w:ascii="맑은 고딕" w:eastAsia="맑은 고딕" w:hAnsi="맑은 고딕" w:cs="맑은 고딕"/>
+          <w:b/>
+          <w:bCs/>
+        </w:rPr>
+        <w:t>)</w:t>
+      </w:r>
+      <w:proofErr w:type="gramStart"/>
+      <w:r>
+        <w:rPr>
+          <w:rFonts w:ascii="맑은 고딕" w:eastAsia="맑은 고딕" w:hAnsi="맑은 고딕" w:cs="맑은 고딕"/>
+          <w:b/>
+          <w:bCs/>
+        </w:rPr>
+        <w:t>);</w:t>
+      </w:r>
+      <w:proofErr w:type="gramEnd"/>
+    </w:p>
+    <w:p>
+      <w:pPr>
+        <w:widowControl/>
+        <w:wordWrap/>
+        <w:autoSpaceDE/>
+        <w:autoSpaceDN/>
+        <w:spacing w:before="100" w:beforeAutospacing="1" w:after="100" w:afterAutospacing="1" w:line="240" w:lineRule="auto"/>
+        <w:jc w:val="left"/>
+        <w:rPr>
+          <w:rFonts w:ascii="맑은 고딕" w:eastAsia="맑은 고딕" w:hAnsi="맑은 고딕" w:cs="맑은 고딕"/>
+          <w:b/>
+          <w:bCs/>
+        </w:rPr>
+      </w:pPr>
+      <w:r>
+        <w:rPr>
+          <w:rFonts w:ascii="맑은 고딕" w:eastAsia="맑은 고딕" w:hAnsi="맑은 고딕" w:cs="맑은 고딕"/>
+          <w:b/>
+          <w:bCs/>
+        </w:rPr>
+        <w:t>}</w:t>
+      </w:r>
+    </w:p>
+    <w:p>
+      <w:pPr>
+        <w:widowControl/>
+        <w:wordWrap/>
+        <w:autoSpaceDE/>
+        <w:autoSpaceDN/>
+        <w:spacing w:before="100" w:beforeAutospacing="1" w:after="100" w:afterAutospacing="1" w:line="240" w:lineRule="auto"/>
+        <w:jc w:val="left"/>
+        <w:rPr>
+          <w:rFonts w:ascii="맑은 고딕" w:eastAsia="맑은 고딕" w:hAnsi="맑은 고딕" w:cs="맑은 고딕"/>
+          <w:b/>
+          <w:bCs/>
+        </w:rPr>
+      </w:pPr>
+      <w:r>
+        <w:rPr>
+          <w:rFonts w:ascii="맑은 고딕" w:eastAsia="맑은 고딕" w:hAnsi="맑은 고딕" w:cs="맑은 고딕"/>
+          <w:b/>
+          <w:bCs/>
+        </w:rPr>
+        <w:t xml:space="preserve">      이렇게 생성자에서 </w:t>
+      </w:r>
+      <w:proofErr w:type="spellStart"/>
+      <w:r>
+        <w:rPr>
+          <w:rFonts w:ascii="맑은 고딕" w:eastAsia="맑은 고딕" w:hAnsi="맑은 고딕" w:cs="맑은 고딕"/>
+          <w:b/>
+          <w:bCs/>
+        </w:rPr>
+        <w:t>CbGameHpInfo</w:t>
+      </w:r>
+      <w:proofErr w:type="spellEnd"/>
+      <w:r>
+        <w:rPr>
+          <w:rFonts w:ascii="맑은 고딕" w:eastAsia="맑은 고딕" w:hAnsi="맑은 고딕" w:cs="맑은 고딕"/>
+          <w:b/>
+          <w:bCs/>
+        </w:rPr>
+        <w:t xml:space="preserve">의 </w:t>
+      </w:r>
+      <w:proofErr w:type="spellStart"/>
+      <w:r>
+        <w:rPr>
+          <w:rFonts w:ascii="맑은 고딕" w:eastAsia="맑은 고딕" w:hAnsi="맑은 고딕" w:cs="맑은 고딕"/>
+          <w:b/>
+          <w:bCs/>
+        </w:rPr>
+        <w:t>상수버퍼를</w:t>
+      </w:r>
+      <w:proofErr w:type="spellEnd"/>
+      <w:r>
+        <w:rPr>
+          <w:rFonts w:ascii="맑은 고딕" w:eastAsia="맑은 고딕" w:hAnsi="맑은 고딕" w:cs="맑은 고딕"/>
+          <w:b/>
+          <w:bCs/>
+        </w:rPr>
+        <w:t xml:space="preserve"> 만들고 매핑해주는 것으로 구현</w:t>
+      </w:r>
+    </w:p>
+    <w:p>
+      <w:pPr>
+        <w:widowControl/>
+        <w:wordWrap/>
+        <w:autoSpaceDE/>
+        <w:autoSpaceDN/>
+        <w:spacing w:before="100" w:beforeAutospacing="1" w:after="100" w:afterAutospacing="1" w:line="240" w:lineRule="auto"/>
+        <w:jc w:val="left"/>
+        <w:rPr>
+          <w:rFonts w:ascii="맑은 고딕" w:eastAsia="맑은 고딕" w:hAnsi="맑은 고딕" w:cs="맑은 고딕"/>
+          <w:b/>
+          <w:bCs/>
+        </w:rPr>
+      </w:pPr>
+      <w:r>
+        <w:rPr>
+          <w:rFonts w:ascii="맑은 고딕" w:eastAsia="맑은 고딕" w:hAnsi="맑은 고딕" w:cs="맑은 고딕"/>
+          <w:b/>
+          <w:bCs/>
+        </w:rPr>
+        <w:t xml:space="preserve">void </w:t>
+      </w:r>
+      <w:proofErr w:type="spellStart"/>
+      <w:proofErr w:type="gramStart"/>
+      <w:r>
+        <w:rPr>
+          <w:rFonts w:ascii="맑은 고딕" w:eastAsia="맑은 고딕" w:hAnsi="맑은 고딕" w:cs="맑은 고딕"/>
+          <w:b/>
+          <w:bCs/>
+        </w:rPr>
+        <w:t>HPRenderComponent</w:t>
+      </w:r>
+      <w:proofErr w:type="spellEnd"/>
+      <w:r>
+        <w:rPr>
+          <w:rFonts w:ascii="맑은 고딕" w:eastAsia="맑은 고딕" w:hAnsi="맑은 고딕" w:cs="맑은 고딕"/>
+          <w:b/>
+          <w:bCs/>
+        </w:rPr>
+        <w:t>::render(</w:t>
+      </w:r>
+      <w:proofErr w:type="gramEnd"/>
+      <w:r>
+        <w:rPr>
+          <w:rFonts w:ascii="맑은 고딕" w:eastAsia="맑은 고딕" w:hAnsi="맑은 고딕" w:cs="맑은 고딕"/>
+          <w:b/>
+          <w:bCs/>
+        </w:rPr>
+        <w:t xml:space="preserve">ID3D12GraphicsCommandList* </w:t>
+      </w:r>
+      <w:proofErr w:type="spellStart"/>
+      <w:r>
+        <w:rPr>
+          <w:rFonts w:ascii="맑은 고딕" w:eastAsia="맑은 고딕" w:hAnsi="맑은 고딕" w:cs="맑은 고딕"/>
+          <w:b/>
+          <w:bCs/>
+        </w:rPr>
+        <w:t>commandList</w:t>
+      </w:r>
+      <w:proofErr w:type="spellEnd"/>
+      <w:r>
+        <w:rPr>
+          <w:rFonts w:ascii="맑은 고딕" w:eastAsia="맑은 고딕" w:hAnsi="맑은 고딕" w:cs="맑은 고딕"/>
+          <w:b/>
+          <w:bCs/>
+        </w:rPr>
+        <w:t>)</w:t>
+      </w:r>
+    </w:p>
+    <w:p>
+      <w:pPr>
+        <w:widowControl/>
+        <w:wordWrap/>
+        <w:autoSpaceDE/>
+        <w:autoSpaceDN/>
+        <w:spacing w:before="100" w:beforeAutospacing="1" w:after="100" w:afterAutospacing="1" w:line="240" w:lineRule="auto"/>
+        <w:jc w:val="left"/>
+        <w:rPr>
+          <w:rFonts w:ascii="맑은 고딕" w:eastAsia="맑은 고딕" w:hAnsi="맑은 고딕" w:cs="맑은 고딕"/>
+          <w:b/>
+          <w:bCs/>
+        </w:rPr>
+      </w:pPr>
+      <w:r>
+        <w:rPr>
+          <w:rFonts w:ascii="맑은 고딕" w:eastAsia="맑은 고딕" w:hAnsi="맑은 고딕" w:cs="맑은 고딕"/>
+          <w:b/>
+          <w:bCs/>
+        </w:rPr>
+        <w:t>{</w:t>
+      </w:r>
+    </w:p>
+    <w:p>
+      <w:pPr>
+        <w:widowControl/>
+        <w:wordWrap/>
+        <w:autoSpaceDE/>
+        <w:autoSpaceDN/>
+        <w:spacing w:before="100" w:beforeAutospacing="1" w:after="100" w:afterAutospacing="1" w:line="240" w:lineRule="auto"/>
+        <w:jc w:val="left"/>
+        <w:rPr>
+          <w:rFonts w:ascii="맑은 고딕" w:eastAsia="맑은 고딕" w:hAnsi="맑은 고딕" w:cs="맑은 고딕"/>
+          <w:b/>
+          <w:bCs/>
+        </w:rPr>
+      </w:pPr>
+      <w:r>
+        <w:rPr>
+          <w:rFonts w:ascii="맑은 고딕" w:eastAsia="맑은 고딕" w:hAnsi="맑은 고딕" w:cs="맑은 고딕"/>
+          <w:b/>
+          <w:bCs/>
+        </w:rPr>
+        <w:t xml:space="preserve">    if </w:t>
+      </w:r>
+      <w:proofErr w:type="gramStart"/>
+      <w:r>
+        <w:rPr>
+          <w:rFonts w:ascii="맑은 고딕" w:eastAsia="맑은 고딕" w:hAnsi="맑은 고딕" w:cs="맑은 고딕"/>
+          <w:b/>
+          <w:bCs/>
+        </w:rPr>
+        <w:t>(!_</w:t>
+      </w:r>
+      <w:proofErr w:type="gramEnd"/>
+      <w:r>
+        <w:rPr>
+          <w:rFonts w:ascii="맑은 고딕" w:eastAsia="맑은 고딕" w:hAnsi="맑은 고딕" w:cs="맑은 고딕"/>
+          <w:b/>
+          <w:bCs/>
+        </w:rPr>
+        <w:t>mesh)</w:t>
+      </w:r>
+    </w:p>
+    <w:p>
+      <w:pPr>
+        <w:widowControl/>
+        <w:wordWrap/>
+        <w:autoSpaceDE/>
+        <w:autoSpaceDN/>
+        <w:spacing w:before="100" w:beforeAutospacing="1" w:after="100" w:afterAutospacing="1" w:line="240" w:lineRule="auto"/>
+        <w:jc w:val="left"/>
+        <w:rPr>
+          <w:rFonts w:ascii="맑은 고딕" w:eastAsia="맑은 고딕" w:hAnsi="맑은 고딕" w:cs="맑은 고딕"/>
+          <w:b/>
+          <w:bCs/>
+        </w:rPr>
+      </w:pPr>
+      <w:r>
+        <w:rPr>
+          <w:rFonts w:ascii="맑은 고딕" w:eastAsia="맑은 고딕" w:hAnsi="맑은 고딕" w:cs="맑은 고딕"/>
+          <w:b/>
+          <w:bCs/>
+        </w:rPr>
+        <w:t xml:space="preserve">    {</w:t>
+      </w:r>
+    </w:p>
+    <w:p>
+      <w:pPr>
+        <w:widowControl/>
+        <w:wordWrap/>
+        <w:autoSpaceDE/>
+        <w:autoSpaceDN/>
+        <w:spacing w:before="100" w:beforeAutospacing="1" w:after="100" w:afterAutospacing="1" w:line="240" w:lineRule="auto"/>
+        <w:jc w:val="left"/>
+        <w:rPr>
+          <w:rFonts w:ascii="맑은 고딕" w:eastAsia="맑은 고딕" w:hAnsi="맑은 고딕" w:cs="맑은 고딕"/>
+          <w:b/>
+          <w:bCs/>
+        </w:rPr>
+      </w:pPr>
+      <w:r>
+        <w:rPr>
+          <w:rFonts w:ascii="맑은 고딕" w:eastAsia="맑은 고딕" w:hAnsi="맑은 고딕" w:cs="맑은 고딕"/>
+          <w:b/>
+          <w:bCs/>
+        </w:rPr>
+        <w:t xml:space="preserve">        CERROR("</w:t>
+      </w:r>
+      <w:proofErr w:type="spellStart"/>
+      <w:r>
+        <w:rPr>
+          <w:rFonts w:ascii="맑은 고딕" w:eastAsia="맑은 고딕" w:hAnsi="맑은 고딕" w:cs="맑은 고딕"/>
+          <w:b/>
+          <w:bCs/>
+        </w:rPr>
+        <w:t>메쉬가</w:t>
+      </w:r>
+      <w:proofErr w:type="spellEnd"/>
+      <w:r>
+        <w:rPr>
+          <w:rFonts w:ascii="맑은 고딕" w:eastAsia="맑은 고딕" w:hAnsi="맑은 고딕" w:cs="맑은 고딕"/>
+          <w:b/>
+          <w:bCs/>
+        </w:rPr>
+        <w:t xml:space="preserve"> </w:t>
+      </w:r>
+      <w:proofErr w:type="spellStart"/>
+      <w:r>
+        <w:rPr>
+          <w:rFonts w:ascii="맑은 고딕" w:eastAsia="맑은 고딕" w:hAnsi="맑은 고딕" w:cs="맑은 고딕"/>
+          <w:b/>
+          <w:bCs/>
+        </w:rPr>
+        <w:t>렌더</w:t>
+      </w:r>
+      <w:proofErr w:type="spellEnd"/>
+      <w:r>
+        <w:rPr>
+          <w:rFonts w:ascii="맑은 고딕" w:eastAsia="맑은 고딕" w:hAnsi="맑은 고딕" w:cs="맑은 고딕"/>
+          <w:b/>
+          <w:bCs/>
+        </w:rPr>
+        <w:t xml:space="preserve"> 컴포넌트에 없음");</w:t>
+      </w:r>
+    </w:p>
+    <w:p>
+      <w:pPr>
+        <w:widowControl/>
+        <w:wordWrap/>
+        <w:autoSpaceDE/>
+        <w:autoSpaceDN/>
+        <w:spacing w:before="100" w:beforeAutospacing="1" w:after="100" w:afterAutospacing="1" w:line="240" w:lineRule="auto"/>
+        <w:jc w:val="left"/>
+        <w:rPr>
+          <w:rFonts w:ascii="맑은 고딕" w:eastAsia="맑은 고딕" w:hAnsi="맑은 고딕" w:cs="맑은 고딕"/>
+          <w:b/>
+          <w:bCs/>
+        </w:rPr>
+      </w:pPr>
+      <w:r>
+        <w:rPr>
+          <w:rFonts w:ascii="맑은 고딕" w:eastAsia="맑은 고딕" w:hAnsi="맑은 고딕" w:cs="맑은 고딕"/>
+          <w:b/>
+          <w:bCs/>
+        </w:rPr>
+        <w:t xml:space="preserve">        </w:t>
+      </w:r>
+      <w:proofErr w:type="gramStart"/>
+      <w:r>
+        <w:rPr>
+          <w:rFonts w:ascii="맑은 고딕" w:eastAsia="맑은 고딕" w:hAnsi="맑은 고딕" w:cs="맑은 고딕"/>
+          <w:b/>
+          <w:bCs/>
+        </w:rPr>
+        <w:t>return;</w:t>
+      </w:r>
+      <w:proofErr w:type="gramEnd"/>
+    </w:p>
+    <w:p>
+      <w:pPr>
+        <w:widowControl/>
+        <w:wordWrap/>
+        <w:autoSpaceDE/>
+        <w:autoSpaceDN/>
+        <w:spacing w:before="100" w:beforeAutospacing="1" w:after="100" w:afterAutospacing="1" w:line="240" w:lineRule="auto"/>
+        <w:jc w:val="left"/>
+        <w:rPr>
+          <w:rFonts w:ascii="맑은 고딕" w:eastAsia="맑은 고딕" w:hAnsi="맑은 고딕" w:cs="맑은 고딕"/>
+          <w:b/>
+          <w:bCs/>
+        </w:rPr>
+      </w:pPr>
+      <w:r>
+        <w:rPr>
+          <w:rFonts w:ascii="맑은 고딕" w:eastAsia="맑은 고딕" w:hAnsi="맑은 고딕" w:cs="맑은 고딕"/>
+          <w:b/>
+          <w:bCs/>
+        </w:rPr>
+        <w:t xml:space="preserve">    }</w:t>
+      </w:r>
+    </w:p>
+    <w:p>
+      <w:pPr>
+        <w:widowControl/>
+        <w:wordWrap/>
+        <w:autoSpaceDE/>
+        <w:autoSpaceDN/>
+        <w:spacing w:before="100" w:beforeAutospacing="1" w:after="100" w:afterAutospacing="1" w:line="240" w:lineRule="auto"/>
+        <w:jc w:val="left"/>
+        <w:rPr>
+          <w:rFonts w:ascii="맑은 고딕" w:eastAsia="맑은 고딕" w:hAnsi="맑은 고딕" w:cs="맑은 고딕"/>
+          <w:b/>
+          <w:bCs/>
+        </w:rPr>
+      </w:pPr>
+      <w:r>
+        <w:rPr>
+          <w:rFonts w:ascii="맑은 고딕" w:eastAsia="맑은 고딕" w:hAnsi="맑은 고딕" w:cs="맑은 고딕"/>
+          <w:b/>
+          <w:bCs/>
+        </w:rPr>
+        <w:t xml:space="preserve">    </w:t>
+      </w:r>
+      <w:proofErr w:type="gramStart"/>
+      <w:r>
+        <w:rPr>
+          <w:rFonts w:ascii="맑은 고딕" w:eastAsia="맑은 고딕" w:hAnsi="맑은 고딕" w:cs="맑은 고딕"/>
+          <w:b/>
+          <w:bCs/>
+        </w:rPr>
+        <w:t>// 1</w:t>
+      </w:r>
+      <w:proofErr w:type="gramEnd"/>
+      <w:r>
+        <w:rPr>
+          <w:rFonts w:ascii="맑은 고딕" w:eastAsia="맑은 고딕" w:hAnsi="맑은 고딕" w:cs="맑은 고딕"/>
+          <w:b/>
+          <w:bCs/>
+        </w:rPr>
+        <w:t xml:space="preserve">. 이 </w:t>
+      </w:r>
+      <w:proofErr w:type="spellStart"/>
+      <w:r>
+        <w:rPr>
+          <w:rFonts w:ascii="맑은 고딕" w:eastAsia="맑은 고딕" w:hAnsi="맑은 고딕" w:cs="맑은 고딕"/>
+          <w:b/>
+          <w:bCs/>
+        </w:rPr>
+        <w:t>GameObject</w:t>
+      </w:r>
+      <w:proofErr w:type="spellEnd"/>
+      <w:r>
+        <w:rPr>
+          <w:rFonts w:ascii="맑은 고딕" w:eastAsia="맑은 고딕" w:hAnsi="맑은 고딕" w:cs="맑은 고딕"/>
+          <w:b/>
+          <w:bCs/>
+        </w:rPr>
+        <w:t>의 월드 행렬을 가져옵니다.</w:t>
+      </w:r>
+    </w:p>
+    <w:p>
+      <w:pPr>
+        <w:widowControl/>
+        <w:wordWrap/>
+        <w:autoSpaceDE/>
+        <w:autoSpaceDN/>
+        <w:spacing w:before="100" w:beforeAutospacing="1" w:after="100" w:afterAutospacing="1" w:line="240" w:lineRule="auto"/>
+        <w:jc w:val="left"/>
+        <w:rPr>
+          <w:rFonts w:ascii="맑은 고딕" w:eastAsia="맑은 고딕" w:hAnsi="맑은 고딕" w:cs="맑은 고딕"/>
+          <w:b/>
+          <w:bCs/>
+        </w:rPr>
+      </w:pPr>
+      <w:r>
+        <w:rPr>
+          <w:rFonts w:ascii="맑은 고딕" w:eastAsia="맑은 고딕" w:hAnsi="맑은 고딕" w:cs="맑은 고딕"/>
+          <w:b/>
+          <w:bCs/>
+        </w:rPr>
+        <w:t xml:space="preserve">    </w:t>
+      </w:r>
+      <w:proofErr w:type="spellStart"/>
+      <w:r>
+        <w:rPr>
+          <w:rFonts w:ascii="맑은 고딕" w:eastAsia="맑은 고딕" w:hAnsi="맑은 고딕" w:cs="맑은 고딕"/>
+          <w:b/>
+          <w:bCs/>
+        </w:rPr>
+        <w:t>ScriptComponent</w:t>
+      </w:r>
+      <w:proofErr w:type="spellEnd"/>
+      <w:r>
+        <w:rPr>
+          <w:rFonts w:ascii="맑은 고딕" w:eastAsia="맑은 고딕" w:hAnsi="맑은 고딕" w:cs="맑은 고딕"/>
+          <w:b/>
+          <w:bCs/>
+        </w:rPr>
+        <w:t xml:space="preserve">* script = </w:t>
+      </w:r>
+      <w:proofErr w:type="spellStart"/>
+      <w:r>
+        <w:rPr>
+          <w:rFonts w:ascii="맑은 고딕" w:eastAsia="맑은 고딕" w:hAnsi="맑은 고딕" w:cs="맑은 고딕"/>
+          <w:b/>
+          <w:bCs/>
+        </w:rPr>
+        <w:t>game_object</w:t>
+      </w:r>
+      <w:proofErr w:type="spellEnd"/>
+      <w:r>
+        <w:rPr>
+          <w:rFonts w:ascii="맑은 고딕" w:eastAsia="맑은 고딕" w:hAnsi="맑은 고딕" w:cs="맑은 고딕"/>
+          <w:b/>
+          <w:bCs/>
+        </w:rPr>
+        <w:t>()-&gt;</w:t>
+      </w:r>
+      <w:proofErr w:type="spellStart"/>
+      <w:r>
+        <w:rPr>
+          <w:rFonts w:ascii="맑은 고딕" w:eastAsia="맑은 고딕" w:hAnsi="맑은 고딕" w:cs="맑은 고딕"/>
+          <w:b/>
+          <w:bCs/>
+        </w:rPr>
+        <w:t>get_component</w:t>
+      </w:r>
+      <w:proofErr w:type="spellEnd"/>
+      <w:r>
+        <w:rPr>
+          <w:rFonts w:ascii="맑은 고딕" w:eastAsia="맑은 고딕" w:hAnsi="맑은 고딕" w:cs="맑은 고딕"/>
+          <w:b/>
+          <w:bCs/>
+        </w:rPr>
+        <w:t>&lt;</w:t>
+      </w:r>
+      <w:proofErr w:type="spellStart"/>
+      <w:r>
+        <w:rPr>
+          <w:rFonts w:ascii="맑은 고딕" w:eastAsia="맑은 고딕" w:hAnsi="맑은 고딕" w:cs="맑은 고딕"/>
+          <w:b/>
+          <w:bCs/>
+        </w:rPr>
+        <w:t>ScriptComponent</w:t>
+      </w:r>
+      <w:proofErr w:type="spellEnd"/>
+      <w:r>
+        <w:rPr>
+          <w:rFonts w:ascii="맑은 고딕" w:eastAsia="맑은 고딕" w:hAnsi="맑은 고딕" w:cs="맑은 고딕"/>
+          <w:b/>
+          <w:bCs/>
+        </w:rPr>
+        <w:t>&gt;(</w:t>
+      </w:r>
+      <w:proofErr w:type="gramStart"/>
+      <w:r>
+        <w:rPr>
+          <w:rFonts w:ascii="맑은 고딕" w:eastAsia="맑은 고딕" w:hAnsi="맑은 고딕" w:cs="맑은 고딕"/>
+          <w:b/>
+          <w:bCs/>
+        </w:rPr>
+        <w:t>).get</w:t>
+      </w:r>
+      <w:proofErr w:type="gramEnd"/>
+      <w:r>
+        <w:rPr>
+          <w:rFonts w:ascii="맑은 고딕" w:eastAsia="맑은 고딕" w:hAnsi="맑은 고딕" w:cs="맑은 고딕"/>
+          <w:b/>
+          <w:bCs/>
+        </w:rPr>
+        <w:t>(</w:t>
+      </w:r>
+      <w:proofErr w:type="gramStart"/>
+      <w:r>
+        <w:rPr>
+          <w:rFonts w:ascii="맑은 고딕" w:eastAsia="맑은 고딕" w:hAnsi="맑은 고딕" w:cs="맑은 고딕"/>
+          <w:b/>
+          <w:bCs/>
+        </w:rPr>
+        <w:t>);</w:t>
+      </w:r>
+      <w:proofErr w:type="gramEnd"/>
+    </w:p>
+    <w:p>
+      <w:pPr>
+        <w:widowControl/>
+        <w:wordWrap/>
+        <w:autoSpaceDE/>
+        <w:autoSpaceDN/>
+        <w:spacing w:before="100" w:beforeAutospacing="1" w:after="100" w:afterAutospacing="1" w:line="240" w:lineRule="auto"/>
+        <w:jc w:val="left"/>
+        <w:rPr>
+          <w:rFonts w:ascii="맑은 고딕" w:eastAsia="맑은 고딕" w:hAnsi="맑은 고딕" w:cs="맑은 고딕"/>
+          <w:b/>
+          <w:bCs/>
+        </w:rPr>
+      </w:pPr>
+      <w:r>
+        <w:rPr>
+          <w:rFonts w:ascii="맑은 고딕" w:eastAsia="맑은 고딕" w:hAnsi="맑은 고딕" w:cs="맑은 고딕"/>
+          <w:b/>
+          <w:bCs/>
+        </w:rPr>
+        <w:tab/>
+        <w:t xml:space="preserve">const int&amp; </w:t>
+      </w:r>
+      <w:proofErr w:type="spellStart"/>
+      <w:r>
+        <w:rPr>
+          <w:rFonts w:ascii="맑은 고딕" w:eastAsia="맑은 고딕" w:hAnsi="맑은 고딕" w:cs="맑은 고딕"/>
+          <w:b/>
+          <w:bCs/>
+        </w:rPr>
+        <w:t>npc_hp</w:t>
+      </w:r>
+      <w:proofErr w:type="spellEnd"/>
+      <w:r>
+        <w:rPr>
+          <w:rFonts w:ascii="맑은 고딕" w:eastAsia="맑은 고딕" w:hAnsi="맑은 고딕" w:cs="맑은 고딕"/>
+          <w:b/>
+          <w:bCs/>
+        </w:rPr>
+        <w:t xml:space="preserve"> = </w:t>
+      </w:r>
+      <w:proofErr w:type="spellStart"/>
+      <w:r>
+        <w:rPr>
+          <w:rFonts w:ascii="맑은 고딕" w:eastAsia="맑은 고딕" w:hAnsi="맑은 고딕" w:cs="맑은 고딕"/>
+          <w:b/>
+          <w:bCs/>
+        </w:rPr>
+        <w:t>static_cast</w:t>
+      </w:r>
+      <w:proofErr w:type="spellEnd"/>
+      <w:r>
+        <w:rPr>
+          <w:rFonts w:ascii="맑은 고딕" w:eastAsia="맑은 고딕" w:hAnsi="맑은 고딕" w:cs="맑은 고딕"/>
+          <w:b/>
+          <w:bCs/>
+        </w:rPr>
+        <w:t>&lt;</w:t>
+      </w:r>
+      <w:proofErr w:type="spellStart"/>
+      <w:r>
+        <w:rPr>
+          <w:rFonts w:ascii="맑은 고딕" w:eastAsia="맑은 고딕" w:hAnsi="맑은 고딕" w:cs="맑은 고딕"/>
+          <w:b/>
+          <w:bCs/>
+        </w:rPr>
+        <w:t>NPCScript</w:t>
+      </w:r>
+      <w:proofErr w:type="spellEnd"/>
+      <w:r>
+        <w:rPr>
+          <w:rFonts w:ascii="맑은 고딕" w:eastAsia="맑은 고딕" w:hAnsi="맑은 고딕" w:cs="맑은 고딕"/>
+          <w:b/>
+          <w:bCs/>
+        </w:rPr>
+        <w:t>*&gt;(script)-&gt;</w:t>
+      </w:r>
+      <w:proofErr w:type="spellStart"/>
+      <w:r>
+        <w:rPr>
+          <w:rFonts w:ascii="맑은 고딕" w:eastAsia="맑은 고딕" w:hAnsi="맑은 고딕" w:cs="맑은 고딕"/>
+          <w:b/>
+          <w:bCs/>
+        </w:rPr>
+        <w:t>get_</w:t>
+      </w:r>
+      <w:proofErr w:type="gramStart"/>
+      <w:r>
+        <w:rPr>
+          <w:rFonts w:ascii="맑은 고딕" w:eastAsia="맑은 고딕" w:hAnsi="맑은 고딕" w:cs="맑은 고딕"/>
+          <w:b/>
+          <w:bCs/>
+        </w:rPr>
+        <w:t>hp</w:t>
+      </w:r>
+      <w:proofErr w:type="spellEnd"/>
+      <w:r>
+        <w:rPr>
+          <w:rFonts w:ascii="맑은 고딕" w:eastAsia="맑은 고딕" w:hAnsi="맑은 고딕" w:cs="맑은 고딕"/>
+          <w:b/>
+          <w:bCs/>
+        </w:rPr>
+        <w:t>();</w:t>
+      </w:r>
+      <w:proofErr w:type="gramEnd"/>
+    </w:p>
+    <w:p>
+      <w:pPr>
+        <w:widowControl/>
+        <w:wordWrap/>
+        <w:autoSpaceDE/>
+        <w:autoSpaceDN/>
+        <w:spacing w:before="100" w:beforeAutospacing="1" w:after="100" w:afterAutospacing="1" w:line="240" w:lineRule="auto"/>
+        <w:ind w:firstLine="800"/>
+        <w:jc w:val="left"/>
+        <w:rPr>
+          <w:rFonts w:ascii="맑은 고딕" w:eastAsia="맑은 고딕" w:hAnsi="맑은 고딕" w:cs="맑은 고딕"/>
+          <w:b/>
+          <w:bCs/>
+        </w:rPr>
+      </w:pPr>
+      <w:r>
+        <w:rPr>
+          <w:rFonts w:ascii="맑은 고딕" w:eastAsia="맑은 고딕" w:hAnsi="맑은 고딕" w:cs="맑은 고딕"/>
+          <w:b/>
+          <w:bCs/>
+        </w:rPr>
+        <w:t>_</w:t>
+      </w:r>
+      <w:proofErr w:type="spellStart"/>
+      <w:r>
+        <w:rPr>
+          <w:rFonts w:ascii="맑은 고딕" w:eastAsia="맑은 고딕" w:hAnsi="맑은 고딕" w:cs="맑은 고딕"/>
+          <w:b/>
+          <w:bCs/>
+        </w:rPr>
+        <w:t>mappedCbGameHpInfo</w:t>
+      </w:r>
+      <w:proofErr w:type="spellEnd"/>
+      <w:r>
+        <w:rPr>
+          <w:rFonts w:ascii="맑은 고딕" w:eastAsia="맑은 고딕" w:hAnsi="맑은 고딕" w:cs="맑은 고딕"/>
+          <w:b/>
+          <w:bCs/>
+        </w:rPr>
+        <w:t xml:space="preserve">-&gt;_hp = </w:t>
+      </w:r>
+      <w:proofErr w:type="spellStart"/>
+      <w:r>
+        <w:rPr>
+          <w:rFonts w:ascii="맑은 고딕" w:eastAsia="맑은 고딕" w:hAnsi="맑은 고딕" w:cs="맑은 고딕"/>
+          <w:b/>
+          <w:bCs/>
+        </w:rPr>
+        <w:t>npc_hp</w:t>
+      </w:r>
+      <w:proofErr w:type="spellEnd"/>
+    </w:p>
+    <w:p>
+      <w:pPr>
+        <w:widowControl/>
+        <w:wordWrap/>
+        <w:autoSpaceDE/>
+        <w:autoSpaceDN/>
+        <w:spacing w:before="100" w:beforeAutospacing="1" w:after="100" w:afterAutospacing="1" w:line="240" w:lineRule="auto"/>
+        <w:jc w:val="left"/>
+        <w:rPr>
+          <w:rFonts w:ascii="맑은 고딕" w:eastAsia="맑은 고딕" w:hAnsi="맑은 고딕" w:cs="맑은 고딕"/>
+          <w:b/>
+          <w:bCs/>
+        </w:rPr>
+      </w:pPr>
+      <w:r>
+        <w:rPr>
+          <w:rFonts w:ascii="맑은 고딕" w:eastAsia="맑은 고딕" w:hAnsi="맑은 고딕" w:cs="맑은 고딕"/>
+          <w:b/>
+          <w:bCs/>
+        </w:rPr>
+        <w:t xml:space="preserve">    </w:t>
+      </w:r>
+      <w:proofErr w:type="gramStart"/>
+      <w:r>
+        <w:rPr>
+          <w:rFonts w:ascii="맑은 고딕" w:eastAsia="맑은 고딕" w:hAnsi="맑은 고딕" w:cs="맑은 고딕"/>
+          <w:b/>
+          <w:bCs/>
+        </w:rPr>
+        <w:t>// 3</w:t>
+      </w:r>
+      <w:proofErr w:type="gramEnd"/>
+      <w:r>
+        <w:rPr>
+          <w:rFonts w:ascii="맑은 고딕" w:eastAsia="맑은 고딕" w:hAnsi="맑은 고딕" w:cs="맑은 고딕"/>
+          <w:b/>
+          <w:bCs/>
+        </w:rPr>
+        <w:t xml:space="preserve">. [추가] 업데이트된 상수 버퍼를 루트 </w:t>
+      </w:r>
+      <w:proofErr w:type="spellStart"/>
+      <w:r>
+        <w:rPr>
+          <w:rFonts w:ascii="맑은 고딕" w:eastAsia="맑은 고딕" w:hAnsi="맑은 고딕" w:cs="맑은 고딕"/>
+          <w:b/>
+          <w:bCs/>
+        </w:rPr>
+        <w:t>시그니처의</w:t>
+      </w:r>
+      <w:proofErr w:type="spellEnd"/>
+      <w:r>
+        <w:rPr>
+          <w:rFonts w:ascii="맑은 고딕" w:eastAsia="맑은 고딕" w:hAnsi="맑은 고딕" w:cs="맑은 고딕"/>
+          <w:b/>
+          <w:bCs/>
+        </w:rPr>
+        <w:t xml:space="preserve"> 0번 슬롯에 직접 바인딩합니다.</w:t>
+      </w:r>
+    </w:p>
+    <w:p>
+      <w:pPr>
+        <w:widowControl/>
+        <w:wordWrap/>
+        <w:autoSpaceDE/>
+        <w:autoSpaceDN/>
+        <w:spacing w:before="100" w:beforeAutospacing="1" w:after="100" w:afterAutospacing="1" w:line="240" w:lineRule="auto"/>
+        <w:jc w:val="left"/>
+        <w:rPr>
+          <w:rFonts w:ascii="맑은 고딕" w:eastAsia="맑은 고딕" w:hAnsi="맑은 고딕" w:cs="맑은 고딕"/>
+          <w:b/>
+          <w:bCs/>
+        </w:rPr>
+      </w:pPr>
+      <w:r>
+        <w:rPr>
+          <w:rFonts w:ascii="맑은 고딕" w:eastAsia="맑은 고딕" w:hAnsi="맑은 고딕" w:cs="맑은 고딕"/>
+          <w:b/>
+          <w:bCs/>
+        </w:rPr>
+        <w:t xml:space="preserve">    </w:t>
+      </w:r>
+      <w:proofErr w:type="gramStart"/>
+      <w:r>
+        <w:rPr>
+          <w:rFonts w:ascii="맑은 고딕" w:eastAsia="맑은 고딕" w:hAnsi="맑은 고딕" w:cs="맑은 고딕"/>
+          <w:b/>
+          <w:bCs/>
+        </w:rPr>
+        <w:t>// (</w:t>
+      </w:r>
+      <w:proofErr w:type="gramEnd"/>
+      <w:r>
+        <w:rPr>
+          <w:rFonts w:ascii="맑은 고딕" w:eastAsia="맑은 고딕" w:hAnsi="맑은 고딕" w:cs="맑은 고딕"/>
+          <w:b/>
+          <w:bCs/>
+        </w:rPr>
+        <w:t xml:space="preserve">루트 </w:t>
+      </w:r>
+      <w:proofErr w:type="spellStart"/>
+      <w:r>
+        <w:rPr>
+          <w:rFonts w:ascii="맑은 고딕" w:eastAsia="맑은 고딕" w:hAnsi="맑은 고딕" w:cs="맑은 고딕"/>
+          <w:b/>
+          <w:bCs/>
+        </w:rPr>
+        <w:t>시그니처</w:t>
+      </w:r>
+      <w:proofErr w:type="spellEnd"/>
+      <w:r>
+        <w:rPr>
+          <w:rFonts w:ascii="맑은 고딕" w:eastAsia="맑은 고딕" w:hAnsi="맑은 고딕" w:cs="맑은 고딕"/>
+          <w:b/>
+          <w:bCs/>
+        </w:rPr>
+        <w:t xml:space="preserve"> 0번 슬롯은 월드 행렬용 CBV로 미리 약속되어 있습니다)</w:t>
+      </w:r>
+    </w:p>
+    <w:p>
+      <w:pPr>
+        <w:widowControl/>
+        <w:wordWrap/>
+        <w:autoSpaceDE/>
+        <w:autoSpaceDN/>
+        <w:spacing w:before="100" w:beforeAutospacing="1" w:after="100" w:afterAutospacing="1" w:line="240" w:lineRule="auto"/>
+        <w:jc w:val="left"/>
+        <w:rPr>
+          <w:rFonts w:ascii="맑은 고딕" w:eastAsia="맑은 고딕" w:hAnsi="맑은 고딕" w:cs="맑은 고딕"/>
+          <w:b/>
+          <w:bCs/>
+        </w:rPr>
+      </w:pPr>
+      <w:r>
+        <w:rPr>
+          <w:rFonts w:ascii="맑은 고딕" w:eastAsia="맑은 고딕" w:hAnsi="맑은 고딕" w:cs="맑은 고딕"/>
+          <w:b/>
+          <w:bCs/>
+        </w:rPr>
+        <w:t xml:space="preserve">    </w:t>
+      </w:r>
+      <w:proofErr w:type="spellStart"/>
+      <w:r>
+        <w:rPr>
+          <w:rFonts w:ascii="맑은 고딕" w:eastAsia="맑은 고딕" w:hAnsi="맑은 고딕" w:cs="맑은 고딕"/>
+          <w:b/>
+          <w:bCs/>
+        </w:rPr>
+        <w:t>commandList</w:t>
+      </w:r>
+      <w:proofErr w:type="spellEnd"/>
+      <w:r>
+        <w:rPr>
+          <w:rFonts w:ascii="맑은 고딕" w:eastAsia="맑은 고딕" w:hAnsi="맑은 고딕" w:cs="맑은 고딕"/>
+          <w:b/>
+          <w:bCs/>
+        </w:rPr>
+        <w:t>-&gt;</w:t>
+      </w:r>
+      <w:proofErr w:type="spellStart"/>
+      <w:proofErr w:type="gramStart"/>
+      <w:r>
+        <w:rPr>
+          <w:rFonts w:ascii="맑은 고딕" w:eastAsia="맑은 고딕" w:hAnsi="맑은 고딕" w:cs="맑은 고딕"/>
+          <w:b/>
+          <w:bCs/>
+        </w:rPr>
+        <w:t>SetGraphicsRootConstantBufferView</w:t>
+      </w:r>
+      <w:proofErr w:type="spellEnd"/>
+      <w:r>
+        <w:rPr>
+          <w:rFonts w:ascii="맑은 고딕" w:eastAsia="맑은 고딕" w:hAnsi="맑은 고딕" w:cs="맑은 고딕"/>
+          <w:b/>
+          <w:bCs/>
+        </w:rPr>
+        <w:t>(</w:t>
+      </w:r>
+      <w:proofErr w:type="gramEnd"/>
+      <w:r>
+        <w:rPr>
+          <w:rFonts w:ascii="맑은 고딕" w:eastAsia="맑은 고딕" w:hAnsi="맑은 고딕" w:cs="맑은 고딕"/>
+          <w:b/>
+          <w:bCs/>
+        </w:rPr>
+        <w:t>8, _</w:t>
+      </w:r>
+      <w:proofErr w:type="spellStart"/>
+      <w:r>
+        <w:rPr>
+          <w:rFonts w:ascii="맑은 고딕" w:eastAsia="맑은 고딕" w:hAnsi="맑은 고딕" w:cs="맑은 고딕"/>
+          <w:b/>
+          <w:bCs/>
+        </w:rPr>
+        <w:t>cbGameHpInfo</w:t>
+      </w:r>
+      <w:proofErr w:type="spellEnd"/>
+      <w:r>
+        <w:rPr>
+          <w:rFonts w:ascii="맑은 고딕" w:eastAsia="맑은 고딕" w:hAnsi="맑은 고딕" w:cs="맑은 고딕"/>
+          <w:b/>
+          <w:bCs/>
+        </w:rPr>
+        <w:t>-&gt;</w:t>
+      </w:r>
+      <w:proofErr w:type="spellStart"/>
+      <w:proofErr w:type="gramStart"/>
+      <w:r>
+        <w:rPr>
+          <w:rFonts w:ascii="맑은 고딕" w:eastAsia="맑은 고딕" w:hAnsi="맑은 고딕" w:cs="맑은 고딕"/>
+          <w:b/>
+          <w:bCs/>
+        </w:rPr>
+        <w:t>GetGPUVirtualAddress</w:t>
+      </w:r>
+      <w:proofErr w:type="spellEnd"/>
+      <w:r>
+        <w:rPr>
+          <w:rFonts w:ascii="맑은 고딕" w:eastAsia="맑은 고딕" w:hAnsi="맑은 고딕" w:cs="맑은 고딕"/>
+          <w:b/>
+          <w:bCs/>
+        </w:rPr>
+        <w:t>(</w:t>
+      </w:r>
+      <w:proofErr w:type="gramEnd"/>
+      <w:r>
+        <w:rPr>
+          <w:rFonts w:ascii="맑은 고딕" w:eastAsia="맑은 고딕" w:hAnsi="맑은 고딕" w:cs="맑은 고딕"/>
+          <w:b/>
+          <w:bCs/>
+        </w:rPr>
+        <w:t>)</w:t>
+      </w:r>
+      <w:proofErr w:type="gramStart"/>
+      <w:r>
+        <w:rPr>
+          <w:rFonts w:ascii="맑은 고딕" w:eastAsia="맑은 고딕" w:hAnsi="맑은 고딕" w:cs="맑은 고딕"/>
+          <w:b/>
+          <w:bCs/>
+        </w:rPr>
+        <w:t>);</w:t>
+      </w:r>
+      <w:proofErr w:type="gramEnd"/>
+    </w:p>
+    <w:p>
+      <w:pPr>
+        <w:widowControl/>
+        <w:wordWrap/>
+        <w:autoSpaceDE/>
+        <w:autoSpaceDN/>
+        <w:spacing w:before="100" w:beforeAutospacing="1" w:after="100" w:afterAutospacing="1" w:line="240" w:lineRule="auto"/>
+        <w:jc w:val="left"/>
+        <w:rPr>
+          <w:rFonts w:ascii="맑은 고딕" w:eastAsia="맑은 고딕" w:hAnsi="맑은 고딕" w:cs="맑은 고딕"/>
+          <w:b/>
+          <w:bCs/>
+        </w:rPr>
+      </w:pPr>
+    </w:p>
+    <w:p>
+      <w:pPr>
+        <w:widowControl/>
+        <w:wordWrap/>
+        <w:autoSpaceDE/>
+        <w:autoSpaceDN/>
+        <w:spacing w:before="100" w:beforeAutospacing="1" w:after="100" w:afterAutospacing="1" w:line="240" w:lineRule="auto"/>
+        <w:jc w:val="left"/>
+        <w:rPr>
+          <w:rFonts w:ascii="맑은 고딕" w:eastAsia="맑은 고딕" w:hAnsi="맑은 고딕" w:cs="맑은 고딕"/>
+          <w:b/>
+          <w:bCs/>
+        </w:rPr>
+      </w:pPr>
+      <w:r>
+        <w:rPr>
+          <w:rFonts w:ascii="맑은 고딕" w:eastAsia="맑은 고딕" w:hAnsi="맑은 고딕" w:cs="맑은 고딕"/>
+          <w:b/>
+          <w:bCs/>
+        </w:rPr>
+        <w:lastRenderedPageBreak/>
+        <w:t xml:space="preserve">    </w:t>
+      </w:r>
       <w:proofErr w:type="gramStart"/>
       <w:r>
         <w:rPr>
@@ -1754,24 +2525,44 @@
         </w:rPr>
         <w:t xml:space="preserve">    </w:t>
       </w:r>
-      <w:proofErr w:type="gramStart"/>
-      <w:r>
-        <w:rPr>
-          <w:rFonts w:ascii="맑은 고딕" w:eastAsia="맑은 고딕" w:hAnsi="맑은 고딕" w:cs="맑은 고딕"/>
-          <w:b/>
-          <w:bCs/>
-        </w:rPr>
-        <w:t>RenderComponent::</w:t>
-      </w:r>
-      <w:proofErr w:type="gramEnd"/>
-      <w:r>
-        <w:rPr>
-          <w:rFonts w:ascii="맑은 고딕" w:eastAsia="맑은 고딕" w:hAnsi="맑은 고딕" w:cs="맑은 고딕"/>
-          <w:b/>
-          <w:bCs/>
-        </w:rPr>
-        <w:t>render(commandList</w:t>
-      </w:r>
+      <w:proofErr w:type="spellStart"/>
+      <w:proofErr w:type="gramStart"/>
+      <w:r>
+        <w:rPr>
+          <w:rFonts w:ascii="맑은 고딕" w:eastAsia="맑은 고딕" w:hAnsi="맑은 고딕" w:cs="맑은 고딕"/>
+          <w:b/>
+          <w:bCs/>
+        </w:rPr>
+        <w:t>RenderComponent</w:t>
+      </w:r>
+      <w:proofErr w:type="spellEnd"/>
+      <w:r>
+        <w:rPr>
+          <w:rFonts w:ascii="맑은 고딕" w:eastAsia="맑은 고딕" w:hAnsi="맑은 고딕" w:cs="맑은 고딕"/>
+          <w:b/>
+          <w:bCs/>
+        </w:rPr>
+        <w:t>::</w:t>
+      </w:r>
+      <w:proofErr w:type="gramEnd"/>
+      <w:r>
+        <w:rPr>
+          <w:rFonts w:ascii="맑은 고딕" w:eastAsia="맑은 고딕" w:hAnsi="맑은 고딕" w:cs="맑은 고딕"/>
+          <w:b/>
+          <w:bCs/>
+        </w:rPr>
+        <w:t>render(</w:t>
+      </w:r>
+      <w:proofErr w:type="spellStart"/>
+      <w:r>
+        <w:rPr>
+          <w:rFonts w:ascii="맑은 고딕" w:eastAsia="맑은 고딕" w:hAnsi="맑은 고딕" w:cs="맑은 고딕"/>
+          <w:b/>
+          <w:bCs/>
+        </w:rPr>
+        <w:t>commandList</w:t>
+      </w:r>
+      <w:proofErr w:type="spellEnd"/>
       <w:proofErr w:type="gramStart"/>
       <w:r>
         <w:rPr>
@@ -1792,7 +2583,7 @@
         <w:spacing w:before="100" w:beforeAutospacing="1" w:after="100" w:afterAutospacing="1" w:line="240" w:lineRule="auto"/>
         <w:jc w:val="left"/>
         <w:rPr>
-          <w:rFonts w:ascii="맑은 고딕" w:eastAsia="맑은 고딕" w:hAnsi="맑은 고딕" w:cs="맑은 고딕" w:hint="eastAsia"/>
+          <w:rFonts w:ascii="맑은 고딕" w:eastAsia="맑은 고딕" w:hAnsi="맑은 고딕" w:cs="맑은 고딕"/>
           <w:b/>
           <w:bCs/>
         </w:rPr>
@@ -1828,23 +2619,87 @@
         </w:rPr>
         <w:t xml:space="preserve">  렌더링 할 때 주의사항은 </w:t>
       </w:r>
-      <w:proofErr w:type="gramStart"/>
-      <w:r>
-        <w:rPr>
-          <w:rFonts w:ascii="맑은 고딕" w:eastAsia="맑은 고딕" w:hAnsi="맑은 고딕" w:cs="맑은 고딕"/>
-          <w:b/>
-          <w:bCs/>
-        </w:rPr>
-        <w:t>RenderComponent::</w:t>
-      </w:r>
-      <w:proofErr w:type="gramEnd"/>
-      <w:r>
-        <w:rPr>
-          <w:rFonts w:ascii="맑은 고딕" w:eastAsia="맑은 고딕" w:hAnsi="맑은 고딕" w:cs="맑은 고딕"/>
-          <w:b/>
-          <w:bCs/>
-        </w:rPr>
-        <w:t>render(commandList); 를 호출해야함 그래야 월드행렬이 업데이트 됨</w:t>
+      <w:proofErr w:type="spellStart"/>
+      <w:proofErr w:type="gramStart"/>
+      <w:r>
+        <w:rPr>
+          <w:rFonts w:ascii="맑은 고딕" w:eastAsia="맑은 고딕" w:hAnsi="맑은 고딕" w:cs="맑은 고딕"/>
+          <w:b/>
+          <w:bCs/>
+        </w:rPr>
+        <w:t>RenderComponent</w:t>
+      </w:r>
+      <w:proofErr w:type="spellEnd"/>
+      <w:r>
+        <w:rPr>
+          <w:rFonts w:ascii="맑은 고딕" w:eastAsia="맑은 고딕" w:hAnsi="맑은 고딕" w:cs="맑은 고딕"/>
+          <w:b/>
+          <w:bCs/>
+        </w:rPr>
+        <w:t>::</w:t>
+      </w:r>
+      <w:proofErr w:type="gramEnd"/>
+      <w:r>
+        <w:rPr>
+          <w:rFonts w:ascii="맑은 고딕" w:eastAsia="맑은 고딕" w:hAnsi="맑은 고딕" w:cs="맑은 고딕"/>
+          <w:b/>
+          <w:bCs/>
+        </w:rPr>
+        <w:t>render(</w:t>
+      </w:r>
+      <w:proofErr w:type="spellStart"/>
+      <w:r>
+        <w:rPr>
+          <w:rFonts w:ascii="맑은 고딕" w:eastAsia="맑은 고딕" w:hAnsi="맑은 고딕" w:cs="맑은 고딕"/>
+          <w:b/>
+          <w:bCs/>
+        </w:rPr>
+        <w:t>commandList</w:t>
+      </w:r>
+      <w:proofErr w:type="spellEnd"/>
+      <w:r>
+        <w:rPr>
+          <w:rFonts w:ascii="맑은 고딕" w:eastAsia="맑은 고딕" w:hAnsi="맑은 고딕" w:cs="맑은 고딕"/>
+          <w:b/>
+          <w:bCs/>
+        </w:rPr>
+        <w:t xml:space="preserve">); </w:t>
+      </w:r>
+      <w:proofErr w:type="spellStart"/>
+      <w:r>
+        <w:rPr>
+          <w:rFonts w:ascii="맑은 고딕" w:eastAsia="맑은 고딕" w:hAnsi="맑은 고딕" w:cs="맑은 고딕"/>
+          <w:b/>
+          <w:bCs/>
+        </w:rPr>
+        <w:t>를</w:t>
+      </w:r>
+      <w:proofErr w:type="spellEnd"/>
+      <w:r>
+        <w:rPr>
+          <w:rFonts w:ascii="맑은 고딕" w:eastAsia="맑은 고딕" w:hAnsi="맑은 고딕" w:cs="맑은 고딕"/>
+          <w:b/>
+          <w:bCs/>
+        </w:rPr>
+        <w:t xml:space="preserve"> </w:t>
+      </w:r>
+      <w:proofErr w:type="spellStart"/>
+      <w:r>
+        <w:rPr>
+          <w:rFonts w:ascii="맑은 고딕" w:eastAsia="맑은 고딕" w:hAnsi="맑은 고딕" w:cs="맑은 고딕"/>
+          <w:b/>
+          <w:bCs/>
+        </w:rPr>
+        <w:t>호출해야함</w:t>
+      </w:r>
+      <w:proofErr w:type="spellEnd"/>
+      <w:r>
+        <w:rPr>
+          <w:rFonts w:ascii="맑은 고딕" w:eastAsia="맑은 고딕" w:hAnsi="맑은 고딕" w:cs="맑은 고딕"/>
+          <w:b/>
+          <w:bCs/>
+        </w:rPr>
+        <w:t xml:space="preserve"> 그래야 월드행렬이 업데이트 됨</w:t>
       </w:r>
     </w:p>
     <w:p>
@@ -1877,8 +2732,18 @@
           <w:b/>
           <w:bCs/>
         </w:rPr>
-        <w:t xml:space="preserve"> 전용 셰이더</w:t>
-      </w:r>
+        <w:t xml:space="preserve"> 전용 </w:t>
+      </w:r>
+      <w:proofErr w:type="spellStart"/>
+      <w:r>
+        <w:rPr>
+          <w:rFonts w:ascii="맑은 고딕" w:eastAsia="맑은 고딕" w:hAnsi="맑은 고딕" w:cs="맑은 고딕"/>
+          <w:b/>
+          <w:bCs/>
+        </w:rPr>
+        <w:t>셰이더</w:t>
+      </w:r>
+      <w:proofErr w:type="spellEnd"/>
     </w:p>
     <w:p>
       <w:pPr>
@@ -2046,7 +2911,43 @@
           <w:b/>
           <w:bCs/>
         </w:rPr>
-        <w:t xml:space="preserve">    float hp_r = (100 - g_nHp) / 100.</w:t>
+        <w:t xml:space="preserve">    float </w:t>
+      </w:r>
+      <w:proofErr w:type="spellStart"/>
+      <w:r>
+        <w:rPr>
+          <w:rFonts w:ascii="맑은 고딕" w:eastAsia="맑은 고딕" w:hAnsi="맑은 고딕" w:cs="맑은 고딕"/>
+          <w:b/>
+          <w:bCs/>
+        </w:rPr>
+        <w:t>hp_r</w:t>
+      </w:r>
+      <w:proofErr w:type="spellEnd"/>
+      <w:r>
+        <w:rPr>
+          <w:rFonts w:ascii="맑은 고딕" w:eastAsia="맑은 고딕" w:hAnsi="맑은 고딕" w:cs="맑은 고딕"/>
+          <w:b/>
+          <w:bCs/>
+        </w:rPr>
+        <w:t xml:space="preserve"> = (100 - </w:t>
+      </w:r>
+      <w:proofErr w:type="spellStart"/>
+      <w:r>
+        <w:rPr>
+          <w:rFonts w:ascii="맑은 고딕" w:eastAsia="맑은 고딕" w:hAnsi="맑은 고딕" w:cs="맑은 고딕"/>
+          <w:b/>
+          <w:bCs/>
+        </w:rPr>
+        <w:t>g_nHp</w:t>
+      </w:r>
+      <w:proofErr w:type="spellEnd"/>
+      <w:r>
+        <w:rPr>
+          <w:rFonts w:ascii="맑은 고딕" w:eastAsia="맑은 고딕" w:hAnsi="맑은 고딕" w:cs="맑은 고딕"/>
+          <w:b/>
+          <w:bCs/>
+        </w:rPr>
+        <w:t>) / 100.</w:t>
       </w:r>
       <w:proofErr w:type="gramStart"/>
       <w:r>
@@ -2081,6 +2982,7 @@
         </w:rPr>
         <w:t xml:space="preserve">    if (</w:t>
       </w:r>
+      <w:proofErr w:type="spellStart"/>
       <w:proofErr w:type="gramStart"/>
       <w:r>
         <w:rPr>
@@ -2090,14 +2992,33 @@
         </w:rPr>
         <w:t>color.r</w:t>
       </w:r>
-      <w:proofErr w:type="gramEnd"/>
-      <w:r>
-        <w:rPr>
-          <w:rFonts w:ascii="맑은 고딕" w:eastAsia="맑은 고딕" w:hAnsi="맑은 고딕" w:cs="맑은 고딕"/>
-          <w:b/>
-          <w:bCs/>
-        </w:rPr>
-        <w:t xml:space="preserve"> &lt; hp_r)</w:t>
+      <w:proofErr w:type="spellEnd"/>
+      <w:proofErr w:type="gramEnd"/>
+      <w:r>
+        <w:rPr>
+          <w:rFonts w:ascii="맑은 고딕" w:eastAsia="맑은 고딕" w:hAnsi="맑은 고딕" w:cs="맑은 고딕"/>
+          <w:b/>
+          <w:bCs/>
+        </w:rPr>
+        <w:t xml:space="preserve"> &lt; </w:t>
+      </w:r>
+      <w:proofErr w:type="spellStart"/>
+      <w:r>
+        <w:rPr>
+          <w:rFonts w:ascii="맑은 고딕" w:eastAsia="맑은 고딕" w:hAnsi="맑은 고딕" w:cs="맑은 고딕"/>
+          <w:b/>
+          <w:bCs/>
+        </w:rPr>
+        <w:t>hp_r</w:t>
+      </w:r>
+      <w:proofErr w:type="spellEnd"/>
+      <w:r>
+        <w:rPr>
+          <w:rFonts w:ascii="맑은 고딕" w:eastAsia="맑은 고딕" w:hAnsi="맑은 고딕" w:cs="맑은 고딕"/>
+          <w:b/>
+          <w:bCs/>
+        </w:rPr>
+        <w:t>)</w:t>
       </w:r>
     </w:p>
     <w:p>
@@ -2145,6 +3066,7 @@
         </w:rPr>
         <w:t xml:space="preserve">        </w:t>
       </w:r>
+      <w:proofErr w:type="spellStart"/>
       <w:proofErr w:type="gramStart"/>
       <w:r>
         <w:rPr>
@@ -2154,23 +3076,42 @@
         </w:rPr>
         <w:t>color.r</w:t>
       </w:r>
-      <w:proofErr w:type="gramEnd"/>
-      <w:r>
-        <w:rPr>
-          <w:rFonts w:ascii="맑은 고딕" w:eastAsia="맑은 고딕" w:hAnsi="맑은 고딕" w:cs="맑은 고딕"/>
-          <w:b/>
-          <w:bCs/>
-        </w:rPr>
-        <w:t xml:space="preserve"> = hp_</w:t>
-      </w:r>
-      <w:proofErr w:type="gramStart"/>
-      <w:r>
-        <w:rPr>
-          <w:rFonts w:ascii="맑은 고딕" w:eastAsia="맑은 고딕" w:hAnsi="맑은 고딕" w:cs="맑은 고딕"/>
-          <w:b/>
-          <w:bCs/>
-        </w:rPr>
-        <w:t>r;</w:t>
+      <w:proofErr w:type="spellEnd"/>
+      <w:proofErr w:type="gramEnd"/>
+      <w:r>
+        <w:rPr>
+          <w:rFonts w:ascii="맑은 고딕" w:eastAsia="맑은 고딕" w:hAnsi="맑은 고딕" w:cs="맑은 고딕"/>
+          <w:b/>
+          <w:bCs/>
+        </w:rPr>
+        <w:t xml:space="preserve"> = </w:t>
+      </w:r>
+      <w:proofErr w:type="spellStart"/>
+      <w:r>
+        <w:rPr>
+          <w:rFonts w:ascii="맑은 고딕" w:eastAsia="맑은 고딕" w:hAnsi="맑은 고딕" w:cs="맑은 고딕"/>
+          <w:b/>
+          <w:bCs/>
+        </w:rPr>
+        <w:t>hp_</w:t>
+      </w:r>
+      <w:proofErr w:type="gramStart"/>
+      <w:r>
+        <w:rPr>
+          <w:rFonts w:ascii="맑은 고딕" w:eastAsia="맑은 고딕" w:hAnsi="맑은 고딕" w:cs="맑은 고딕"/>
+          <w:b/>
+          <w:bCs/>
+        </w:rPr>
+        <w:t>r</w:t>
+      </w:r>
+      <w:proofErr w:type="spellEnd"/>
+      <w:r>
+        <w:rPr>
+          <w:rFonts w:ascii="맑은 고딕" w:eastAsia="맑은 고딕" w:hAnsi="맑은 고딕" w:cs="맑은 고딕"/>
+          <w:b/>
+          <w:bCs/>
+        </w:rPr>
+        <w:t>;</w:t>
       </w:r>
       <w:proofErr w:type="gramEnd"/>
     </w:p>
@@ -2217,7 +3158,25 @@
           <w:b/>
           <w:bCs/>
         </w:rPr>
-        <w:t xml:space="preserve">    // float3(g_nHp / 100.0f, 0.0f, 0.0f</w:t>
+        <w:t xml:space="preserve">    // float3(</w:t>
+      </w:r>
+      <w:proofErr w:type="spellStart"/>
+      <w:r>
+        <w:rPr>
+          <w:rFonts w:ascii="맑은 고딕" w:eastAsia="맑은 고딕" w:hAnsi="맑은 고딕" w:cs="맑은 고딕"/>
+          <w:b/>
+          <w:bCs/>
+        </w:rPr>
+        <w:t>g_nHp</w:t>
+      </w:r>
+      <w:proofErr w:type="spellEnd"/>
+      <w:r>
+        <w:rPr>
+          <w:rFonts w:ascii="맑은 고딕" w:eastAsia="맑은 고딕" w:hAnsi="맑은 고딕" w:cs="맑은 고딕"/>
+          <w:b/>
+          <w:bCs/>
+        </w:rPr>
+        <w:t xml:space="preserve"> / 100.0f, 0.0f, 0.0f</w:t>
       </w:r>
       <w:proofErr w:type="gramStart"/>
       <w:r>
@@ -2275,6 +3234,7 @@
         </w:rPr>
         <w:t xml:space="preserve">    return float4(color, </w:t>
       </w:r>
+      <w:proofErr w:type="spellStart"/>
       <w:proofErr w:type="gramStart"/>
       <w:r>
         <w:rPr>
@@ -2293,6 +3253,7 @@
         </w:rPr>
         <w:t>.a</w:t>
       </w:r>
+      <w:proofErr w:type="spellEnd"/>
       <w:proofErr w:type="gramStart"/>
       <w:r>
         <w:rPr>
@@ -2313,7 +3274,7 @@
         <w:spacing w:before="100" w:beforeAutospacing="1" w:after="100" w:afterAutospacing="1" w:line="240" w:lineRule="auto"/>
         <w:jc w:val="left"/>
         <w:rPr>
-          <w:rFonts w:ascii="맑은 고딕" w:eastAsia="맑은 고딕" w:hAnsi="맑은 고딕" w:cs="맑은 고딕" w:hint="eastAsia"/>
+          <w:rFonts w:ascii="맑은 고딕" w:eastAsia="맑은 고딕" w:hAnsi="맑은 고딕" w:cs="맑은 고딕"/>
           <w:b/>
           <w:bCs/>
         </w:rPr>
@@ -2336,7 +3297,7 @@
         <w:spacing w:before="100" w:beforeAutospacing="1" w:after="100" w:afterAutospacing="1" w:line="240" w:lineRule="auto"/>
         <w:jc w:val="left"/>
         <w:rPr>
-          <w:rFonts w:ascii="맑은 고딕" w:eastAsia="맑은 고딕" w:hAnsi="맑은 고딕" w:cs="맑은 고딕" w:hint="eastAsia"/>
+          <w:rFonts w:ascii="맑은 고딕" w:eastAsia="맑은 고딕" w:hAnsi="맑은 고딕" w:cs="맑은 고딕"/>
           <w:b/>
           <w:bCs/>
         </w:rPr>
@@ -2370,64 +3331,100 @@
           <w:b/>
           <w:bCs/>
         </w:rPr>
-        <w:t xml:space="preserve">      hp 전용 pso제작 및 루트 시그너쳐 제작</w:t>
-      </w:r>
-    </w:p>
-    <w:p>
-      <w:pPr>
-        <w:widowControl/>
-        <w:wordWrap/>
-        <w:autoSpaceDE/>
-        <w:autoSpaceDN/>
-        <w:spacing w:before="100" w:beforeAutospacing="1" w:after="100" w:afterAutospacing="1" w:line="240" w:lineRule="auto"/>
-        <w:jc w:val="left"/>
-        <w:rPr>
-          <w:rFonts w:ascii="맑은 고딕" w:eastAsia="맑은 고딕" w:hAnsi="맑은 고딕" w:cs="맑은 고딕"/>
-          <w:b/>
-          <w:bCs/>
-        </w:rPr>
-      </w:pPr>
-    </w:p>
-    <w:p>
-      <w:pPr>
-        <w:widowControl/>
-        <w:wordWrap/>
-        <w:autoSpaceDE/>
-        <w:autoSpaceDN/>
-        <w:spacing w:before="100" w:beforeAutospacing="1" w:after="100" w:afterAutospacing="1" w:line="240" w:lineRule="auto"/>
-        <w:jc w:val="left"/>
-        <w:rPr>
-          <w:rFonts w:ascii="맑은 고딕" w:eastAsia="맑은 고딕" w:hAnsi="맑은 고딕" w:cs="맑은 고딕"/>
-          <w:b/>
-          <w:bCs/>
-        </w:rPr>
-      </w:pPr>
-    </w:p>
-    <w:p>
-      <w:pPr>
-        <w:widowControl/>
-        <w:wordWrap/>
-        <w:autoSpaceDE/>
-        <w:autoSpaceDN/>
-        <w:spacing w:before="100" w:beforeAutospacing="1" w:after="100" w:afterAutospacing="1" w:line="240" w:lineRule="auto"/>
-        <w:jc w:val="left"/>
-        <w:rPr>
-          <w:rFonts w:ascii="맑은 고딕" w:eastAsia="맑은 고딕" w:hAnsi="맑은 고딕" w:cs="맑은 고딕"/>
-          <w:b/>
-          <w:bCs/>
-        </w:rPr>
-      </w:pPr>
-    </w:p>
-    <w:p>
-      <w:pPr>
-        <w:widowControl/>
-        <w:wordWrap/>
-        <w:autoSpaceDE/>
-        <w:autoSpaceDN/>
-        <w:spacing w:before="100" w:beforeAutospacing="1" w:after="100" w:afterAutospacing="1" w:line="240" w:lineRule="auto"/>
-        <w:jc w:val="left"/>
-        <w:rPr>
-          <w:rFonts w:ascii="맑은 고딕" w:eastAsia="맑은 고딕" w:hAnsi="맑은 고딕" w:cs="맑은 고딕" w:hint="eastAsia"/>
+        <w:t xml:space="preserve">      hp 전용 </w:t>
+      </w:r>
+      <w:proofErr w:type="spellStart"/>
+      <w:r>
+        <w:rPr>
+          <w:rFonts w:ascii="맑은 고딕" w:eastAsia="맑은 고딕" w:hAnsi="맑은 고딕" w:cs="맑은 고딕"/>
+          <w:b/>
+          <w:bCs/>
+        </w:rPr>
+        <w:t>pso</w:t>
+      </w:r>
+      <w:proofErr w:type="spellEnd"/>
+      <w:r>
+        <w:rPr>
+          <w:rFonts w:ascii="맑은 고딕" w:eastAsia="맑은 고딕" w:hAnsi="맑은 고딕" w:cs="맑은 고딕"/>
+          <w:b/>
+          <w:bCs/>
+        </w:rPr>
+        <w:t xml:space="preserve">제작 및 루트 </w:t>
+      </w:r>
+      <w:proofErr w:type="spellStart"/>
+      <w:r>
+        <w:rPr>
+          <w:rFonts w:ascii="맑은 고딕" w:eastAsia="맑은 고딕" w:hAnsi="맑은 고딕" w:cs="맑은 고딕"/>
+          <w:b/>
+          <w:bCs/>
+        </w:rPr>
+        <w:t>시그너쳐</w:t>
+      </w:r>
+      <w:proofErr w:type="spellEnd"/>
+      <w:r>
+        <w:rPr>
+          <w:rFonts w:ascii="맑은 고딕" w:eastAsia="맑은 고딕" w:hAnsi="맑은 고딕" w:cs="맑은 고딕"/>
+          <w:b/>
+          <w:bCs/>
+        </w:rPr>
+        <w:t xml:space="preserve"> 제작</w:t>
+      </w:r>
+    </w:p>
+    <w:p>
+      <w:pPr>
+        <w:widowControl/>
+        <w:wordWrap/>
+        <w:autoSpaceDE/>
+        <w:autoSpaceDN/>
+        <w:spacing w:before="100" w:beforeAutospacing="1" w:after="100" w:afterAutospacing="1" w:line="240" w:lineRule="auto"/>
+        <w:jc w:val="left"/>
+        <w:rPr>
+          <w:rFonts w:ascii="맑은 고딕" w:eastAsia="맑은 고딕" w:hAnsi="맑은 고딕" w:cs="맑은 고딕"/>
+          <w:b/>
+          <w:bCs/>
+        </w:rPr>
+      </w:pPr>
+    </w:p>
+    <w:p>
+      <w:pPr>
+        <w:widowControl/>
+        <w:wordWrap/>
+        <w:autoSpaceDE/>
+        <w:autoSpaceDN/>
+        <w:spacing w:before="100" w:beforeAutospacing="1" w:after="100" w:afterAutospacing="1" w:line="240" w:lineRule="auto"/>
+        <w:jc w:val="left"/>
+        <w:rPr>
+          <w:rFonts w:ascii="맑은 고딕" w:eastAsia="맑은 고딕" w:hAnsi="맑은 고딕" w:cs="맑은 고딕"/>
+          <w:b/>
+          <w:bCs/>
+        </w:rPr>
+      </w:pPr>
+    </w:p>
+    <w:p>
+      <w:pPr>
+        <w:widowControl/>
+        <w:wordWrap/>
+        <w:autoSpaceDE/>
+        <w:autoSpaceDN/>
+        <w:spacing w:before="100" w:beforeAutospacing="1" w:after="100" w:afterAutospacing="1" w:line="240" w:lineRule="auto"/>
+        <w:jc w:val="left"/>
+        <w:rPr>
+          <w:rFonts w:ascii="맑은 고딕" w:eastAsia="맑은 고딕" w:hAnsi="맑은 고딕" w:cs="맑은 고딕"/>
+          <w:b/>
+          <w:bCs/>
+        </w:rPr>
+      </w:pPr>
+    </w:p>
+    <w:p>
+      <w:pPr>
+        <w:widowControl/>
+        <w:wordWrap/>
+        <w:autoSpaceDE/>
+        <w:autoSpaceDN/>
+        <w:spacing w:before="100" w:beforeAutospacing="1" w:after="100" w:afterAutospacing="1" w:line="240" w:lineRule="auto"/>
+        <w:jc w:val="left"/>
+        <w:rPr>
+          <w:rFonts w:ascii="맑은 고딕" w:eastAsia="맑은 고딕" w:hAnsi="맑은 고딕" w:cs="맑은 고딕"/>
           <w:b/>
           <w:bCs/>
         </w:rPr>
@@ -2466,9 +3463,9 @@
           <w:sz w:val="24"/>
           <w:szCs w:val="28"/>
         </w:rPr>
-        <w:t xml:space="preserve">기존 MaterialInfo에서 </w:t>
-      </w:r>
-      <w:proofErr w:type="gramStart"/>
+        <w:t xml:space="preserve">기존 </w:t>
+      </w:r>
+      <w:proofErr w:type="spellStart"/>
       <w:r>
         <w:rPr>
           <w:rFonts w:ascii="맑은 고딕" w:eastAsia="맑은 고딕" w:hAnsi="맑은 고딕" w:cs="맑은 고딕"/>
@@ -2477,9 +3474,9 @@
           <w:sz w:val="24"/>
           <w:szCs w:val="28"/>
         </w:rPr>
-        <w:t>std::</w:t>
-      </w:r>
-      <w:proofErr w:type="gramEnd"/>
+        <w:t>MaterialInfo</w:t>
+      </w:r>
+      <w:proofErr w:type="spellEnd"/>
       <w:r>
         <w:rPr>
           <w:rFonts w:ascii="맑은 고딕" w:eastAsia="맑은 고딕" w:hAnsi="맑은 고딕" w:cs="맑은 고딕"/>
@@ -2488,45 +3485,187 @@
           <w:sz w:val="24"/>
           <w:szCs w:val="28"/>
         </w:rPr>
-        <w:t>string shader_name = "gltf"; 를 따르는 문제점 발견</w:t>
-      </w:r>
-    </w:p>
-    <w:p>
-      <w:pPr>
-        <w:widowControl/>
-        <w:wordWrap/>
-        <w:autoSpaceDE/>
-        <w:autoSpaceDN/>
-        <w:spacing w:before="100" w:beforeAutospacing="1" w:after="100" w:afterAutospacing="1" w:line="240" w:lineRule="auto"/>
-        <w:jc w:val="left"/>
-        <w:rPr>
-          <w:rFonts w:ascii="맑은 고딕" w:eastAsia="맑은 고딕" w:hAnsi="맑은 고딕" w:cs="맑은 고딕"/>
-          <w:b/>
-          <w:bCs/>
-        </w:rPr>
-      </w:pPr>
-    </w:p>
-    <w:p>
-      <w:pPr>
-        <w:widowControl/>
-        <w:wordWrap/>
-        <w:autoSpaceDE/>
-        <w:autoSpaceDN/>
-        <w:spacing w:before="100" w:beforeAutospacing="1" w:after="100" w:afterAutospacing="1" w:line="240" w:lineRule="auto"/>
-        <w:jc w:val="left"/>
-        <w:rPr>
-          <w:rFonts w:ascii="맑은 고딕" w:eastAsia="맑은 고딕" w:hAnsi="맑은 고딕" w:cs="맑은 고딕"/>
-          <w:b/>
-          <w:bCs/>
-        </w:rPr>
-      </w:pPr>
-      <w:r>
-        <w:rPr>
-          <w:rFonts w:ascii="맑은 고딕" w:eastAsia="맑은 고딕" w:hAnsi="맑은 고딕" w:cs="맑은 고딕"/>
-          <w:b/>
-          <w:bCs/>
-        </w:rPr>
-        <w:t xml:space="preserve">      현재 프레임 워크에서는 오브젝트가 사용하는 쉐이더에 들어있는 문자열로부터 pso와 루트 시그너처를 설정한다.</w:t>
+        <w:t xml:space="preserve">에서 </w:t>
+      </w:r>
+      <w:proofErr w:type="gramStart"/>
+      <w:r>
+        <w:rPr>
+          <w:rFonts w:ascii="맑은 고딕" w:eastAsia="맑은 고딕" w:hAnsi="맑은 고딕" w:cs="맑은 고딕"/>
+          <w:b/>
+          <w:bCs/>
+          <w:sz w:val="24"/>
+          <w:szCs w:val="28"/>
+        </w:rPr>
+        <w:t>std::</w:t>
+      </w:r>
+      <w:proofErr w:type="gramEnd"/>
+      <w:r>
+        <w:rPr>
+          <w:rFonts w:ascii="맑은 고딕" w:eastAsia="맑은 고딕" w:hAnsi="맑은 고딕" w:cs="맑은 고딕"/>
+          <w:b/>
+          <w:bCs/>
+          <w:sz w:val="24"/>
+          <w:szCs w:val="28"/>
+        </w:rPr>
+        <w:t xml:space="preserve">string </w:t>
+      </w:r>
+      <w:proofErr w:type="spellStart"/>
+      <w:r>
+        <w:rPr>
+          <w:rFonts w:ascii="맑은 고딕" w:eastAsia="맑은 고딕" w:hAnsi="맑은 고딕" w:cs="맑은 고딕"/>
+          <w:b/>
+          <w:bCs/>
+          <w:sz w:val="24"/>
+          <w:szCs w:val="28"/>
+        </w:rPr>
+        <w:t>shader_name</w:t>
+      </w:r>
+      <w:proofErr w:type="spellEnd"/>
+      <w:r>
+        <w:rPr>
+          <w:rFonts w:ascii="맑은 고딕" w:eastAsia="맑은 고딕" w:hAnsi="맑은 고딕" w:cs="맑은 고딕"/>
+          <w:b/>
+          <w:bCs/>
+          <w:sz w:val="24"/>
+          <w:szCs w:val="28"/>
+        </w:rPr>
+        <w:t xml:space="preserve"> = "</w:t>
+      </w:r>
+      <w:proofErr w:type="spellStart"/>
+      <w:r>
+        <w:rPr>
+          <w:rFonts w:ascii="맑은 고딕" w:eastAsia="맑은 고딕" w:hAnsi="맑은 고딕" w:cs="맑은 고딕"/>
+          <w:b/>
+          <w:bCs/>
+          <w:sz w:val="24"/>
+          <w:szCs w:val="28"/>
+        </w:rPr>
+        <w:t>gltf</w:t>
+      </w:r>
+      <w:proofErr w:type="spellEnd"/>
+      <w:r>
+        <w:rPr>
+          <w:rFonts w:ascii="맑은 고딕" w:eastAsia="맑은 고딕" w:hAnsi="맑은 고딕" w:cs="맑은 고딕"/>
+          <w:b/>
+          <w:bCs/>
+          <w:sz w:val="24"/>
+          <w:szCs w:val="28"/>
+        </w:rPr>
+        <w:t xml:space="preserve">"; </w:t>
+      </w:r>
+      <w:proofErr w:type="spellStart"/>
+      <w:r>
+        <w:rPr>
+          <w:rFonts w:ascii="맑은 고딕" w:eastAsia="맑은 고딕" w:hAnsi="맑은 고딕" w:cs="맑은 고딕"/>
+          <w:b/>
+          <w:bCs/>
+          <w:sz w:val="24"/>
+          <w:szCs w:val="28"/>
+        </w:rPr>
+        <w:t>를</w:t>
+      </w:r>
+      <w:proofErr w:type="spellEnd"/>
+      <w:r>
+        <w:rPr>
+          <w:rFonts w:ascii="맑은 고딕" w:eastAsia="맑은 고딕" w:hAnsi="맑은 고딕" w:cs="맑은 고딕"/>
+          <w:b/>
+          <w:bCs/>
+          <w:sz w:val="24"/>
+          <w:szCs w:val="28"/>
+        </w:rPr>
+        <w:t xml:space="preserve"> 따르는 문제점 발견</w:t>
+      </w:r>
+    </w:p>
+    <w:p>
+      <w:pPr>
+        <w:widowControl/>
+        <w:wordWrap/>
+        <w:autoSpaceDE/>
+        <w:autoSpaceDN/>
+        <w:spacing w:before="100" w:beforeAutospacing="1" w:after="100" w:afterAutospacing="1" w:line="240" w:lineRule="auto"/>
+        <w:jc w:val="left"/>
+        <w:rPr>
+          <w:rFonts w:ascii="맑은 고딕" w:eastAsia="맑은 고딕" w:hAnsi="맑은 고딕" w:cs="맑은 고딕"/>
+          <w:b/>
+          <w:bCs/>
+        </w:rPr>
+      </w:pPr>
+    </w:p>
+    <w:p>
+      <w:pPr>
+        <w:widowControl/>
+        <w:wordWrap/>
+        <w:autoSpaceDE/>
+        <w:autoSpaceDN/>
+        <w:spacing w:before="100" w:beforeAutospacing="1" w:after="100" w:afterAutospacing="1" w:line="240" w:lineRule="auto"/>
+        <w:jc w:val="left"/>
+        <w:rPr>
+          <w:rFonts w:ascii="맑은 고딕" w:eastAsia="맑은 고딕" w:hAnsi="맑은 고딕" w:cs="맑은 고딕"/>
+          <w:b/>
+          <w:bCs/>
+        </w:rPr>
+      </w:pPr>
+      <w:r>
+        <w:rPr>
+          <w:rFonts w:ascii="맑은 고딕" w:eastAsia="맑은 고딕" w:hAnsi="맑은 고딕" w:cs="맑은 고딕"/>
+          <w:b/>
+          <w:bCs/>
+        </w:rPr>
+        <w:t xml:space="preserve">      현재 프레임 워크에서는 오브젝트가 사용하는 </w:t>
+      </w:r>
+      <w:proofErr w:type="spellStart"/>
+      <w:r>
+        <w:rPr>
+          <w:rFonts w:ascii="맑은 고딕" w:eastAsia="맑은 고딕" w:hAnsi="맑은 고딕" w:cs="맑은 고딕"/>
+          <w:b/>
+          <w:bCs/>
+        </w:rPr>
+        <w:t>쉐이더에</w:t>
+      </w:r>
+      <w:proofErr w:type="spellEnd"/>
+      <w:r>
+        <w:rPr>
+          <w:rFonts w:ascii="맑은 고딕" w:eastAsia="맑은 고딕" w:hAnsi="맑은 고딕" w:cs="맑은 고딕"/>
+          <w:b/>
+          <w:bCs/>
+        </w:rPr>
+        <w:t xml:space="preserve"> 들어있는 문자열로부터 </w:t>
+      </w:r>
+      <w:proofErr w:type="spellStart"/>
+      <w:r>
+        <w:rPr>
+          <w:rFonts w:ascii="맑은 고딕" w:eastAsia="맑은 고딕" w:hAnsi="맑은 고딕" w:cs="맑은 고딕"/>
+          <w:b/>
+          <w:bCs/>
+        </w:rPr>
+        <w:t>pso</w:t>
+      </w:r>
+      <w:proofErr w:type="spellEnd"/>
+      <w:r>
+        <w:rPr>
+          <w:rFonts w:ascii="맑은 고딕" w:eastAsia="맑은 고딕" w:hAnsi="맑은 고딕" w:cs="맑은 고딕"/>
+          <w:b/>
+          <w:bCs/>
+        </w:rPr>
+        <w:t xml:space="preserve">와 루트 </w:t>
+      </w:r>
+      <w:proofErr w:type="spellStart"/>
+      <w:r>
+        <w:rPr>
+          <w:rFonts w:ascii="맑은 고딕" w:eastAsia="맑은 고딕" w:hAnsi="맑은 고딕" w:cs="맑은 고딕"/>
+          <w:b/>
+          <w:bCs/>
+        </w:rPr>
+        <w:t>시그너처를</w:t>
+      </w:r>
+      <w:proofErr w:type="spellEnd"/>
+      <w:r>
+        <w:rPr>
+          <w:rFonts w:ascii="맑은 고딕" w:eastAsia="맑은 고딕" w:hAnsi="맑은 고딕" w:cs="맑은 고딕"/>
+          <w:b/>
+          <w:bCs/>
+        </w:rPr>
+        <w:t xml:space="preserve"> 설정한다.</w:t>
       </w:r>
     </w:p>
     <w:p>
@@ -2557,7 +3696,25 @@
           <w:b/>
           <w:bCs/>
         </w:rPr>
-        <w:t xml:space="preserve"> 같은 쉐이더를 사용하는 오브젝트 단위로 렌더링을 수행한다.</w:t>
+        <w:t xml:space="preserve"> 같은 </w:t>
+      </w:r>
+      <w:proofErr w:type="spellStart"/>
+      <w:r>
+        <w:rPr>
+          <w:rFonts w:ascii="맑은 고딕" w:eastAsia="맑은 고딕" w:hAnsi="맑은 고딕" w:cs="맑은 고딕"/>
+          <w:b/>
+          <w:bCs/>
+        </w:rPr>
+        <w:t>쉐이더를</w:t>
+      </w:r>
+      <w:proofErr w:type="spellEnd"/>
+      <w:r>
+        <w:rPr>
+          <w:rFonts w:ascii="맑은 고딕" w:eastAsia="맑은 고딕" w:hAnsi="맑은 고딕" w:cs="맑은 고딕"/>
+          <w:b/>
+          <w:bCs/>
+        </w:rPr>
+        <w:t xml:space="preserve"> 사용하는 오브젝트 단위로 렌더링을 수행한다.</w:t>
       </w:r>
     </w:p>
     <w:p>
@@ -2606,86 +3763,160 @@
           <w:b/>
           <w:bCs/>
         </w:rPr>
-        <w:t xml:space="preserve"> 하고 같은 쉐이더를 사용하는 오브젝트를 전부 렌더링 한다.</w:t>
-      </w:r>
-    </w:p>
-    <w:p>
-      <w:pPr>
-        <w:widowControl/>
-        <w:wordWrap/>
-        <w:autoSpaceDE/>
-        <w:autoSpaceDN/>
-        <w:spacing w:before="100" w:beforeAutospacing="1" w:after="100" w:afterAutospacing="1" w:line="240" w:lineRule="auto"/>
-        <w:jc w:val="left"/>
-        <w:rPr>
-          <w:rFonts w:ascii="맑은 고딕" w:eastAsia="맑은 고딕" w:hAnsi="맑은 고딕" w:cs="맑은 고딕" w:hint="eastAsia"/>
-          <w:b/>
-          <w:bCs/>
-        </w:rPr>
-      </w:pPr>
-      <w:r>
-        <w:rPr>
-          <w:rFonts w:ascii="맑은 고딕" w:eastAsia="맑은 고딕" w:hAnsi="맑은 고딕" w:cs="맑은 고딕"/>
-          <w:b/>
-          <w:bCs/>
-        </w:rPr>
-        <w:t>그러나 오브젝트 단위로 렌더링을 할 때 mesh의 렌더를 호출하</w:t>
-      </w:r>
-    </w:p>
-    <w:p>
-      <w:pPr>
-        <w:widowControl/>
-        <w:wordWrap/>
-        <w:autoSpaceDE/>
-        <w:autoSpaceDN/>
-        <w:spacing w:before="100" w:beforeAutospacing="1" w:after="100" w:afterAutospacing="1" w:line="240" w:lineRule="auto"/>
-        <w:jc w:val="left"/>
-        <w:rPr>
-          <w:rFonts w:ascii="맑은 고딕" w:eastAsia="맑은 고딕" w:hAnsi="맑은 고딕" w:cs="맑은 고딕"/>
-          <w:b/>
-          <w:bCs/>
-        </w:rPr>
-      </w:pPr>
-    </w:p>
-    <w:p>
-      <w:pPr>
-        <w:widowControl/>
-        <w:wordWrap/>
-        <w:autoSpaceDE/>
-        <w:autoSpaceDN/>
-        <w:spacing w:before="100" w:beforeAutospacing="1" w:after="100" w:afterAutospacing="1" w:line="240" w:lineRule="auto"/>
-        <w:jc w:val="left"/>
-        <w:rPr>
-          <w:rFonts w:ascii="맑은 고딕" w:eastAsia="맑은 고딕" w:hAnsi="맑은 고딕" w:cs="맑은 고딕"/>
-          <w:b/>
-          <w:bCs/>
-        </w:rPr>
-      </w:pPr>
-      <w:r>
-        <w:rPr>
-          <w:rFonts w:ascii="맑은 고딕" w:eastAsia="맑은 고딕" w:hAnsi="맑은 고딕" w:cs="맑은 고딕"/>
-          <w:b/>
-          <w:bCs/>
-        </w:rPr>
-        <w:t xml:space="preserve">      gltfmesh의 경우 렌더링을 하게 되면 </w:t>
-      </w:r>
-      <w:proofErr w:type="gramStart"/>
-      <w:r>
-        <w:rPr>
-          <w:rFonts w:ascii="맑은 고딕" w:eastAsia="맑은 고딕" w:hAnsi="맑은 고딕" w:cs="맑은 고딕"/>
-          <w:b/>
-          <w:bCs/>
-        </w:rPr>
-        <w:t>ResourceManager::</w:t>
-      </w:r>
-      <w:proofErr w:type="gramEnd"/>
-      <w:r>
-        <w:rPr>
-          <w:rFonts w:ascii="맑은 고딕" w:eastAsia="맑은 고딕" w:hAnsi="맑은 고딕" w:cs="맑은 고딕"/>
-          <w:b/>
-          <w:bCs/>
-        </w:rPr>
-        <w:t>bind_material이 호출된다.</w:t>
+        <w:t xml:space="preserve"> 하고 같은 </w:t>
+      </w:r>
+      <w:proofErr w:type="spellStart"/>
+      <w:r>
+        <w:rPr>
+          <w:rFonts w:ascii="맑은 고딕" w:eastAsia="맑은 고딕" w:hAnsi="맑은 고딕" w:cs="맑은 고딕"/>
+          <w:b/>
+          <w:bCs/>
+        </w:rPr>
+        <w:t>쉐이더를</w:t>
+      </w:r>
+      <w:proofErr w:type="spellEnd"/>
+      <w:r>
+        <w:rPr>
+          <w:rFonts w:ascii="맑은 고딕" w:eastAsia="맑은 고딕" w:hAnsi="맑은 고딕" w:cs="맑은 고딕"/>
+          <w:b/>
+          <w:bCs/>
+        </w:rPr>
+        <w:t xml:space="preserve"> 사용하는 오브젝트를 전부 렌더링 한다.</w:t>
+      </w:r>
+    </w:p>
+    <w:p>
+      <w:pPr>
+        <w:widowControl/>
+        <w:wordWrap/>
+        <w:autoSpaceDE/>
+        <w:autoSpaceDN/>
+        <w:spacing w:before="100" w:beforeAutospacing="1" w:after="100" w:afterAutospacing="1" w:line="240" w:lineRule="auto"/>
+        <w:jc w:val="left"/>
+        <w:rPr>
+          <w:rFonts w:ascii="맑은 고딕" w:eastAsia="맑은 고딕" w:hAnsi="맑은 고딕" w:cs="맑은 고딕"/>
+          <w:b/>
+          <w:bCs/>
+        </w:rPr>
+      </w:pPr>
+      <w:r>
+        <w:rPr>
+          <w:rFonts w:ascii="맑은 고딕" w:eastAsia="맑은 고딕" w:hAnsi="맑은 고딕" w:cs="맑은 고딕"/>
+          <w:b/>
+          <w:bCs/>
+        </w:rPr>
+        <w:t xml:space="preserve">그러나 오브젝트 단위로 렌더링을 할 때 mesh의 </w:t>
+      </w:r>
+      <w:proofErr w:type="spellStart"/>
+      <w:r>
+        <w:rPr>
+          <w:rFonts w:ascii="맑은 고딕" w:eastAsia="맑은 고딕" w:hAnsi="맑은 고딕" w:cs="맑은 고딕"/>
+          <w:b/>
+          <w:bCs/>
+        </w:rPr>
+        <w:t>렌더를</w:t>
+      </w:r>
+      <w:proofErr w:type="spellEnd"/>
+      <w:r>
+        <w:rPr>
+          <w:rFonts w:ascii="맑은 고딕" w:eastAsia="맑은 고딕" w:hAnsi="맑은 고딕" w:cs="맑은 고딕"/>
+          <w:b/>
+          <w:bCs/>
+        </w:rPr>
+        <w:t xml:space="preserve"> 호출하</w:t>
+      </w:r>
+    </w:p>
+    <w:p>
+      <w:pPr>
+        <w:widowControl/>
+        <w:wordWrap/>
+        <w:autoSpaceDE/>
+        <w:autoSpaceDN/>
+        <w:spacing w:before="100" w:beforeAutospacing="1" w:after="100" w:afterAutospacing="1" w:line="240" w:lineRule="auto"/>
+        <w:jc w:val="left"/>
+        <w:rPr>
+          <w:rFonts w:ascii="맑은 고딕" w:eastAsia="맑은 고딕" w:hAnsi="맑은 고딕" w:cs="맑은 고딕"/>
+          <w:b/>
+          <w:bCs/>
+        </w:rPr>
+      </w:pPr>
+    </w:p>
+    <w:p>
+      <w:pPr>
+        <w:widowControl/>
+        <w:wordWrap/>
+        <w:autoSpaceDE/>
+        <w:autoSpaceDN/>
+        <w:spacing w:before="100" w:beforeAutospacing="1" w:after="100" w:afterAutospacing="1" w:line="240" w:lineRule="auto"/>
+        <w:jc w:val="left"/>
+        <w:rPr>
+          <w:rFonts w:ascii="맑은 고딕" w:eastAsia="맑은 고딕" w:hAnsi="맑은 고딕" w:cs="맑은 고딕"/>
+          <w:b/>
+          <w:bCs/>
+        </w:rPr>
+      </w:pPr>
+      <w:r>
+        <w:rPr>
+          <w:rFonts w:ascii="맑은 고딕" w:eastAsia="맑은 고딕" w:hAnsi="맑은 고딕" w:cs="맑은 고딕"/>
+          <w:b/>
+          <w:bCs/>
+        </w:rPr>
+        <w:t xml:space="preserve">      </w:t>
+      </w:r>
+      <w:proofErr w:type="spellStart"/>
+      <w:r>
+        <w:rPr>
+          <w:rFonts w:ascii="맑은 고딕" w:eastAsia="맑은 고딕" w:hAnsi="맑은 고딕" w:cs="맑은 고딕"/>
+          <w:b/>
+          <w:bCs/>
+        </w:rPr>
+        <w:t>gltfmesh</w:t>
+      </w:r>
+      <w:proofErr w:type="spellEnd"/>
+      <w:r>
+        <w:rPr>
+          <w:rFonts w:ascii="맑은 고딕" w:eastAsia="맑은 고딕" w:hAnsi="맑은 고딕" w:cs="맑은 고딕"/>
+          <w:b/>
+          <w:bCs/>
+        </w:rPr>
+        <w:t xml:space="preserve">의 경우 렌더링을 하게 되면 </w:t>
+      </w:r>
+      <w:proofErr w:type="spellStart"/>
+      <w:proofErr w:type="gramStart"/>
+      <w:r>
+        <w:rPr>
+          <w:rFonts w:ascii="맑은 고딕" w:eastAsia="맑은 고딕" w:hAnsi="맑은 고딕" w:cs="맑은 고딕"/>
+          <w:b/>
+          <w:bCs/>
+        </w:rPr>
+        <w:t>ResourceManager</w:t>
+      </w:r>
+      <w:proofErr w:type="spellEnd"/>
+      <w:r>
+        <w:rPr>
+          <w:rFonts w:ascii="맑은 고딕" w:eastAsia="맑은 고딕" w:hAnsi="맑은 고딕" w:cs="맑은 고딕"/>
+          <w:b/>
+          <w:bCs/>
+        </w:rPr>
+        <w:t>::</w:t>
+      </w:r>
+      <w:proofErr w:type="spellStart"/>
+      <w:proofErr w:type="gramEnd"/>
+      <w:r>
+        <w:rPr>
+          <w:rFonts w:ascii="맑은 고딕" w:eastAsia="맑은 고딕" w:hAnsi="맑은 고딕" w:cs="맑은 고딕"/>
+          <w:b/>
+          <w:bCs/>
+        </w:rPr>
+        <w:t>bind_material</w:t>
+      </w:r>
+      <w:proofErr w:type="spellEnd"/>
+      <w:r>
+        <w:rPr>
+          <w:rFonts w:ascii="맑은 고딕" w:eastAsia="맑은 고딕" w:hAnsi="맑은 고딕" w:cs="맑은 고딕"/>
+          <w:b/>
+          <w:bCs/>
+        </w:rPr>
+        <w:t>이 호출된다.</w:t>
       </w:r>
     </w:p>
     <w:p>
@@ -2710,15 +3941,26 @@
         </w:rPr>
         <w:t xml:space="preserve">void </w:t>
       </w:r>
-      <w:proofErr w:type="gramStart"/>
-      <w:r>
-        <w:rPr>
-          <w:rFonts w:ascii="맑은 고딕" w:eastAsia="맑은 고딕" w:hAnsi="맑은 고딕" w:cs="맑은 고딕"/>
-          <w:b/>
-          <w:bCs/>
-        </w:rPr>
-        <w:t>ResourceManager::</w:t>
-      </w:r>
+      <w:proofErr w:type="spellStart"/>
+      <w:proofErr w:type="gramStart"/>
+      <w:r>
+        <w:rPr>
+          <w:rFonts w:ascii="맑은 고딕" w:eastAsia="맑은 고딕" w:hAnsi="맑은 고딕" w:cs="맑은 고딕"/>
+          <w:b/>
+          <w:bCs/>
+        </w:rPr>
+        <w:t>ResourceManager</w:t>
+      </w:r>
+      <w:proofErr w:type="spellEnd"/>
+      <w:r>
+        <w:rPr>
+          <w:rFonts w:ascii="맑은 고딕" w:eastAsia="맑은 고딕" w:hAnsi="맑은 고딕" w:cs="맑은 고딕"/>
+          <w:b/>
+          <w:bCs/>
+        </w:rPr>
+        <w:t>::</w:t>
+      </w:r>
+      <w:proofErr w:type="spellStart"/>
       <w:proofErr w:type="gramEnd"/>
       <w:r>
         <w:rPr>
@@ -2735,7 +3977,16 @@
           <w:b/>
           <w:bCs/>
         </w:rPr>
-        <w:t>material(</w:t>
+        <w:t>material</w:t>
+      </w:r>
+      <w:proofErr w:type="spellEnd"/>
+      <w:r>
+        <w:rPr>
+          <w:rFonts w:ascii="맑은 고딕" w:eastAsia="맑은 고딕" w:hAnsi="맑은 고딕" w:cs="맑은 고딕"/>
+          <w:b/>
+          <w:bCs/>
+        </w:rPr>
+        <w:t>(</w:t>
       </w:r>
       <w:proofErr w:type="gramEnd"/>
       <w:r>
@@ -2762,7 +4013,43 @@
           <w:b/>
           <w:bCs/>
         </w:rPr>
-        <w:t>string&amp; material_name, ID3D12GraphicsCommandList* command_list)</w:t>
+        <w:t xml:space="preserve">string&amp; </w:t>
+      </w:r>
+      <w:proofErr w:type="spellStart"/>
+      <w:r>
+        <w:rPr>
+          <w:rFonts w:ascii="맑은 고딕" w:eastAsia="맑은 고딕" w:hAnsi="맑은 고딕" w:cs="맑은 고딕"/>
+          <w:b/>
+          <w:bCs/>
+        </w:rPr>
+        <w:t>material_name</w:t>
+      </w:r>
+      <w:proofErr w:type="spellEnd"/>
+      <w:r>
+        <w:rPr>
+          <w:rFonts w:ascii="맑은 고딕" w:eastAsia="맑은 고딕" w:hAnsi="맑은 고딕" w:cs="맑은 고딕"/>
+          <w:b/>
+          <w:bCs/>
+        </w:rPr>
+        <w:t xml:space="preserve">, ID3D12GraphicsCommandList* </w:t>
+      </w:r>
+      <w:proofErr w:type="spellStart"/>
+      <w:r>
+        <w:rPr>
+          <w:rFonts w:ascii="맑은 고딕" w:eastAsia="맑은 고딕" w:hAnsi="맑은 고딕" w:cs="맑은 고딕"/>
+          <w:b/>
+          <w:bCs/>
+        </w:rPr>
+        <w:t>command_list</w:t>
+      </w:r>
+      <w:proofErr w:type="spellEnd"/>
+      <w:r>
+        <w:rPr>
+          <w:rFonts w:ascii="맑은 고딕" w:eastAsia="맑은 고딕" w:hAnsi="맑은 고딕" w:cs="맑은 고딕"/>
+          <w:b/>
+          <w:bCs/>
+        </w:rPr>
+        <w:t>)</w:t>
       </w:r>
     </w:p>
     <w:p>
@@ -2810,6 +4097,7 @@
         </w:rPr>
         <w:t xml:space="preserve">    auto it = _</w:t>
       </w:r>
+      <w:proofErr w:type="spellStart"/>
       <w:proofErr w:type="gramStart"/>
       <w:r>
         <w:rPr>
@@ -2819,15 +4107,26 @@
         </w:rPr>
         <w:t>materials.find</w:t>
       </w:r>
-      <w:proofErr w:type="gramEnd"/>
-      <w:r>
-        <w:rPr>
-          <w:rFonts w:ascii="맑은 고딕" w:eastAsia="맑은 고딕" w:hAnsi="맑은 고딕" w:cs="맑은 고딕"/>
-          <w:b/>
-          <w:bCs/>
-        </w:rPr>
-        <w:t>(material_name</w:t>
-      </w:r>
+      <w:proofErr w:type="spellEnd"/>
+      <w:proofErr w:type="gramEnd"/>
+      <w:r>
+        <w:rPr>
+          <w:rFonts w:ascii="맑은 고딕" w:eastAsia="맑은 고딕" w:hAnsi="맑은 고딕" w:cs="맑은 고딕"/>
+          <w:b/>
+          <w:bCs/>
+        </w:rPr>
+        <w:t>(</w:t>
+      </w:r>
+      <w:proofErr w:type="spellStart"/>
+      <w:r>
+        <w:rPr>
+          <w:rFonts w:ascii="맑은 고딕" w:eastAsia="맑은 고딕" w:hAnsi="맑은 고딕" w:cs="맑은 고딕"/>
+          <w:b/>
+          <w:bCs/>
+        </w:rPr>
+        <w:t>material_name</w:t>
+      </w:r>
+      <w:proofErr w:type="spellEnd"/>
       <w:proofErr w:type="gramStart"/>
       <w:r>
         <w:rPr>
@@ -2874,7 +4173,43 @@
           <w:b/>
           <w:bCs/>
         </w:rPr>
-        <w:t xml:space="preserve">    MaterialInfo &amp; mat_info = it-&gt;</w:t>
+        <w:t xml:space="preserve">    </w:t>
+      </w:r>
+      <w:proofErr w:type="spellStart"/>
+      <w:r>
+        <w:rPr>
+          <w:rFonts w:ascii="맑은 고딕" w:eastAsia="맑은 고딕" w:hAnsi="맑은 고딕" w:cs="맑은 고딕"/>
+          <w:b/>
+          <w:bCs/>
+        </w:rPr>
+        <w:t>MaterialInfo</w:t>
+      </w:r>
+      <w:proofErr w:type="spellEnd"/>
+      <w:r>
+        <w:rPr>
+          <w:rFonts w:ascii="맑은 고딕" w:eastAsia="맑은 고딕" w:hAnsi="맑은 고딕" w:cs="맑은 고딕"/>
+          <w:b/>
+          <w:bCs/>
+        </w:rPr>
+        <w:t xml:space="preserve"> &amp; </w:t>
+      </w:r>
+      <w:proofErr w:type="spellStart"/>
+      <w:r>
+        <w:rPr>
+          <w:rFonts w:ascii="맑은 고딕" w:eastAsia="맑은 고딕" w:hAnsi="맑은 고딕" w:cs="맑은 고딕"/>
+          <w:b/>
+          <w:bCs/>
+        </w:rPr>
+        <w:t>mat_info</w:t>
+      </w:r>
+      <w:proofErr w:type="spellEnd"/>
+      <w:r>
+        <w:rPr>
+          <w:rFonts w:ascii="맑은 고딕" w:eastAsia="맑은 고딕" w:hAnsi="맑은 고딕" w:cs="맑은 고딕"/>
+          <w:b/>
+          <w:bCs/>
+        </w:rPr>
+        <w:t xml:space="preserve"> = it-&gt;</w:t>
       </w:r>
       <w:proofErr w:type="gramStart"/>
       <w:r>
@@ -2981,7 +4316,25 @@
           <w:b/>
           <w:bCs/>
         </w:rPr>
-        <w:t>. 셰이더 이름으로 Renderer에서 PSO와 Root Signature를 직접 가져와 바인딩</w:t>
+        <w:t xml:space="preserve">. </w:t>
+      </w:r>
+      <w:proofErr w:type="spellStart"/>
+      <w:r>
+        <w:rPr>
+          <w:rFonts w:ascii="맑은 고딕" w:eastAsia="맑은 고딕" w:hAnsi="맑은 고딕" w:cs="맑은 고딕"/>
+          <w:b/>
+          <w:bCs/>
+        </w:rPr>
+        <w:t>셰이더</w:t>
+      </w:r>
+      <w:proofErr w:type="spellEnd"/>
+      <w:r>
+        <w:rPr>
+          <w:rFonts w:ascii="맑은 고딕" w:eastAsia="맑은 고딕" w:hAnsi="맑은 고딕" w:cs="맑은 고딕"/>
+          <w:b/>
+          <w:bCs/>
+        </w:rPr>
+        <w:t xml:space="preserve"> 이름으로 Renderer에서 PSO와 Root Signature를 직접 가져와 바인딩</w:t>
       </w:r>
     </w:p>
     <w:p>
@@ -3045,7 +4398,52 @@
           <w:b/>
           <w:bCs/>
         </w:rPr>
-        <w:t xml:space="preserve">    auto root_signature = renderer-&gt;get_root_signature(mat_</w:t>
+        <w:t xml:space="preserve">    auto </w:t>
+      </w:r>
+      <w:proofErr w:type="spellStart"/>
+      <w:r>
+        <w:rPr>
+          <w:rFonts w:ascii="맑은 고딕" w:eastAsia="맑은 고딕" w:hAnsi="맑은 고딕" w:cs="맑은 고딕"/>
+          <w:b/>
+          <w:bCs/>
+        </w:rPr>
+        <w:t>root_signature</w:t>
+      </w:r>
+      <w:proofErr w:type="spellEnd"/>
+      <w:r>
+        <w:rPr>
+          <w:rFonts w:ascii="맑은 고딕" w:eastAsia="맑은 고딕" w:hAnsi="맑은 고딕" w:cs="맑은 고딕"/>
+          <w:b/>
+          <w:bCs/>
+        </w:rPr>
+        <w:t xml:space="preserve"> = renderer-&gt;</w:t>
+      </w:r>
+      <w:proofErr w:type="spellStart"/>
+      <w:r>
+        <w:rPr>
+          <w:rFonts w:ascii="맑은 고딕" w:eastAsia="맑은 고딕" w:hAnsi="맑은 고딕" w:cs="맑은 고딕"/>
+          <w:b/>
+          <w:bCs/>
+        </w:rPr>
+        <w:t>get_root_signature</w:t>
+      </w:r>
+      <w:proofErr w:type="spellEnd"/>
+      <w:r>
+        <w:rPr>
+          <w:rFonts w:ascii="맑은 고딕" w:eastAsia="맑은 고딕" w:hAnsi="맑은 고딕" w:cs="맑은 고딕"/>
+          <w:b/>
+          <w:bCs/>
+        </w:rPr>
+        <w:t>(</w:t>
+      </w:r>
+      <w:proofErr w:type="spellStart"/>
+      <w:r>
+        <w:rPr>
+          <w:rFonts w:ascii="맑은 고딕" w:eastAsia="맑은 고딕" w:hAnsi="맑은 고딕" w:cs="맑은 고딕"/>
+          <w:b/>
+          <w:bCs/>
+        </w:rPr>
+        <w:t>mat_</w:t>
       </w:r>
       <w:proofErr w:type="gramStart"/>
       <w:r>
@@ -3065,6 +4463,7 @@
         </w:rPr>
         <w:t>_name</w:t>
       </w:r>
+      <w:proofErr w:type="spellEnd"/>
       <w:proofErr w:type="gramStart"/>
       <w:r>
         <w:rPr>
@@ -3096,7 +4495,52 @@
           <w:b/>
           <w:bCs/>
         </w:rPr>
-        <w:t xml:space="preserve">    auto pso = renderer-&gt;get_pso(mat_</w:t>
+        <w:t xml:space="preserve">    auto </w:t>
+      </w:r>
+      <w:proofErr w:type="spellStart"/>
+      <w:r>
+        <w:rPr>
+          <w:rFonts w:ascii="맑은 고딕" w:eastAsia="맑은 고딕" w:hAnsi="맑은 고딕" w:cs="맑은 고딕"/>
+          <w:b/>
+          <w:bCs/>
+        </w:rPr>
+        <w:t>pso</w:t>
+      </w:r>
+      <w:proofErr w:type="spellEnd"/>
+      <w:r>
+        <w:rPr>
+          <w:rFonts w:ascii="맑은 고딕" w:eastAsia="맑은 고딕" w:hAnsi="맑은 고딕" w:cs="맑은 고딕"/>
+          <w:b/>
+          <w:bCs/>
+        </w:rPr>
+        <w:t xml:space="preserve"> = renderer-&gt;</w:t>
+      </w:r>
+      <w:proofErr w:type="spellStart"/>
+      <w:r>
+        <w:rPr>
+          <w:rFonts w:ascii="맑은 고딕" w:eastAsia="맑은 고딕" w:hAnsi="맑은 고딕" w:cs="맑은 고딕"/>
+          <w:b/>
+          <w:bCs/>
+        </w:rPr>
+        <w:t>get_pso</w:t>
+      </w:r>
+      <w:proofErr w:type="spellEnd"/>
+      <w:r>
+        <w:rPr>
+          <w:rFonts w:ascii="맑은 고딕" w:eastAsia="맑은 고딕" w:hAnsi="맑은 고딕" w:cs="맑은 고딕"/>
+          <w:b/>
+          <w:bCs/>
+        </w:rPr>
+        <w:t>(</w:t>
+      </w:r>
+      <w:proofErr w:type="spellStart"/>
+      <w:r>
+        <w:rPr>
+          <w:rFonts w:ascii="맑은 고딕" w:eastAsia="맑은 고딕" w:hAnsi="맑은 고딕" w:cs="맑은 고딕"/>
+          <w:b/>
+          <w:bCs/>
+        </w:rPr>
+        <w:t>mat_</w:t>
       </w:r>
       <w:proofErr w:type="gramStart"/>
       <w:r>
@@ -3116,6 +4560,7 @@
         </w:rPr>
         <w:t>_name</w:t>
       </w:r>
+      <w:proofErr w:type="spellEnd"/>
       <w:proofErr w:type="gramStart"/>
       <w:r>
         <w:rPr>
@@ -3171,26 +4616,54 @@
           <w:b/>
           <w:bCs/>
         </w:rPr>
-        <w:t>(!root</w:t>
-      </w:r>
-      <w:proofErr w:type="gramEnd"/>
-      <w:r>
-        <w:rPr>
-          <w:rFonts w:ascii="맑은 고딕" w:eastAsia="맑은 고딕" w:hAnsi="맑은 고딕" w:cs="맑은 고딕"/>
-          <w:b/>
-          <w:bCs/>
-        </w:rPr>
-        <w:t>_signature |</w:t>
-      </w:r>
-      <w:proofErr w:type="gramStart"/>
-      <w:r>
-        <w:rPr>
-          <w:rFonts w:ascii="맑은 고딕" w:eastAsia="맑은 고딕" w:hAnsi="맑은 고딕" w:cs="맑은 고딕"/>
-          <w:b/>
-          <w:bCs/>
-        </w:rPr>
-        <w:t>| !pso</w:t>
-      </w:r>
+        <w:t>(!</w:t>
+      </w:r>
+      <w:proofErr w:type="spellStart"/>
+      <w:r>
+        <w:rPr>
+          <w:rFonts w:ascii="맑은 고딕" w:eastAsia="맑은 고딕" w:hAnsi="맑은 고딕" w:cs="맑은 고딕"/>
+          <w:b/>
+          <w:bCs/>
+        </w:rPr>
+        <w:t>root</w:t>
+      </w:r>
+      <w:proofErr w:type="gramEnd"/>
+      <w:r>
+        <w:rPr>
+          <w:rFonts w:ascii="맑은 고딕" w:eastAsia="맑은 고딕" w:hAnsi="맑은 고딕" w:cs="맑은 고딕"/>
+          <w:b/>
+          <w:bCs/>
+        </w:rPr>
+        <w:t>_signature</w:t>
+      </w:r>
+      <w:proofErr w:type="spellEnd"/>
+      <w:r>
+        <w:rPr>
+          <w:rFonts w:ascii="맑은 고딕" w:eastAsia="맑은 고딕" w:hAnsi="맑은 고딕" w:cs="맑은 고딕"/>
+          <w:b/>
+          <w:bCs/>
+        </w:rPr>
+        <w:t xml:space="preserve"> |</w:t>
+      </w:r>
+      <w:proofErr w:type="gramStart"/>
+      <w:r>
+        <w:rPr>
+          <w:rFonts w:ascii="맑은 고딕" w:eastAsia="맑은 고딕" w:hAnsi="맑은 고딕" w:cs="맑은 고딕"/>
+          <w:b/>
+          <w:bCs/>
+        </w:rPr>
+        <w:t>| !</w:t>
+      </w:r>
+      <w:proofErr w:type="spellStart"/>
+      <w:r>
+        <w:rPr>
+          <w:rFonts w:ascii="맑은 고딕" w:eastAsia="맑은 고딕" w:hAnsi="맑은 고딕" w:cs="맑은 고딕"/>
+          <w:b/>
+          <w:bCs/>
+        </w:rPr>
+        <w:t>pso</w:t>
+      </w:r>
+      <w:proofErr w:type="spellEnd"/>
       <w:proofErr w:type="gramEnd"/>
       <w:r>
         <w:rPr>
@@ -3221,31 +4694,49 @@
           <w:b/>
           <w:bCs/>
         </w:rPr>
-        <w:t xml:space="preserve">        //렌더러에 해당 이름으로 리소스가 등록되었는지 확인</w:t>
-      </w:r>
-    </w:p>
-    <w:p>
-      <w:pPr>
-        <w:widowControl/>
-        <w:wordWrap/>
-        <w:autoSpaceDE/>
-        <w:autoSpaceDN/>
-        <w:spacing w:before="100" w:beforeAutospacing="1" w:after="100" w:afterAutospacing="1" w:line="240" w:lineRule="auto"/>
-        <w:jc w:val="left"/>
-        <w:rPr>
-          <w:rFonts w:ascii="맑은 고딕" w:eastAsia="맑은 고딕" w:hAnsi="맑은 고딕" w:cs="맑은 고딕"/>
-          <w:b/>
-          <w:bCs/>
-        </w:rPr>
-      </w:pPr>
-      <w:r>
-        <w:rPr>
-          <w:rFonts w:ascii="맑은 고딕" w:eastAsia="맑은 고딕" w:hAnsi="맑은 고딕" w:cs="맑은 고딕"/>
-          <w:b/>
-          <w:bCs/>
-        </w:rPr>
         <w:t xml:space="preserve">        //</w:t>
       </w:r>
+      <w:proofErr w:type="spellStart"/>
+      <w:r>
+        <w:rPr>
+          <w:rFonts w:ascii="맑은 고딕" w:eastAsia="맑은 고딕" w:hAnsi="맑은 고딕" w:cs="맑은 고딕"/>
+          <w:b/>
+          <w:bCs/>
+        </w:rPr>
+        <w:t>렌더러에</w:t>
+      </w:r>
+      <w:proofErr w:type="spellEnd"/>
+      <w:r>
+        <w:rPr>
+          <w:rFonts w:ascii="맑은 고딕" w:eastAsia="맑은 고딕" w:hAnsi="맑은 고딕" w:cs="맑은 고딕"/>
+          <w:b/>
+          <w:bCs/>
+        </w:rPr>
+        <w:t xml:space="preserve"> 해당 이름으로 리소스가 등록되었는지 확인</w:t>
+      </w:r>
+    </w:p>
+    <w:p>
+      <w:pPr>
+        <w:widowControl/>
+        <w:wordWrap/>
+        <w:autoSpaceDE/>
+        <w:autoSpaceDN/>
+        <w:spacing w:before="100" w:beforeAutospacing="1" w:after="100" w:afterAutospacing="1" w:line="240" w:lineRule="auto"/>
+        <w:jc w:val="left"/>
+        <w:rPr>
+          <w:rFonts w:ascii="맑은 고딕" w:eastAsia="맑은 고딕" w:hAnsi="맑은 고딕" w:cs="맑은 고딕"/>
+          <w:b/>
+          <w:bCs/>
+        </w:rPr>
+      </w:pPr>
+      <w:r>
+        <w:rPr>
+          <w:rFonts w:ascii="맑은 고딕" w:eastAsia="맑은 고딕" w:hAnsi="맑은 고딕" w:cs="맑은 고딕"/>
+          <w:b/>
+          <w:bCs/>
+        </w:rPr>
+        <w:t xml:space="preserve">        //</w:t>
+      </w:r>
       <w:proofErr w:type="gramStart"/>
       <w:r>
         <w:rPr>
@@ -3262,7 +4753,25 @@
           <w:b/>
           <w:bCs/>
         </w:rPr>
-        <w:t xml:space="preserve">"Failed to get RootSignature or PSO from Renderer for </w:t>
+        <w:t xml:space="preserve">"Failed to get </w:t>
+      </w:r>
+      <w:proofErr w:type="spellStart"/>
+      <w:r>
+        <w:rPr>
+          <w:rFonts w:ascii="맑은 고딕" w:eastAsia="맑은 고딕" w:hAnsi="맑은 고딕" w:cs="맑은 고딕"/>
+          <w:b/>
+          <w:bCs/>
+        </w:rPr>
+        <w:t>RootSignature</w:t>
+      </w:r>
+      <w:proofErr w:type="spellEnd"/>
+      <w:r>
+        <w:rPr>
+          <w:rFonts w:ascii="맑은 고딕" w:eastAsia="맑은 고딕" w:hAnsi="맑은 고딕" w:cs="맑은 고딕"/>
+          <w:b/>
+          <w:bCs/>
+        </w:rPr>
+        <w:t xml:space="preserve"> or PSO from Renderer for </w:t>
       </w:r>
       <w:proofErr w:type="gramStart"/>
       <w:r>
@@ -3280,7 +4789,16 @@
           <w:b/>
           <w:bCs/>
         </w:rPr>
-        <w:t xml:space="preserve"> " &lt;&lt; mat_</w:t>
+        <w:t xml:space="preserve"> " &lt;&lt; </w:t>
+      </w:r>
+      <w:proofErr w:type="spellStart"/>
+      <w:r>
+        <w:rPr>
+          <w:rFonts w:ascii="맑은 고딕" w:eastAsia="맑은 고딕" w:hAnsi="맑은 고딕" w:cs="맑은 고딕"/>
+          <w:b/>
+          <w:bCs/>
+        </w:rPr>
+        <w:t>mat_</w:t>
       </w:r>
       <w:proofErr w:type="gramStart"/>
       <w:r>
@@ -3300,6 +4818,7 @@
         </w:rPr>
         <w:t>_name</w:t>
       </w:r>
+      <w:proofErr w:type="spellEnd"/>
       <w:proofErr w:type="gramStart"/>
       <w:r>
         <w:rPr>
@@ -3429,30 +4948,197 @@
           <w:b/>
           <w:bCs/>
         </w:rPr>
-        <w:t xml:space="preserve"> 아래 두 줄을 주석처리하여 shader_name을 무시한다.</w:t>
-      </w:r>
-    </w:p>
-    <w:p>
-      <w:pPr>
-        <w:widowControl/>
-        <w:wordWrap/>
-        <w:autoSpaceDE/>
-        <w:autoSpaceDN/>
-        <w:spacing w:before="100" w:beforeAutospacing="1" w:after="100" w:afterAutospacing="1" w:line="240" w:lineRule="auto"/>
-        <w:jc w:val="left"/>
+        <w:t xml:space="preserve"> 아래 두 줄을 </w:t>
+      </w:r>
+      <w:proofErr w:type="spellStart"/>
+      <w:r>
+        <w:rPr>
+          <w:rFonts w:ascii="맑은 고딕" w:eastAsia="맑은 고딕" w:hAnsi="맑은 고딕" w:cs="맑은 고딕"/>
+          <w:b/>
+          <w:bCs/>
+        </w:rPr>
+        <w:t>주석처리하여</w:t>
+      </w:r>
+      <w:proofErr w:type="spellEnd"/>
+      <w:r>
+        <w:rPr>
+          <w:rFonts w:ascii="맑은 고딕" w:eastAsia="맑은 고딕" w:hAnsi="맑은 고딕" w:cs="맑은 고딕"/>
+          <w:b/>
+          <w:bCs/>
+        </w:rPr>
+        <w:t xml:space="preserve"> </w:t>
+      </w:r>
+      <w:proofErr w:type="spellStart"/>
+      <w:r>
+        <w:rPr>
+          <w:rFonts w:ascii="맑은 고딕" w:eastAsia="맑은 고딕" w:hAnsi="맑은 고딕" w:cs="맑은 고딕"/>
+          <w:b/>
+          <w:bCs/>
+        </w:rPr>
+        <w:t>shader_name</w:t>
+      </w:r>
+      <w:proofErr w:type="spellEnd"/>
+      <w:r>
+        <w:rPr>
+          <w:rFonts w:ascii="맑은 고딕" w:eastAsia="맑은 고딕" w:hAnsi="맑은 고딕" w:cs="맑은 고딕"/>
+          <w:b/>
+          <w:bCs/>
+        </w:rPr>
+        <w:t>을 무시한다.</w:t>
+      </w:r>
+    </w:p>
+    <w:p>
+      <w:pPr>
+        <w:widowControl/>
+        <w:wordWrap/>
+        <w:autoSpaceDE/>
+        <w:autoSpaceDN/>
+        <w:spacing w:before="100" w:beforeAutospacing="1" w:after="100" w:afterAutospacing="1" w:line="240" w:lineRule="auto"/>
+        <w:jc w:val="left"/>
+        <w:rPr>
+          <w:rFonts w:ascii="맑은 고딕" w:eastAsia="맑은 고딕" w:hAnsi="맑은 고딕" w:cs="맑은 고딕"/>
+          <w:b/>
+          <w:bCs/>
+        </w:rPr>
+      </w:pPr>
+      <w:r>
+        <w:rPr>
+          <w:rFonts w:ascii="맑은 고딕" w:eastAsia="맑은 고딕" w:hAnsi="맑은 고딕" w:cs="맑은 고딕"/>
+          <w:b/>
+          <w:bCs/>
+        </w:rPr>
+        <w:tab/>
+      </w:r>
+      <w:proofErr w:type="gramStart"/>
+      <w:r>
+        <w:rPr>
+          <w:rFonts w:ascii="맑은 고딕" w:eastAsia="맑은 고딕" w:hAnsi="맑은 고딕" w:cs="맑은 고딕"/>
+          <w:b/>
+          <w:bCs/>
+        </w:rPr>
+        <w:t xml:space="preserve">//  </w:t>
+      </w:r>
+      <w:proofErr w:type="gramEnd"/>
+      <w:r>
+        <w:rPr>
+          <w:rFonts w:ascii="맑은 고딕" w:eastAsia="맑은 고딕" w:hAnsi="맑은 고딕" w:cs="맑은 고딕"/>
+          <w:b/>
+          <w:bCs/>
+        </w:rPr>
+        <w:t xml:space="preserve">        추후에 </w:t>
+      </w:r>
+      <w:proofErr w:type="spellStart"/>
+      <w:r>
+        <w:rPr>
+          <w:rFonts w:ascii="맑은 고딕" w:eastAsia="맑은 고딕" w:hAnsi="맑은 고딕" w:cs="맑은 고딕"/>
+          <w:b/>
+          <w:bCs/>
+        </w:rPr>
+        <w:t>프리미티브</w:t>
+      </w:r>
+      <w:proofErr w:type="spellEnd"/>
+      <w:r>
+        <w:rPr>
+          <w:rFonts w:ascii="맑은 고딕" w:eastAsia="맑은 고딕" w:hAnsi="맑은 고딕" w:cs="맑은 고딕"/>
+          <w:b/>
+          <w:bCs/>
+        </w:rPr>
+        <w:t xml:space="preserve"> 단위로 </w:t>
+      </w:r>
+      <w:proofErr w:type="spellStart"/>
+      <w:r>
+        <w:rPr>
+          <w:rFonts w:ascii="맑은 고딕" w:eastAsia="맑은 고딕" w:hAnsi="맑은 고딕" w:cs="맑은 고딕"/>
+          <w:b/>
+          <w:bCs/>
+        </w:rPr>
+        <w:t>쉐이더의</w:t>
+      </w:r>
+      <w:proofErr w:type="spellEnd"/>
+      <w:r>
+        <w:rPr>
+          <w:rFonts w:ascii="맑은 고딕" w:eastAsia="맑은 고딕" w:hAnsi="맑은 고딕" w:cs="맑은 고딕"/>
+          <w:b/>
+          <w:bCs/>
+        </w:rPr>
+        <w:t xml:space="preserve"> 구조나 루트 </w:t>
+      </w:r>
+      <w:proofErr w:type="spellStart"/>
+      <w:r>
+        <w:rPr>
+          <w:rFonts w:ascii="맑은 고딕" w:eastAsia="맑은 고딕" w:hAnsi="맑은 고딕" w:cs="맑은 고딕"/>
+          <w:b/>
+          <w:bCs/>
+        </w:rPr>
+        <w:t>시그너처</w:t>
+      </w:r>
+      <w:proofErr w:type="spellEnd"/>
+      <w:r>
+        <w:rPr>
+          <w:rFonts w:ascii="맑은 고딕" w:eastAsia="맑은 고딕" w:hAnsi="맑은 고딕" w:cs="맑은 고딕"/>
+          <w:b/>
+          <w:bCs/>
+        </w:rPr>
+        <w:t xml:space="preserve"> </w:t>
+      </w:r>
+      <w:proofErr w:type="spellStart"/>
+      <w:r>
+        <w:rPr>
+          <w:rFonts w:ascii="맑은 고딕" w:eastAsia="맑은 고딕" w:hAnsi="맑은 고딕" w:cs="맑은 고딕"/>
+          <w:b/>
+          <w:bCs/>
+        </w:rPr>
+        <w:t>pso</w:t>
+      </w:r>
+      <w:proofErr w:type="spellEnd"/>
+      <w:r>
+        <w:rPr>
+          <w:rFonts w:ascii="맑은 고딕" w:eastAsia="맑은 고딕" w:hAnsi="맑은 고딕" w:cs="맑은 고딕"/>
+          <w:b/>
+          <w:bCs/>
+        </w:rPr>
+        <w:t xml:space="preserve">의 구조가 바뀌면 여기서도 수정이 필히 필요할 </w:t>
+      </w:r>
+      <w:proofErr w:type="gramStart"/>
+      <w:r>
+        <w:rPr>
+          <w:rFonts w:ascii="맑은 고딕" w:eastAsia="맑은 고딕" w:hAnsi="맑은 고딕" w:cs="맑은 고딕"/>
+          <w:b/>
+          <w:bCs/>
+        </w:rPr>
+        <w:t>것이다.</w:t>
+      </w:r>
+      <w:r>
         <w:rPr>
           <w:rFonts w:ascii="맑은 고딕" w:eastAsia="맑은 고딕" w:hAnsi="맑은 고딕" w:cs="맑은 고딕" w:hint="eastAsia"/>
           <w:b/>
           <w:bCs/>
         </w:rPr>
-      </w:pPr>
-      <w:r>
-        <w:rPr>
-          <w:rFonts w:ascii="맑은 고딕" w:eastAsia="맑은 고딕" w:hAnsi="맑은 고딕" w:cs="맑은 고딕"/>
-          <w:b/>
-          <w:bCs/>
-        </w:rPr>
-        <w:tab/>
+        <w:t>W</w:t>
+      </w:r>
+      <w:proofErr w:type="gramEnd"/>
+    </w:p>
+    <w:p>
+      <w:pPr>
+        <w:widowControl/>
+        <w:wordWrap/>
+        <w:autoSpaceDE/>
+        <w:autoSpaceDN/>
+        <w:spacing w:before="100" w:beforeAutospacing="1" w:after="100" w:afterAutospacing="1" w:line="240" w:lineRule="auto"/>
+        <w:jc w:val="left"/>
+        <w:rPr>
+          <w:rFonts w:ascii="맑은 고딕" w:eastAsia="맑은 고딕" w:hAnsi="맑은 고딕" w:cs="맑은 고딕"/>
+          <w:b/>
+          <w:bCs/>
+        </w:rPr>
+      </w:pPr>
+      <w:r>
+        <w:rPr>
+          <w:rFonts w:ascii="맑은 고딕" w:eastAsia="맑은 고딕" w:hAnsi="맑은 고딕" w:cs="맑은 고딕"/>
+          <w:b/>
+          <w:bCs/>
+        </w:rPr>
+        <w:t xml:space="preserve">    </w:t>
       </w:r>
       <w:proofErr w:type="gramStart"/>
       <w:r>
@@ -3470,1434 +5156,1962 @@
           <w:b/>
           <w:bCs/>
         </w:rPr>
-        <w:t xml:space="preserve">        추후에 프리미티브 단위로 쉐이더의 구조나 루트 시그너처 pso의 구조가 바뀌면 여기서도 수정이 필히 필요할 </w:t>
-      </w:r>
-      <w:proofErr w:type="gramStart"/>
-      <w:r>
-        <w:rPr>
-          <w:rFonts w:ascii="맑은 고딕" w:eastAsia="맑은 고딕" w:hAnsi="맑은 고딕" w:cs="맑은 고딕"/>
-          <w:b/>
-          <w:bCs/>
-        </w:rPr>
-        <w:t>것이다.</w:t>
-      </w:r>
+        <w:t xml:space="preserve">        그래서 아래 두 줄을 지우지는 않고 남겨두는 것이 좋을 것 같다.</w:t>
+      </w:r>
+    </w:p>
+    <w:p>
+      <w:pPr>
+        <w:widowControl/>
+        <w:wordWrap/>
+        <w:autoSpaceDE/>
+        <w:autoSpaceDN/>
+        <w:spacing w:before="100" w:beforeAutospacing="1" w:after="100" w:afterAutospacing="1" w:line="240" w:lineRule="auto"/>
+        <w:jc w:val="left"/>
+        <w:rPr>
+          <w:rFonts w:ascii="맑은 고딕" w:eastAsia="맑은 고딕" w:hAnsi="맑은 고딕" w:cs="맑은 고딕"/>
+          <w:b/>
+          <w:bCs/>
+        </w:rPr>
+      </w:pPr>
+      <w:r>
+        <w:rPr>
+          <w:rFonts w:ascii="맑은 고딕" w:eastAsia="맑은 고딕" w:hAnsi="맑은 고딕" w:cs="맑은 고딕"/>
+          <w:b/>
+          <w:bCs/>
+        </w:rPr>
+        <w:t xml:space="preserve">    </w:t>
+      </w:r>
+    </w:p>
+    <w:p>
+      <w:pPr>
+        <w:widowControl/>
+        <w:wordWrap/>
+        <w:autoSpaceDE/>
+        <w:autoSpaceDN/>
+        <w:spacing w:before="100" w:beforeAutospacing="1" w:after="100" w:afterAutospacing="1" w:line="240" w:lineRule="auto"/>
+        <w:jc w:val="left"/>
+        <w:rPr>
+          <w:rFonts w:ascii="맑은 고딕" w:eastAsia="맑은 고딕" w:hAnsi="맑은 고딕" w:cs="맑은 고딕"/>
+          <w:b/>
+          <w:bCs/>
+        </w:rPr>
+      </w:pPr>
+      <w:r>
+        <w:rPr>
+          <w:rFonts w:ascii="맑은 고딕" w:eastAsia="맑은 고딕" w:hAnsi="맑은 고딕" w:cs="맑은 고딕"/>
+          <w:b/>
+          <w:bCs/>
+        </w:rPr>
+        <w:t xml:space="preserve">    //</w:t>
+      </w:r>
+      <w:proofErr w:type="spellStart"/>
+      <w:r>
+        <w:rPr>
+          <w:rFonts w:ascii="맑은 고딕" w:eastAsia="맑은 고딕" w:hAnsi="맑은 고딕" w:cs="맑은 고딕"/>
+          <w:b/>
+          <w:bCs/>
+        </w:rPr>
+        <w:t>command_list</w:t>
+      </w:r>
+      <w:proofErr w:type="spellEnd"/>
+      <w:r>
+        <w:rPr>
+          <w:rFonts w:ascii="맑은 고딕" w:eastAsia="맑은 고딕" w:hAnsi="맑은 고딕" w:cs="맑은 고딕"/>
+          <w:b/>
+          <w:bCs/>
+        </w:rPr>
+        <w:t>-&gt;</w:t>
+      </w:r>
+      <w:proofErr w:type="spellStart"/>
+      <w:r>
+        <w:rPr>
+          <w:rFonts w:ascii="맑은 고딕" w:eastAsia="맑은 고딕" w:hAnsi="맑은 고딕" w:cs="맑은 고딕"/>
+          <w:b/>
+          <w:bCs/>
+        </w:rPr>
+        <w:t>SetGraphicsRootSignature</w:t>
+      </w:r>
+      <w:proofErr w:type="spellEnd"/>
+      <w:r>
+        <w:rPr>
+          <w:rFonts w:ascii="맑은 고딕" w:eastAsia="맑은 고딕" w:hAnsi="맑은 고딕" w:cs="맑은 고딕"/>
+          <w:b/>
+          <w:bCs/>
+        </w:rPr>
+        <w:t>(</w:t>
+      </w:r>
+      <w:proofErr w:type="spellStart"/>
+      <w:r>
+        <w:rPr>
+          <w:rFonts w:ascii="맑은 고딕" w:eastAsia="맑은 고딕" w:hAnsi="맑은 고딕" w:cs="맑은 고딕"/>
+          <w:b/>
+          <w:bCs/>
+        </w:rPr>
+        <w:t>root_signature</w:t>
+      </w:r>
+      <w:proofErr w:type="spellEnd"/>
+      <w:proofErr w:type="gramStart"/>
+      <w:r>
+        <w:rPr>
+          <w:rFonts w:ascii="맑은 고딕" w:eastAsia="맑은 고딕" w:hAnsi="맑은 고딕" w:cs="맑은 고딕"/>
+          <w:b/>
+          <w:bCs/>
+        </w:rPr>
+        <w:t>);</w:t>
+      </w:r>
+      <w:proofErr w:type="gramEnd"/>
+    </w:p>
+    <w:p>
+      <w:pPr>
+        <w:widowControl/>
+        <w:wordWrap/>
+        <w:autoSpaceDE/>
+        <w:autoSpaceDN/>
+        <w:spacing w:before="100" w:beforeAutospacing="1" w:after="100" w:afterAutospacing="1" w:line="240" w:lineRule="auto"/>
+        <w:jc w:val="left"/>
+        <w:rPr>
+          <w:rFonts w:ascii="맑은 고딕" w:eastAsia="맑은 고딕" w:hAnsi="맑은 고딕" w:cs="맑은 고딕"/>
+          <w:b/>
+          <w:bCs/>
+        </w:rPr>
+      </w:pPr>
+      <w:r>
+        <w:rPr>
+          <w:rFonts w:ascii="맑은 고딕" w:eastAsia="맑은 고딕" w:hAnsi="맑은 고딕" w:cs="맑은 고딕"/>
+          <w:b/>
+          <w:bCs/>
+        </w:rPr>
+        <w:t xml:space="preserve">    //</w:t>
+      </w:r>
+      <w:proofErr w:type="spellStart"/>
+      <w:r>
+        <w:rPr>
+          <w:rFonts w:ascii="맑은 고딕" w:eastAsia="맑은 고딕" w:hAnsi="맑은 고딕" w:cs="맑은 고딕"/>
+          <w:b/>
+          <w:bCs/>
+        </w:rPr>
+        <w:t>command_list</w:t>
+      </w:r>
+      <w:proofErr w:type="spellEnd"/>
+      <w:r>
+        <w:rPr>
+          <w:rFonts w:ascii="맑은 고딕" w:eastAsia="맑은 고딕" w:hAnsi="맑은 고딕" w:cs="맑은 고딕"/>
+          <w:b/>
+          <w:bCs/>
+        </w:rPr>
+        <w:t>-&gt;</w:t>
+      </w:r>
+      <w:proofErr w:type="spellStart"/>
+      <w:r>
+        <w:rPr>
+          <w:rFonts w:ascii="맑은 고딕" w:eastAsia="맑은 고딕" w:hAnsi="맑은 고딕" w:cs="맑은 고딕"/>
+          <w:b/>
+          <w:bCs/>
+        </w:rPr>
+        <w:t>SetPipelineState</w:t>
+      </w:r>
+      <w:proofErr w:type="spellEnd"/>
+      <w:r>
+        <w:rPr>
+          <w:rFonts w:ascii="맑은 고딕" w:eastAsia="맑은 고딕" w:hAnsi="맑은 고딕" w:cs="맑은 고딕"/>
+          <w:b/>
+          <w:bCs/>
+        </w:rPr>
+        <w:t>(</w:t>
+      </w:r>
+      <w:proofErr w:type="spellStart"/>
+      <w:r>
+        <w:rPr>
+          <w:rFonts w:ascii="맑은 고딕" w:eastAsia="맑은 고딕" w:hAnsi="맑은 고딕" w:cs="맑은 고딕"/>
+          <w:b/>
+          <w:bCs/>
+        </w:rPr>
+        <w:t>pso</w:t>
+      </w:r>
+      <w:proofErr w:type="spellEnd"/>
+      <w:proofErr w:type="gramStart"/>
+      <w:r>
+        <w:rPr>
+          <w:rFonts w:ascii="맑은 고딕" w:eastAsia="맑은 고딕" w:hAnsi="맑은 고딕" w:cs="맑은 고딕"/>
+          <w:b/>
+          <w:bCs/>
+        </w:rPr>
+        <w:t>);</w:t>
+      </w:r>
+      <w:proofErr w:type="gramEnd"/>
+    </w:p>
+    <w:p>
+      <w:pPr>
+        <w:widowControl/>
+        <w:wordWrap/>
+        <w:autoSpaceDE/>
+        <w:autoSpaceDN/>
+        <w:spacing w:before="100" w:beforeAutospacing="1" w:after="100" w:afterAutospacing="1" w:line="240" w:lineRule="auto"/>
+        <w:jc w:val="left"/>
+        <w:rPr>
+          <w:rFonts w:ascii="맑은 고딕" w:eastAsia="맑은 고딕" w:hAnsi="맑은 고딕" w:cs="맑은 고딕"/>
+          <w:b/>
+          <w:bCs/>
+        </w:rPr>
+      </w:pPr>
+      <w:r>
+        <w:rPr>
+          <w:rFonts w:ascii="맑은 고딕" w:eastAsia="맑은 고딕" w:hAnsi="맑은 고딕" w:cs="맑은 고딕"/>
+          <w:b/>
+          <w:bCs/>
+        </w:rPr>
+        <w:t>}</w:t>
+      </w:r>
+    </w:p>
+    <w:p>
+      <w:pPr>
+        <w:widowControl/>
+        <w:wordWrap/>
+        <w:autoSpaceDE/>
+        <w:autoSpaceDN/>
+        <w:spacing w:before="100" w:beforeAutospacing="1" w:after="100" w:afterAutospacing="1" w:line="240" w:lineRule="auto"/>
+        <w:jc w:val="left"/>
+        <w:rPr>
+          <w:rFonts w:ascii="맑은 고딕" w:eastAsia="맑은 고딕" w:hAnsi="맑은 고딕" w:cs="맑은 고딕"/>
+          <w:b/>
+          <w:bCs/>
+        </w:rPr>
+      </w:pPr>
+      <w:r>
+        <w:rPr>
+          <w:rFonts w:ascii="맑은 고딕" w:eastAsia="맑은 고딕" w:hAnsi="맑은 고딕" w:cs="맑은 고딕"/>
+          <w:b/>
+          <w:bCs/>
+        </w:rPr>
+        <w:t>```</w:t>
+      </w:r>
+    </w:p>
+    <w:p>
+      <w:pPr>
+        <w:widowControl/>
+        <w:wordWrap/>
+        <w:autoSpaceDE/>
+        <w:autoSpaceDN/>
+        <w:spacing w:before="100" w:beforeAutospacing="1" w:after="100" w:afterAutospacing="1" w:line="240" w:lineRule="auto"/>
+        <w:jc w:val="left"/>
+        <w:rPr>
+          <w:rFonts w:ascii="맑은 고딕" w:eastAsia="맑은 고딕" w:hAnsi="맑은 고딕" w:cs="맑은 고딕"/>
+          <w:b/>
+          <w:bCs/>
+        </w:rPr>
+      </w:pPr>
+    </w:p>
+    <w:p>
+      <w:pPr>
+        <w:widowControl/>
+        <w:wordWrap/>
+        <w:autoSpaceDE/>
+        <w:autoSpaceDN/>
+        <w:spacing w:before="100" w:beforeAutospacing="1" w:after="100" w:afterAutospacing="1" w:line="240" w:lineRule="auto"/>
+        <w:jc w:val="left"/>
+        <w:rPr>
+          <w:rFonts w:ascii="맑은 고딕" w:eastAsia="맑은 고딕" w:hAnsi="맑은 고딕" w:cs="맑은 고딕"/>
+          <w:b/>
+          <w:bCs/>
+        </w:rPr>
+      </w:pPr>
+      <w:r>
+        <w:rPr>
+          <w:rFonts w:ascii="맑은 고딕" w:eastAsia="맑은 고딕" w:hAnsi="맑은 고딕" w:cs="맑은 고딕"/>
+          <w:b/>
+          <w:bCs/>
+        </w:rPr>
+        <w:t xml:space="preserve">      이 경우 내부적으로 이렇게 </w:t>
+      </w:r>
+      <w:proofErr w:type="spellStart"/>
+      <w:r>
+        <w:rPr>
+          <w:rFonts w:ascii="맑은 고딕" w:eastAsia="맑은 고딕" w:hAnsi="맑은 고딕" w:cs="맑은 고딕"/>
+          <w:b/>
+          <w:bCs/>
+        </w:rPr>
+        <w:t>MaterialInfo</w:t>
+      </w:r>
+      <w:proofErr w:type="spellEnd"/>
+      <w:r>
+        <w:rPr>
+          <w:rFonts w:ascii="맑은 고딕" w:eastAsia="맑은 고딕" w:hAnsi="맑은 고딕" w:cs="맑은 고딕"/>
+          <w:b/>
+          <w:bCs/>
+        </w:rPr>
+        <w:t xml:space="preserve"> 구조체 안에 있는 </w:t>
+      </w:r>
+      <w:proofErr w:type="spellStart"/>
+      <w:r>
+        <w:rPr>
+          <w:rFonts w:ascii="맑은 고딕" w:eastAsia="맑은 고딕" w:hAnsi="맑은 고딕" w:cs="맑은 고딕"/>
+          <w:b/>
+          <w:bCs/>
+        </w:rPr>
+        <w:t>shader_name</w:t>
+      </w:r>
+      <w:proofErr w:type="spellEnd"/>
+      <w:r>
+        <w:rPr>
+          <w:rFonts w:ascii="맑은 고딕" w:eastAsia="맑은 고딕" w:hAnsi="맑은 고딕" w:cs="맑은 고딕"/>
+          <w:b/>
+          <w:bCs/>
+        </w:rPr>
+        <w:t>을 사용하게 되는데 이 경우</w:t>
+      </w:r>
+    </w:p>
+    <w:p>
+      <w:pPr>
+        <w:widowControl/>
+        <w:wordWrap/>
+        <w:autoSpaceDE/>
+        <w:autoSpaceDN/>
+        <w:spacing w:before="100" w:beforeAutospacing="1" w:after="100" w:afterAutospacing="1" w:line="240" w:lineRule="auto"/>
+        <w:jc w:val="left"/>
+        <w:rPr>
+          <w:rFonts w:ascii="맑은 고딕" w:eastAsia="맑은 고딕" w:hAnsi="맑은 고딕" w:cs="맑은 고딕"/>
+          <w:b/>
+          <w:bCs/>
+        </w:rPr>
+      </w:pPr>
+    </w:p>
+    <w:p>
+      <w:pPr>
+        <w:widowControl/>
+        <w:wordWrap/>
+        <w:autoSpaceDE/>
+        <w:autoSpaceDN/>
+        <w:spacing w:before="100" w:beforeAutospacing="1" w:after="100" w:afterAutospacing="1" w:line="240" w:lineRule="auto"/>
+        <w:jc w:val="left"/>
+        <w:rPr>
+          <w:rFonts w:ascii="맑은 고딕" w:eastAsia="맑은 고딕" w:hAnsi="맑은 고딕" w:cs="맑은 고딕"/>
+          <w:b/>
+          <w:bCs/>
+        </w:rPr>
+      </w:pPr>
+      <w:r>
+        <w:rPr>
+          <w:rFonts w:ascii="맑은 고딕" w:eastAsia="맑은 고딕" w:hAnsi="맑은 고딕" w:cs="맑은 고딕"/>
+          <w:b/>
+          <w:bCs/>
+        </w:rPr>
+        <w:t xml:space="preserve">class </w:t>
+      </w:r>
+      <w:proofErr w:type="spellStart"/>
+      <w:proofErr w:type="gramStart"/>
+      <w:r>
+        <w:rPr>
+          <w:rFonts w:ascii="맑은 고딕" w:eastAsia="맑은 고딕" w:hAnsi="맑은 고딕" w:cs="맑은 고딕"/>
+          <w:b/>
+          <w:bCs/>
+        </w:rPr>
+        <w:t>ResourceManager</w:t>
+      </w:r>
+      <w:proofErr w:type="spellEnd"/>
+      <w:r>
+        <w:rPr>
+          <w:rFonts w:ascii="맑은 고딕" w:eastAsia="맑은 고딕" w:hAnsi="맑은 고딕" w:cs="맑은 고딕"/>
+          <w:b/>
+          <w:bCs/>
+        </w:rPr>
+        <w:t xml:space="preserve"> :</w:t>
+      </w:r>
+      <w:proofErr w:type="gramEnd"/>
+      <w:r>
+        <w:rPr>
+          <w:rFonts w:ascii="맑은 고딕" w:eastAsia="맑은 고딕" w:hAnsi="맑은 고딕" w:cs="맑은 고딕"/>
+          <w:b/>
+          <w:bCs/>
+        </w:rPr>
+        <w:t xml:space="preserve"> public Singleton&lt;</w:t>
+      </w:r>
+      <w:proofErr w:type="spellStart"/>
+      <w:r>
+        <w:rPr>
+          <w:rFonts w:ascii="맑은 고딕" w:eastAsia="맑은 고딕" w:hAnsi="맑은 고딕" w:cs="맑은 고딕"/>
+          <w:b/>
+          <w:bCs/>
+        </w:rPr>
+        <w:t>ResourceManager</w:t>
+      </w:r>
+      <w:proofErr w:type="spellEnd"/>
+      <w:r>
+        <w:rPr>
+          <w:rFonts w:ascii="맑은 고딕" w:eastAsia="맑은 고딕" w:hAnsi="맑은 고딕" w:cs="맑은 고딕"/>
+          <w:b/>
+          <w:bCs/>
+        </w:rPr>
+        <w:t>&gt;</w:t>
+      </w:r>
+    </w:p>
+    <w:p>
+      <w:pPr>
+        <w:widowControl/>
+        <w:wordWrap/>
+        <w:autoSpaceDE/>
+        <w:autoSpaceDN/>
+        <w:spacing w:before="100" w:beforeAutospacing="1" w:after="100" w:afterAutospacing="1" w:line="240" w:lineRule="auto"/>
+        <w:jc w:val="left"/>
+        <w:rPr>
+          <w:rFonts w:ascii="맑은 고딕" w:eastAsia="맑은 고딕" w:hAnsi="맑은 고딕" w:cs="맑은 고딕"/>
+          <w:b/>
+          <w:bCs/>
+        </w:rPr>
+      </w:pPr>
+      <w:r>
+        <w:rPr>
+          <w:rFonts w:ascii="맑은 고딕" w:eastAsia="맑은 고딕" w:hAnsi="맑은 고딕" w:cs="맑은 고딕"/>
+          <w:b/>
+          <w:bCs/>
+        </w:rPr>
+        <w:t>{</w:t>
+      </w:r>
+    </w:p>
+    <w:p>
+      <w:pPr>
+        <w:widowControl/>
+        <w:wordWrap/>
+        <w:autoSpaceDE/>
+        <w:autoSpaceDN/>
+        <w:spacing w:before="100" w:beforeAutospacing="1" w:after="100" w:afterAutospacing="1" w:line="240" w:lineRule="auto"/>
+        <w:jc w:val="left"/>
+        <w:rPr>
+          <w:rFonts w:ascii="맑은 고딕" w:eastAsia="맑은 고딕" w:hAnsi="맑은 고딕" w:cs="맑은 고딕"/>
+          <w:b/>
+          <w:bCs/>
+        </w:rPr>
+      </w:pPr>
+      <w:r>
+        <w:rPr>
+          <w:rFonts w:ascii="맑은 고딕" w:eastAsia="맑은 고딕" w:hAnsi="맑은 고딕" w:cs="맑은 고딕"/>
+          <w:b/>
+          <w:bCs/>
+        </w:rPr>
+        <w:t xml:space="preserve">    </w:t>
+      </w:r>
+      <w:proofErr w:type="gramStart"/>
+      <w:r>
+        <w:rPr>
+          <w:rFonts w:ascii="맑은 고딕" w:eastAsia="맑은 고딕" w:hAnsi="맑은 고딕" w:cs="맑은 고딕"/>
+          <w:b/>
+          <w:bCs/>
+        </w:rPr>
+        <w:t>// ---</w:t>
+      </w:r>
+      <w:proofErr w:type="gramEnd"/>
+      <w:r>
+        <w:rPr>
+          <w:rFonts w:ascii="맑은 고딕" w:eastAsia="맑은 고딕" w:hAnsi="맑은 고딕" w:cs="맑은 고딕"/>
+          <w:b/>
+          <w:bCs/>
+        </w:rPr>
+        <w:t xml:space="preserve"> </w:t>
+      </w:r>
+      <w:proofErr w:type="spellStart"/>
+      <w:r>
+        <w:rPr>
+          <w:rFonts w:ascii="맑은 고딕" w:eastAsia="맑은 고딕" w:hAnsi="맑은 고딕" w:cs="맑은 고딕"/>
+          <w:b/>
+          <w:bCs/>
+        </w:rPr>
+        <w:t>glTF</w:t>
+      </w:r>
+      <w:proofErr w:type="spellEnd"/>
+      <w:r>
+        <w:rPr>
+          <w:rFonts w:ascii="맑은 고딕" w:eastAsia="맑은 고딕" w:hAnsi="맑은 고딕" w:cs="맑은 고딕"/>
+          <w:b/>
+          <w:bCs/>
+        </w:rPr>
+        <w:t xml:space="preserve"> PBR 표준에 맞춘 </w:t>
+      </w:r>
+      <w:proofErr w:type="spellStart"/>
+      <w:r>
+        <w:rPr>
+          <w:rFonts w:ascii="맑은 고딕" w:eastAsia="맑은 고딕" w:hAnsi="맑은 고딕" w:cs="맑은 고딕"/>
+          <w:b/>
+          <w:bCs/>
+        </w:rPr>
+        <w:t>MaterialInfo</w:t>
+      </w:r>
+      <w:proofErr w:type="spellEnd"/>
+      <w:r>
+        <w:rPr>
+          <w:rFonts w:ascii="맑은 고딕" w:eastAsia="맑은 고딕" w:hAnsi="맑은 고딕" w:cs="맑은 고딕"/>
+          <w:b/>
+          <w:bCs/>
+        </w:rPr>
+        <w:t xml:space="preserve"> 구조체 ---</w:t>
+      </w:r>
+    </w:p>
+    <w:p>
+      <w:pPr>
+        <w:widowControl/>
+        <w:wordWrap/>
+        <w:autoSpaceDE/>
+        <w:autoSpaceDN/>
+        <w:spacing w:before="100" w:beforeAutospacing="1" w:after="100" w:afterAutospacing="1" w:line="240" w:lineRule="auto"/>
+        <w:jc w:val="left"/>
+        <w:rPr>
+          <w:rFonts w:ascii="맑은 고딕" w:eastAsia="맑은 고딕" w:hAnsi="맑은 고딕" w:cs="맑은 고딕"/>
+          <w:b/>
+          <w:bCs/>
+        </w:rPr>
+      </w:pPr>
+      <w:r>
+        <w:rPr>
+          <w:rFonts w:ascii="맑은 고딕" w:eastAsia="맑은 고딕" w:hAnsi="맑은 고딕" w:cs="맑은 고딕"/>
+          <w:b/>
+          <w:bCs/>
+        </w:rPr>
+        <w:t xml:space="preserve">    struct </w:t>
+      </w:r>
+      <w:proofErr w:type="spellStart"/>
+      <w:r>
+        <w:rPr>
+          <w:rFonts w:ascii="맑은 고딕" w:eastAsia="맑은 고딕" w:hAnsi="맑은 고딕" w:cs="맑은 고딕"/>
+          <w:b/>
+          <w:bCs/>
+        </w:rPr>
+        <w:t>MaterialInfo</w:t>
+      </w:r>
+      <w:proofErr w:type="spellEnd"/>
+    </w:p>
+    <w:p>
+      <w:pPr>
+        <w:widowControl/>
+        <w:wordWrap/>
+        <w:autoSpaceDE/>
+        <w:autoSpaceDN/>
+        <w:spacing w:before="100" w:beforeAutospacing="1" w:after="100" w:afterAutospacing="1" w:line="240" w:lineRule="auto"/>
+        <w:jc w:val="left"/>
+        <w:rPr>
+          <w:rFonts w:ascii="맑은 고딕" w:eastAsia="맑은 고딕" w:hAnsi="맑은 고딕" w:cs="맑은 고딕"/>
+          <w:b/>
+          <w:bCs/>
+        </w:rPr>
+      </w:pPr>
+      <w:r>
+        <w:rPr>
+          <w:rFonts w:ascii="맑은 고딕" w:eastAsia="맑은 고딕" w:hAnsi="맑은 고딕" w:cs="맑은 고딕"/>
+          <w:b/>
+          <w:bCs/>
+        </w:rPr>
+        <w:t xml:space="preserve">    {</w:t>
+      </w:r>
+    </w:p>
+    <w:p>
+      <w:pPr>
+        <w:widowControl/>
+        <w:wordWrap/>
+        <w:autoSpaceDE/>
+        <w:autoSpaceDN/>
+        <w:spacing w:before="100" w:beforeAutospacing="1" w:after="100" w:afterAutospacing="1" w:line="240" w:lineRule="auto"/>
+        <w:jc w:val="left"/>
+        <w:rPr>
+          <w:rFonts w:ascii="맑은 고딕" w:eastAsia="맑은 고딕" w:hAnsi="맑은 고딕" w:cs="맑은 고딕"/>
+          <w:b/>
+          <w:bCs/>
+        </w:rPr>
+      </w:pPr>
+      <w:r>
+        <w:rPr>
+          <w:rFonts w:ascii="맑은 고딕" w:eastAsia="맑은 고딕" w:hAnsi="맑은 고딕" w:cs="맑은 고딕"/>
+          <w:b/>
+          <w:bCs/>
+        </w:rPr>
+        <w:t xml:space="preserve">        </w:t>
+      </w:r>
+      <w:proofErr w:type="gramStart"/>
+      <w:r>
+        <w:rPr>
+          <w:rFonts w:ascii="맑은 고딕" w:eastAsia="맑은 고딕" w:hAnsi="맑은 고딕" w:cs="맑은 고딕"/>
+          <w:b/>
+          <w:bCs/>
+        </w:rPr>
+        <w:t>std::</w:t>
+      </w:r>
+      <w:proofErr w:type="gramEnd"/>
+      <w:r>
+        <w:rPr>
+          <w:rFonts w:ascii="맑은 고딕" w:eastAsia="맑은 고딕" w:hAnsi="맑은 고딕" w:cs="맑은 고딕"/>
+          <w:b/>
+          <w:bCs/>
+        </w:rPr>
+        <w:t xml:space="preserve">string </w:t>
+      </w:r>
+      <w:proofErr w:type="gramStart"/>
+      <w:r>
+        <w:rPr>
+          <w:rFonts w:ascii="맑은 고딕" w:eastAsia="맑은 고딕" w:hAnsi="맑은 고딕" w:cs="맑은 고딕"/>
+          <w:b/>
+          <w:bCs/>
+        </w:rPr>
+        <w:t>name;</w:t>
+      </w:r>
+      <w:proofErr w:type="gramEnd"/>
+    </w:p>
+    <w:p>
+      <w:pPr>
+        <w:widowControl/>
+        <w:wordWrap/>
+        <w:autoSpaceDE/>
+        <w:autoSpaceDN/>
+        <w:spacing w:before="100" w:beforeAutospacing="1" w:after="100" w:afterAutospacing="1" w:line="240" w:lineRule="auto"/>
+        <w:jc w:val="left"/>
+        <w:rPr>
+          <w:rFonts w:ascii="맑은 고딕" w:eastAsia="맑은 고딕" w:hAnsi="맑은 고딕" w:cs="맑은 고딕"/>
+          <w:b/>
+          <w:bCs/>
+        </w:rPr>
+      </w:pPr>
+      <w:r>
+        <w:rPr>
+          <w:rFonts w:ascii="맑은 고딕" w:eastAsia="맑은 고딕" w:hAnsi="맑은 고딕" w:cs="맑은 고딕"/>
+          <w:b/>
+          <w:bCs/>
+        </w:rPr>
+        <w:t xml:space="preserve">        </w:t>
+      </w:r>
+      <w:proofErr w:type="gramStart"/>
+      <w:r>
+        <w:rPr>
+          <w:rFonts w:ascii="맑은 고딕" w:eastAsia="맑은 고딕" w:hAnsi="맑은 고딕" w:cs="맑은 고딕"/>
+          <w:b/>
+          <w:bCs/>
+          <w:highlight w:val="yellow"/>
+        </w:rPr>
+        <w:t>std::</w:t>
+      </w:r>
+      <w:proofErr w:type="gramEnd"/>
+      <w:r>
+        <w:rPr>
+          <w:rFonts w:ascii="맑은 고딕" w:eastAsia="맑은 고딕" w:hAnsi="맑은 고딕" w:cs="맑은 고딕"/>
+          <w:b/>
+          <w:bCs/>
+          <w:highlight w:val="yellow"/>
+        </w:rPr>
+        <w:t xml:space="preserve">string </w:t>
+      </w:r>
+      <w:proofErr w:type="spellStart"/>
+      <w:r>
+        <w:rPr>
+          <w:rFonts w:ascii="맑은 고딕" w:eastAsia="맑은 고딕" w:hAnsi="맑은 고딕" w:cs="맑은 고딕"/>
+          <w:b/>
+          <w:bCs/>
+          <w:highlight w:val="yellow"/>
+        </w:rPr>
+        <w:t>shader_name</w:t>
+      </w:r>
+      <w:proofErr w:type="spellEnd"/>
+      <w:r>
+        <w:rPr>
+          <w:rFonts w:ascii="맑은 고딕" w:eastAsia="맑은 고딕" w:hAnsi="맑은 고딕" w:cs="맑은 고딕"/>
+          <w:b/>
+          <w:bCs/>
+          <w:highlight w:val="yellow"/>
+        </w:rPr>
+        <w:t xml:space="preserve"> = "</w:t>
+      </w:r>
+      <w:proofErr w:type="spellStart"/>
+      <w:r>
+        <w:rPr>
+          <w:rFonts w:ascii="맑은 고딕" w:eastAsia="맑은 고딕" w:hAnsi="맑은 고딕" w:cs="맑은 고딕"/>
+          <w:b/>
+          <w:bCs/>
+          <w:highlight w:val="yellow"/>
+        </w:rPr>
+        <w:t>gltf</w:t>
+      </w:r>
+      <w:proofErr w:type="spellEnd"/>
+      <w:proofErr w:type="gramStart"/>
+      <w:r>
+        <w:rPr>
+          <w:rFonts w:ascii="맑은 고딕" w:eastAsia="맑은 고딕" w:hAnsi="맑은 고딕" w:cs="맑은 고딕"/>
+          <w:b/>
+          <w:bCs/>
+          <w:highlight w:val="yellow"/>
+        </w:rPr>
+        <w:t>";</w:t>
+      </w:r>
+      <w:proofErr w:type="gramEnd"/>
+    </w:p>
+    <w:p>
+      <w:pPr>
+        <w:widowControl/>
+        <w:wordWrap/>
+        <w:autoSpaceDE/>
+        <w:autoSpaceDN/>
+        <w:spacing w:before="100" w:beforeAutospacing="1" w:after="100" w:afterAutospacing="1" w:line="240" w:lineRule="auto"/>
+        <w:jc w:val="left"/>
+        <w:rPr>
+          <w:rFonts w:ascii="맑은 고딕" w:eastAsia="맑은 고딕" w:hAnsi="맑은 고딕" w:cs="맑은 고딕"/>
+          <w:b/>
+          <w:bCs/>
+        </w:rPr>
+      </w:pPr>
+      <w:r>
+        <w:rPr>
+          <w:rFonts w:ascii="맑은 고딕" w:eastAsia="맑은 고딕" w:hAnsi="맑은 고딕" w:cs="맑은 고딕"/>
+          <w:b/>
+          <w:bCs/>
+        </w:rPr>
+        <w:t xml:space="preserve">    </w:t>
+      </w:r>
+    </w:p>
+    <w:p>
+      <w:pPr>
+        <w:widowControl/>
+        <w:wordWrap/>
+        <w:autoSpaceDE/>
+        <w:autoSpaceDN/>
+        <w:spacing w:before="100" w:beforeAutospacing="1" w:after="100" w:afterAutospacing="1" w:line="240" w:lineRule="auto"/>
+        <w:jc w:val="left"/>
+        <w:rPr>
+          <w:rFonts w:ascii="맑은 고딕" w:eastAsia="맑은 고딕" w:hAnsi="맑은 고딕" w:cs="맑은 고딕"/>
+          <w:b/>
+          <w:bCs/>
+        </w:rPr>
+      </w:pPr>
+      <w:r>
+        <w:rPr>
+          <w:rFonts w:ascii="맑은 고딕" w:eastAsia="맑은 고딕" w:hAnsi="맑은 고딕" w:cs="맑은 고딕"/>
+          <w:b/>
+          <w:bCs/>
+        </w:rPr>
+        <w:t xml:space="preserve">            // --- PBR Metallic-Roughness Properties (</w:t>
+      </w:r>
+      <w:proofErr w:type="spellStart"/>
+      <w:r>
+        <w:rPr>
+          <w:rFonts w:ascii="맑은 고딕" w:eastAsia="맑은 고딕" w:hAnsi="맑은 고딕" w:cs="맑은 고딕"/>
+          <w:b/>
+          <w:bCs/>
+        </w:rPr>
+        <w:t>glTF</w:t>
+      </w:r>
+      <w:proofErr w:type="spellEnd"/>
+      <w:r>
+        <w:rPr>
+          <w:rFonts w:ascii="맑은 고딕" w:eastAsia="맑은 고딕" w:hAnsi="맑은 고딕" w:cs="맑은 고딕"/>
+          <w:b/>
+          <w:bCs/>
+        </w:rPr>
+        <w:t xml:space="preserve"> 2.0 Spec) ---</w:t>
+      </w:r>
+    </w:p>
+    <w:p>
+      <w:pPr>
+        <w:widowControl/>
+        <w:wordWrap/>
+        <w:autoSpaceDE/>
+        <w:autoSpaceDN/>
+        <w:spacing w:before="100" w:beforeAutospacing="1" w:after="100" w:afterAutospacing="1" w:line="240" w:lineRule="auto"/>
+        <w:jc w:val="left"/>
+        <w:rPr>
+          <w:rFonts w:ascii="맑은 고딕" w:eastAsia="맑은 고딕" w:hAnsi="맑은 고딕" w:cs="맑은 고딕"/>
+          <w:b/>
+          <w:bCs/>
+        </w:rPr>
+      </w:pPr>
+      <w:r>
+        <w:rPr>
+          <w:rFonts w:ascii="맑은 고딕" w:eastAsia="맑은 고딕" w:hAnsi="맑은 고딕" w:cs="맑은 고딕"/>
+          <w:b/>
+          <w:bCs/>
+        </w:rPr>
+        <w:t xml:space="preserve">        XMFLOAT4 </w:t>
+      </w:r>
+      <w:proofErr w:type="spellStart"/>
+      <w:r>
+        <w:rPr>
+          <w:rFonts w:ascii="맑은 고딕" w:eastAsia="맑은 고딕" w:hAnsi="맑은 고딕" w:cs="맑은 고딕"/>
+          <w:b/>
+          <w:bCs/>
+        </w:rPr>
+        <w:t>base_color_factor</w:t>
+      </w:r>
+      <w:proofErr w:type="spellEnd"/>
+      <w:r>
+        <w:rPr>
+          <w:rFonts w:ascii="맑은 고딕" w:eastAsia="맑은 고딕" w:hAnsi="맑은 고딕" w:cs="맑은 고딕"/>
+          <w:b/>
+          <w:bCs/>
+        </w:rPr>
+        <w:t xml:space="preserve"> = </w:t>
+      </w:r>
+      <w:proofErr w:type="gramStart"/>
+      <w:r>
+        <w:rPr>
+          <w:rFonts w:ascii="맑은 고딕" w:eastAsia="맑은 고딕" w:hAnsi="맑은 고딕" w:cs="맑은 고딕"/>
+          <w:b/>
+          <w:bCs/>
+        </w:rPr>
+        <w:t>{ 1.0f</w:t>
+      </w:r>
+      <w:proofErr w:type="gramEnd"/>
+      <w:r>
+        <w:rPr>
+          <w:rFonts w:ascii="맑은 고딕" w:eastAsia="맑은 고딕" w:hAnsi="맑은 고딕" w:cs="맑은 고딕"/>
+          <w:b/>
+          <w:bCs/>
+        </w:rPr>
+        <w:t xml:space="preserve">, 1.0f, 1.0f, </w:t>
+      </w:r>
+      <w:proofErr w:type="gramStart"/>
+      <w:r>
+        <w:rPr>
+          <w:rFonts w:ascii="맑은 고딕" w:eastAsia="맑은 고딕" w:hAnsi="맑은 고딕" w:cs="맑은 고딕"/>
+          <w:b/>
+          <w:bCs/>
+        </w:rPr>
+        <w:t>1.0f }</w:t>
+      </w:r>
+      <w:proofErr w:type="gramEnd"/>
+      <w:r>
+        <w:rPr>
+          <w:rFonts w:ascii="맑은 고딕" w:eastAsia="맑은 고딕" w:hAnsi="맑은 고딕" w:cs="맑은 고딕"/>
+          <w:b/>
+          <w:bCs/>
+        </w:rPr>
+        <w:t>;</w:t>
+      </w:r>
+    </w:p>
+    <w:p>
+      <w:pPr>
+        <w:widowControl/>
+        <w:wordWrap/>
+        <w:autoSpaceDE/>
+        <w:autoSpaceDN/>
+        <w:spacing w:before="100" w:beforeAutospacing="1" w:after="100" w:afterAutospacing="1" w:line="240" w:lineRule="auto"/>
+        <w:jc w:val="left"/>
+        <w:rPr>
+          <w:rFonts w:ascii="맑은 고딕" w:eastAsia="맑은 고딕" w:hAnsi="맑은 고딕" w:cs="맑은 고딕"/>
+          <w:b/>
+          <w:bCs/>
+        </w:rPr>
+      </w:pPr>
+      <w:r>
+        <w:rPr>
+          <w:rFonts w:ascii="맑은 고딕" w:eastAsia="맑은 고딕" w:hAnsi="맑은 고딕" w:cs="맑은 고딕"/>
+          <w:b/>
+          <w:bCs/>
+        </w:rPr>
+        <w:lastRenderedPageBreak/>
+        <w:t xml:space="preserve">        float </w:t>
+      </w:r>
+      <w:proofErr w:type="spellStart"/>
+      <w:r>
+        <w:rPr>
+          <w:rFonts w:ascii="맑은 고딕" w:eastAsia="맑은 고딕" w:hAnsi="맑은 고딕" w:cs="맑은 고딕"/>
+          <w:b/>
+          <w:bCs/>
+        </w:rPr>
+        <w:t>metallic_factor</w:t>
+      </w:r>
+      <w:proofErr w:type="spellEnd"/>
+      <w:r>
+        <w:rPr>
+          <w:rFonts w:ascii="맑은 고딕" w:eastAsia="맑은 고딕" w:hAnsi="맑은 고딕" w:cs="맑은 고딕"/>
+          <w:b/>
+          <w:bCs/>
+        </w:rPr>
+        <w:t xml:space="preserve"> = 1.</w:t>
+      </w:r>
+      <w:proofErr w:type="gramStart"/>
+      <w:r>
+        <w:rPr>
+          <w:rFonts w:ascii="맑은 고딕" w:eastAsia="맑은 고딕" w:hAnsi="맑은 고딕" w:cs="맑은 고딕"/>
+          <w:b/>
+          <w:bCs/>
+        </w:rPr>
+        <w:t>0f;</w:t>
+      </w:r>
+      <w:proofErr w:type="gramEnd"/>
+    </w:p>
+    <w:p>
+      <w:pPr>
+        <w:widowControl/>
+        <w:wordWrap/>
+        <w:autoSpaceDE/>
+        <w:autoSpaceDN/>
+        <w:spacing w:before="100" w:beforeAutospacing="1" w:after="100" w:afterAutospacing="1" w:line="240" w:lineRule="auto"/>
+        <w:jc w:val="left"/>
+        <w:rPr>
+          <w:rFonts w:ascii="맑은 고딕" w:eastAsia="맑은 고딕" w:hAnsi="맑은 고딕" w:cs="맑은 고딕"/>
+          <w:b/>
+          <w:bCs/>
+        </w:rPr>
+      </w:pPr>
+      <w:r>
+        <w:rPr>
+          <w:rFonts w:ascii="맑은 고딕" w:eastAsia="맑은 고딕" w:hAnsi="맑은 고딕" w:cs="맑은 고딕"/>
+          <w:b/>
+          <w:bCs/>
+        </w:rPr>
+        <w:t xml:space="preserve">        float </w:t>
+      </w:r>
+      <w:proofErr w:type="spellStart"/>
+      <w:r>
+        <w:rPr>
+          <w:rFonts w:ascii="맑은 고딕" w:eastAsia="맑은 고딕" w:hAnsi="맑은 고딕" w:cs="맑은 고딕"/>
+          <w:b/>
+          <w:bCs/>
+        </w:rPr>
+        <w:t>roughness_factor</w:t>
+      </w:r>
+      <w:proofErr w:type="spellEnd"/>
+      <w:r>
+        <w:rPr>
+          <w:rFonts w:ascii="맑은 고딕" w:eastAsia="맑은 고딕" w:hAnsi="맑은 고딕" w:cs="맑은 고딕"/>
+          <w:b/>
+          <w:bCs/>
+        </w:rPr>
+        <w:t xml:space="preserve"> = 1.</w:t>
+      </w:r>
+      <w:proofErr w:type="gramStart"/>
+      <w:r>
+        <w:rPr>
+          <w:rFonts w:ascii="맑은 고딕" w:eastAsia="맑은 고딕" w:hAnsi="맑은 고딕" w:cs="맑은 고딕"/>
+          <w:b/>
+          <w:bCs/>
+        </w:rPr>
+        <w:t>0f;</w:t>
+      </w:r>
+      <w:proofErr w:type="gramEnd"/>
+    </w:p>
+    <w:p>
+      <w:pPr>
+        <w:widowControl/>
+        <w:wordWrap/>
+        <w:autoSpaceDE/>
+        <w:autoSpaceDN/>
+        <w:spacing w:before="100" w:beforeAutospacing="1" w:after="100" w:afterAutospacing="1" w:line="240" w:lineRule="auto"/>
+        <w:jc w:val="left"/>
+        <w:rPr>
+          <w:rFonts w:ascii="맑은 고딕" w:eastAsia="맑은 고딕" w:hAnsi="맑은 고딕" w:cs="맑은 고딕"/>
+          <w:b/>
+          <w:bCs/>
+        </w:rPr>
+      </w:pPr>
+      <w:r>
+        <w:rPr>
+          <w:rFonts w:ascii="맑은 고딕" w:eastAsia="맑은 고딕" w:hAnsi="맑은 고딕" w:cs="맑은 고딕"/>
+          <w:b/>
+          <w:bCs/>
+        </w:rPr>
+        <w:t xml:space="preserve">        </w:t>
+      </w:r>
+      <w:proofErr w:type="gramStart"/>
+      <w:r>
+        <w:rPr>
+          <w:rFonts w:ascii="맑은 고딕" w:eastAsia="맑은 고딕" w:hAnsi="맑은 고딕" w:cs="맑은 고딕"/>
+          <w:b/>
+          <w:bCs/>
+        </w:rPr>
+        <w:t>DirectX::</w:t>
+      </w:r>
+      <w:proofErr w:type="gramEnd"/>
+      <w:r>
+        <w:rPr>
+          <w:rFonts w:ascii="맑은 고딕" w:eastAsia="맑은 고딕" w:hAnsi="맑은 고딕" w:cs="맑은 고딕"/>
+          <w:b/>
+          <w:bCs/>
+        </w:rPr>
+        <w:t xml:space="preserve">XMFLOAT3 </w:t>
+      </w:r>
+      <w:proofErr w:type="spellStart"/>
+      <w:r>
+        <w:rPr>
+          <w:rFonts w:ascii="맑은 고딕" w:eastAsia="맑은 고딕" w:hAnsi="맑은 고딕" w:cs="맑은 고딕"/>
+          <w:b/>
+          <w:bCs/>
+        </w:rPr>
+        <w:t>emissive_factor</w:t>
+      </w:r>
+      <w:proofErr w:type="spellEnd"/>
+      <w:r>
+        <w:rPr>
+          <w:rFonts w:ascii="맑은 고딕" w:eastAsia="맑은 고딕" w:hAnsi="맑은 고딕" w:cs="맑은 고딕"/>
+          <w:b/>
+          <w:bCs/>
+        </w:rPr>
+        <w:t xml:space="preserve"> = </w:t>
+      </w:r>
+      <w:proofErr w:type="gramStart"/>
+      <w:r>
+        <w:rPr>
+          <w:rFonts w:ascii="맑은 고딕" w:eastAsia="맑은 고딕" w:hAnsi="맑은 고딕" w:cs="맑은 고딕"/>
+          <w:b/>
+          <w:bCs/>
+        </w:rPr>
+        <w:t>{ 0.0f</w:t>
+      </w:r>
+      <w:proofErr w:type="gramEnd"/>
+      <w:r>
+        <w:rPr>
+          <w:rFonts w:ascii="맑은 고딕" w:eastAsia="맑은 고딕" w:hAnsi="맑은 고딕" w:cs="맑은 고딕"/>
+          <w:b/>
+          <w:bCs/>
+        </w:rPr>
+        <w:t xml:space="preserve">, 0.0f, </w:t>
+      </w:r>
+      <w:proofErr w:type="gramStart"/>
+      <w:r>
+        <w:rPr>
+          <w:rFonts w:ascii="맑은 고딕" w:eastAsia="맑은 고딕" w:hAnsi="맑은 고딕" w:cs="맑은 고딕"/>
+          <w:b/>
+          <w:bCs/>
+        </w:rPr>
+        <w:t>0.0f }</w:t>
+      </w:r>
+      <w:proofErr w:type="gramEnd"/>
+      <w:r>
+        <w:rPr>
+          <w:rFonts w:ascii="맑은 고딕" w:eastAsia="맑은 고딕" w:hAnsi="맑은 고딕" w:cs="맑은 고딕"/>
+          <w:b/>
+          <w:bCs/>
+        </w:rPr>
+        <w:t>;</w:t>
+      </w:r>
+    </w:p>
+    <w:p>
+      <w:pPr>
+        <w:widowControl/>
+        <w:wordWrap/>
+        <w:autoSpaceDE/>
+        <w:autoSpaceDN/>
+        <w:spacing w:before="100" w:beforeAutospacing="1" w:after="100" w:afterAutospacing="1" w:line="240" w:lineRule="auto"/>
+        <w:jc w:val="left"/>
+        <w:rPr>
+          <w:rFonts w:ascii="맑은 고딕" w:eastAsia="맑은 고딕" w:hAnsi="맑은 고딕" w:cs="맑은 고딕"/>
+          <w:b/>
+          <w:bCs/>
+        </w:rPr>
+      </w:pPr>
+      <w:r>
+        <w:rPr>
+          <w:rFonts w:ascii="맑은 고딕" w:eastAsia="맑은 고딕" w:hAnsi="맑은 고딕" w:cs="맑은 고딕"/>
+          <w:b/>
+          <w:bCs/>
+        </w:rPr>
+        <w:t xml:space="preserve">    </w:t>
+      </w:r>
+    </w:p>
+    <w:p>
+      <w:pPr>
+        <w:widowControl/>
+        <w:wordWrap/>
+        <w:autoSpaceDE/>
+        <w:autoSpaceDN/>
+        <w:spacing w:before="100" w:beforeAutospacing="1" w:after="100" w:afterAutospacing="1" w:line="240" w:lineRule="auto"/>
+        <w:jc w:val="left"/>
+        <w:rPr>
+          <w:rFonts w:ascii="맑은 고딕" w:eastAsia="맑은 고딕" w:hAnsi="맑은 고딕" w:cs="맑은 고딕"/>
+          <w:b/>
+          <w:bCs/>
+        </w:rPr>
+      </w:pPr>
+      <w:r>
+        <w:rPr>
+          <w:rFonts w:ascii="맑은 고딕" w:eastAsia="맑은 고딕" w:hAnsi="맑은 고딕" w:cs="맑은 고딕"/>
+          <w:b/>
+          <w:bCs/>
+        </w:rPr>
+        <w:t xml:space="preserve">            // Texture paths (keys to the _textures map)</w:t>
+      </w:r>
+    </w:p>
+    <w:p>
+      <w:pPr>
+        <w:widowControl/>
+        <w:wordWrap/>
+        <w:autoSpaceDE/>
+        <w:autoSpaceDN/>
+        <w:spacing w:before="100" w:beforeAutospacing="1" w:after="100" w:afterAutospacing="1" w:line="240" w:lineRule="auto"/>
+        <w:jc w:val="left"/>
+        <w:rPr>
+          <w:rFonts w:ascii="맑은 고딕" w:eastAsia="맑은 고딕" w:hAnsi="맑은 고딕" w:cs="맑은 고딕"/>
+          <w:b/>
+          <w:bCs/>
+        </w:rPr>
+      </w:pPr>
+      <w:r>
+        <w:rPr>
+          <w:rFonts w:ascii="맑은 고딕" w:eastAsia="맑은 고딕" w:hAnsi="맑은 고딕" w:cs="맑은 고딕"/>
+          <w:b/>
+          <w:bCs/>
+        </w:rPr>
+        <w:t xml:space="preserve">        </w:t>
+      </w:r>
+      <w:proofErr w:type="gramStart"/>
+      <w:r>
+        <w:rPr>
+          <w:rFonts w:ascii="맑은 고딕" w:eastAsia="맑은 고딕" w:hAnsi="맑은 고딕" w:cs="맑은 고딕"/>
+          <w:b/>
+          <w:bCs/>
+        </w:rPr>
+        <w:t>std::</w:t>
+      </w:r>
+      <w:proofErr w:type="gramEnd"/>
+      <w:r>
+        <w:rPr>
+          <w:rFonts w:ascii="맑은 고딕" w:eastAsia="맑은 고딕" w:hAnsi="맑은 고딕" w:cs="맑은 고딕"/>
+          <w:b/>
+          <w:bCs/>
+        </w:rPr>
+        <w:t xml:space="preserve">string </w:t>
+      </w:r>
+      <w:proofErr w:type="spellStart"/>
+      <w:r>
+        <w:rPr>
+          <w:rFonts w:ascii="맑은 고딕" w:eastAsia="맑은 고딕" w:hAnsi="맑은 고딕" w:cs="맑은 고딕"/>
+          <w:b/>
+          <w:bCs/>
+        </w:rPr>
+        <w:t>base_color_texture_</w:t>
+      </w:r>
+      <w:proofErr w:type="gramStart"/>
+      <w:r>
+        <w:rPr>
+          <w:rFonts w:ascii="맑은 고딕" w:eastAsia="맑은 고딕" w:hAnsi="맑은 고딕" w:cs="맑은 고딕"/>
+          <w:b/>
+          <w:bCs/>
+        </w:rPr>
+        <w:t>path</w:t>
+      </w:r>
+      <w:proofErr w:type="spellEnd"/>
+      <w:r>
+        <w:rPr>
+          <w:rFonts w:ascii="맑은 고딕" w:eastAsia="맑은 고딕" w:hAnsi="맑은 고딕" w:cs="맑은 고딕"/>
+          <w:b/>
+          <w:bCs/>
+        </w:rPr>
+        <w:t>;</w:t>
+      </w:r>
+      <w:proofErr w:type="gramEnd"/>
+    </w:p>
+    <w:p>
+      <w:pPr>
+        <w:widowControl/>
+        <w:wordWrap/>
+        <w:autoSpaceDE/>
+        <w:autoSpaceDN/>
+        <w:spacing w:before="100" w:beforeAutospacing="1" w:after="100" w:afterAutospacing="1" w:line="240" w:lineRule="auto"/>
+        <w:jc w:val="left"/>
+        <w:rPr>
+          <w:rFonts w:ascii="맑은 고딕" w:eastAsia="맑은 고딕" w:hAnsi="맑은 고딕" w:cs="맑은 고딕"/>
+          <w:b/>
+          <w:bCs/>
+        </w:rPr>
+      </w:pPr>
+      <w:r>
+        <w:rPr>
+          <w:rFonts w:ascii="맑은 고딕" w:eastAsia="맑은 고딕" w:hAnsi="맑은 고딕" w:cs="맑은 고딕"/>
+          <w:b/>
+          <w:bCs/>
+        </w:rPr>
+        <w:t xml:space="preserve">        </w:t>
+      </w:r>
+      <w:proofErr w:type="gramStart"/>
+      <w:r>
+        <w:rPr>
+          <w:rFonts w:ascii="맑은 고딕" w:eastAsia="맑은 고딕" w:hAnsi="맑은 고딕" w:cs="맑은 고딕"/>
+          <w:b/>
+          <w:bCs/>
+        </w:rPr>
+        <w:t>std::</w:t>
+      </w:r>
+      <w:proofErr w:type="gramEnd"/>
+      <w:r>
+        <w:rPr>
+          <w:rFonts w:ascii="맑은 고딕" w:eastAsia="맑은 고딕" w:hAnsi="맑은 고딕" w:cs="맑은 고딕"/>
+          <w:b/>
+          <w:bCs/>
+        </w:rPr>
+        <w:t xml:space="preserve">string </w:t>
+      </w:r>
+      <w:proofErr w:type="spellStart"/>
+      <w:r>
+        <w:rPr>
+          <w:rFonts w:ascii="맑은 고딕" w:eastAsia="맑은 고딕" w:hAnsi="맑은 고딕" w:cs="맑은 고딕"/>
+          <w:b/>
+          <w:bCs/>
+        </w:rPr>
+        <w:t>metallic_roughness_texture_path</w:t>
+      </w:r>
+      <w:proofErr w:type="spellEnd"/>
+      <w:r>
+        <w:rPr>
+          <w:rFonts w:ascii="맑은 고딕" w:eastAsia="맑은 고딕" w:hAnsi="맑은 고딕" w:cs="맑은 고딕"/>
+          <w:b/>
+          <w:bCs/>
+        </w:rPr>
+        <w:t>; // ORM</w:t>
+      </w:r>
+    </w:p>
+    <w:p>
+      <w:pPr>
+        <w:widowControl/>
+        <w:wordWrap/>
+        <w:autoSpaceDE/>
+        <w:autoSpaceDN/>
+        <w:spacing w:before="100" w:beforeAutospacing="1" w:after="100" w:afterAutospacing="1" w:line="240" w:lineRule="auto"/>
+        <w:jc w:val="left"/>
+        <w:rPr>
+          <w:rFonts w:ascii="맑은 고딕" w:eastAsia="맑은 고딕" w:hAnsi="맑은 고딕" w:cs="맑은 고딕"/>
+          <w:b/>
+          <w:bCs/>
+        </w:rPr>
+      </w:pPr>
+      <w:r>
+        <w:rPr>
+          <w:rFonts w:ascii="맑은 고딕" w:eastAsia="맑은 고딕" w:hAnsi="맑은 고딕" w:cs="맑은 고딕"/>
+          <w:b/>
+          <w:bCs/>
+        </w:rPr>
+        <w:t xml:space="preserve">        </w:t>
+      </w:r>
+      <w:proofErr w:type="gramStart"/>
+      <w:r>
+        <w:rPr>
+          <w:rFonts w:ascii="맑은 고딕" w:eastAsia="맑은 고딕" w:hAnsi="맑은 고딕" w:cs="맑은 고딕"/>
+          <w:b/>
+          <w:bCs/>
+        </w:rPr>
+        <w:t>std::</w:t>
+      </w:r>
+      <w:proofErr w:type="gramEnd"/>
+      <w:r>
+        <w:rPr>
+          <w:rFonts w:ascii="맑은 고딕" w:eastAsia="맑은 고딕" w:hAnsi="맑은 고딕" w:cs="맑은 고딕"/>
+          <w:b/>
+          <w:bCs/>
+        </w:rPr>
+        <w:t xml:space="preserve">string </w:t>
+      </w:r>
+      <w:proofErr w:type="spellStart"/>
+      <w:r>
+        <w:rPr>
+          <w:rFonts w:ascii="맑은 고딕" w:eastAsia="맑은 고딕" w:hAnsi="맑은 고딕" w:cs="맑은 고딕"/>
+          <w:b/>
+          <w:bCs/>
+        </w:rPr>
+        <w:t>normal_texture_</w:t>
+      </w:r>
+      <w:proofErr w:type="gramStart"/>
+      <w:r>
+        <w:rPr>
+          <w:rFonts w:ascii="맑은 고딕" w:eastAsia="맑은 고딕" w:hAnsi="맑은 고딕" w:cs="맑은 고딕"/>
+          <w:b/>
+          <w:bCs/>
+        </w:rPr>
+        <w:t>path</w:t>
+      </w:r>
+      <w:proofErr w:type="spellEnd"/>
+      <w:r>
+        <w:rPr>
+          <w:rFonts w:ascii="맑은 고딕" w:eastAsia="맑은 고딕" w:hAnsi="맑은 고딕" w:cs="맑은 고딕"/>
+          <w:b/>
+          <w:bCs/>
+        </w:rPr>
+        <w:t>;</w:t>
+      </w:r>
+      <w:proofErr w:type="gramEnd"/>
+    </w:p>
+    <w:p>
+      <w:pPr>
+        <w:widowControl/>
+        <w:wordWrap/>
+        <w:autoSpaceDE/>
+        <w:autoSpaceDN/>
+        <w:spacing w:before="100" w:beforeAutospacing="1" w:after="100" w:afterAutospacing="1" w:line="240" w:lineRule="auto"/>
+        <w:jc w:val="left"/>
+        <w:rPr>
+          <w:rFonts w:ascii="맑은 고딕" w:eastAsia="맑은 고딕" w:hAnsi="맑은 고딕" w:cs="맑은 고딕"/>
+          <w:b/>
+          <w:bCs/>
+        </w:rPr>
+      </w:pPr>
+      <w:r>
+        <w:rPr>
+          <w:rFonts w:ascii="맑은 고딕" w:eastAsia="맑은 고딕" w:hAnsi="맑은 고딕" w:cs="맑은 고딕"/>
+          <w:b/>
+          <w:bCs/>
+        </w:rPr>
+        <w:t xml:space="preserve">        </w:t>
+      </w:r>
+      <w:proofErr w:type="gramStart"/>
+      <w:r>
+        <w:rPr>
+          <w:rFonts w:ascii="맑은 고딕" w:eastAsia="맑은 고딕" w:hAnsi="맑은 고딕" w:cs="맑은 고딕"/>
+          <w:b/>
+          <w:bCs/>
+        </w:rPr>
+        <w:t>std::</w:t>
+      </w:r>
+      <w:proofErr w:type="gramEnd"/>
+      <w:r>
+        <w:rPr>
+          <w:rFonts w:ascii="맑은 고딕" w:eastAsia="맑은 고딕" w:hAnsi="맑은 고딕" w:cs="맑은 고딕"/>
+          <w:b/>
+          <w:bCs/>
+        </w:rPr>
+        <w:t xml:space="preserve">string </w:t>
+      </w:r>
+      <w:proofErr w:type="spellStart"/>
+      <w:r>
+        <w:rPr>
+          <w:rFonts w:ascii="맑은 고딕" w:eastAsia="맑은 고딕" w:hAnsi="맑은 고딕" w:cs="맑은 고딕"/>
+          <w:b/>
+          <w:bCs/>
+        </w:rPr>
+        <w:t>emissive_texture_</w:t>
+      </w:r>
+      <w:proofErr w:type="gramStart"/>
+      <w:r>
+        <w:rPr>
+          <w:rFonts w:ascii="맑은 고딕" w:eastAsia="맑은 고딕" w:hAnsi="맑은 고딕" w:cs="맑은 고딕"/>
+          <w:b/>
+          <w:bCs/>
+        </w:rPr>
+        <w:t>path</w:t>
+      </w:r>
+      <w:proofErr w:type="spellEnd"/>
+      <w:r>
+        <w:rPr>
+          <w:rFonts w:ascii="맑은 고딕" w:eastAsia="맑은 고딕" w:hAnsi="맑은 고딕" w:cs="맑은 고딕"/>
+          <w:b/>
+          <w:bCs/>
+        </w:rPr>
+        <w:t>;</w:t>
+      </w:r>
+      <w:proofErr w:type="gramEnd"/>
+    </w:p>
+    <w:p>
+      <w:pPr>
+        <w:widowControl/>
+        <w:wordWrap/>
+        <w:autoSpaceDE/>
+        <w:autoSpaceDN/>
+        <w:spacing w:before="100" w:beforeAutospacing="1" w:after="100" w:afterAutospacing="1" w:line="240" w:lineRule="auto"/>
+        <w:jc w:val="left"/>
+        <w:rPr>
+          <w:rFonts w:ascii="맑은 고딕" w:eastAsia="맑은 고딕" w:hAnsi="맑은 고딕" w:cs="맑은 고딕"/>
+          <w:b/>
+          <w:bCs/>
+        </w:rPr>
+      </w:pPr>
+      <w:r>
+        <w:rPr>
+          <w:rFonts w:ascii="맑은 고딕" w:eastAsia="맑은 고딕" w:hAnsi="맑은 고딕" w:cs="맑은 고딕"/>
+          <w:b/>
+          <w:bCs/>
+        </w:rPr>
+        <w:t xml:space="preserve">    </w:t>
+      </w:r>
+    </w:p>
+    <w:p>
+      <w:pPr>
+        <w:widowControl/>
+        <w:wordWrap/>
+        <w:autoSpaceDE/>
+        <w:autoSpaceDN/>
+        <w:spacing w:before="100" w:beforeAutospacing="1" w:after="100" w:afterAutospacing="1" w:line="240" w:lineRule="auto"/>
+        <w:jc w:val="left"/>
+        <w:rPr>
+          <w:rFonts w:ascii="맑은 고딕" w:eastAsia="맑은 고딕" w:hAnsi="맑은 고딕" w:cs="맑은 고딕"/>
+          <w:b/>
+          <w:bCs/>
+        </w:rPr>
+      </w:pPr>
+      <w:r>
+        <w:rPr>
+          <w:rFonts w:ascii="맑은 고딕" w:eastAsia="맑은 고딕" w:hAnsi="맑은 고딕" w:cs="맑은 고딕"/>
+          <w:b/>
+          <w:bCs/>
+        </w:rPr>
+        <w:t xml:space="preserve">            // --- Other Material Properties ---</w:t>
+      </w:r>
+    </w:p>
+    <w:p>
+      <w:pPr>
+        <w:widowControl/>
+        <w:wordWrap/>
+        <w:autoSpaceDE/>
+        <w:autoSpaceDN/>
+        <w:spacing w:before="100" w:beforeAutospacing="1" w:after="100" w:afterAutospacing="1" w:line="240" w:lineRule="auto"/>
+        <w:jc w:val="left"/>
+        <w:rPr>
+          <w:rFonts w:ascii="맑은 고딕" w:eastAsia="맑은 고딕" w:hAnsi="맑은 고딕" w:cs="맑은 고딕"/>
+          <w:b/>
+          <w:bCs/>
+        </w:rPr>
+      </w:pPr>
+      <w:r>
+        <w:rPr>
+          <w:rFonts w:ascii="맑은 고딕" w:eastAsia="맑은 고딕" w:hAnsi="맑은 고딕" w:cs="맑은 고딕"/>
+          <w:b/>
+          <w:bCs/>
+        </w:rPr>
+        <w:t xml:space="preserve">        </w:t>
+      </w:r>
+      <w:proofErr w:type="gramStart"/>
+      <w:r>
+        <w:rPr>
+          <w:rFonts w:ascii="맑은 고딕" w:eastAsia="맑은 고딕" w:hAnsi="맑은 고딕" w:cs="맑은 고딕"/>
+          <w:b/>
+          <w:bCs/>
+        </w:rPr>
+        <w:t>std::</w:t>
+      </w:r>
+      <w:proofErr w:type="gramEnd"/>
+      <w:r>
+        <w:rPr>
+          <w:rFonts w:ascii="맑은 고딕" w:eastAsia="맑은 고딕" w:hAnsi="맑은 고딕" w:cs="맑은 고딕"/>
+          <w:b/>
+          <w:bCs/>
+        </w:rPr>
+        <w:t xml:space="preserve">string </w:t>
+      </w:r>
+      <w:proofErr w:type="spellStart"/>
+      <w:r>
+        <w:rPr>
+          <w:rFonts w:ascii="맑은 고딕" w:eastAsia="맑은 고딕" w:hAnsi="맑은 고딕" w:cs="맑은 고딕"/>
+          <w:b/>
+          <w:bCs/>
+        </w:rPr>
+        <w:t>alpha_mode</w:t>
+      </w:r>
+      <w:proofErr w:type="spellEnd"/>
+      <w:r>
+        <w:rPr>
+          <w:rFonts w:ascii="맑은 고딕" w:eastAsia="맑은 고딕" w:hAnsi="맑은 고딕" w:cs="맑은 고딕"/>
+          <w:b/>
+          <w:bCs/>
+        </w:rPr>
+        <w:t xml:space="preserve"> = "OPAQUE</w:t>
+      </w:r>
+      <w:proofErr w:type="gramStart"/>
+      <w:r>
+        <w:rPr>
+          <w:rFonts w:ascii="맑은 고딕" w:eastAsia="맑은 고딕" w:hAnsi="맑은 고딕" w:cs="맑은 고딕"/>
+          <w:b/>
+          <w:bCs/>
+        </w:rPr>
+        <w:t>";</w:t>
+      </w:r>
+      <w:proofErr w:type="gramEnd"/>
+    </w:p>
+    <w:p>
+      <w:pPr>
+        <w:widowControl/>
+        <w:wordWrap/>
+        <w:autoSpaceDE/>
+        <w:autoSpaceDN/>
+        <w:spacing w:before="100" w:beforeAutospacing="1" w:after="100" w:afterAutospacing="1" w:line="240" w:lineRule="auto"/>
+        <w:jc w:val="left"/>
+        <w:rPr>
+          <w:rFonts w:ascii="맑은 고딕" w:eastAsia="맑은 고딕" w:hAnsi="맑은 고딕" w:cs="맑은 고딕"/>
+          <w:b/>
+          <w:bCs/>
+        </w:rPr>
+      </w:pPr>
+      <w:r>
+        <w:rPr>
+          <w:rFonts w:ascii="맑은 고딕" w:eastAsia="맑은 고딕" w:hAnsi="맑은 고딕" w:cs="맑은 고딕"/>
+          <w:b/>
+          <w:bCs/>
+        </w:rPr>
+        <w:t xml:space="preserve">        float </w:t>
+      </w:r>
+      <w:proofErr w:type="spellStart"/>
+      <w:r>
+        <w:rPr>
+          <w:rFonts w:ascii="맑은 고딕" w:eastAsia="맑은 고딕" w:hAnsi="맑은 고딕" w:cs="맑은 고딕"/>
+          <w:b/>
+          <w:bCs/>
+        </w:rPr>
+        <w:t>alpha_cutoff</w:t>
+      </w:r>
+      <w:proofErr w:type="spellEnd"/>
+      <w:r>
+        <w:rPr>
+          <w:rFonts w:ascii="맑은 고딕" w:eastAsia="맑은 고딕" w:hAnsi="맑은 고딕" w:cs="맑은 고딕"/>
+          <w:b/>
+          <w:bCs/>
+        </w:rPr>
+        <w:t xml:space="preserve"> = 0.</w:t>
+      </w:r>
+      <w:proofErr w:type="gramStart"/>
+      <w:r>
+        <w:rPr>
+          <w:rFonts w:ascii="맑은 고딕" w:eastAsia="맑은 고딕" w:hAnsi="맑은 고딕" w:cs="맑은 고딕"/>
+          <w:b/>
+          <w:bCs/>
+        </w:rPr>
+        <w:t>5f;</w:t>
+      </w:r>
+      <w:proofErr w:type="gramEnd"/>
+    </w:p>
+    <w:p>
+      <w:pPr>
+        <w:widowControl/>
+        <w:wordWrap/>
+        <w:autoSpaceDE/>
+        <w:autoSpaceDN/>
+        <w:spacing w:before="100" w:beforeAutospacing="1" w:after="100" w:afterAutospacing="1" w:line="240" w:lineRule="auto"/>
+        <w:jc w:val="left"/>
+        <w:rPr>
+          <w:rFonts w:ascii="맑은 고딕" w:eastAsia="맑은 고딕" w:hAnsi="맑은 고딕" w:cs="맑은 고딕"/>
+          <w:b/>
+          <w:bCs/>
+        </w:rPr>
+      </w:pPr>
+      <w:r>
+        <w:rPr>
+          <w:rFonts w:ascii="맑은 고딕" w:eastAsia="맑은 고딕" w:hAnsi="맑은 고딕" w:cs="맑은 고딕"/>
+          <w:b/>
+          <w:bCs/>
+        </w:rPr>
+        <w:t xml:space="preserve">        bool </w:t>
+      </w:r>
+      <w:proofErr w:type="spellStart"/>
+      <w:r>
+        <w:rPr>
+          <w:rFonts w:ascii="맑은 고딕" w:eastAsia="맑은 고딕" w:hAnsi="맑은 고딕" w:cs="맑은 고딕"/>
+          <w:b/>
+          <w:bCs/>
+        </w:rPr>
+        <w:t>double_sided</w:t>
+      </w:r>
+      <w:proofErr w:type="spellEnd"/>
+      <w:r>
+        <w:rPr>
+          <w:rFonts w:ascii="맑은 고딕" w:eastAsia="맑은 고딕" w:hAnsi="맑은 고딕" w:cs="맑은 고딕"/>
+          <w:b/>
+          <w:bCs/>
+        </w:rPr>
+        <w:t xml:space="preserve"> = </w:t>
+      </w:r>
+      <w:proofErr w:type="gramStart"/>
+      <w:r>
+        <w:rPr>
+          <w:rFonts w:ascii="맑은 고딕" w:eastAsia="맑은 고딕" w:hAnsi="맑은 고딕" w:cs="맑은 고딕"/>
+          <w:b/>
+          <w:bCs/>
+        </w:rPr>
+        <w:t>false;</w:t>
+      </w:r>
+      <w:proofErr w:type="gramEnd"/>
+    </w:p>
+    <w:p>
+      <w:pPr>
+        <w:widowControl/>
+        <w:wordWrap/>
+        <w:autoSpaceDE/>
+        <w:autoSpaceDN/>
+        <w:spacing w:before="100" w:beforeAutospacing="1" w:after="100" w:afterAutospacing="1" w:line="240" w:lineRule="auto"/>
+        <w:jc w:val="left"/>
+        <w:rPr>
+          <w:rFonts w:ascii="맑은 고딕" w:eastAsia="맑은 고딕" w:hAnsi="맑은 고딕" w:cs="맑은 고딕"/>
+          <w:b/>
+          <w:bCs/>
+        </w:rPr>
+      </w:pPr>
+      <w:r>
+        <w:rPr>
+          <w:rFonts w:ascii="맑은 고딕" w:eastAsia="맑은 고딕" w:hAnsi="맑은 고딕" w:cs="맑은 고딕"/>
+          <w:b/>
+          <w:bCs/>
+        </w:rPr>
+        <w:t xml:space="preserve">        float </w:t>
+      </w:r>
+      <w:proofErr w:type="spellStart"/>
+      <w:r>
+        <w:rPr>
+          <w:rFonts w:ascii="맑은 고딕" w:eastAsia="맑은 고딕" w:hAnsi="맑은 고딕" w:cs="맑은 고딕"/>
+          <w:b/>
+          <w:bCs/>
+        </w:rPr>
+        <w:t>normal_texture_scale</w:t>
+      </w:r>
+      <w:proofErr w:type="spellEnd"/>
+      <w:r>
+        <w:rPr>
+          <w:rFonts w:ascii="맑은 고딕" w:eastAsia="맑은 고딕" w:hAnsi="맑은 고딕" w:cs="맑은 고딕"/>
+          <w:b/>
+          <w:bCs/>
+        </w:rPr>
+        <w:t xml:space="preserve"> = 1.</w:t>
+      </w:r>
+      <w:proofErr w:type="gramStart"/>
+      <w:r>
+        <w:rPr>
+          <w:rFonts w:ascii="맑은 고딕" w:eastAsia="맑은 고딕" w:hAnsi="맑은 고딕" w:cs="맑은 고딕"/>
+          <w:b/>
+          <w:bCs/>
+        </w:rPr>
+        <w:t>0f;</w:t>
+      </w:r>
+      <w:proofErr w:type="gramEnd"/>
+    </w:p>
+    <w:p>
+      <w:pPr>
+        <w:widowControl/>
+        <w:wordWrap/>
+        <w:autoSpaceDE/>
+        <w:autoSpaceDN/>
+        <w:spacing w:before="100" w:beforeAutospacing="1" w:after="100" w:afterAutospacing="1" w:line="240" w:lineRule="auto"/>
+        <w:jc w:val="left"/>
+        <w:rPr>
+          <w:rFonts w:ascii="맑은 고딕" w:eastAsia="맑은 고딕" w:hAnsi="맑은 고딕" w:cs="맑은 고딕"/>
+          <w:b/>
+          <w:bCs/>
+        </w:rPr>
+      </w:pPr>
+      <w:r>
+        <w:rPr>
+          <w:rFonts w:ascii="맑은 고딕" w:eastAsia="맑은 고딕" w:hAnsi="맑은 고딕" w:cs="맑은 고딕"/>
+          <w:b/>
+          <w:bCs/>
+        </w:rPr>
+        <w:t xml:space="preserve">    </w:t>
+      </w:r>
+    </w:p>
+    <w:p>
+      <w:pPr>
+        <w:widowControl/>
+        <w:wordWrap/>
+        <w:autoSpaceDE/>
+        <w:autoSpaceDN/>
+        <w:spacing w:before="100" w:beforeAutospacing="1" w:after="100" w:afterAutospacing="1" w:line="240" w:lineRule="auto"/>
+        <w:jc w:val="left"/>
+        <w:rPr>
+          <w:rFonts w:ascii="맑은 고딕" w:eastAsia="맑은 고딕" w:hAnsi="맑은 고딕" w:cs="맑은 고딕"/>
+          <w:b/>
+          <w:bCs/>
+        </w:rPr>
+      </w:pPr>
+      <w:r>
+        <w:rPr>
+          <w:rFonts w:ascii="맑은 고딕" w:eastAsia="맑은 고딕" w:hAnsi="맑은 고딕" w:cs="맑은 고딕"/>
+          <w:b/>
+          <w:bCs/>
+        </w:rPr>
+        <w:t xml:space="preserve">            // --- Per-material Constant Buffer Resources ---</w:t>
+      </w:r>
+    </w:p>
+    <w:p>
+      <w:pPr>
+        <w:widowControl/>
+        <w:wordWrap/>
+        <w:autoSpaceDE/>
+        <w:autoSpaceDN/>
+        <w:spacing w:before="100" w:beforeAutospacing="1" w:after="100" w:afterAutospacing="1" w:line="240" w:lineRule="auto"/>
+        <w:jc w:val="left"/>
+        <w:rPr>
+          <w:rFonts w:ascii="맑은 고딕" w:eastAsia="맑은 고딕" w:hAnsi="맑은 고딕" w:cs="맑은 고딕"/>
+          <w:b/>
+          <w:bCs/>
+        </w:rPr>
+      </w:pPr>
+      <w:r>
+        <w:rPr>
+          <w:rFonts w:ascii="맑은 고딕" w:eastAsia="맑은 고딕" w:hAnsi="맑은 고딕" w:cs="맑은 고딕"/>
+          <w:b/>
+          <w:bCs/>
+        </w:rPr>
+        <w:t xml:space="preserve">        </w:t>
+      </w:r>
+      <w:proofErr w:type="spellStart"/>
+      <w:r>
+        <w:rPr>
+          <w:rFonts w:ascii="맑은 고딕" w:eastAsia="맑은 고딕" w:hAnsi="맑은 고딕" w:cs="맑은 고딕"/>
+          <w:b/>
+          <w:bCs/>
+        </w:rPr>
+        <w:t>ComPtr</w:t>
+      </w:r>
+      <w:proofErr w:type="spellEnd"/>
+      <w:r>
+        <w:rPr>
+          <w:rFonts w:ascii="맑은 고딕" w:eastAsia="맑은 고딕" w:hAnsi="맑은 고딕" w:cs="맑은 고딕"/>
+          <w:b/>
+          <w:bCs/>
+        </w:rPr>
+        <w:t xml:space="preserve">&lt;ID3D12Resource&gt; </w:t>
+      </w:r>
+      <w:proofErr w:type="spellStart"/>
+      <w:r>
+        <w:rPr>
+          <w:rFonts w:ascii="맑은 고딕" w:eastAsia="맑은 고딕" w:hAnsi="맑은 고딕" w:cs="맑은 고딕"/>
+          <w:b/>
+          <w:bCs/>
+        </w:rPr>
+        <w:t>material_cbuffer_gpu</w:t>
+      </w:r>
+      <w:proofErr w:type="spellEnd"/>
+      <w:r>
+        <w:rPr>
+          <w:rFonts w:ascii="맑은 고딕" w:eastAsia="맑은 고딕" w:hAnsi="맑은 고딕" w:cs="맑은 고딕"/>
+          <w:b/>
+          <w:bCs/>
+        </w:rPr>
+        <w:t xml:space="preserve"> = </w:t>
+      </w:r>
+      <w:proofErr w:type="spellStart"/>
+      <w:proofErr w:type="gramStart"/>
+      <w:r>
+        <w:rPr>
+          <w:rFonts w:ascii="맑은 고딕" w:eastAsia="맑은 고딕" w:hAnsi="맑은 고딕" w:cs="맑은 고딕"/>
+          <w:b/>
+          <w:bCs/>
+        </w:rPr>
+        <w:t>nullptr</w:t>
+      </w:r>
+      <w:proofErr w:type="spellEnd"/>
+      <w:r>
+        <w:rPr>
+          <w:rFonts w:ascii="맑은 고딕" w:eastAsia="맑은 고딕" w:hAnsi="맑은 고딕" w:cs="맑은 고딕"/>
+          <w:b/>
+          <w:bCs/>
+        </w:rPr>
+        <w:t>;</w:t>
+      </w:r>
+      <w:proofErr w:type="gramEnd"/>
+    </w:p>
+    <w:p>
+      <w:pPr>
+        <w:widowControl/>
+        <w:wordWrap/>
+        <w:autoSpaceDE/>
+        <w:autoSpaceDN/>
+        <w:spacing w:before="100" w:beforeAutospacing="1" w:after="100" w:afterAutospacing="1" w:line="240" w:lineRule="auto"/>
+        <w:jc w:val="left"/>
+        <w:rPr>
+          <w:rFonts w:ascii="맑은 고딕" w:eastAsia="맑은 고딕" w:hAnsi="맑은 고딕" w:cs="맑은 고딕"/>
+          <w:b/>
+          <w:bCs/>
+        </w:rPr>
+      </w:pPr>
+      <w:r>
+        <w:rPr>
+          <w:rFonts w:ascii="맑은 고딕" w:eastAsia="맑은 고딕" w:hAnsi="맑은 고딕" w:cs="맑은 고딕"/>
+          <w:b/>
+          <w:bCs/>
+        </w:rPr>
+        <w:t xml:space="preserve">        UINT8 * </w:t>
+      </w:r>
+      <w:proofErr w:type="spellStart"/>
+      <w:r>
+        <w:rPr>
+          <w:rFonts w:ascii="맑은 고딕" w:eastAsia="맑은 고딕" w:hAnsi="맑은 고딕" w:cs="맑은 고딕"/>
+          <w:b/>
+          <w:bCs/>
+        </w:rPr>
+        <w:t>material_cbuffer_cpu_address</w:t>
+      </w:r>
+      <w:proofErr w:type="spellEnd"/>
+      <w:r>
+        <w:rPr>
+          <w:rFonts w:ascii="맑은 고딕" w:eastAsia="맑은 고딕" w:hAnsi="맑은 고딕" w:cs="맑은 고딕"/>
+          <w:b/>
+          <w:bCs/>
+        </w:rPr>
+        <w:t xml:space="preserve"> = </w:t>
+      </w:r>
+      <w:proofErr w:type="spellStart"/>
+      <w:proofErr w:type="gramStart"/>
+      <w:r>
+        <w:rPr>
+          <w:rFonts w:ascii="맑은 고딕" w:eastAsia="맑은 고딕" w:hAnsi="맑은 고딕" w:cs="맑은 고딕"/>
+          <w:b/>
+          <w:bCs/>
+        </w:rPr>
+        <w:t>nullptr</w:t>
+      </w:r>
+      <w:proofErr w:type="spellEnd"/>
+      <w:r>
+        <w:rPr>
+          <w:rFonts w:ascii="맑은 고딕" w:eastAsia="맑은 고딕" w:hAnsi="맑은 고딕" w:cs="맑은 고딕"/>
+          <w:b/>
+          <w:bCs/>
+        </w:rPr>
+        <w:t>;</w:t>
+      </w:r>
+      <w:proofErr w:type="gramEnd"/>
+    </w:p>
+    <w:p>
+      <w:pPr>
+        <w:widowControl/>
+        <w:wordWrap/>
+        <w:autoSpaceDE/>
+        <w:autoSpaceDN/>
+        <w:spacing w:before="100" w:beforeAutospacing="1" w:after="100" w:afterAutospacing="1" w:line="240" w:lineRule="auto"/>
+        <w:jc w:val="left"/>
+        <w:rPr>
+          <w:rFonts w:ascii="맑은 고딕" w:eastAsia="맑은 고딕" w:hAnsi="맑은 고딕" w:cs="맑은 고딕"/>
+          <w:b/>
+          <w:bCs/>
+        </w:rPr>
+      </w:pPr>
+      <w:r>
+        <w:rPr>
+          <w:rFonts w:ascii="맑은 고딕" w:eastAsia="맑은 고딕" w:hAnsi="맑은 고딕" w:cs="맑은 고딕"/>
+          <w:b/>
+          <w:bCs/>
+        </w:rPr>
+        <w:t xml:space="preserve">    };</w:t>
+      </w:r>
+    </w:p>
+    <w:p>
+      <w:pPr>
+        <w:widowControl/>
+        <w:wordWrap/>
+        <w:autoSpaceDE/>
+        <w:autoSpaceDN/>
+        <w:spacing w:before="100" w:beforeAutospacing="1" w:after="100" w:afterAutospacing="1" w:line="240" w:lineRule="auto"/>
+        <w:jc w:val="left"/>
+        <w:rPr>
+          <w:rFonts w:ascii="맑은 고딕" w:eastAsia="맑은 고딕" w:hAnsi="맑은 고딕" w:cs="맑은 고딕"/>
+          <w:b/>
+          <w:bCs/>
+        </w:rPr>
+      </w:pPr>
+      <w:r>
+        <w:rPr>
+          <w:rFonts w:ascii="맑은 고딕" w:eastAsia="맑은 고딕" w:hAnsi="맑은 고딕" w:cs="맑은 고딕"/>
+          <w:b/>
+          <w:bCs/>
+        </w:rPr>
+        <w:t>};</w:t>
+      </w:r>
+    </w:p>
+    <w:p>
+      <w:pPr>
+        <w:widowControl/>
+        <w:wordWrap/>
+        <w:autoSpaceDE/>
+        <w:autoSpaceDN/>
+        <w:spacing w:before="100" w:beforeAutospacing="1" w:after="100" w:afterAutospacing="1" w:line="240" w:lineRule="auto"/>
+        <w:jc w:val="left"/>
+        <w:rPr>
+          <w:rFonts w:ascii="맑은 고딕" w:eastAsia="맑은 고딕" w:hAnsi="맑은 고딕" w:cs="맑은 고딕"/>
+          <w:b/>
+          <w:bCs/>
+        </w:rPr>
+      </w:pPr>
+      <w:r>
+        <w:rPr>
+          <w:rFonts w:ascii="맑은 고딕" w:eastAsia="맑은 고딕" w:hAnsi="맑은 고딕" w:cs="맑은 고딕"/>
+          <w:b/>
+          <w:bCs/>
+        </w:rPr>
+        <w:t xml:space="preserve">      이렇게 </w:t>
+      </w:r>
+      <w:proofErr w:type="spellStart"/>
+      <w:r>
+        <w:rPr>
+          <w:rFonts w:ascii="맑은 고딕" w:eastAsia="맑은 고딕" w:hAnsi="맑은 고딕" w:cs="맑은 고딕"/>
+          <w:b/>
+          <w:bCs/>
+        </w:rPr>
+        <w:t>MaterialInfo</w:t>
+      </w:r>
+      <w:proofErr w:type="spellEnd"/>
+      <w:r>
+        <w:rPr>
+          <w:rFonts w:ascii="맑은 고딕" w:eastAsia="맑은 고딕" w:hAnsi="맑은 고딕" w:cs="맑은 고딕"/>
+          <w:b/>
+          <w:bCs/>
+        </w:rPr>
+        <w:t xml:space="preserve"> 안에 </w:t>
+      </w:r>
+      <w:proofErr w:type="gramStart"/>
+      <w:r>
+        <w:rPr>
+          <w:rFonts w:ascii="맑은 고딕" w:eastAsia="맑은 고딕" w:hAnsi="맑은 고딕" w:cs="맑은 고딕"/>
+          <w:b/>
+          <w:bCs/>
+        </w:rPr>
+        <w:t>std::</w:t>
+      </w:r>
+      <w:proofErr w:type="gramEnd"/>
+      <w:r>
+        <w:rPr>
+          <w:rFonts w:ascii="맑은 고딕" w:eastAsia="맑은 고딕" w:hAnsi="맑은 고딕" w:cs="맑은 고딕"/>
+          <w:b/>
+          <w:bCs/>
+        </w:rPr>
+        <w:t xml:space="preserve">string </w:t>
+      </w:r>
+      <w:proofErr w:type="spellStart"/>
+      <w:r>
+        <w:rPr>
+          <w:rFonts w:ascii="맑은 고딕" w:eastAsia="맑은 고딕" w:hAnsi="맑은 고딕" w:cs="맑은 고딕"/>
+          <w:b/>
+          <w:bCs/>
+        </w:rPr>
+        <w:t>shader_name</w:t>
+      </w:r>
+      <w:proofErr w:type="spellEnd"/>
+      <w:r>
+        <w:rPr>
+          <w:rFonts w:ascii="맑은 고딕" w:eastAsia="맑은 고딕" w:hAnsi="맑은 고딕" w:cs="맑은 고딕"/>
+          <w:b/>
+          <w:bCs/>
+        </w:rPr>
+        <w:t xml:space="preserve"> = "</w:t>
+      </w:r>
+      <w:proofErr w:type="spellStart"/>
+      <w:r>
+        <w:rPr>
+          <w:rFonts w:ascii="맑은 고딕" w:eastAsia="맑은 고딕" w:hAnsi="맑은 고딕" w:cs="맑은 고딕"/>
+          <w:b/>
+          <w:bCs/>
+        </w:rPr>
+        <w:t>gltf</w:t>
+      </w:r>
+      <w:proofErr w:type="spellEnd"/>
+      <w:proofErr w:type="gramStart"/>
+      <w:r>
+        <w:rPr>
+          <w:rFonts w:ascii="맑은 고딕" w:eastAsia="맑은 고딕" w:hAnsi="맑은 고딕" w:cs="맑은 고딕"/>
+          <w:b/>
+          <w:bCs/>
+        </w:rPr>
+        <w:t>";가</w:t>
+      </w:r>
+      <w:proofErr w:type="gramEnd"/>
+      <w:r>
+        <w:rPr>
+          <w:rFonts w:ascii="맑은 고딕" w:eastAsia="맑은 고딕" w:hAnsi="맑은 고딕" w:cs="맑은 고딕"/>
+          <w:b/>
+          <w:bCs/>
+        </w:rPr>
+        <w:t xml:space="preserve"> 고정되어 있어</w:t>
+      </w:r>
+    </w:p>
+    <w:p>
+      <w:pPr>
+        <w:widowControl/>
+        <w:wordWrap/>
+        <w:autoSpaceDE/>
+        <w:autoSpaceDN/>
+        <w:spacing w:before="100" w:beforeAutospacing="1" w:after="100" w:afterAutospacing="1" w:line="240" w:lineRule="auto"/>
+        <w:jc w:val="left"/>
+        <w:rPr>
+          <w:rFonts w:ascii="맑은 고딕" w:eastAsia="맑은 고딕" w:hAnsi="맑은 고딕" w:cs="맑은 고딕"/>
+          <w:b/>
+          <w:bCs/>
+        </w:rPr>
+      </w:pPr>
       <w:r>
         <w:rPr>
           <w:rFonts w:ascii="맑은 고딕" w:eastAsia="맑은 고딕" w:hAnsi="맑은 고딕" w:cs="맑은 고딕" w:hint="eastAsia"/>
           <w:b/>
           <w:bCs/>
         </w:rPr>
-        <w:t>W</w:t>
-      </w:r>
-      <w:proofErr w:type="gramEnd"/>
-    </w:p>
-    <w:p>
-      <w:pPr>
-        <w:widowControl/>
-        <w:wordWrap/>
-        <w:autoSpaceDE/>
-        <w:autoSpaceDN/>
-        <w:spacing w:before="100" w:beforeAutospacing="1" w:after="100" w:afterAutospacing="1" w:line="240" w:lineRule="auto"/>
-        <w:jc w:val="left"/>
-        <w:rPr>
-          <w:rFonts w:ascii="맑은 고딕" w:eastAsia="맑은 고딕" w:hAnsi="맑은 고딕" w:cs="맑은 고딕"/>
-          <w:b/>
-          <w:bCs/>
-        </w:rPr>
-      </w:pPr>
-      <w:r>
-        <w:rPr>
-          <w:rFonts w:ascii="맑은 고딕" w:eastAsia="맑은 고딕" w:hAnsi="맑은 고딕" w:cs="맑은 고딕"/>
-          <w:b/>
-          <w:bCs/>
-        </w:rPr>
-        <w:t xml:space="preserve">    </w:t>
-      </w:r>
-      <w:proofErr w:type="gramStart"/>
-      <w:r>
-        <w:rPr>
-          <w:rFonts w:ascii="맑은 고딕" w:eastAsia="맑은 고딕" w:hAnsi="맑은 고딕" w:cs="맑은 고딕"/>
-          <w:b/>
-          <w:bCs/>
-        </w:rPr>
-        <w:t xml:space="preserve">//  </w:t>
-      </w:r>
-      <w:proofErr w:type="gramEnd"/>
-      <w:r>
-        <w:rPr>
-          <w:rFonts w:ascii="맑은 고딕" w:eastAsia="맑은 고딕" w:hAnsi="맑은 고딕" w:cs="맑은 고딕"/>
-          <w:b/>
-          <w:bCs/>
-        </w:rPr>
-        <w:t xml:space="preserve">        그래서 아래 두 줄을 지우지는 않고 남겨두는 것이 좋을 것 같다.</w:t>
-      </w:r>
-    </w:p>
-    <w:p>
-      <w:pPr>
-        <w:widowControl/>
-        <w:wordWrap/>
-        <w:autoSpaceDE/>
-        <w:autoSpaceDN/>
-        <w:spacing w:before="100" w:beforeAutospacing="1" w:after="100" w:afterAutospacing="1" w:line="240" w:lineRule="auto"/>
-        <w:jc w:val="left"/>
-        <w:rPr>
-          <w:rFonts w:ascii="맑은 고딕" w:eastAsia="맑은 고딕" w:hAnsi="맑은 고딕" w:cs="맑은 고딕"/>
-          <w:b/>
-          <w:bCs/>
-        </w:rPr>
-      </w:pPr>
-      <w:r>
-        <w:rPr>
-          <w:rFonts w:ascii="맑은 고딕" w:eastAsia="맑은 고딕" w:hAnsi="맑은 고딕" w:cs="맑은 고딕"/>
-          <w:b/>
-          <w:bCs/>
-        </w:rPr>
-        <w:t xml:space="preserve">    </w:t>
-      </w:r>
-    </w:p>
-    <w:p>
-      <w:pPr>
-        <w:widowControl/>
-        <w:wordWrap/>
-        <w:autoSpaceDE/>
-        <w:autoSpaceDN/>
-        <w:spacing w:before="100" w:beforeAutospacing="1" w:after="100" w:afterAutospacing="1" w:line="240" w:lineRule="auto"/>
-        <w:jc w:val="left"/>
-        <w:rPr>
-          <w:rFonts w:ascii="맑은 고딕" w:eastAsia="맑은 고딕" w:hAnsi="맑은 고딕" w:cs="맑은 고딕"/>
-          <w:b/>
-          <w:bCs/>
-        </w:rPr>
-      </w:pPr>
-      <w:r>
-        <w:rPr>
-          <w:rFonts w:ascii="맑은 고딕" w:eastAsia="맑은 고딕" w:hAnsi="맑은 고딕" w:cs="맑은 고딕"/>
-          <w:b/>
-          <w:bCs/>
-        </w:rPr>
-        <w:t xml:space="preserve">    //command_list-&gt;SetGraphicsRootSignature(root_signature</w:t>
-      </w:r>
-      <w:proofErr w:type="gramStart"/>
-      <w:r>
-        <w:rPr>
-          <w:rFonts w:ascii="맑은 고딕" w:eastAsia="맑은 고딕" w:hAnsi="맑은 고딕" w:cs="맑은 고딕"/>
-          <w:b/>
-          <w:bCs/>
-        </w:rPr>
-        <w:t>);</w:t>
-      </w:r>
-      <w:proofErr w:type="gramEnd"/>
-    </w:p>
-    <w:p>
-      <w:pPr>
-        <w:widowControl/>
-        <w:wordWrap/>
-        <w:autoSpaceDE/>
-        <w:autoSpaceDN/>
-        <w:spacing w:before="100" w:beforeAutospacing="1" w:after="100" w:afterAutospacing="1" w:line="240" w:lineRule="auto"/>
-        <w:jc w:val="left"/>
-        <w:rPr>
-          <w:rFonts w:ascii="맑은 고딕" w:eastAsia="맑은 고딕" w:hAnsi="맑은 고딕" w:cs="맑은 고딕"/>
-          <w:b/>
-          <w:bCs/>
-        </w:rPr>
-      </w:pPr>
-      <w:r>
-        <w:rPr>
-          <w:rFonts w:ascii="맑은 고딕" w:eastAsia="맑은 고딕" w:hAnsi="맑은 고딕" w:cs="맑은 고딕"/>
-          <w:b/>
-          <w:bCs/>
-        </w:rPr>
-        <w:t xml:space="preserve">    //command_list-&gt;SetPipelineState(pso</w:t>
-      </w:r>
-      <w:proofErr w:type="gramStart"/>
-      <w:r>
-        <w:rPr>
-          <w:rFonts w:ascii="맑은 고딕" w:eastAsia="맑은 고딕" w:hAnsi="맑은 고딕" w:cs="맑은 고딕"/>
-          <w:b/>
-          <w:bCs/>
-        </w:rPr>
-        <w:t>);</w:t>
-      </w:r>
-      <w:proofErr w:type="gramEnd"/>
-    </w:p>
-    <w:p>
-      <w:pPr>
-        <w:widowControl/>
-        <w:wordWrap/>
-        <w:autoSpaceDE/>
-        <w:autoSpaceDN/>
-        <w:spacing w:before="100" w:beforeAutospacing="1" w:after="100" w:afterAutospacing="1" w:line="240" w:lineRule="auto"/>
-        <w:jc w:val="left"/>
-        <w:rPr>
-          <w:rFonts w:ascii="맑은 고딕" w:eastAsia="맑은 고딕" w:hAnsi="맑은 고딕" w:cs="맑은 고딕"/>
-          <w:b/>
-          <w:bCs/>
-        </w:rPr>
-      </w:pPr>
-      <w:r>
-        <w:rPr>
-          <w:rFonts w:ascii="맑은 고딕" w:eastAsia="맑은 고딕" w:hAnsi="맑은 고딕" w:cs="맑은 고딕"/>
-          <w:b/>
-          <w:bCs/>
-        </w:rPr>
-        <w:t>}</w:t>
-      </w:r>
-    </w:p>
-    <w:p>
-      <w:pPr>
-        <w:widowControl/>
-        <w:wordWrap/>
-        <w:autoSpaceDE/>
-        <w:autoSpaceDN/>
-        <w:spacing w:before="100" w:beforeAutospacing="1" w:after="100" w:afterAutospacing="1" w:line="240" w:lineRule="auto"/>
-        <w:jc w:val="left"/>
-        <w:rPr>
-          <w:rFonts w:ascii="맑은 고딕" w:eastAsia="맑은 고딕" w:hAnsi="맑은 고딕" w:cs="맑은 고딕"/>
-          <w:b/>
-          <w:bCs/>
-        </w:rPr>
-      </w:pPr>
-      <w:r>
-        <w:rPr>
-          <w:rFonts w:ascii="맑은 고딕" w:eastAsia="맑은 고딕" w:hAnsi="맑은 고딕" w:cs="맑은 고딕"/>
-          <w:b/>
-          <w:bCs/>
-        </w:rPr>
-        <w:t>```</w:t>
-      </w:r>
-    </w:p>
-    <w:p>
-      <w:pPr>
-        <w:widowControl/>
-        <w:wordWrap/>
-        <w:autoSpaceDE/>
-        <w:autoSpaceDN/>
-        <w:spacing w:before="100" w:beforeAutospacing="1" w:after="100" w:afterAutospacing="1" w:line="240" w:lineRule="auto"/>
-        <w:jc w:val="left"/>
-        <w:rPr>
-          <w:rFonts w:ascii="맑은 고딕" w:eastAsia="맑은 고딕" w:hAnsi="맑은 고딕" w:cs="맑은 고딕"/>
-          <w:b/>
-          <w:bCs/>
-        </w:rPr>
-      </w:pPr>
-    </w:p>
-    <w:p>
-      <w:pPr>
-        <w:widowControl/>
-        <w:wordWrap/>
-        <w:autoSpaceDE/>
-        <w:autoSpaceDN/>
-        <w:spacing w:before="100" w:beforeAutospacing="1" w:after="100" w:afterAutospacing="1" w:line="240" w:lineRule="auto"/>
-        <w:jc w:val="left"/>
-        <w:rPr>
-          <w:rFonts w:ascii="맑은 고딕" w:eastAsia="맑은 고딕" w:hAnsi="맑은 고딕" w:cs="맑은 고딕"/>
-          <w:b/>
-          <w:bCs/>
-        </w:rPr>
-      </w:pPr>
-      <w:r>
-        <w:rPr>
-          <w:rFonts w:ascii="맑은 고딕" w:eastAsia="맑은 고딕" w:hAnsi="맑은 고딕" w:cs="맑은 고딕"/>
-          <w:b/>
-          <w:bCs/>
-        </w:rPr>
-        <w:t xml:space="preserve">      이 경우 내부적으로 이렇게 MaterialInfo 구조체 안에 있는 shader_name을 사용하게 되는데 이 경우</w:t>
-      </w:r>
-    </w:p>
-    <w:p>
-      <w:pPr>
-        <w:widowControl/>
-        <w:wordWrap/>
-        <w:autoSpaceDE/>
-        <w:autoSpaceDN/>
-        <w:spacing w:before="100" w:beforeAutospacing="1" w:after="100" w:afterAutospacing="1" w:line="240" w:lineRule="auto"/>
-        <w:jc w:val="left"/>
-        <w:rPr>
-          <w:rFonts w:ascii="맑은 고딕" w:eastAsia="맑은 고딕" w:hAnsi="맑은 고딕" w:cs="맑은 고딕"/>
-          <w:b/>
-          <w:bCs/>
-        </w:rPr>
-      </w:pPr>
-    </w:p>
-    <w:p>
-      <w:pPr>
-        <w:widowControl/>
-        <w:wordWrap/>
-        <w:autoSpaceDE/>
-        <w:autoSpaceDN/>
-        <w:spacing w:before="100" w:beforeAutospacing="1" w:after="100" w:afterAutospacing="1" w:line="240" w:lineRule="auto"/>
-        <w:jc w:val="left"/>
-        <w:rPr>
-          <w:rFonts w:ascii="맑은 고딕" w:eastAsia="맑은 고딕" w:hAnsi="맑은 고딕" w:cs="맑은 고딕"/>
-          <w:b/>
-          <w:bCs/>
-        </w:rPr>
-      </w:pPr>
-      <w:r>
-        <w:rPr>
-          <w:rFonts w:ascii="맑은 고딕" w:eastAsia="맑은 고딕" w:hAnsi="맑은 고딕" w:cs="맑은 고딕"/>
-          <w:b/>
-          <w:bCs/>
-        </w:rPr>
-        <w:t xml:space="preserve">class </w:t>
-      </w:r>
-      <w:proofErr w:type="gramStart"/>
-      <w:r>
-        <w:rPr>
-          <w:rFonts w:ascii="맑은 고딕" w:eastAsia="맑은 고딕" w:hAnsi="맑은 고딕" w:cs="맑은 고딕"/>
-          <w:b/>
-          <w:bCs/>
-        </w:rPr>
-        <w:t>ResourceManager :</w:t>
-      </w:r>
-      <w:proofErr w:type="gramEnd"/>
-      <w:r>
-        <w:rPr>
-          <w:rFonts w:ascii="맑은 고딕" w:eastAsia="맑은 고딕" w:hAnsi="맑은 고딕" w:cs="맑은 고딕"/>
-          <w:b/>
-          <w:bCs/>
-        </w:rPr>
-        <w:t xml:space="preserve"> public Singleton&lt;ResourceManager&gt;</w:t>
-      </w:r>
-    </w:p>
-    <w:p>
-      <w:pPr>
-        <w:widowControl/>
-        <w:wordWrap/>
-        <w:autoSpaceDE/>
-        <w:autoSpaceDN/>
-        <w:spacing w:before="100" w:beforeAutospacing="1" w:after="100" w:afterAutospacing="1" w:line="240" w:lineRule="auto"/>
-        <w:jc w:val="left"/>
-        <w:rPr>
-          <w:rFonts w:ascii="맑은 고딕" w:eastAsia="맑은 고딕" w:hAnsi="맑은 고딕" w:cs="맑은 고딕"/>
-          <w:b/>
-          <w:bCs/>
-        </w:rPr>
-      </w:pPr>
-      <w:r>
-        <w:rPr>
-          <w:rFonts w:ascii="맑은 고딕" w:eastAsia="맑은 고딕" w:hAnsi="맑은 고딕" w:cs="맑은 고딕"/>
-          <w:b/>
-          <w:bCs/>
-        </w:rPr>
-        <w:t>{</w:t>
-      </w:r>
-    </w:p>
-    <w:p>
-      <w:pPr>
-        <w:widowControl/>
-        <w:wordWrap/>
-        <w:autoSpaceDE/>
-        <w:autoSpaceDN/>
-        <w:spacing w:before="100" w:beforeAutospacing="1" w:after="100" w:afterAutospacing="1" w:line="240" w:lineRule="auto"/>
-        <w:jc w:val="left"/>
-        <w:rPr>
-          <w:rFonts w:ascii="맑은 고딕" w:eastAsia="맑은 고딕" w:hAnsi="맑은 고딕" w:cs="맑은 고딕"/>
-          <w:b/>
-          <w:bCs/>
-        </w:rPr>
-      </w:pPr>
-      <w:r>
-        <w:rPr>
-          <w:rFonts w:ascii="맑은 고딕" w:eastAsia="맑은 고딕" w:hAnsi="맑은 고딕" w:cs="맑은 고딕"/>
-          <w:b/>
-          <w:bCs/>
-        </w:rPr>
-        <w:t xml:space="preserve">    </w:t>
-      </w:r>
-      <w:proofErr w:type="gramStart"/>
-      <w:r>
-        <w:rPr>
-          <w:rFonts w:ascii="맑은 고딕" w:eastAsia="맑은 고딕" w:hAnsi="맑은 고딕" w:cs="맑은 고딕"/>
-          <w:b/>
-          <w:bCs/>
-        </w:rPr>
-        <w:t>// ---</w:t>
-      </w:r>
-      <w:proofErr w:type="gramEnd"/>
-      <w:r>
-        <w:rPr>
-          <w:rFonts w:ascii="맑은 고딕" w:eastAsia="맑은 고딕" w:hAnsi="맑은 고딕" w:cs="맑은 고딕"/>
-          <w:b/>
-          <w:bCs/>
-        </w:rPr>
-        <w:t xml:space="preserve"> glTF PBR 표준에 맞춘 MaterialInfo 구조체 ---</w:t>
-      </w:r>
-    </w:p>
-    <w:p>
-      <w:pPr>
-        <w:widowControl/>
-        <w:wordWrap/>
-        <w:autoSpaceDE/>
-        <w:autoSpaceDN/>
-        <w:spacing w:before="100" w:beforeAutospacing="1" w:after="100" w:afterAutospacing="1" w:line="240" w:lineRule="auto"/>
-        <w:jc w:val="left"/>
-        <w:rPr>
-          <w:rFonts w:ascii="맑은 고딕" w:eastAsia="맑은 고딕" w:hAnsi="맑은 고딕" w:cs="맑은 고딕"/>
-          <w:b/>
-          <w:bCs/>
-        </w:rPr>
-      </w:pPr>
-      <w:r>
-        <w:rPr>
-          <w:rFonts w:ascii="맑은 고딕" w:eastAsia="맑은 고딕" w:hAnsi="맑은 고딕" w:cs="맑은 고딕"/>
-          <w:b/>
-          <w:bCs/>
-        </w:rPr>
-        <w:t xml:space="preserve">    struct MaterialInfo</w:t>
-      </w:r>
-    </w:p>
-    <w:p>
-      <w:pPr>
-        <w:widowControl/>
-        <w:wordWrap/>
-        <w:autoSpaceDE/>
-        <w:autoSpaceDN/>
-        <w:spacing w:before="100" w:beforeAutospacing="1" w:after="100" w:afterAutospacing="1" w:line="240" w:lineRule="auto"/>
-        <w:jc w:val="left"/>
-        <w:rPr>
-          <w:rFonts w:ascii="맑은 고딕" w:eastAsia="맑은 고딕" w:hAnsi="맑은 고딕" w:cs="맑은 고딕"/>
-          <w:b/>
-          <w:bCs/>
-        </w:rPr>
-      </w:pPr>
-      <w:r>
-        <w:rPr>
-          <w:rFonts w:ascii="맑은 고딕" w:eastAsia="맑은 고딕" w:hAnsi="맑은 고딕" w:cs="맑은 고딕"/>
-          <w:b/>
-          <w:bCs/>
-        </w:rPr>
-        <w:t xml:space="preserve">    {</w:t>
-      </w:r>
-    </w:p>
-    <w:p>
-      <w:pPr>
-        <w:widowControl/>
-        <w:wordWrap/>
-        <w:autoSpaceDE/>
-        <w:autoSpaceDN/>
-        <w:spacing w:before="100" w:beforeAutospacing="1" w:after="100" w:afterAutospacing="1" w:line="240" w:lineRule="auto"/>
-        <w:jc w:val="left"/>
-        <w:rPr>
-          <w:rFonts w:ascii="맑은 고딕" w:eastAsia="맑은 고딕" w:hAnsi="맑은 고딕" w:cs="맑은 고딕"/>
-          <w:b/>
-          <w:bCs/>
-        </w:rPr>
-      </w:pPr>
-      <w:r>
-        <w:rPr>
-          <w:rFonts w:ascii="맑은 고딕" w:eastAsia="맑은 고딕" w:hAnsi="맑은 고딕" w:cs="맑은 고딕"/>
-          <w:b/>
-          <w:bCs/>
-        </w:rPr>
-        <w:t xml:space="preserve">        </w:t>
-      </w:r>
-      <w:proofErr w:type="gramStart"/>
-      <w:r>
-        <w:rPr>
-          <w:rFonts w:ascii="맑은 고딕" w:eastAsia="맑은 고딕" w:hAnsi="맑은 고딕" w:cs="맑은 고딕"/>
-          <w:b/>
-          <w:bCs/>
-        </w:rPr>
-        <w:t>std::</w:t>
-      </w:r>
-      <w:proofErr w:type="gramEnd"/>
-      <w:r>
-        <w:rPr>
-          <w:rFonts w:ascii="맑은 고딕" w:eastAsia="맑은 고딕" w:hAnsi="맑은 고딕" w:cs="맑은 고딕"/>
-          <w:b/>
-          <w:bCs/>
-        </w:rPr>
-        <w:t xml:space="preserve">string </w:t>
-      </w:r>
-      <w:proofErr w:type="gramStart"/>
-      <w:r>
-        <w:rPr>
-          <w:rFonts w:ascii="맑은 고딕" w:eastAsia="맑은 고딕" w:hAnsi="맑은 고딕" w:cs="맑은 고딕"/>
-          <w:b/>
-          <w:bCs/>
-        </w:rPr>
-        <w:t>name;</w:t>
-      </w:r>
-      <w:proofErr w:type="gramEnd"/>
-    </w:p>
-    <w:p>
-      <w:pPr>
-        <w:widowControl/>
-        <w:wordWrap/>
-        <w:autoSpaceDE/>
-        <w:autoSpaceDN/>
-        <w:spacing w:before="100" w:beforeAutospacing="1" w:after="100" w:afterAutospacing="1" w:line="240" w:lineRule="auto"/>
-        <w:jc w:val="left"/>
-        <w:rPr>
-          <w:rFonts w:ascii="맑은 고딕" w:eastAsia="맑은 고딕" w:hAnsi="맑은 고딕" w:cs="맑은 고딕"/>
-          <w:b/>
-          <w:bCs/>
-        </w:rPr>
-      </w:pPr>
-      <w:r>
-        <w:rPr>
-          <w:rFonts w:ascii="맑은 고딕" w:eastAsia="맑은 고딕" w:hAnsi="맑은 고딕" w:cs="맑은 고딕"/>
-          <w:b/>
-          <w:bCs/>
-        </w:rPr>
-        <w:t xml:space="preserve">        </w:t>
-      </w:r>
-      <w:proofErr w:type="gramStart"/>
-      <w:r>
-        <w:rPr>
-          <w:rFonts w:ascii="맑은 고딕" w:eastAsia="맑은 고딕" w:hAnsi="맑은 고딕" w:cs="맑은 고딕"/>
-          <w:b/>
-          <w:bCs/>
-          <w:highlight w:val="yellow"/>
-        </w:rPr>
-        <w:t>std::</w:t>
-      </w:r>
-      <w:proofErr w:type="gramEnd"/>
-      <w:r>
-        <w:rPr>
-          <w:rFonts w:ascii="맑은 고딕" w:eastAsia="맑은 고딕" w:hAnsi="맑은 고딕" w:cs="맑은 고딕"/>
-          <w:b/>
-          <w:bCs/>
-          <w:highlight w:val="yellow"/>
-        </w:rPr>
-        <w:t>string shader_name = "gltf</w:t>
-      </w:r>
-      <w:proofErr w:type="gramStart"/>
-      <w:r>
-        <w:rPr>
-          <w:rFonts w:ascii="맑은 고딕" w:eastAsia="맑은 고딕" w:hAnsi="맑은 고딕" w:cs="맑은 고딕"/>
-          <w:b/>
-          <w:bCs/>
-          <w:highlight w:val="yellow"/>
-        </w:rPr>
-        <w:t>";</w:t>
-      </w:r>
-      <w:proofErr w:type="gramEnd"/>
-    </w:p>
-    <w:p>
-      <w:pPr>
-        <w:widowControl/>
-        <w:wordWrap/>
-        <w:autoSpaceDE/>
-        <w:autoSpaceDN/>
-        <w:spacing w:before="100" w:beforeAutospacing="1" w:after="100" w:afterAutospacing="1" w:line="240" w:lineRule="auto"/>
-        <w:jc w:val="left"/>
-        <w:rPr>
-          <w:rFonts w:ascii="맑은 고딕" w:eastAsia="맑은 고딕" w:hAnsi="맑은 고딕" w:cs="맑은 고딕"/>
-          <w:b/>
-          <w:bCs/>
-        </w:rPr>
-      </w:pPr>
-      <w:r>
-        <w:rPr>
-          <w:rFonts w:ascii="맑은 고딕" w:eastAsia="맑은 고딕" w:hAnsi="맑은 고딕" w:cs="맑은 고딕"/>
-          <w:b/>
-          <w:bCs/>
-        </w:rPr>
-        <w:t xml:space="preserve">    </w:t>
-      </w:r>
-    </w:p>
-    <w:p>
-      <w:pPr>
-        <w:widowControl/>
-        <w:wordWrap/>
-        <w:autoSpaceDE/>
-        <w:autoSpaceDN/>
-        <w:spacing w:before="100" w:beforeAutospacing="1" w:after="100" w:afterAutospacing="1" w:line="240" w:lineRule="auto"/>
-        <w:jc w:val="left"/>
-        <w:rPr>
-          <w:rFonts w:ascii="맑은 고딕" w:eastAsia="맑은 고딕" w:hAnsi="맑은 고딕" w:cs="맑은 고딕"/>
-          <w:b/>
-          <w:bCs/>
-        </w:rPr>
-      </w:pPr>
-      <w:r>
-        <w:rPr>
-          <w:rFonts w:ascii="맑은 고딕" w:eastAsia="맑은 고딕" w:hAnsi="맑은 고딕" w:cs="맑은 고딕"/>
-          <w:b/>
-          <w:bCs/>
-        </w:rPr>
-        <w:t xml:space="preserve">            // --- PBR Metallic-Roughness Properties (glTF 2.0 Spec) ---</w:t>
-      </w:r>
-    </w:p>
-    <w:p>
-      <w:pPr>
-        <w:widowControl/>
-        <w:wordWrap/>
-        <w:autoSpaceDE/>
-        <w:autoSpaceDN/>
-        <w:spacing w:before="100" w:beforeAutospacing="1" w:after="100" w:afterAutospacing="1" w:line="240" w:lineRule="auto"/>
-        <w:jc w:val="left"/>
-        <w:rPr>
-          <w:rFonts w:ascii="맑은 고딕" w:eastAsia="맑은 고딕" w:hAnsi="맑은 고딕" w:cs="맑은 고딕"/>
-          <w:b/>
-          <w:bCs/>
-        </w:rPr>
-      </w:pPr>
-      <w:r>
-        <w:rPr>
-          <w:rFonts w:ascii="맑은 고딕" w:eastAsia="맑은 고딕" w:hAnsi="맑은 고딕" w:cs="맑은 고딕"/>
-          <w:b/>
-          <w:bCs/>
-        </w:rPr>
-        <w:t xml:space="preserve">        XMFLOAT4 base_color_factor = </w:t>
-      </w:r>
-      <w:proofErr w:type="gramStart"/>
-      <w:r>
-        <w:rPr>
-          <w:rFonts w:ascii="맑은 고딕" w:eastAsia="맑은 고딕" w:hAnsi="맑은 고딕" w:cs="맑은 고딕"/>
-          <w:b/>
-          <w:bCs/>
-        </w:rPr>
-        <w:t>{ 1.0f</w:t>
-      </w:r>
-      <w:proofErr w:type="gramEnd"/>
-      <w:r>
-        <w:rPr>
-          <w:rFonts w:ascii="맑은 고딕" w:eastAsia="맑은 고딕" w:hAnsi="맑은 고딕" w:cs="맑은 고딕"/>
-          <w:b/>
-          <w:bCs/>
-        </w:rPr>
-        <w:t xml:space="preserve">, 1.0f, 1.0f, </w:t>
-      </w:r>
-      <w:proofErr w:type="gramStart"/>
-      <w:r>
-        <w:rPr>
-          <w:rFonts w:ascii="맑은 고딕" w:eastAsia="맑은 고딕" w:hAnsi="맑은 고딕" w:cs="맑은 고딕"/>
-          <w:b/>
-          <w:bCs/>
-        </w:rPr>
-        <w:t>1.0f }</w:t>
-      </w:r>
-      <w:proofErr w:type="gramEnd"/>
-      <w:r>
-        <w:rPr>
-          <w:rFonts w:ascii="맑은 고딕" w:eastAsia="맑은 고딕" w:hAnsi="맑은 고딕" w:cs="맑은 고딕"/>
-          <w:b/>
-          <w:bCs/>
-        </w:rPr>
-        <w:t>;</w:t>
-      </w:r>
-    </w:p>
-    <w:p>
-      <w:pPr>
-        <w:widowControl/>
-        <w:wordWrap/>
-        <w:autoSpaceDE/>
-        <w:autoSpaceDN/>
-        <w:spacing w:before="100" w:beforeAutospacing="1" w:after="100" w:afterAutospacing="1" w:line="240" w:lineRule="auto"/>
-        <w:jc w:val="left"/>
-        <w:rPr>
-          <w:rFonts w:ascii="맑은 고딕" w:eastAsia="맑은 고딕" w:hAnsi="맑은 고딕" w:cs="맑은 고딕"/>
-          <w:b/>
-          <w:bCs/>
-        </w:rPr>
-      </w:pPr>
-      <w:r>
-        <w:rPr>
-          <w:rFonts w:ascii="맑은 고딕" w:eastAsia="맑은 고딕" w:hAnsi="맑은 고딕" w:cs="맑은 고딕"/>
-          <w:b/>
-          <w:bCs/>
-        </w:rPr>
-        <w:lastRenderedPageBreak/>
-        <w:t xml:space="preserve">        float metallic_factor = 1.</w:t>
-      </w:r>
-      <w:proofErr w:type="gramStart"/>
-      <w:r>
-        <w:rPr>
-          <w:rFonts w:ascii="맑은 고딕" w:eastAsia="맑은 고딕" w:hAnsi="맑은 고딕" w:cs="맑은 고딕"/>
-          <w:b/>
-          <w:bCs/>
-        </w:rPr>
-        <w:t>0f;</w:t>
-      </w:r>
-      <w:proofErr w:type="gramEnd"/>
-    </w:p>
-    <w:p>
-      <w:pPr>
-        <w:widowControl/>
-        <w:wordWrap/>
-        <w:autoSpaceDE/>
-        <w:autoSpaceDN/>
-        <w:spacing w:before="100" w:beforeAutospacing="1" w:after="100" w:afterAutospacing="1" w:line="240" w:lineRule="auto"/>
-        <w:jc w:val="left"/>
-        <w:rPr>
-          <w:rFonts w:ascii="맑은 고딕" w:eastAsia="맑은 고딕" w:hAnsi="맑은 고딕" w:cs="맑은 고딕"/>
-          <w:b/>
-          <w:bCs/>
-        </w:rPr>
-      </w:pPr>
-      <w:r>
-        <w:rPr>
-          <w:rFonts w:ascii="맑은 고딕" w:eastAsia="맑은 고딕" w:hAnsi="맑은 고딕" w:cs="맑은 고딕"/>
-          <w:b/>
-          <w:bCs/>
-        </w:rPr>
-        <w:t xml:space="preserve">        float roughness_factor = 1.</w:t>
-      </w:r>
-      <w:proofErr w:type="gramStart"/>
-      <w:r>
-        <w:rPr>
-          <w:rFonts w:ascii="맑은 고딕" w:eastAsia="맑은 고딕" w:hAnsi="맑은 고딕" w:cs="맑은 고딕"/>
-          <w:b/>
-          <w:bCs/>
-        </w:rPr>
-        <w:t>0f;</w:t>
-      </w:r>
-      <w:proofErr w:type="gramEnd"/>
-    </w:p>
-    <w:p>
-      <w:pPr>
-        <w:widowControl/>
-        <w:wordWrap/>
-        <w:autoSpaceDE/>
-        <w:autoSpaceDN/>
-        <w:spacing w:before="100" w:beforeAutospacing="1" w:after="100" w:afterAutospacing="1" w:line="240" w:lineRule="auto"/>
-        <w:jc w:val="left"/>
-        <w:rPr>
-          <w:rFonts w:ascii="맑은 고딕" w:eastAsia="맑은 고딕" w:hAnsi="맑은 고딕" w:cs="맑은 고딕"/>
-          <w:b/>
-          <w:bCs/>
-        </w:rPr>
-      </w:pPr>
-      <w:r>
-        <w:rPr>
-          <w:rFonts w:ascii="맑은 고딕" w:eastAsia="맑은 고딕" w:hAnsi="맑은 고딕" w:cs="맑은 고딕"/>
-          <w:b/>
-          <w:bCs/>
-        </w:rPr>
-        <w:t xml:space="preserve">        </w:t>
-      </w:r>
-      <w:proofErr w:type="gramStart"/>
-      <w:r>
-        <w:rPr>
-          <w:rFonts w:ascii="맑은 고딕" w:eastAsia="맑은 고딕" w:hAnsi="맑은 고딕" w:cs="맑은 고딕"/>
-          <w:b/>
-          <w:bCs/>
-        </w:rPr>
-        <w:t>DirectX::</w:t>
-      </w:r>
-      <w:proofErr w:type="gramEnd"/>
-      <w:r>
-        <w:rPr>
-          <w:rFonts w:ascii="맑은 고딕" w:eastAsia="맑은 고딕" w:hAnsi="맑은 고딕" w:cs="맑은 고딕"/>
-          <w:b/>
-          <w:bCs/>
-        </w:rPr>
-        <w:t xml:space="preserve">XMFLOAT3 emissive_factor = </w:t>
-      </w:r>
-      <w:proofErr w:type="gramStart"/>
-      <w:r>
-        <w:rPr>
-          <w:rFonts w:ascii="맑은 고딕" w:eastAsia="맑은 고딕" w:hAnsi="맑은 고딕" w:cs="맑은 고딕"/>
-          <w:b/>
-          <w:bCs/>
-        </w:rPr>
-        <w:t>{ 0.0f</w:t>
-      </w:r>
-      <w:proofErr w:type="gramEnd"/>
-      <w:r>
-        <w:rPr>
-          <w:rFonts w:ascii="맑은 고딕" w:eastAsia="맑은 고딕" w:hAnsi="맑은 고딕" w:cs="맑은 고딕"/>
-          <w:b/>
-          <w:bCs/>
-        </w:rPr>
-        <w:t xml:space="preserve">, 0.0f, </w:t>
-      </w:r>
-      <w:proofErr w:type="gramStart"/>
-      <w:r>
-        <w:rPr>
-          <w:rFonts w:ascii="맑은 고딕" w:eastAsia="맑은 고딕" w:hAnsi="맑은 고딕" w:cs="맑은 고딕"/>
-          <w:b/>
-          <w:bCs/>
-        </w:rPr>
-        <w:t>0.0f }</w:t>
-      </w:r>
-      <w:proofErr w:type="gramEnd"/>
-      <w:r>
-        <w:rPr>
-          <w:rFonts w:ascii="맑은 고딕" w:eastAsia="맑은 고딕" w:hAnsi="맑은 고딕" w:cs="맑은 고딕"/>
-          <w:b/>
-          <w:bCs/>
-        </w:rPr>
-        <w:t>;</w:t>
-      </w:r>
-    </w:p>
-    <w:p>
-      <w:pPr>
-        <w:widowControl/>
-        <w:wordWrap/>
-        <w:autoSpaceDE/>
-        <w:autoSpaceDN/>
-        <w:spacing w:before="100" w:beforeAutospacing="1" w:after="100" w:afterAutospacing="1" w:line="240" w:lineRule="auto"/>
-        <w:jc w:val="left"/>
-        <w:rPr>
-          <w:rFonts w:ascii="맑은 고딕" w:eastAsia="맑은 고딕" w:hAnsi="맑은 고딕" w:cs="맑은 고딕"/>
-          <w:b/>
-          <w:bCs/>
-        </w:rPr>
-      </w:pPr>
-      <w:r>
-        <w:rPr>
-          <w:rFonts w:ascii="맑은 고딕" w:eastAsia="맑은 고딕" w:hAnsi="맑은 고딕" w:cs="맑은 고딕"/>
-          <w:b/>
-          <w:bCs/>
-        </w:rPr>
-        <w:t xml:space="preserve">    </w:t>
-      </w:r>
-    </w:p>
-    <w:p>
-      <w:pPr>
-        <w:widowControl/>
-        <w:wordWrap/>
-        <w:autoSpaceDE/>
-        <w:autoSpaceDN/>
-        <w:spacing w:before="100" w:beforeAutospacing="1" w:after="100" w:afterAutospacing="1" w:line="240" w:lineRule="auto"/>
-        <w:jc w:val="left"/>
-        <w:rPr>
-          <w:rFonts w:ascii="맑은 고딕" w:eastAsia="맑은 고딕" w:hAnsi="맑은 고딕" w:cs="맑은 고딕"/>
-          <w:b/>
-          <w:bCs/>
-        </w:rPr>
-      </w:pPr>
-      <w:r>
-        <w:rPr>
-          <w:rFonts w:ascii="맑은 고딕" w:eastAsia="맑은 고딕" w:hAnsi="맑은 고딕" w:cs="맑은 고딕"/>
-          <w:b/>
-          <w:bCs/>
-        </w:rPr>
-        <w:t xml:space="preserve">            // Texture paths (keys to the _textures map)</w:t>
-      </w:r>
-    </w:p>
-    <w:p>
-      <w:pPr>
-        <w:widowControl/>
-        <w:wordWrap/>
-        <w:autoSpaceDE/>
-        <w:autoSpaceDN/>
-        <w:spacing w:before="100" w:beforeAutospacing="1" w:after="100" w:afterAutospacing="1" w:line="240" w:lineRule="auto"/>
-        <w:jc w:val="left"/>
-        <w:rPr>
-          <w:rFonts w:ascii="맑은 고딕" w:eastAsia="맑은 고딕" w:hAnsi="맑은 고딕" w:cs="맑은 고딕"/>
-          <w:b/>
-          <w:bCs/>
-        </w:rPr>
-      </w:pPr>
-      <w:r>
-        <w:rPr>
-          <w:rFonts w:ascii="맑은 고딕" w:eastAsia="맑은 고딕" w:hAnsi="맑은 고딕" w:cs="맑은 고딕"/>
-          <w:b/>
-          <w:bCs/>
-        </w:rPr>
-        <w:t xml:space="preserve">        </w:t>
-      </w:r>
-      <w:proofErr w:type="gramStart"/>
-      <w:r>
-        <w:rPr>
-          <w:rFonts w:ascii="맑은 고딕" w:eastAsia="맑은 고딕" w:hAnsi="맑은 고딕" w:cs="맑은 고딕"/>
-          <w:b/>
-          <w:bCs/>
-        </w:rPr>
-        <w:t>std::</w:t>
-      </w:r>
-      <w:proofErr w:type="gramEnd"/>
-      <w:r>
-        <w:rPr>
-          <w:rFonts w:ascii="맑은 고딕" w:eastAsia="맑은 고딕" w:hAnsi="맑은 고딕" w:cs="맑은 고딕"/>
-          <w:b/>
-          <w:bCs/>
-        </w:rPr>
-        <w:t>string base_color_texture_</w:t>
-      </w:r>
-      <w:proofErr w:type="gramStart"/>
-      <w:r>
-        <w:rPr>
-          <w:rFonts w:ascii="맑은 고딕" w:eastAsia="맑은 고딕" w:hAnsi="맑은 고딕" w:cs="맑은 고딕"/>
-          <w:b/>
-          <w:bCs/>
-        </w:rPr>
-        <w:t>path;</w:t>
-      </w:r>
-      <w:proofErr w:type="gramEnd"/>
-    </w:p>
-    <w:p>
-      <w:pPr>
-        <w:widowControl/>
-        <w:wordWrap/>
-        <w:autoSpaceDE/>
-        <w:autoSpaceDN/>
-        <w:spacing w:before="100" w:beforeAutospacing="1" w:after="100" w:afterAutospacing="1" w:line="240" w:lineRule="auto"/>
-        <w:jc w:val="left"/>
-        <w:rPr>
-          <w:rFonts w:ascii="맑은 고딕" w:eastAsia="맑은 고딕" w:hAnsi="맑은 고딕" w:cs="맑은 고딕"/>
-          <w:b/>
-          <w:bCs/>
-        </w:rPr>
-      </w:pPr>
-      <w:r>
-        <w:rPr>
-          <w:rFonts w:ascii="맑은 고딕" w:eastAsia="맑은 고딕" w:hAnsi="맑은 고딕" w:cs="맑은 고딕"/>
-          <w:b/>
-          <w:bCs/>
-        </w:rPr>
-        <w:t xml:space="preserve">        </w:t>
-      </w:r>
-      <w:proofErr w:type="gramStart"/>
-      <w:r>
-        <w:rPr>
-          <w:rFonts w:ascii="맑은 고딕" w:eastAsia="맑은 고딕" w:hAnsi="맑은 고딕" w:cs="맑은 고딕"/>
-          <w:b/>
-          <w:bCs/>
-        </w:rPr>
-        <w:t>std::</w:t>
-      </w:r>
-      <w:proofErr w:type="gramEnd"/>
-      <w:r>
-        <w:rPr>
-          <w:rFonts w:ascii="맑은 고딕" w:eastAsia="맑은 고딕" w:hAnsi="맑은 고딕" w:cs="맑은 고딕"/>
-          <w:b/>
-          <w:bCs/>
-        </w:rPr>
-        <w:t>string metallic_roughness_texture_path; // ORM</w:t>
-      </w:r>
-    </w:p>
-    <w:p>
-      <w:pPr>
-        <w:widowControl/>
-        <w:wordWrap/>
-        <w:autoSpaceDE/>
-        <w:autoSpaceDN/>
-        <w:spacing w:before="100" w:beforeAutospacing="1" w:after="100" w:afterAutospacing="1" w:line="240" w:lineRule="auto"/>
-        <w:jc w:val="left"/>
-        <w:rPr>
-          <w:rFonts w:ascii="맑은 고딕" w:eastAsia="맑은 고딕" w:hAnsi="맑은 고딕" w:cs="맑은 고딕"/>
-          <w:b/>
-          <w:bCs/>
-        </w:rPr>
-      </w:pPr>
-      <w:r>
-        <w:rPr>
-          <w:rFonts w:ascii="맑은 고딕" w:eastAsia="맑은 고딕" w:hAnsi="맑은 고딕" w:cs="맑은 고딕"/>
-          <w:b/>
-          <w:bCs/>
-        </w:rPr>
-        <w:t xml:space="preserve">        </w:t>
-      </w:r>
-      <w:proofErr w:type="gramStart"/>
-      <w:r>
-        <w:rPr>
-          <w:rFonts w:ascii="맑은 고딕" w:eastAsia="맑은 고딕" w:hAnsi="맑은 고딕" w:cs="맑은 고딕"/>
-          <w:b/>
-          <w:bCs/>
-        </w:rPr>
-        <w:t>std::</w:t>
-      </w:r>
-      <w:proofErr w:type="gramEnd"/>
-      <w:r>
-        <w:rPr>
-          <w:rFonts w:ascii="맑은 고딕" w:eastAsia="맑은 고딕" w:hAnsi="맑은 고딕" w:cs="맑은 고딕"/>
-          <w:b/>
-          <w:bCs/>
-        </w:rPr>
-        <w:t>string normal_texture_</w:t>
-      </w:r>
-      <w:proofErr w:type="gramStart"/>
-      <w:r>
-        <w:rPr>
-          <w:rFonts w:ascii="맑은 고딕" w:eastAsia="맑은 고딕" w:hAnsi="맑은 고딕" w:cs="맑은 고딕"/>
-          <w:b/>
-          <w:bCs/>
-        </w:rPr>
-        <w:t>path;</w:t>
-      </w:r>
-      <w:proofErr w:type="gramEnd"/>
-    </w:p>
-    <w:p>
-      <w:pPr>
-        <w:widowControl/>
-        <w:wordWrap/>
-        <w:autoSpaceDE/>
-        <w:autoSpaceDN/>
-        <w:spacing w:before="100" w:beforeAutospacing="1" w:after="100" w:afterAutospacing="1" w:line="240" w:lineRule="auto"/>
-        <w:jc w:val="left"/>
-        <w:rPr>
-          <w:rFonts w:ascii="맑은 고딕" w:eastAsia="맑은 고딕" w:hAnsi="맑은 고딕" w:cs="맑은 고딕"/>
-          <w:b/>
-          <w:bCs/>
-        </w:rPr>
-      </w:pPr>
-      <w:r>
-        <w:rPr>
-          <w:rFonts w:ascii="맑은 고딕" w:eastAsia="맑은 고딕" w:hAnsi="맑은 고딕" w:cs="맑은 고딕"/>
-          <w:b/>
-          <w:bCs/>
-        </w:rPr>
-        <w:t xml:space="preserve">        </w:t>
-      </w:r>
-      <w:proofErr w:type="gramStart"/>
-      <w:r>
-        <w:rPr>
-          <w:rFonts w:ascii="맑은 고딕" w:eastAsia="맑은 고딕" w:hAnsi="맑은 고딕" w:cs="맑은 고딕"/>
-          <w:b/>
-          <w:bCs/>
-        </w:rPr>
-        <w:t>std::</w:t>
-      </w:r>
-      <w:proofErr w:type="gramEnd"/>
-      <w:r>
-        <w:rPr>
-          <w:rFonts w:ascii="맑은 고딕" w:eastAsia="맑은 고딕" w:hAnsi="맑은 고딕" w:cs="맑은 고딕"/>
-          <w:b/>
-          <w:bCs/>
-        </w:rPr>
-        <w:t>string emissive_texture_</w:t>
-      </w:r>
-      <w:proofErr w:type="gramStart"/>
-      <w:r>
-        <w:rPr>
-          <w:rFonts w:ascii="맑은 고딕" w:eastAsia="맑은 고딕" w:hAnsi="맑은 고딕" w:cs="맑은 고딕"/>
-          <w:b/>
-          <w:bCs/>
-        </w:rPr>
-        <w:t>path;</w:t>
-      </w:r>
-      <w:proofErr w:type="gramEnd"/>
-    </w:p>
-    <w:p>
-      <w:pPr>
-        <w:widowControl/>
-        <w:wordWrap/>
-        <w:autoSpaceDE/>
-        <w:autoSpaceDN/>
-        <w:spacing w:before="100" w:beforeAutospacing="1" w:after="100" w:afterAutospacing="1" w:line="240" w:lineRule="auto"/>
-        <w:jc w:val="left"/>
-        <w:rPr>
-          <w:rFonts w:ascii="맑은 고딕" w:eastAsia="맑은 고딕" w:hAnsi="맑은 고딕" w:cs="맑은 고딕"/>
-          <w:b/>
-          <w:bCs/>
-        </w:rPr>
-      </w:pPr>
-      <w:r>
-        <w:rPr>
-          <w:rFonts w:ascii="맑은 고딕" w:eastAsia="맑은 고딕" w:hAnsi="맑은 고딕" w:cs="맑은 고딕"/>
-          <w:b/>
-          <w:bCs/>
-        </w:rPr>
-        <w:t xml:space="preserve">    </w:t>
-      </w:r>
-    </w:p>
-    <w:p>
-      <w:pPr>
-        <w:widowControl/>
-        <w:wordWrap/>
-        <w:autoSpaceDE/>
-        <w:autoSpaceDN/>
-        <w:spacing w:before="100" w:beforeAutospacing="1" w:after="100" w:afterAutospacing="1" w:line="240" w:lineRule="auto"/>
-        <w:jc w:val="left"/>
-        <w:rPr>
-          <w:rFonts w:ascii="맑은 고딕" w:eastAsia="맑은 고딕" w:hAnsi="맑은 고딕" w:cs="맑은 고딕"/>
-          <w:b/>
-          <w:bCs/>
-        </w:rPr>
-      </w:pPr>
-      <w:r>
-        <w:rPr>
-          <w:rFonts w:ascii="맑은 고딕" w:eastAsia="맑은 고딕" w:hAnsi="맑은 고딕" w:cs="맑은 고딕"/>
-          <w:b/>
-          <w:bCs/>
-        </w:rPr>
-        <w:t xml:space="preserve">            // --- Other Material Properties ---</w:t>
-      </w:r>
-    </w:p>
-    <w:p>
-      <w:pPr>
-        <w:widowControl/>
-        <w:wordWrap/>
-        <w:autoSpaceDE/>
-        <w:autoSpaceDN/>
-        <w:spacing w:before="100" w:beforeAutospacing="1" w:after="100" w:afterAutospacing="1" w:line="240" w:lineRule="auto"/>
-        <w:jc w:val="left"/>
-        <w:rPr>
-          <w:rFonts w:ascii="맑은 고딕" w:eastAsia="맑은 고딕" w:hAnsi="맑은 고딕" w:cs="맑은 고딕"/>
-          <w:b/>
-          <w:bCs/>
-        </w:rPr>
-      </w:pPr>
-      <w:r>
-        <w:rPr>
-          <w:rFonts w:ascii="맑은 고딕" w:eastAsia="맑은 고딕" w:hAnsi="맑은 고딕" w:cs="맑은 고딕"/>
-          <w:b/>
-          <w:bCs/>
-        </w:rPr>
-        <w:t xml:space="preserve">        </w:t>
-      </w:r>
-      <w:proofErr w:type="gramStart"/>
-      <w:r>
-        <w:rPr>
-          <w:rFonts w:ascii="맑은 고딕" w:eastAsia="맑은 고딕" w:hAnsi="맑은 고딕" w:cs="맑은 고딕"/>
-          <w:b/>
-          <w:bCs/>
-        </w:rPr>
-        <w:t>std::</w:t>
-      </w:r>
-      <w:proofErr w:type="gramEnd"/>
-      <w:r>
-        <w:rPr>
-          <w:rFonts w:ascii="맑은 고딕" w:eastAsia="맑은 고딕" w:hAnsi="맑은 고딕" w:cs="맑은 고딕"/>
-          <w:b/>
-          <w:bCs/>
-        </w:rPr>
-        <w:t>string alpha_mode = "OPAQUE</w:t>
-      </w:r>
-      <w:proofErr w:type="gramStart"/>
-      <w:r>
-        <w:rPr>
-          <w:rFonts w:ascii="맑은 고딕" w:eastAsia="맑은 고딕" w:hAnsi="맑은 고딕" w:cs="맑은 고딕"/>
-          <w:b/>
-          <w:bCs/>
-        </w:rPr>
-        <w:t>";</w:t>
-      </w:r>
-      <w:proofErr w:type="gramEnd"/>
-    </w:p>
-    <w:p>
-      <w:pPr>
-        <w:widowControl/>
-        <w:wordWrap/>
-        <w:autoSpaceDE/>
-        <w:autoSpaceDN/>
-        <w:spacing w:before="100" w:beforeAutospacing="1" w:after="100" w:afterAutospacing="1" w:line="240" w:lineRule="auto"/>
-        <w:jc w:val="left"/>
-        <w:rPr>
-          <w:rFonts w:ascii="맑은 고딕" w:eastAsia="맑은 고딕" w:hAnsi="맑은 고딕" w:cs="맑은 고딕"/>
-          <w:b/>
-          <w:bCs/>
-        </w:rPr>
-      </w:pPr>
-      <w:r>
-        <w:rPr>
-          <w:rFonts w:ascii="맑은 고딕" w:eastAsia="맑은 고딕" w:hAnsi="맑은 고딕" w:cs="맑은 고딕"/>
-          <w:b/>
-          <w:bCs/>
-        </w:rPr>
-        <w:t xml:space="preserve">        float alpha_cutoff = 0.</w:t>
-      </w:r>
-      <w:proofErr w:type="gramStart"/>
-      <w:r>
-        <w:rPr>
-          <w:rFonts w:ascii="맑은 고딕" w:eastAsia="맑은 고딕" w:hAnsi="맑은 고딕" w:cs="맑은 고딕"/>
-          <w:b/>
-          <w:bCs/>
-        </w:rPr>
-        <w:t>5f;</w:t>
-      </w:r>
-      <w:proofErr w:type="gramEnd"/>
-    </w:p>
-    <w:p>
-      <w:pPr>
-        <w:widowControl/>
-        <w:wordWrap/>
-        <w:autoSpaceDE/>
-        <w:autoSpaceDN/>
-        <w:spacing w:before="100" w:beforeAutospacing="1" w:after="100" w:afterAutospacing="1" w:line="240" w:lineRule="auto"/>
-        <w:jc w:val="left"/>
-        <w:rPr>
-          <w:rFonts w:ascii="맑은 고딕" w:eastAsia="맑은 고딕" w:hAnsi="맑은 고딕" w:cs="맑은 고딕"/>
-          <w:b/>
-          <w:bCs/>
-        </w:rPr>
-      </w:pPr>
-      <w:r>
-        <w:rPr>
-          <w:rFonts w:ascii="맑은 고딕" w:eastAsia="맑은 고딕" w:hAnsi="맑은 고딕" w:cs="맑은 고딕"/>
-          <w:b/>
-          <w:bCs/>
-        </w:rPr>
-        <w:t xml:space="preserve">        bool double_sided = </w:t>
-      </w:r>
-      <w:proofErr w:type="gramStart"/>
-      <w:r>
-        <w:rPr>
-          <w:rFonts w:ascii="맑은 고딕" w:eastAsia="맑은 고딕" w:hAnsi="맑은 고딕" w:cs="맑은 고딕"/>
-          <w:b/>
-          <w:bCs/>
-        </w:rPr>
-        <w:t>false;</w:t>
-      </w:r>
-      <w:proofErr w:type="gramEnd"/>
-    </w:p>
-    <w:p>
-      <w:pPr>
-        <w:widowControl/>
-        <w:wordWrap/>
-        <w:autoSpaceDE/>
-        <w:autoSpaceDN/>
-        <w:spacing w:before="100" w:beforeAutospacing="1" w:after="100" w:afterAutospacing="1" w:line="240" w:lineRule="auto"/>
-        <w:jc w:val="left"/>
-        <w:rPr>
-          <w:rFonts w:ascii="맑은 고딕" w:eastAsia="맑은 고딕" w:hAnsi="맑은 고딕" w:cs="맑은 고딕"/>
-          <w:b/>
-          <w:bCs/>
-        </w:rPr>
-      </w:pPr>
-      <w:r>
-        <w:rPr>
-          <w:rFonts w:ascii="맑은 고딕" w:eastAsia="맑은 고딕" w:hAnsi="맑은 고딕" w:cs="맑은 고딕"/>
-          <w:b/>
-          <w:bCs/>
-        </w:rPr>
-        <w:t xml:space="preserve">        float normal_texture_scale = 1.</w:t>
-      </w:r>
-      <w:proofErr w:type="gramStart"/>
-      <w:r>
-        <w:rPr>
-          <w:rFonts w:ascii="맑은 고딕" w:eastAsia="맑은 고딕" w:hAnsi="맑은 고딕" w:cs="맑은 고딕"/>
-          <w:b/>
-          <w:bCs/>
-        </w:rPr>
-        <w:t>0f;</w:t>
-      </w:r>
-      <w:proofErr w:type="gramEnd"/>
-    </w:p>
-    <w:p>
-      <w:pPr>
-        <w:widowControl/>
-        <w:wordWrap/>
-        <w:autoSpaceDE/>
-        <w:autoSpaceDN/>
-        <w:spacing w:before="100" w:beforeAutospacing="1" w:after="100" w:afterAutospacing="1" w:line="240" w:lineRule="auto"/>
-        <w:jc w:val="left"/>
-        <w:rPr>
-          <w:rFonts w:ascii="맑은 고딕" w:eastAsia="맑은 고딕" w:hAnsi="맑은 고딕" w:cs="맑은 고딕"/>
-          <w:b/>
-          <w:bCs/>
-        </w:rPr>
-      </w:pPr>
-      <w:r>
-        <w:rPr>
-          <w:rFonts w:ascii="맑은 고딕" w:eastAsia="맑은 고딕" w:hAnsi="맑은 고딕" w:cs="맑은 고딕"/>
-          <w:b/>
-          <w:bCs/>
-        </w:rPr>
-        <w:t xml:space="preserve">    </w:t>
-      </w:r>
-    </w:p>
-    <w:p>
-      <w:pPr>
-        <w:widowControl/>
-        <w:wordWrap/>
-        <w:autoSpaceDE/>
-        <w:autoSpaceDN/>
-        <w:spacing w:before="100" w:beforeAutospacing="1" w:after="100" w:afterAutospacing="1" w:line="240" w:lineRule="auto"/>
-        <w:jc w:val="left"/>
-        <w:rPr>
-          <w:rFonts w:ascii="맑은 고딕" w:eastAsia="맑은 고딕" w:hAnsi="맑은 고딕" w:cs="맑은 고딕"/>
-          <w:b/>
-          <w:bCs/>
-        </w:rPr>
-      </w:pPr>
-      <w:r>
-        <w:rPr>
-          <w:rFonts w:ascii="맑은 고딕" w:eastAsia="맑은 고딕" w:hAnsi="맑은 고딕" w:cs="맑은 고딕"/>
-          <w:b/>
-          <w:bCs/>
-        </w:rPr>
-        <w:t xml:space="preserve">            // --- Per-material Constant Buffer Resources ---</w:t>
-      </w:r>
-    </w:p>
-    <w:p>
-      <w:pPr>
-        <w:widowControl/>
-        <w:wordWrap/>
-        <w:autoSpaceDE/>
-        <w:autoSpaceDN/>
-        <w:spacing w:before="100" w:beforeAutospacing="1" w:after="100" w:afterAutospacing="1" w:line="240" w:lineRule="auto"/>
-        <w:jc w:val="left"/>
-        <w:rPr>
-          <w:rFonts w:ascii="맑은 고딕" w:eastAsia="맑은 고딕" w:hAnsi="맑은 고딕" w:cs="맑은 고딕"/>
-          <w:b/>
-          <w:bCs/>
-        </w:rPr>
-      </w:pPr>
-      <w:r>
-        <w:rPr>
-          <w:rFonts w:ascii="맑은 고딕" w:eastAsia="맑은 고딕" w:hAnsi="맑은 고딕" w:cs="맑은 고딕"/>
-          <w:b/>
-          <w:bCs/>
-        </w:rPr>
-        <w:t xml:space="preserve">        ComPtr&lt;ID3D12Resource&gt; material_cbuffer_gpu = </w:t>
-      </w:r>
-      <w:proofErr w:type="gramStart"/>
-      <w:r>
-        <w:rPr>
-          <w:rFonts w:ascii="맑은 고딕" w:eastAsia="맑은 고딕" w:hAnsi="맑은 고딕" w:cs="맑은 고딕"/>
-          <w:b/>
-          <w:bCs/>
-        </w:rPr>
-        <w:t>nullptr;</w:t>
-      </w:r>
-      <w:proofErr w:type="gramEnd"/>
-    </w:p>
-    <w:p>
-      <w:pPr>
-        <w:widowControl/>
-        <w:wordWrap/>
-        <w:autoSpaceDE/>
-        <w:autoSpaceDN/>
-        <w:spacing w:before="100" w:beforeAutospacing="1" w:after="100" w:afterAutospacing="1" w:line="240" w:lineRule="auto"/>
-        <w:jc w:val="left"/>
-        <w:rPr>
-          <w:rFonts w:ascii="맑은 고딕" w:eastAsia="맑은 고딕" w:hAnsi="맑은 고딕" w:cs="맑은 고딕"/>
-          <w:b/>
-          <w:bCs/>
-        </w:rPr>
-      </w:pPr>
-      <w:r>
-        <w:rPr>
-          <w:rFonts w:ascii="맑은 고딕" w:eastAsia="맑은 고딕" w:hAnsi="맑은 고딕" w:cs="맑은 고딕"/>
-          <w:b/>
-          <w:bCs/>
-        </w:rPr>
-        <w:t xml:space="preserve">        UINT8 * material_cbuffer_cpu_address = </w:t>
-      </w:r>
-      <w:proofErr w:type="gramStart"/>
-      <w:r>
-        <w:rPr>
-          <w:rFonts w:ascii="맑은 고딕" w:eastAsia="맑은 고딕" w:hAnsi="맑은 고딕" w:cs="맑은 고딕"/>
-          <w:b/>
-          <w:bCs/>
-        </w:rPr>
-        <w:t>nullptr;</w:t>
-      </w:r>
-      <w:proofErr w:type="gramEnd"/>
-    </w:p>
-    <w:p>
-      <w:pPr>
-        <w:widowControl/>
-        <w:wordWrap/>
-        <w:autoSpaceDE/>
-        <w:autoSpaceDN/>
-        <w:spacing w:before="100" w:beforeAutospacing="1" w:after="100" w:afterAutospacing="1" w:line="240" w:lineRule="auto"/>
-        <w:jc w:val="left"/>
-        <w:rPr>
-          <w:rFonts w:ascii="맑은 고딕" w:eastAsia="맑은 고딕" w:hAnsi="맑은 고딕" w:cs="맑은 고딕"/>
-          <w:b/>
-          <w:bCs/>
-        </w:rPr>
-      </w:pPr>
-      <w:r>
-        <w:rPr>
-          <w:rFonts w:ascii="맑은 고딕" w:eastAsia="맑은 고딕" w:hAnsi="맑은 고딕" w:cs="맑은 고딕"/>
-          <w:b/>
-          <w:bCs/>
-        </w:rPr>
-        <w:t xml:space="preserve">    };</w:t>
-      </w:r>
-    </w:p>
-    <w:p>
-      <w:pPr>
-        <w:widowControl/>
-        <w:wordWrap/>
-        <w:autoSpaceDE/>
-        <w:autoSpaceDN/>
-        <w:spacing w:before="100" w:beforeAutospacing="1" w:after="100" w:afterAutospacing="1" w:line="240" w:lineRule="auto"/>
-        <w:jc w:val="left"/>
-        <w:rPr>
-          <w:rFonts w:ascii="맑은 고딕" w:eastAsia="맑은 고딕" w:hAnsi="맑은 고딕" w:cs="맑은 고딕" w:hint="eastAsia"/>
-          <w:b/>
-          <w:bCs/>
-        </w:rPr>
-      </w:pPr>
-      <w:r>
-        <w:rPr>
-          <w:rFonts w:ascii="맑은 고딕" w:eastAsia="맑은 고딕" w:hAnsi="맑은 고딕" w:cs="맑은 고딕"/>
-          <w:b/>
-          <w:bCs/>
-        </w:rPr>
-        <w:t>};</w:t>
-      </w:r>
-    </w:p>
-    <w:p>
-      <w:pPr>
-        <w:widowControl/>
-        <w:wordWrap/>
-        <w:autoSpaceDE/>
-        <w:autoSpaceDN/>
-        <w:spacing w:before="100" w:beforeAutospacing="1" w:after="100" w:afterAutospacing="1" w:line="240" w:lineRule="auto"/>
-        <w:jc w:val="left"/>
-        <w:rPr>
-          <w:rFonts w:ascii="맑은 고딕" w:eastAsia="맑은 고딕" w:hAnsi="맑은 고딕" w:cs="맑은 고딕"/>
-          <w:b/>
-          <w:bCs/>
-        </w:rPr>
-      </w:pPr>
-      <w:r>
-        <w:rPr>
-          <w:rFonts w:ascii="맑은 고딕" w:eastAsia="맑은 고딕" w:hAnsi="맑은 고딕" w:cs="맑은 고딕"/>
-          <w:b/>
-          <w:bCs/>
-        </w:rPr>
-        <w:t xml:space="preserve">      이렇게 MaterialInfo 안에 </w:t>
-      </w:r>
-      <w:proofErr w:type="gramStart"/>
-      <w:r>
-        <w:rPr>
-          <w:rFonts w:ascii="맑은 고딕" w:eastAsia="맑은 고딕" w:hAnsi="맑은 고딕" w:cs="맑은 고딕"/>
-          <w:b/>
-          <w:bCs/>
-        </w:rPr>
-        <w:t>std::</w:t>
-      </w:r>
-      <w:proofErr w:type="gramEnd"/>
-      <w:r>
-        <w:rPr>
-          <w:rFonts w:ascii="맑은 고딕" w:eastAsia="맑은 고딕" w:hAnsi="맑은 고딕" w:cs="맑은 고딕"/>
-          <w:b/>
-          <w:bCs/>
-        </w:rPr>
-        <w:t>string shader_name = "gltf</w:t>
-      </w:r>
-      <w:proofErr w:type="gramStart"/>
-      <w:r>
-        <w:rPr>
-          <w:rFonts w:ascii="맑은 고딕" w:eastAsia="맑은 고딕" w:hAnsi="맑은 고딕" w:cs="맑은 고딕"/>
-          <w:b/>
-          <w:bCs/>
-        </w:rPr>
-        <w:t>";가</w:t>
-      </w:r>
-      <w:proofErr w:type="gramEnd"/>
-      <w:r>
-        <w:rPr>
-          <w:rFonts w:ascii="맑은 고딕" w:eastAsia="맑은 고딕" w:hAnsi="맑은 고딕" w:cs="맑은 고딕"/>
-          <w:b/>
-          <w:bCs/>
-        </w:rPr>
-        <w:t xml:space="preserve"> 고정되어 있어</w:t>
-      </w:r>
-    </w:p>
-    <w:p>
-      <w:pPr>
-        <w:widowControl/>
-        <w:wordWrap/>
-        <w:autoSpaceDE/>
-        <w:autoSpaceDN/>
-        <w:spacing w:before="100" w:beforeAutospacing="1" w:after="100" w:afterAutospacing="1" w:line="240" w:lineRule="auto"/>
-        <w:jc w:val="left"/>
-        <w:rPr>
-          <w:rFonts w:ascii="맑은 고딕" w:eastAsia="맑은 고딕" w:hAnsi="맑은 고딕" w:cs="맑은 고딕"/>
-          <w:b/>
-          <w:bCs/>
-        </w:rPr>
-      </w:pPr>
-      <w:r>
-        <w:rPr>
-          <w:rFonts w:ascii="맑은 고딕" w:eastAsia="맑은 고딕" w:hAnsi="맑은 고딕" w:cs="맑은 고딕" w:hint="eastAsia"/>
-          <w:b/>
-          <w:bCs/>
-        </w:rPr>
         <w:t>오브젝트의</w:t>
       </w:r>
       <w:r>
@@ -4906,7 +7120,61 @@
           <w:b/>
           <w:bCs/>
         </w:rPr>
-        <w:t xml:space="preserve"> shader은 "gltf_hp"를 사용하는데 내부에서 다른 쉐이더를 사용하여 메시를 그릴 때마다 set이 일어나게 된다.</w:t>
+        <w:t xml:space="preserve"> shader은 "</w:t>
+      </w:r>
+      <w:proofErr w:type="spellStart"/>
+      <w:r>
+        <w:rPr>
+          <w:rFonts w:ascii="맑은 고딕" w:eastAsia="맑은 고딕" w:hAnsi="맑은 고딕" w:cs="맑은 고딕"/>
+          <w:b/>
+          <w:bCs/>
+        </w:rPr>
+        <w:t>gltf_hp</w:t>
+      </w:r>
+      <w:proofErr w:type="spellEnd"/>
+      <w:r>
+        <w:rPr>
+          <w:rFonts w:ascii="맑은 고딕" w:eastAsia="맑은 고딕" w:hAnsi="맑은 고딕" w:cs="맑은 고딕"/>
+          <w:b/>
+          <w:bCs/>
+        </w:rPr>
+        <w:t>"</w:t>
+      </w:r>
+      <w:proofErr w:type="spellStart"/>
+      <w:r>
+        <w:rPr>
+          <w:rFonts w:ascii="맑은 고딕" w:eastAsia="맑은 고딕" w:hAnsi="맑은 고딕" w:cs="맑은 고딕"/>
+          <w:b/>
+          <w:bCs/>
+        </w:rPr>
+        <w:t>를</w:t>
+      </w:r>
+      <w:proofErr w:type="spellEnd"/>
+      <w:r>
+        <w:rPr>
+          <w:rFonts w:ascii="맑은 고딕" w:eastAsia="맑은 고딕" w:hAnsi="맑은 고딕" w:cs="맑은 고딕"/>
+          <w:b/>
+          <w:bCs/>
+        </w:rPr>
+        <w:t xml:space="preserve"> 사용하는데 내부에서 다른 </w:t>
+      </w:r>
+      <w:proofErr w:type="spellStart"/>
+      <w:r>
+        <w:rPr>
+          <w:rFonts w:ascii="맑은 고딕" w:eastAsia="맑은 고딕" w:hAnsi="맑은 고딕" w:cs="맑은 고딕"/>
+          <w:b/>
+          <w:bCs/>
+        </w:rPr>
+        <w:t>쉐이더를</w:t>
+      </w:r>
+      <w:proofErr w:type="spellEnd"/>
+      <w:r>
+        <w:rPr>
+          <w:rFonts w:ascii="맑은 고딕" w:eastAsia="맑은 고딕" w:hAnsi="맑은 고딕" w:cs="맑은 고딕"/>
+          <w:b/>
+          <w:bCs/>
+        </w:rPr>
+        <w:t xml:space="preserve"> 사용하여 메시를 그릴 때마다 set이 일어나게 된다.</w:t>
       </w:r>
     </w:p>
     <w:p>
@@ -4938,82 +7206,136 @@
           <w:b/>
           <w:bCs/>
         </w:rPr>
-        <w:t xml:space="preserve"> 경우에 오브젝트 단위의 셋은 같은 그룹 단위로 한 번만 일어나기에 메시에서 다른 pso와 루트 시그너처를set 하는 순간 루트 파라미터들이 맞지 않아 에러가 발생하게 된다.</w:t>
-      </w:r>
-    </w:p>
-    <w:p>
-      <w:pPr>
-        <w:widowControl/>
-        <w:wordWrap/>
-        <w:autoSpaceDE/>
-        <w:autoSpaceDN/>
-        <w:spacing w:before="100" w:beforeAutospacing="1" w:after="100" w:afterAutospacing="1" w:line="240" w:lineRule="auto"/>
-        <w:jc w:val="left"/>
-        <w:rPr>
-          <w:rFonts w:ascii="맑은 고딕" w:eastAsia="맑은 고딕" w:hAnsi="맑은 고딕" w:cs="맑은 고딕"/>
-          <w:b/>
-          <w:bCs/>
-        </w:rPr>
-      </w:pPr>
-    </w:p>
-    <w:p>
-      <w:pPr>
-        <w:widowControl/>
-        <w:wordWrap/>
-        <w:autoSpaceDE/>
-        <w:autoSpaceDN/>
-        <w:spacing w:before="100" w:beforeAutospacing="1" w:after="100" w:afterAutospacing="1" w:line="240" w:lineRule="auto"/>
-        <w:jc w:val="left"/>
-        <w:rPr>
-          <w:rFonts w:ascii="맑은 고딕" w:eastAsia="맑은 고딕" w:hAnsi="맑은 고딕" w:cs="맑은 고딕"/>
-          <w:b/>
-          <w:bCs/>
-        </w:rPr>
-      </w:pPr>
-      <w:r>
-        <w:rPr>
-          <w:rFonts w:ascii="맑은 고딕" w:eastAsia="맑은 고딕" w:hAnsi="맑은 고딕" w:cs="맑은 고딕"/>
-          <w:b/>
-          <w:bCs/>
-        </w:rPr>
-        <w:t xml:space="preserve">      그래서 임시적으로 bind_material 함수 내부에서는 set을 해주지 않게 만들었다.</w:t>
-      </w:r>
-    </w:p>
-    <w:p>
-      <w:pPr>
-        <w:widowControl/>
-        <w:wordWrap/>
-        <w:autoSpaceDE/>
-        <w:autoSpaceDN/>
-        <w:spacing w:before="100" w:beforeAutospacing="1" w:after="100" w:afterAutospacing="1" w:line="240" w:lineRule="auto"/>
-        <w:jc w:val="left"/>
-        <w:rPr>
-          <w:rFonts w:ascii="맑은 고딕" w:eastAsia="맑은 고딕" w:hAnsi="맑은 고딕" w:cs="맑은 고딕"/>
-          <w:b/>
-          <w:bCs/>
-        </w:rPr>
-      </w:pPr>
-    </w:p>
-    <w:p>
-      <w:pPr>
-        <w:widowControl/>
-        <w:wordWrap/>
-        <w:autoSpaceDE/>
-        <w:autoSpaceDN/>
-        <w:spacing w:before="100" w:beforeAutospacing="1" w:after="100" w:afterAutospacing="1" w:line="240" w:lineRule="auto"/>
-        <w:jc w:val="left"/>
+        <w:t xml:space="preserve"> 경우에 오브젝트 단위의 셋은 같은 그룹 단위로 한 번만 일어나기에 메시에서 다른 </w:t>
+      </w:r>
+      <w:proofErr w:type="spellStart"/>
+      <w:r>
+        <w:rPr>
+          <w:rFonts w:ascii="맑은 고딕" w:eastAsia="맑은 고딕" w:hAnsi="맑은 고딕" w:cs="맑은 고딕"/>
+          <w:b/>
+          <w:bCs/>
+        </w:rPr>
+        <w:t>pso</w:t>
+      </w:r>
+      <w:proofErr w:type="spellEnd"/>
+      <w:r>
+        <w:rPr>
+          <w:rFonts w:ascii="맑은 고딕" w:eastAsia="맑은 고딕" w:hAnsi="맑은 고딕" w:cs="맑은 고딕"/>
+          <w:b/>
+          <w:bCs/>
+        </w:rPr>
+        <w:t xml:space="preserve">와 루트 </w:t>
+      </w:r>
+      <w:proofErr w:type="spellStart"/>
+      <w:r>
+        <w:rPr>
+          <w:rFonts w:ascii="맑은 고딕" w:eastAsia="맑은 고딕" w:hAnsi="맑은 고딕" w:cs="맑은 고딕"/>
+          <w:b/>
+          <w:bCs/>
+        </w:rPr>
+        <w:t>시그너처를</w:t>
+      </w:r>
+      <w:proofErr w:type="spellEnd"/>
+      <w:r>
+        <w:rPr>
+          <w:rFonts w:ascii="맑은 고딕" w:eastAsia="맑은 고딕" w:hAnsi="맑은 고딕" w:cs="맑은 고딕"/>
+          <w:b/>
+          <w:bCs/>
+        </w:rPr>
+        <w:t>set 하는 순간 루트 파라미터들이 맞지 않아 에러가 발생하게 된다.</w:t>
+      </w:r>
+    </w:p>
+    <w:p>
+      <w:pPr>
+        <w:widowControl/>
+        <w:wordWrap/>
+        <w:autoSpaceDE/>
+        <w:autoSpaceDN/>
+        <w:spacing w:before="100" w:beforeAutospacing="1" w:after="100" w:afterAutospacing="1" w:line="240" w:lineRule="auto"/>
+        <w:jc w:val="left"/>
+        <w:rPr>
+          <w:rFonts w:ascii="맑은 고딕" w:eastAsia="맑은 고딕" w:hAnsi="맑은 고딕" w:cs="맑은 고딕"/>
+          <w:b/>
+          <w:bCs/>
+        </w:rPr>
+      </w:pPr>
+    </w:p>
+    <w:p>
+      <w:pPr>
+        <w:widowControl/>
+        <w:wordWrap/>
+        <w:autoSpaceDE/>
+        <w:autoSpaceDN/>
+        <w:spacing w:before="100" w:beforeAutospacing="1" w:after="100" w:afterAutospacing="1" w:line="240" w:lineRule="auto"/>
+        <w:jc w:val="left"/>
+        <w:rPr>
+          <w:rFonts w:ascii="맑은 고딕" w:eastAsia="맑은 고딕" w:hAnsi="맑은 고딕" w:cs="맑은 고딕"/>
+          <w:b/>
+          <w:bCs/>
+        </w:rPr>
+      </w:pPr>
+      <w:r>
+        <w:rPr>
+          <w:rFonts w:ascii="맑은 고딕" w:eastAsia="맑은 고딕" w:hAnsi="맑은 고딕" w:cs="맑은 고딕"/>
+          <w:b/>
+          <w:bCs/>
+        </w:rPr>
+        <w:t xml:space="preserve">      그래서 임시적으로 </w:t>
+      </w:r>
+      <w:proofErr w:type="spellStart"/>
+      <w:r>
+        <w:rPr>
+          <w:rFonts w:ascii="맑은 고딕" w:eastAsia="맑은 고딕" w:hAnsi="맑은 고딕" w:cs="맑은 고딕"/>
+          <w:b/>
+          <w:bCs/>
+        </w:rPr>
+        <w:t>bind_material</w:t>
+      </w:r>
+      <w:proofErr w:type="spellEnd"/>
+      <w:r>
+        <w:rPr>
+          <w:rFonts w:ascii="맑은 고딕" w:eastAsia="맑은 고딕" w:hAnsi="맑은 고딕" w:cs="맑은 고딕"/>
+          <w:b/>
+          <w:bCs/>
+        </w:rPr>
+        <w:t xml:space="preserve"> 함수 내부에서는 set을 해주지 않게 만들었다.</w:t>
+      </w:r>
+    </w:p>
+    <w:p>
+      <w:pPr>
+        <w:widowControl/>
+        <w:wordWrap/>
+        <w:autoSpaceDE/>
+        <w:autoSpaceDN/>
+        <w:spacing w:before="100" w:beforeAutospacing="1" w:after="100" w:afterAutospacing="1" w:line="240" w:lineRule="auto"/>
+        <w:jc w:val="left"/>
+        <w:rPr>
+          <w:rFonts w:ascii="맑은 고딕" w:eastAsia="맑은 고딕" w:hAnsi="맑은 고딕" w:cs="맑은 고딕"/>
+          <w:b/>
+          <w:bCs/>
+        </w:rPr>
+      </w:pPr>
+    </w:p>
+    <w:p>
+      <w:pPr>
+        <w:widowControl/>
+        <w:wordWrap/>
+        <w:autoSpaceDE/>
+        <w:autoSpaceDN/>
+        <w:spacing w:before="100" w:beforeAutospacing="1" w:after="100" w:afterAutospacing="1" w:line="240" w:lineRule="auto"/>
+        <w:jc w:val="left"/>
+        <w:rPr>
+          <w:rFonts w:ascii="맑은 고딕" w:eastAsia="맑은 고딕" w:hAnsi="맑은 고딕" w:cs="맑은 고딕"/>
+          <w:b/>
+          <w:bCs/>
+        </w:rPr>
+      </w:pPr>
+      <w:r>
         <w:rPr>
           <w:rFonts w:ascii="맑은 고딕" w:eastAsia="맑은 고딕" w:hAnsi="맑은 고딕" w:cs="맑은 고딕" w:hint="eastAsia"/>
           <w:b/>
           <w:bCs/>
         </w:rPr>
-      </w:pPr>
-      <w:r>
-        <w:rPr>
-          <w:rFonts w:ascii="맑은 고딕" w:eastAsia="맑은 고딕" w:hAnsi="맑은 고딕" w:cs="맑은 고딕" w:hint="eastAsia"/>
-          <w:b/>
-          <w:bCs/>
-        </w:rPr>
         <w:t>그러나</w:t>
       </w:r>
       <w:r>
@@ -5022,7 +7344,43 @@
           <w:b/>
           <w:bCs/>
         </w:rPr>
-        <w:t xml:space="preserve"> gltf는 프리미티브 단위가 재질의 단위이기 때문에 추후에 저 구조에 관하여 다시 </w:t>
+        <w:t xml:space="preserve"> </w:t>
+      </w:r>
+      <w:proofErr w:type="spellStart"/>
+      <w:r>
+        <w:rPr>
+          <w:rFonts w:ascii="맑은 고딕" w:eastAsia="맑은 고딕" w:hAnsi="맑은 고딕" w:cs="맑은 고딕"/>
+          <w:b/>
+          <w:bCs/>
+        </w:rPr>
+        <w:t>gltf</w:t>
+      </w:r>
+      <w:proofErr w:type="spellEnd"/>
+      <w:r>
+        <w:rPr>
+          <w:rFonts w:ascii="맑은 고딕" w:eastAsia="맑은 고딕" w:hAnsi="맑은 고딕" w:cs="맑은 고딕"/>
+          <w:b/>
+          <w:bCs/>
+        </w:rPr>
+        <w:t xml:space="preserve">는 </w:t>
+      </w:r>
+      <w:proofErr w:type="spellStart"/>
+      <w:r>
+        <w:rPr>
+          <w:rFonts w:ascii="맑은 고딕" w:eastAsia="맑은 고딕" w:hAnsi="맑은 고딕" w:cs="맑은 고딕"/>
+          <w:b/>
+          <w:bCs/>
+        </w:rPr>
+        <w:t>프리미티브</w:t>
+      </w:r>
+      <w:proofErr w:type="spellEnd"/>
+      <w:r>
+        <w:rPr>
+          <w:rFonts w:ascii="맑은 고딕" w:eastAsia="맑은 고딕" w:hAnsi="맑은 고딕" w:cs="맑은 고딕"/>
+          <w:b/>
+          <w:bCs/>
+        </w:rPr>
+        <w:t xml:space="preserve"> 단위가 재질의 단위이기 때문에 추후에 저 구조에 관하여 다시 </w:t>
       </w:r>
       <w:proofErr w:type="gramStart"/>
       <w:r>
@@ -5221,9 +7579,6 @@
           <w:p>
             <w:pPr>
               <w:jc w:val="center"/>
-              <w:rPr>
-                <w:rFonts w:hint="eastAsia"/>
-              </w:rPr>
             </w:pPr>
             <w:r>
               <w:rPr>
@@ -5680,6 +8035,7 @@
   <w:style w:type="character" w:default="1" w:styleId="a0">
     <w:name w:val="Default Paragraph Font"/>
     <w:uiPriority w:val="1"/>
+    <w:semiHidden/>
     <w:unhideWhenUsed/>
   </w:style>
   <w:style w:type="table" w:default="1" w:styleId="a1">

--- a/작업일지/15주차.docx
+++ b/작업일지/15주차.docx
@@ -3000,25 +3000,7 @@
           <w:b/>
           <w:bCs/>
         </w:rPr>
-        <w:t xml:space="preserve"> &lt; </w:t>
-      </w:r>
-      <w:proofErr w:type="spellStart"/>
-      <w:r>
-        <w:rPr>
-          <w:rFonts w:ascii="맑은 고딕" w:eastAsia="맑은 고딕" w:hAnsi="맑은 고딕" w:cs="맑은 고딕"/>
-          <w:b/>
-          <w:bCs/>
-        </w:rPr>
-        <w:t>hp_r</w:t>
-      </w:r>
-      <w:proofErr w:type="spellEnd"/>
-      <w:r>
-        <w:rPr>
-          <w:rFonts w:ascii="맑은 고딕" w:eastAsia="맑은 고딕" w:hAnsi="맑은 고딕" w:cs="맑은 고딕"/>
-          <w:b/>
-          <w:bCs/>
-        </w:rPr>
-        <w:t>)</w:t>
+        <w:t xml:space="preserve"> &lt; hp_r)</w:t>
       </w:r>
     </w:p>
     <w:p>

--- a/작업일지/15주차.docx
+++ b/작업일지/15주차.docx
@@ -369,7 +369,6 @@
             <w:pPr>
               <w:jc w:val="left"/>
               <w:rPr>
-                <w:rFonts w:hint="eastAsia"/>
                 <w:b/>
                 <w:bCs/>
               </w:rPr>
@@ -383,6 +382,58 @@
               <w:t>공격 패킷 추가</w:t>
             </w:r>
           </w:p>
+          <w:p>
+            <w:pPr>
+              <w:jc w:val="left"/>
+              <w:rPr>
+                <w:b/>
+                <w:bCs/>
+              </w:rPr>
+            </w:pPr>
+            <w:r>
+              <w:rPr>
+                <w:rFonts w:hint="eastAsia"/>
+                <w:b/>
+                <w:bCs/>
+              </w:rPr>
+              <w:t>Jolt 물리엔진 라이브러리 프로젝트에 연결</w:t>
+            </w:r>
+          </w:p>
+          <w:p>
+            <w:pPr>
+              <w:jc w:val="left"/>
+              <w:rPr>
+                <w:b/>
+                <w:bCs/>
+              </w:rPr>
+            </w:pPr>
+            <w:r>
+              <w:rPr>
+                <w:rFonts w:hint="eastAsia"/>
+                <w:b/>
+                <w:bCs/>
+              </w:rPr>
+              <w:t>공격시 NPC 데미지 처리</w:t>
+            </w:r>
+          </w:p>
+          <w:p>
+            <w:pPr>
+              <w:jc w:val="left"/>
+              <w:rPr>
+                <w:rFonts w:hint="eastAsia"/>
+                <w:b/>
+                <w:bCs/>
+              </w:rPr>
+            </w:pPr>
+            <w:r>
+              <w:rPr>
+                <w:rFonts w:hint="eastAsia"/>
+                <w:b/>
+                <w:bCs/>
+              </w:rPr>
+              <w:t>클라이언트 소켓 모델 select 사용으로 변경</w:t>
+            </w:r>
+          </w:p>
         </w:tc>
       </w:tr>
     </w:tbl>
@@ -470,40 +521,55 @@
           <w:bCs/>
         </w:rPr>
       </w:pPr>
-    </w:p>
-    <w:p>
-      <w:pPr>
-        <w:widowControl/>
-        <w:wordWrap/>
-        <w:autoSpaceDE/>
-        <w:autoSpaceDN/>
-        <w:spacing w:before="100" w:beforeAutospacing="1" w:after="100" w:afterAutospacing="1" w:line="240" w:lineRule="auto"/>
-        <w:jc w:val="left"/>
-        <w:rPr>
-          <w:rFonts w:ascii="맑은 고딕" w:eastAsia="맑은 고딕" w:hAnsi="맑은 고딕" w:cs="맑은 고딕"/>
-          <w:b/>
-          <w:bCs/>
-        </w:rPr>
-      </w:pPr>
-      <w:r>
-        <w:rPr>
-          <w:rFonts w:ascii="맑은 고딕" w:eastAsia="맑은 고딕" w:hAnsi="맑은 고딕" w:cs="맑은 고딕"/>
-          <w:b/>
-          <w:bCs/>
-        </w:rPr>
-        <w:t xml:space="preserve">      npc의 색상을 체력에 따라 적을 경우 점점 빨갛게 변하도록 제작</w:t>
-      </w:r>
-    </w:p>
-    <w:p>
-      <w:pPr>
-        <w:widowControl/>
-        <w:wordWrap/>
-        <w:autoSpaceDE/>
-        <w:autoSpaceDN/>
-        <w:spacing w:before="100" w:beforeAutospacing="1" w:after="100" w:afterAutospacing="1" w:line="240" w:lineRule="auto"/>
-        <w:jc w:val="left"/>
-        <w:rPr>
-          <w:rFonts w:ascii="맑은 고딕" w:eastAsia="맑은 고딕" w:hAnsi="맑은 고딕" w:cs="맑은 고딕"/>
+      <w:r>
+        <w:rPr>
+          <w:rFonts w:ascii="맑은 고딕" w:eastAsia="맑은 고딕" w:hAnsi="맑은 고딕" w:cs="맑은 고딕"/>
+          <w:b/>
+          <w:bCs/>
+        </w:rPr>
+        <w:t>npc의 색상을 체력에 따라 적을 경우 점점 빨갛게 변하도록 제작</w:t>
+      </w:r>
+    </w:p>
+    <w:p>
+      <w:pPr>
+        <w:widowControl/>
+        <w:wordWrap/>
+        <w:autoSpaceDE/>
+        <w:autoSpaceDN/>
+        <w:spacing w:before="100" w:beforeAutospacing="1" w:after="100" w:afterAutospacing="1" w:line="240" w:lineRule="auto"/>
+        <w:jc w:val="left"/>
+        <w:rPr>
+          <w:rFonts w:ascii="맑은 고딕" w:eastAsia="맑은 고딕" w:hAnsi="맑은 고딕" w:cs="맑은 고딕"/>
+          <w:b/>
+          <w:bCs/>
+        </w:rPr>
+      </w:pPr>
+    </w:p>
+    <w:p>
+      <w:pPr>
+        <w:widowControl/>
+        <w:wordWrap/>
+        <w:autoSpaceDE/>
+        <w:autoSpaceDN/>
+        <w:spacing w:before="100" w:beforeAutospacing="1" w:after="100" w:afterAutospacing="1" w:line="240" w:lineRule="auto"/>
+        <w:jc w:val="left"/>
+        <w:rPr>
+          <w:rFonts w:ascii="맑은 고딕" w:eastAsia="맑은 고딕" w:hAnsi="맑은 고딕" w:cs="맑은 고딕" w:hint="eastAsia"/>
+          <w:b/>
+          <w:bCs/>
+        </w:rPr>
+      </w:pPr>
+    </w:p>
+    <w:p>
+      <w:pPr>
+        <w:widowControl/>
+        <w:wordWrap/>
+        <w:autoSpaceDE/>
+        <w:autoSpaceDN/>
+        <w:spacing w:before="100" w:beforeAutospacing="1" w:after="100" w:afterAutospacing="1" w:line="240" w:lineRule="auto"/>
+        <w:jc w:val="left"/>
+        <w:rPr>
+          <w:rFonts w:ascii="맑은 고딕" w:eastAsia="맑은 고딕" w:hAnsi="맑은 고딕" w:cs="맑은 고딕" w:hint="eastAsia"/>
           <w:b/>
           <w:bCs/>
         </w:rPr>
@@ -598,8 +664,18 @@
           <w:b/>
           <w:bCs/>
         </w:rPr>
-        <w:t xml:space="preserve">    int _hp;</w:t>
-      </w:r>
+        <w:t xml:space="preserve">    int _</w:t>
+      </w:r>
+      <w:proofErr w:type="gramStart"/>
+      <w:r>
+        <w:rPr>
+          <w:rFonts w:ascii="맑은 고딕" w:eastAsia="맑은 고딕" w:hAnsi="맑은 고딕" w:cs="맑은 고딕"/>
+          <w:b/>
+          <w:bCs/>
+        </w:rPr>
+        <w:t>hp;</w:t>
+      </w:r>
+      <w:proofErr w:type="gramEnd"/>
     </w:p>
     <w:p>
       <w:pPr>
@@ -659,7 +735,25 @@
           <w:b/>
           <w:bCs/>
         </w:rPr>
-        <w:t>class HPRenderComponent : public RenderComponent</w:t>
+        <w:t xml:space="preserve">class </w:t>
+      </w:r>
+      <w:proofErr w:type="gramStart"/>
+      <w:r>
+        <w:rPr>
+          <w:rFonts w:ascii="맑은 고딕" w:eastAsia="맑은 고딕" w:hAnsi="맑은 고딕" w:cs="맑은 고딕"/>
+          <w:b/>
+          <w:bCs/>
+        </w:rPr>
+        <w:t>HPRenderComponent :</w:t>
+      </w:r>
+      <w:proofErr w:type="gramEnd"/>
+      <w:r>
+        <w:rPr>
+          <w:rFonts w:ascii="맑은 고딕" w:eastAsia="맑은 고딕" w:hAnsi="맑은 고딕" w:cs="맑은 고딕"/>
+          <w:b/>
+          <w:bCs/>
+        </w:rPr>
+        <w:t xml:space="preserve"> public RenderComponent</w:t>
       </w:r>
     </w:p>
     <w:p>
@@ -728,54 +822,103 @@
           <w:b/>
           <w:bCs/>
         </w:rPr>
-        <w:t xml:space="preserve">    HPRenderComponent();</w:t>
-      </w:r>
-    </w:p>
-    <w:p>
-      <w:pPr>
-        <w:widowControl/>
-        <w:wordWrap/>
-        <w:autoSpaceDE/>
-        <w:autoSpaceDN/>
-        <w:spacing w:before="100" w:beforeAutospacing="1" w:after="100" w:afterAutospacing="1" w:line="240" w:lineRule="auto"/>
-        <w:jc w:val="left"/>
-        <w:rPr>
-          <w:rFonts w:ascii="맑은 고딕" w:eastAsia="맑은 고딕" w:hAnsi="맑은 고딕" w:cs="맑은 고딕"/>
-          <w:b/>
-          <w:bCs/>
-        </w:rPr>
-      </w:pPr>
-      <w:r>
-        <w:rPr>
-          <w:rFonts w:ascii="맑은 고딕" w:eastAsia="맑은 고딕" w:hAnsi="맑은 고딕" w:cs="맑은 고딕"/>
-          <w:b/>
-          <w:bCs/>
-        </w:rPr>
-        <w:t xml:space="preserve">    virtual ~HPRenderComponent();</w:t>
-      </w:r>
-    </w:p>
-    <w:p>
-      <w:pPr>
-        <w:widowControl/>
-        <w:wordWrap/>
-        <w:autoSpaceDE/>
-        <w:autoSpaceDN/>
-        <w:spacing w:before="100" w:beforeAutospacing="1" w:after="100" w:afterAutospacing="1" w:line="240" w:lineRule="auto"/>
-        <w:jc w:val="left"/>
-        <w:rPr>
-          <w:rFonts w:ascii="맑은 고딕" w:eastAsia="맑은 고딕" w:hAnsi="맑은 고딕" w:cs="맑은 고딕"/>
-          <w:b/>
-          <w:bCs/>
-        </w:rPr>
-      </w:pPr>
-      <w:r>
-        <w:rPr>
-          <w:rFonts w:ascii="맑은 고딕" w:eastAsia="맑은 고딕" w:hAnsi="맑은 고딕" w:cs="맑은 고딕"/>
-          <w:b/>
-          <w:bCs/>
-        </w:rPr>
-        <w:t xml:space="preserve">    virtual void render(ID3D12GraphicsCommandList* commandList) override;</w:t>
-      </w:r>
+        <w:t xml:space="preserve">    </w:t>
+      </w:r>
+      <w:proofErr w:type="gramStart"/>
+      <w:r>
+        <w:rPr>
+          <w:rFonts w:ascii="맑은 고딕" w:eastAsia="맑은 고딕" w:hAnsi="맑은 고딕" w:cs="맑은 고딕"/>
+          <w:b/>
+          <w:bCs/>
+        </w:rPr>
+        <w:t>HPRenderComponent();</w:t>
+      </w:r>
+      <w:proofErr w:type="gramEnd"/>
+    </w:p>
+    <w:p>
+      <w:pPr>
+        <w:widowControl/>
+        <w:wordWrap/>
+        <w:autoSpaceDE/>
+        <w:autoSpaceDN/>
+        <w:spacing w:before="100" w:beforeAutospacing="1" w:after="100" w:afterAutospacing="1" w:line="240" w:lineRule="auto"/>
+        <w:jc w:val="left"/>
+        <w:rPr>
+          <w:rFonts w:ascii="맑은 고딕" w:eastAsia="맑은 고딕" w:hAnsi="맑은 고딕" w:cs="맑은 고딕"/>
+          <w:b/>
+          <w:bCs/>
+        </w:rPr>
+      </w:pPr>
+      <w:r>
+        <w:rPr>
+          <w:rFonts w:ascii="맑은 고딕" w:eastAsia="맑은 고딕" w:hAnsi="맑은 고딕" w:cs="맑은 고딕"/>
+          <w:b/>
+          <w:bCs/>
+        </w:rPr>
+        <w:t xml:space="preserve">    virtual ~</w:t>
+      </w:r>
+      <w:proofErr w:type="gramStart"/>
+      <w:r>
+        <w:rPr>
+          <w:rFonts w:ascii="맑은 고딕" w:eastAsia="맑은 고딕" w:hAnsi="맑은 고딕" w:cs="맑은 고딕"/>
+          <w:b/>
+          <w:bCs/>
+        </w:rPr>
+        <w:t>HPRenderComponent();</w:t>
+      </w:r>
+      <w:proofErr w:type="gramEnd"/>
+    </w:p>
+    <w:p>
+      <w:pPr>
+        <w:widowControl/>
+        <w:wordWrap/>
+        <w:autoSpaceDE/>
+        <w:autoSpaceDN/>
+        <w:spacing w:before="100" w:beforeAutospacing="1" w:after="100" w:afterAutospacing="1" w:line="240" w:lineRule="auto"/>
+        <w:jc w:val="left"/>
+        <w:rPr>
+          <w:rFonts w:ascii="맑은 고딕" w:eastAsia="맑은 고딕" w:hAnsi="맑은 고딕" w:cs="맑은 고딕"/>
+          <w:b/>
+          <w:bCs/>
+        </w:rPr>
+      </w:pPr>
+      <w:r>
+        <w:rPr>
+          <w:rFonts w:ascii="맑은 고딕" w:eastAsia="맑은 고딕" w:hAnsi="맑은 고딕" w:cs="맑은 고딕"/>
+          <w:b/>
+          <w:bCs/>
+        </w:rPr>
+        <w:lastRenderedPageBreak/>
+        <w:t xml:space="preserve">    virtual void </w:t>
+      </w:r>
+      <w:proofErr w:type="gramStart"/>
+      <w:r>
+        <w:rPr>
+          <w:rFonts w:ascii="맑은 고딕" w:eastAsia="맑은 고딕" w:hAnsi="맑은 고딕" w:cs="맑은 고딕"/>
+          <w:b/>
+          <w:bCs/>
+        </w:rPr>
+        <w:t>render(</w:t>
+      </w:r>
+      <w:proofErr w:type="gramEnd"/>
+      <w:r>
+        <w:rPr>
+          <w:rFonts w:ascii="맑은 고딕" w:eastAsia="맑은 고딕" w:hAnsi="맑은 고딕" w:cs="맑은 고딕"/>
+          <w:b/>
+          <w:bCs/>
+        </w:rPr>
+        <w:t xml:space="preserve">ID3D12GraphicsCommandList* commandList) </w:t>
+      </w:r>
+      <w:proofErr w:type="gramStart"/>
+      <w:r>
+        <w:rPr>
+          <w:rFonts w:ascii="맑은 고딕" w:eastAsia="맑은 고딕" w:hAnsi="맑은 고딕" w:cs="맑은 고딕"/>
+          <w:b/>
+          <w:bCs/>
+        </w:rPr>
+        <w:t>override;</w:t>
+      </w:r>
+      <w:proofErr w:type="gramEnd"/>
     </w:p>
     <w:p>
       <w:pPr>
@@ -820,100 +963,1080 @@
           <w:b/>
           <w:bCs/>
         </w:rPr>
+        <w:t xml:space="preserve">    ComPtr&lt;ID3D12Resource&gt; _</w:t>
+      </w:r>
+      <w:proofErr w:type="gramStart"/>
+      <w:r>
+        <w:rPr>
+          <w:rFonts w:ascii="맑은 고딕" w:eastAsia="맑은 고딕" w:hAnsi="맑은 고딕" w:cs="맑은 고딕"/>
+          <w:b/>
+          <w:bCs/>
+        </w:rPr>
+        <w:t>cbGameHpInfo;</w:t>
+      </w:r>
+      <w:proofErr w:type="gramEnd"/>
+    </w:p>
+    <w:p>
+      <w:pPr>
+        <w:widowControl/>
+        <w:wordWrap/>
+        <w:autoSpaceDE/>
+        <w:autoSpaceDN/>
+        <w:spacing w:before="100" w:beforeAutospacing="1" w:after="100" w:afterAutospacing="1" w:line="240" w:lineRule="auto"/>
+        <w:jc w:val="left"/>
+        <w:rPr>
+          <w:rFonts w:ascii="맑은 고딕" w:eastAsia="맑은 고딕" w:hAnsi="맑은 고딕" w:cs="맑은 고딕"/>
+          <w:b/>
+          <w:bCs/>
+        </w:rPr>
+      </w:pPr>
+      <w:r>
+        <w:rPr>
+          <w:rFonts w:ascii="맑은 고딕" w:eastAsia="맑은 고딕" w:hAnsi="맑은 고딕" w:cs="맑은 고딕"/>
+          <w:b/>
+          <w:bCs/>
+        </w:rPr>
+        <w:t xml:space="preserve">    CbGameHpInfo* _mappedCbGameHpInfo = </w:t>
+      </w:r>
+      <w:proofErr w:type="gramStart"/>
+      <w:r>
+        <w:rPr>
+          <w:rFonts w:ascii="맑은 고딕" w:eastAsia="맑은 고딕" w:hAnsi="맑은 고딕" w:cs="맑은 고딕"/>
+          <w:b/>
+          <w:bCs/>
+        </w:rPr>
+        <w:t>nullptr;</w:t>
+      </w:r>
+      <w:proofErr w:type="gramEnd"/>
+    </w:p>
+    <w:p>
+      <w:pPr>
+        <w:widowControl/>
+        <w:wordWrap/>
+        <w:autoSpaceDE/>
+        <w:autoSpaceDN/>
+        <w:spacing w:before="100" w:beforeAutospacing="1" w:after="100" w:afterAutospacing="1" w:line="240" w:lineRule="auto"/>
+        <w:jc w:val="left"/>
+        <w:rPr>
+          <w:rFonts w:ascii="맑은 고딕" w:eastAsia="맑은 고딕" w:hAnsi="맑은 고딕" w:cs="맑은 고딕"/>
+          <w:b/>
+          <w:bCs/>
+        </w:rPr>
+      </w:pPr>
+      <w:r>
+        <w:rPr>
+          <w:rFonts w:ascii="맑은 고딕" w:eastAsia="맑은 고딕" w:hAnsi="맑은 고딕" w:cs="맑은 고딕"/>
+          <w:b/>
+          <w:bCs/>
+        </w:rPr>
+        <w:t>};</w:t>
+      </w:r>
+    </w:p>
+    <w:p>
+      <w:pPr>
+        <w:widowControl/>
+        <w:wordWrap/>
+        <w:autoSpaceDE/>
+        <w:autoSpaceDN/>
+        <w:spacing w:before="100" w:beforeAutospacing="1" w:after="100" w:afterAutospacing="1" w:line="240" w:lineRule="auto"/>
+        <w:jc w:val="left"/>
+        <w:rPr>
+          <w:rFonts w:ascii="맑은 고딕" w:eastAsia="맑은 고딕" w:hAnsi="맑은 고딕" w:cs="맑은 고딕"/>
+          <w:b/>
+          <w:bCs/>
+        </w:rPr>
+      </w:pPr>
+      <w:r>
+        <w:rPr>
+          <w:rFonts w:ascii="맑은 고딕" w:eastAsia="맑은 고딕" w:hAnsi="맑은 고딕" w:cs="맑은 고딕"/>
+          <w:b/>
+          <w:bCs/>
+        </w:rPr>
+        <w:t xml:space="preserve">     상속받는 구조로 제작하여 쉐이더에서 새로운 값을 넘겨야 할 때 만들어주는 구조로 할 예정</w:t>
+      </w:r>
+    </w:p>
+    <w:p>
+      <w:pPr>
+        <w:widowControl/>
+        <w:wordWrap/>
+        <w:autoSpaceDE/>
+        <w:autoSpaceDN/>
+        <w:spacing w:before="100" w:beforeAutospacing="1" w:after="100" w:afterAutospacing="1" w:line="240" w:lineRule="auto"/>
+        <w:jc w:val="left"/>
+        <w:rPr>
+          <w:rFonts w:ascii="맑은 고딕" w:eastAsia="맑은 고딕" w:hAnsi="맑은 고딕" w:cs="맑은 고딕"/>
+          <w:b/>
+          <w:bCs/>
+        </w:rPr>
+      </w:pPr>
+      <w:proofErr w:type="gramStart"/>
+      <w:r>
+        <w:rPr>
+          <w:rFonts w:ascii="맑은 고딕" w:eastAsia="맑은 고딕" w:hAnsi="맑은 고딕" w:cs="맑은 고딕"/>
+          <w:b/>
+          <w:bCs/>
+        </w:rPr>
+        <w:t>HPRenderComponent::HPRenderComponent(</w:t>
+      </w:r>
+      <w:proofErr w:type="gramEnd"/>
+      <w:r>
+        <w:rPr>
+          <w:rFonts w:ascii="맑은 고딕" w:eastAsia="맑은 고딕" w:hAnsi="맑은 고딕" w:cs="맑은 고딕"/>
+          <w:b/>
+          <w:bCs/>
+        </w:rPr>
+        <w:t>)</w:t>
+      </w:r>
+    </w:p>
+    <w:p>
+      <w:pPr>
+        <w:widowControl/>
+        <w:wordWrap/>
+        <w:autoSpaceDE/>
+        <w:autoSpaceDN/>
+        <w:spacing w:before="100" w:beforeAutospacing="1" w:after="100" w:afterAutospacing="1" w:line="240" w:lineRule="auto"/>
+        <w:jc w:val="left"/>
+        <w:rPr>
+          <w:rFonts w:ascii="맑은 고딕" w:eastAsia="맑은 고딕" w:hAnsi="맑은 고딕" w:cs="맑은 고딕"/>
+          <w:b/>
+          <w:bCs/>
+        </w:rPr>
+      </w:pPr>
+      <w:r>
+        <w:rPr>
+          <w:rFonts w:ascii="맑은 고딕" w:eastAsia="맑은 고딕" w:hAnsi="맑은 고딕" w:cs="맑은 고딕"/>
+          <w:b/>
+          <w:bCs/>
+        </w:rPr>
+        <w:t>{</w:t>
+      </w:r>
+    </w:p>
+    <w:p>
+      <w:pPr>
+        <w:widowControl/>
+        <w:wordWrap/>
+        <w:autoSpaceDE/>
+        <w:autoSpaceDN/>
+        <w:spacing w:before="100" w:beforeAutospacing="1" w:after="100" w:afterAutospacing="1" w:line="240" w:lineRule="auto"/>
+        <w:jc w:val="left"/>
+        <w:rPr>
+          <w:rFonts w:ascii="맑은 고딕" w:eastAsia="맑은 고딕" w:hAnsi="맑은 고딕" w:cs="맑은 고딕"/>
+          <w:b/>
+          <w:bCs/>
+        </w:rPr>
+      </w:pPr>
+      <w:r>
+        <w:rPr>
+          <w:rFonts w:ascii="맑은 고딕" w:eastAsia="맑은 고딕" w:hAnsi="맑은 고딕" w:cs="맑은 고딕"/>
+          <w:b/>
+          <w:bCs/>
+        </w:rPr>
+        <w:t xml:space="preserve">    </w:t>
+      </w:r>
+      <w:proofErr w:type="gramStart"/>
+      <w:r>
+        <w:rPr>
+          <w:rFonts w:ascii="맑은 고딕" w:eastAsia="맑은 고딕" w:hAnsi="맑은 고딕" w:cs="맑은 고딕"/>
+          <w:b/>
+          <w:bCs/>
+        </w:rPr>
+        <w:t>// 상수버퍼를</w:t>
+      </w:r>
+      <w:proofErr w:type="gramEnd"/>
+      <w:r>
+        <w:rPr>
+          <w:rFonts w:ascii="맑은 고딕" w:eastAsia="맑은 고딕" w:hAnsi="맑은 고딕" w:cs="맑은 고딕"/>
+          <w:b/>
+          <w:bCs/>
+        </w:rPr>
+        <w:t xml:space="preserve"> 만드는 </w:t>
+      </w:r>
+      <w:proofErr w:type="gramStart"/>
+      <w:r>
+        <w:rPr>
+          <w:rFonts w:ascii="맑은 고딕" w:eastAsia="맑은 고딕" w:hAnsi="맑은 고딕" w:cs="맑은 고딕"/>
+          <w:b/>
+          <w:bCs/>
+        </w:rPr>
+        <w:t>코드..</w:t>
+      </w:r>
+      <w:proofErr w:type="gramEnd"/>
+      <w:r>
+        <w:rPr>
+          <w:rFonts w:ascii="맑은 고딕" w:eastAsia="맑은 고딕" w:hAnsi="맑은 고딕" w:cs="맑은 고딕"/>
+          <w:b/>
+          <w:bCs/>
+        </w:rPr>
+        <w:t>(생략)</w:t>
+      </w:r>
+    </w:p>
+    <w:p>
+      <w:pPr>
+        <w:widowControl/>
+        <w:wordWrap/>
+        <w:autoSpaceDE/>
+        <w:autoSpaceDN/>
+        <w:spacing w:before="100" w:beforeAutospacing="1" w:after="100" w:afterAutospacing="1" w:line="240" w:lineRule="auto"/>
+        <w:jc w:val="left"/>
+        <w:rPr>
+          <w:rFonts w:ascii="맑은 고딕" w:eastAsia="맑은 고딕" w:hAnsi="맑은 고딕" w:cs="맑은 고딕"/>
+          <w:b/>
+          <w:bCs/>
+        </w:rPr>
+      </w:pPr>
+      <w:r>
+        <w:rPr>
+          <w:rFonts w:ascii="맑은 고딕" w:eastAsia="맑은 고딕" w:hAnsi="맑은 고딕" w:cs="맑은 고딕"/>
+          <w:b/>
+          <w:bCs/>
+        </w:rPr>
+        <w:t xml:space="preserve">    _cbGameHpInfo-&gt;</w:t>
+      </w:r>
+      <w:proofErr w:type="gramStart"/>
+      <w:r>
+        <w:rPr>
+          <w:rFonts w:ascii="맑은 고딕" w:eastAsia="맑은 고딕" w:hAnsi="맑은 고딕" w:cs="맑은 고딕"/>
+          <w:b/>
+          <w:bCs/>
+        </w:rPr>
+        <w:t>Map(</w:t>
+      </w:r>
+      <w:proofErr w:type="gramEnd"/>
+      <w:r>
+        <w:rPr>
+          <w:rFonts w:ascii="맑은 고딕" w:eastAsia="맑은 고딕" w:hAnsi="맑은 고딕" w:cs="맑은 고딕"/>
+          <w:b/>
+          <w:bCs/>
+        </w:rPr>
+        <w:t>0, nullptr, reinterpret_cast&lt;void**&gt;(&amp;_mappedCbGameHpInfo)</w:t>
+      </w:r>
+      <w:proofErr w:type="gramStart"/>
+      <w:r>
+        <w:rPr>
+          <w:rFonts w:ascii="맑은 고딕" w:eastAsia="맑은 고딕" w:hAnsi="맑은 고딕" w:cs="맑은 고딕"/>
+          <w:b/>
+          <w:bCs/>
+        </w:rPr>
+        <w:t>);</w:t>
+      </w:r>
+      <w:proofErr w:type="gramEnd"/>
+    </w:p>
+    <w:p>
+      <w:pPr>
+        <w:widowControl/>
+        <w:wordWrap/>
+        <w:autoSpaceDE/>
+        <w:autoSpaceDN/>
+        <w:spacing w:before="100" w:beforeAutospacing="1" w:after="100" w:afterAutospacing="1" w:line="240" w:lineRule="auto"/>
+        <w:jc w:val="left"/>
+        <w:rPr>
+          <w:rFonts w:ascii="맑은 고딕" w:eastAsia="맑은 고딕" w:hAnsi="맑은 고딕" w:cs="맑은 고딕"/>
+          <w:b/>
+          <w:bCs/>
+        </w:rPr>
+      </w:pPr>
+      <w:r>
+        <w:rPr>
+          <w:rFonts w:ascii="맑은 고딕" w:eastAsia="맑은 고딕" w:hAnsi="맑은 고딕" w:cs="맑은 고딕"/>
+          <w:b/>
+          <w:bCs/>
+        </w:rPr>
+        <w:t>}</w:t>
+      </w:r>
+    </w:p>
+    <w:p>
+      <w:pPr>
+        <w:widowControl/>
+        <w:wordWrap/>
+        <w:autoSpaceDE/>
+        <w:autoSpaceDN/>
+        <w:spacing w:before="100" w:beforeAutospacing="1" w:after="100" w:afterAutospacing="1" w:line="240" w:lineRule="auto"/>
+        <w:jc w:val="left"/>
+        <w:rPr>
+          <w:rFonts w:ascii="맑은 고딕" w:eastAsia="맑은 고딕" w:hAnsi="맑은 고딕" w:cs="맑은 고딕"/>
+          <w:b/>
+          <w:bCs/>
+        </w:rPr>
+      </w:pPr>
+      <w:r>
+        <w:rPr>
+          <w:rFonts w:ascii="맑은 고딕" w:eastAsia="맑은 고딕" w:hAnsi="맑은 고딕" w:cs="맑은 고딕"/>
+          <w:b/>
+          <w:bCs/>
+        </w:rPr>
+        <w:t xml:space="preserve">      이렇게 생성자에서 CbGameHpInfo의 상수버퍼를 만들고 매핑해주는 것으로 구현</w:t>
+      </w:r>
+    </w:p>
+    <w:p>
+      <w:pPr>
+        <w:widowControl/>
+        <w:wordWrap/>
+        <w:autoSpaceDE/>
+        <w:autoSpaceDN/>
+        <w:spacing w:before="100" w:beforeAutospacing="1" w:after="100" w:afterAutospacing="1" w:line="240" w:lineRule="auto"/>
+        <w:jc w:val="left"/>
+        <w:rPr>
+          <w:rFonts w:ascii="맑은 고딕" w:eastAsia="맑은 고딕" w:hAnsi="맑은 고딕" w:cs="맑은 고딕"/>
+          <w:b/>
+          <w:bCs/>
+        </w:rPr>
+      </w:pPr>
+      <w:r>
+        <w:rPr>
+          <w:rFonts w:ascii="맑은 고딕" w:eastAsia="맑은 고딕" w:hAnsi="맑은 고딕" w:cs="맑은 고딕"/>
+          <w:b/>
+          <w:bCs/>
+        </w:rPr>
+        <w:t xml:space="preserve">void </w:t>
+      </w:r>
+      <w:proofErr w:type="gramStart"/>
+      <w:r>
+        <w:rPr>
+          <w:rFonts w:ascii="맑은 고딕" w:eastAsia="맑은 고딕" w:hAnsi="맑은 고딕" w:cs="맑은 고딕"/>
+          <w:b/>
+          <w:bCs/>
+        </w:rPr>
+        <w:t>HPRenderComponent::render(</w:t>
+      </w:r>
+      <w:proofErr w:type="gramEnd"/>
+      <w:r>
+        <w:rPr>
+          <w:rFonts w:ascii="맑은 고딕" w:eastAsia="맑은 고딕" w:hAnsi="맑은 고딕" w:cs="맑은 고딕"/>
+          <w:b/>
+          <w:bCs/>
+        </w:rPr>
+        <w:t>ID3D12GraphicsCommandList* commandList)</w:t>
+      </w:r>
+    </w:p>
+    <w:p>
+      <w:pPr>
+        <w:widowControl/>
+        <w:wordWrap/>
+        <w:autoSpaceDE/>
+        <w:autoSpaceDN/>
+        <w:spacing w:before="100" w:beforeAutospacing="1" w:after="100" w:afterAutospacing="1" w:line="240" w:lineRule="auto"/>
+        <w:jc w:val="left"/>
+        <w:rPr>
+          <w:rFonts w:ascii="맑은 고딕" w:eastAsia="맑은 고딕" w:hAnsi="맑은 고딕" w:cs="맑은 고딕"/>
+          <w:b/>
+          <w:bCs/>
+        </w:rPr>
+      </w:pPr>
+      <w:r>
+        <w:rPr>
+          <w:rFonts w:ascii="맑은 고딕" w:eastAsia="맑은 고딕" w:hAnsi="맑은 고딕" w:cs="맑은 고딕"/>
+          <w:b/>
+          <w:bCs/>
+        </w:rPr>
+        <w:t>{</w:t>
+      </w:r>
+    </w:p>
+    <w:p>
+      <w:pPr>
+        <w:widowControl/>
+        <w:wordWrap/>
+        <w:autoSpaceDE/>
+        <w:autoSpaceDN/>
+        <w:spacing w:before="100" w:beforeAutospacing="1" w:after="100" w:afterAutospacing="1" w:line="240" w:lineRule="auto"/>
+        <w:jc w:val="left"/>
+        <w:rPr>
+          <w:rFonts w:ascii="맑은 고딕" w:eastAsia="맑은 고딕" w:hAnsi="맑은 고딕" w:cs="맑은 고딕"/>
+          <w:b/>
+          <w:bCs/>
+        </w:rPr>
+      </w:pPr>
+      <w:r>
+        <w:rPr>
+          <w:rFonts w:ascii="맑은 고딕" w:eastAsia="맑은 고딕" w:hAnsi="맑은 고딕" w:cs="맑은 고딕"/>
+          <w:b/>
+          <w:bCs/>
+        </w:rPr>
+        <w:t xml:space="preserve">    if </w:t>
+      </w:r>
+      <w:proofErr w:type="gramStart"/>
+      <w:r>
+        <w:rPr>
+          <w:rFonts w:ascii="맑은 고딕" w:eastAsia="맑은 고딕" w:hAnsi="맑은 고딕" w:cs="맑은 고딕"/>
+          <w:b/>
+          <w:bCs/>
+        </w:rPr>
+        <w:t>(!_</w:t>
+      </w:r>
+      <w:proofErr w:type="gramEnd"/>
+      <w:r>
+        <w:rPr>
+          <w:rFonts w:ascii="맑은 고딕" w:eastAsia="맑은 고딕" w:hAnsi="맑은 고딕" w:cs="맑은 고딕"/>
+          <w:b/>
+          <w:bCs/>
+        </w:rPr>
+        <w:t>mesh)</w:t>
+      </w:r>
+    </w:p>
+    <w:p>
+      <w:pPr>
+        <w:widowControl/>
+        <w:wordWrap/>
+        <w:autoSpaceDE/>
+        <w:autoSpaceDN/>
+        <w:spacing w:before="100" w:beforeAutospacing="1" w:after="100" w:afterAutospacing="1" w:line="240" w:lineRule="auto"/>
+        <w:jc w:val="left"/>
+        <w:rPr>
+          <w:rFonts w:ascii="맑은 고딕" w:eastAsia="맑은 고딕" w:hAnsi="맑은 고딕" w:cs="맑은 고딕"/>
+          <w:b/>
+          <w:bCs/>
+        </w:rPr>
+      </w:pPr>
+      <w:r>
+        <w:rPr>
+          <w:rFonts w:ascii="맑은 고딕" w:eastAsia="맑은 고딕" w:hAnsi="맑은 고딕" w:cs="맑은 고딕"/>
+          <w:b/>
+          <w:bCs/>
+        </w:rPr>
+        <w:t xml:space="preserve">    {</w:t>
+      </w:r>
+    </w:p>
+    <w:p>
+      <w:pPr>
+        <w:widowControl/>
+        <w:wordWrap/>
+        <w:autoSpaceDE/>
+        <w:autoSpaceDN/>
+        <w:spacing w:before="100" w:beforeAutospacing="1" w:after="100" w:afterAutospacing="1" w:line="240" w:lineRule="auto"/>
+        <w:jc w:val="left"/>
+        <w:rPr>
+          <w:rFonts w:ascii="맑은 고딕" w:eastAsia="맑은 고딕" w:hAnsi="맑은 고딕" w:cs="맑은 고딕"/>
+          <w:b/>
+          <w:bCs/>
+        </w:rPr>
+      </w:pPr>
+      <w:r>
+        <w:rPr>
+          <w:rFonts w:ascii="맑은 고딕" w:eastAsia="맑은 고딕" w:hAnsi="맑은 고딕" w:cs="맑은 고딕"/>
+          <w:b/>
+          <w:bCs/>
+        </w:rPr>
+        <w:t xml:space="preserve">        CERROR("메쉬가 렌더 컴포넌트에 없음");</w:t>
+      </w:r>
+    </w:p>
+    <w:p>
+      <w:pPr>
+        <w:widowControl/>
+        <w:wordWrap/>
+        <w:autoSpaceDE/>
+        <w:autoSpaceDN/>
+        <w:spacing w:before="100" w:beforeAutospacing="1" w:after="100" w:afterAutospacing="1" w:line="240" w:lineRule="auto"/>
+        <w:jc w:val="left"/>
+        <w:rPr>
+          <w:rFonts w:ascii="맑은 고딕" w:eastAsia="맑은 고딕" w:hAnsi="맑은 고딕" w:cs="맑은 고딕"/>
+          <w:b/>
+          <w:bCs/>
+        </w:rPr>
+      </w:pPr>
+      <w:r>
+        <w:rPr>
+          <w:rFonts w:ascii="맑은 고딕" w:eastAsia="맑은 고딕" w:hAnsi="맑은 고딕" w:cs="맑은 고딕"/>
+          <w:b/>
+          <w:bCs/>
+        </w:rPr>
+        <w:t xml:space="preserve">        </w:t>
+      </w:r>
+      <w:proofErr w:type="gramStart"/>
+      <w:r>
+        <w:rPr>
+          <w:rFonts w:ascii="맑은 고딕" w:eastAsia="맑은 고딕" w:hAnsi="맑은 고딕" w:cs="맑은 고딕"/>
+          <w:b/>
+          <w:bCs/>
+        </w:rPr>
+        <w:t>return;</w:t>
+      </w:r>
+      <w:proofErr w:type="gramEnd"/>
+    </w:p>
+    <w:p>
+      <w:pPr>
+        <w:widowControl/>
+        <w:wordWrap/>
+        <w:autoSpaceDE/>
+        <w:autoSpaceDN/>
+        <w:spacing w:before="100" w:beforeAutospacing="1" w:after="100" w:afterAutospacing="1" w:line="240" w:lineRule="auto"/>
+        <w:jc w:val="left"/>
+        <w:rPr>
+          <w:rFonts w:ascii="맑은 고딕" w:eastAsia="맑은 고딕" w:hAnsi="맑은 고딕" w:cs="맑은 고딕"/>
+          <w:b/>
+          <w:bCs/>
+        </w:rPr>
+      </w:pPr>
+      <w:r>
+        <w:rPr>
+          <w:rFonts w:ascii="맑은 고딕" w:eastAsia="맑은 고딕" w:hAnsi="맑은 고딕" w:cs="맑은 고딕"/>
+          <w:b/>
+          <w:bCs/>
+        </w:rPr>
+        <w:t xml:space="preserve">    }</w:t>
+      </w:r>
+    </w:p>
+    <w:p>
+      <w:pPr>
+        <w:widowControl/>
+        <w:wordWrap/>
+        <w:autoSpaceDE/>
+        <w:autoSpaceDN/>
+        <w:spacing w:before="100" w:beforeAutospacing="1" w:after="100" w:afterAutospacing="1" w:line="240" w:lineRule="auto"/>
+        <w:jc w:val="left"/>
+        <w:rPr>
+          <w:rFonts w:ascii="맑은 고딕" w:eastAsia="맑은 고딕" w:hAnsi="맑은 고딕" w:cs="맑은 고딕"/>
+          <w:b/>
+          <w:bCs/>
+        </w:rPr>
+      </w:pPr>
+      <w:r>
+        <w:rPr>
+          <w:rFonts w:ascii="맑은 고딕" w:eastAsia="맑은 고딕" w:hAnsi="맑은 고딕" w:cs="맑은 고딕"/>
+          <w:b/>
+          <w:bCs/>
+        </w:rPr>
+        <w:t xml:space="preserve">    </w:t>
+      </w:r>
+      <w:proofErr w:type="gramStart"/>
+      <w:r>
+        <w:rPr>
+          <w:rFonts w:ascii="맑은 고딕" w:eastAsia="맑은 고딕" w:hAnsi="맑은 고딕" w:cs="맑은 고딕"/>
+          <w:b/>
+          <w:bCs/>
+        </w:rPr>
+        <w:t>// 1</w:t>
+      </w:r>
+      <w:proofErr w:type="gramEnd"/>
+      <w:r>
+        <w:rPr>
+          <w:rFonts w:ascii="맑은 고딕" w:eastAsia="맑은 고딕" w:hAnsi="맑은 고딕" w:cs="맑은 고딕"/>
+          <w:b/>
+          <w:bCs/>
+        </w:rPr>
+        <w:t>. 이 GameObject의 월드 행렬을 가져옵니다.</w:t>
+      </w:r>
+    </w:p>
+    <w:p>
+      <w:pPr>
+        <w:widowControl/>
+        <w:wordWrap/>
+        <w:autoSpaceDE/>
+        <w:autoSpaceDN/>
+        <w:spacing w:before="100" w:beforeAutospacing="1" w:after="100" w:afterAutospacing="1" w:line="240" w:lineRule="auto"/>
+        <w:jc w:val="left"/>
+        <w:rPr>
+          <w:rFonts w:ascii="맑은 고딕" w:eastAsia="맑은 고딕" w:hAnsi="맑은 고딕" w:cs="맑은 고딕"/>
+          <w:b/>
+          <w:bCs/>
+        </w:rPr>
+      </w:pPr>
+      <w:r>
+        <w:rPr>
+          <w:rFonts w:ascii="맑은 고딕" w:eastAsia="맑은 고딕" w:hAnsi="맑은 고딕" w:cs="맑은 고딕"/>
+          <w:b/>
+          <w:bCs/>
+        </w:rPr>
+        <w:t xml:space="preserve">    ScriptComponent* script = game_object()-&gt;get_component&lt;ScriptComponent&gt;(</w:t>
+      </w:r>
+      <w:proofErr w:type="gramStart"/>
+      <w:r>
+        <w:rPr>
+          <w:rFonts w:ascii="맑은 고딕" w:eastAsia="맑은 고딕" w:hAnsi="맑은 고딕" w:cs="맑은 고딕"/>
+          <w:b/>
+          <w:bCs/>
+        </w:rPr>
+        <w:t>).get</w:t>
+      </w:r>
+      <w:proofErr w:type="gramEnd"/>
+      <w:r>
+        <w:rPr>
+          <w:rFonts w:ascii="맑은 고딕" w:eastAsia="맑은 고딕" w:hAnsi="맑은 고딕" w:cs="맑은 고딕"/>
+          <w:b/>
+          <w:bCs/>
+        </w:rPr>
+        <w:t>(</w:t>
+      </w:r>
+      <w:proofErr w:type="gramStart"/>
+      <w:r>
+        <w:rPr>
+          <w:rFonts w:ascii="맑은 고딕" w:eastAsia="맑은 고딕" w:hAnsi="맑은 고딕" w:cs="맑은 고딕"/>
+          <w:b/>
+          <w:bCs/>
+        </w:rPr>
+        <w:t>);</w:t>
+      </w:r>
+      <w:proofErr w:type="gramEnd"/>
+    </w:p>
+    <w:p>
+      <w:pPr>
+        <w:widowControl/>
+        <w:wordWrap/>
+        <w:autoSpaceDE/>
+        <w:autoSpaceDN/>
+        <w:spacing w:before="100" w:beforeAutospacing="1" w:after="100" w:afterAutospacing="1" w:line="240" w:lineRule="auto"/>
+        <w:jc w:val="left"/>
+        <w:rPr>
+          <w:rFonts w:ascii="맑은 고딕" w:eastAsia="맑은 고딕" w:hAnsi="맑은 고딕" w:cs="맑은 고딕"/>
+          <w:b/>
+          <w:bCs/>
+        </w:rPr>
+      </w:pPr>
+      <w:r>
+        <w:rPr>
+          <w:rFonts w:ascii="맑은 고딕" w:eastAsia="맑은 고딕" w:hAnsi="맑은 고딕" w:cs="맑은 고딕"/>
+          <w:b/>
+          <w:bCs/>
+        </w:rPr>
+        <w:tab/>
+        <w:t>const int&amp; npc_hp = static_cast&lt;NPCScript*&gt;(script)-&gt;get_</w:t>
+      </w:r>
+      <w:proofErr w:type="gramStart"/>
+      <w:r>
+        <w:rPr>
+          <w:rFonts w:ascii="맑은 고딕" w:eastAsia="맑은 고딕" w:hAnsi="맑은 고딕" w:cs="맑은 고딕"/>
+          <w:b/>
+          <w:bCs/>
+        </w:rPr>
+        <w:t>hp();</w:t>
+      </w:r>
+      <w:proofErr w:type="gramEnd"/>
+    </w:p>
+    <w:p>
+      <w:pPr>
+        <w:widowControl/>
+        <w:wordWrap/>
+        <w:autoSpaceDE/>
+        <w:autoSpaceDN/>
+        <w:spacing w:before="100" w:beforeAutospacing="1" w:after="100" w:afterAutospacing="1" w:line="240" w:lineRule="auto"/>
+        <w:ind w:firstLine="800"/>
+        <w:jc w:val="left"/>
+        <w:rPr>
+          <w:rFonts w:ascii="맑은 고딕" w:eastAsia="맑은 고딕" w:hAnsi="맑은 고딕" w:cs="맑은 고딕"/>
+          <w:b/>
+          <w:bCs/>
+        </w:rPr>
+      </w:pPr>
+      <w:r>
+        <w:rPr>
+          <w:rFonts w:ascii="맑은 고딕" w:eastAsia="맑은 고딕" w:hAnsi="맑은 고딕" w:cs="맑은 고딕"/>
+          <w:b/>
+          <w:bCs/>
+        </w:rPr>
+        <w:t>_mappedCbGameHpInfo-&gt;_hp = npc_hp</w:t>
+      </w:r>
+    </w:p>
+    <w:p>
+      <w:pPr>
+        <w:widowControl/>
+        <w:wordWrap/>
+        <w:autoSpaceDE/>
+        <w:autoSpaceDN/>
+        <w:spacing w:before="100" w:beforeAutospacing="1" w:after="100" w:afterAutospacing="1" w:line="240" w:lineRule="auto"/>
+        <w:jc w:val="left"/>
+        <w:rPr>
+          <w:rFonts w:ascii="맑은 고딕" w:eastAsia="맑은 고딕" w:hAnsi="맑은 고딕" w:cs="맑은 고딕"/>
+          <w:b/>
+          <w:bCs/>
+        </w:rPr>
+      </w:pPr>
+      <w:r>
+        <w:rPr>
+          <w:rFonts w:ascii="맑은 고딕" w:eastAsia="맑은 고딕" w:hAnsi="맑은 고딕" w:cs="맑은 고딕"/>
+          <w:b/>
+          <w:bCs/>
+        </w:rPr>
+        <w:t xml:space="preserve">    </w:t>
+      </w:r>
+      <w:proofErr w:type="gramStart"/>
+      <w:r>
+        <w:rPr>
+          <w:rFonts w:ascii="맑은 고딕" w:eastAsia="맑은 고딕" w:hAnsi="맑은 고딕" w:cs="맑은 고딕"/>
+          <w:b/>
+          <w:bCs/>
+        </w:rPr>
+        <w:t>// 3</w:t>
+      </w:r>
+      <w:proofErr w:type="gramEnd"/>
+      <w:r>
+        <w:rPr>
+          <w:rFonts w:ascii="맑은 고딕" w:eastAsia="맑은 고딕" w:hAnsi="맑은 고딕" w:cs="맑은 고딕"/>
+          <w:b/>
+          <w:bCs/>
+        </w:rPr>
+        <w:t>. [추가] 업데이트된 상수 버퍼를 루트 시그니처의 0번 슬롯에 직접 바인딩합니다.</w:t>
+      </w:r>
+    </w:p>
+    <w:p>
+      <w:pPr>
+        <w:widowControl/>
+        <w:wordWrap/>
+        <w:autoSpaceDE/>
+        <w:autoSpaceDN/>
+        <w:spacing w:before="100" w:beforeAutospacing="1" w:after="100" w:afterAutospacing="1" w:line="240" w:lineRule="auto"/>
+        <w:jc w:val="left"/>
+        <w:rPr>
+          <w:rFonts w:ascii="맑은 고딕" w:eastAsia="맑은 고딕" w:hAnsi="맑은 고딕" w:cs="맑은 고딕"/>
+          <w:b/>
+          <w:bCs/>
+        </w:rPr>
+      </w:pPr>
+      <w:r>
+        <w:rPr>
+          <w:rFonts w:ascii="맑은 고딕" w:eastAsia="맑은 고딕" w:hAnsi="맑은 고딕" w:cs="맑은 고딕"/>
+          <w:b/>
+          <w:bCs/>
+        </w:rPr>
+        <w:t xml:space="preserve">    </w:t>
+      </w:r>
+      <w:proofErr w:type="gramStart"/>
+      <w:r>
+        <w:rPr>
+          <w:rFonts w:ascii="맑은 고딕" w:eastAsia="맑은 고딕" w:hAnsi="맑은 고딕" w:cs="맑은 고딕"/>
+          <w:b/>
+          <w:bCs/>
+        </w:rPr>
+        <w:t>// (</w:t>
+      </w:r>
+      <w:proofErr w:type="gramEnd"/>
+      <w:r>
+        <w:rPr>
+          <w:rFonts w:ascii="맑은 고딕" w:eastAsia="맑은 고딕" w:hAnsi="맑은 고딕" w:cs="맑은 고딕"/>
+          <w:b/>
+          <w:bCs/>
+        </w:rPr>
+        <w:t>루트 시그니처 0번 슬롯은 월드 행렬용 CBV로 미리 약속되어 있습니다)</w:t>
+      </w:r>
+    </w:p>
+    <w:p>
+      <w:pPr>
+        <w:widowControl/>
+        <w:wordWrap/>
+        <w:autoSpaceDE/>
+        <w:autoSpaceDN/>
+        <w:spacing w:before="100" w:beforeAutospacing="1" w:after="100" w:afterAutospacing="1" w:line="240" w:lineRule="auto"/>
+        <w:jc w:val="left"/>
+        <w:rPr>
+          <w:rFonts w:ascii="맑은 고딕" w:eastAsia="맑은 고딕" w:hAnsi="맑은 고딕" w:cs="맑은 고딕"/>
+          <w:b/>
+          <w:bCs/>
+        </w:rPr>
+      </w:pPr>
+      <w:r>
+        <w:rPr>
+          <w:rFonts w:ascii="맑은 고딕" w:eastAsia="맑은 고딕" w:hAnsi="맑은 고딕" w:cs="맑은 고딕"/>
+          <w:b/>
+          <w:bCs/>
+        </w:rPr>
         <w:lastRenderedPageBreak/>
-        <w:t xml:space="preserve">    ComPtr&lt;ID3D12Resource&gt; _cbGameHpInfo;</w:t>
-      </w:r>
-    </w:p>
-    <w:p>
-      <w:pPr>
-        <w:widowControl/>
-        <w:wordWrap/>
-        <w:autoSpaceDE/>
-        <w:autoSpaceDN/>
-        <w:spacing w:before="100" w:beforeAutospacing="1" w:after="100" w:afterAutospacing="1" w:line="240" w:lineRule="auto"/>
-        <w:jc w:val="left"/>
-        <w:rPr>
-          <w:rFonts w:ascii="맑은 고딕" w:eastAsia="맑은 고딕" w:hAnsi="맑은 고딕" w:cs="맑은 고딕"/>
-          <w:b/>
-          <w:bCs/>
-        </w:rPr>
-      </w:pPr>
-      <w:r>
-        <w:rPr>
-          <w:rFonts w:ascii="맑은 고딕" w:eastAsia="맑은 고딕" w:hAnsi="맑은 고딕" w:cs="맑은 고딕"/>
-          <w:b/>
-          <w:bCs/>
-        </w:rPr>
-        <w:t xml:space="preserve">    CbGameHpInfo* _mappedCbGameHpInfo = nullptr;</w:t>
-      </w:r>
-    </w:p>
-    <w:p>
-      <w:pPr>
-        <w:widowControl/>
-        <w:wordWrap/>
-        <w:autoSpaceDE/>
-        <w:autoSpaceDN/>
-        <w:spacing w:before="100" w:beforeAutospacing="1" w:after="100" w:afterAutospacing="1" w:line="240" w:lineRule="auto"/>
-        <w:jc w:val="left"/>
-        <w:rPr>
-          <w:rFonts w:ascii="맑은 고딕" w:eastAsia="맑은 고딕" w:hAnsi="맑은 고딕" w:cs="맑은 고딕"/>
-          <w:b/>
-          <w:bCs/>
-        </w:rPr>
-      </w:pPr>
-      <w:r>
-        <w:rPr>
-          <w:rFonts w:ascii="맑은 고딕" w:eastAsia="맑은 고딕" w:hAnsi="맑은 고딕" w:cs="맑은 고딕"/>
-          <w:b/>
-          <w:bCs/>
-        </w:rPr>
-        <w:t>};</w:t>
-      </w:r>
-    </w:p>
-    <w:p>
-      <w:pPr>
-        <w:widowControl/>
-        <w:wordWrap/>
-        <w:autoSpaceDE/>
-        <w:autoSpaceDN/>
-        <w:spacing w:before="100" w:beforeAutospacing="1" w:after="100" w:afterAutospacing="1" w:line="240" w:lineRule="auto"/>
-        <w:jc w:val="left"/>
-        <w:rPr>
-          <w:rFonts w:ascii="맑은 고딕" w:eastAsia="맑은 고딕" w:hAnsi="맑은 고딕" w:cs="맑은 고딕"/>
-          <w:b/>
-          <w:bCs/>
-        </w:rPr>
-      </w:pPr>
-      <w:r>
-        <w:rPr>
-          <w:rFonts w:ascii="맑은 고딕" w:eastAsia="맑은 고딕" w:hAnsi="맑은 고딕" w:cs="맑은 고딕"/>
-          <w:b/>
-          <w:bCs/>
-        </w:rPr>
-        <w:t xml:space="preserve">     상속받는 구조로 제작하여 쉐이더에서 새로운 값을 넘겨야 할 때 만들어주는 구조로 할 예정</w:t>
-      </w:r>
-    </w:p>
-    <w:p>
-      <w:pPr>
-        <w:widowControl/>
-        <w:wordWrap/>
-        <w:autoSpaceDE/>
-        <w:autoSpaceDN/>
-        <w:spacing w:before="100" w:beforeAutospacing="1" w:after="100" w:afterAutospacing="1" w:line="240" w:lineRule="auto"/>
-        <w:jc w:val="left"/>
-        <w:rPr>
-          <w:rFonts w:ascii="맑은 고딕" w:eastAsia="맑은 고딕" w:hAnsi="맑은 고딕" w:cs="맑은 고딕"/>
-          <w:b/>
-          <w:bCs/>
-        </w:rPr>
-      </w:pPr>
-      <w:r>
-        <w:rPr>
-          <w:rFonts w:ascii="맑은 고딕" w:eastAsia="맑은 고딕" w:hAnsi="맑은 고딕" w:cs="맑은 고딕"/>
-          <w:b/>
-          <w:bCs/>
-        </w:rPr>
-        <w:t>HPRenderComponent::HPRenderComponent()</w:t>
+        <w:t xml:space="preserve">    commandList-&gt;</w:t>
+      </w:r>
+      <w:proofErr w:type="gramStart"/>
+      <w:r>
+        <w:rPr>
+          <w:rFonts w:ascii="맑은 고딕" w:eastAsia="맑은 고딕" w:hAnsi="맑은 고딕" w:cs="맑은 고딕"/>
+          <w:b/>
+          <w:bCs/>
+        </w:rPr>
+        <w:t>SetGraphicsRootConstantBufferView(</w:t>
+      </w:r>
+      <w:proofErr w:type="gramEnd"/>
+      <w:r>
+        <w:rPr>
+          <w:rFonts w:ascii="맑은 고딕" w:eastAsia="맑은 고딕" w:hAnsi="맑은 고딕" w:cs="맑은 고딕"/>
+          <w:b/>
+          <w:bCs/>
+        </w:rPr>
+        <w:t>8, _cbGameHpInfo-&gt;</w:t>
+      </w:r>
+      <w:proofErr w:type="gramStart"/>
+      <w:r>
+        <w:rPr>
+          <w:rFonts w:ascii="맑은 고딕" w:eastAsia="맑은 고딕" w:hAnsi="맑은 고딕" w:cs="맑은 고딕"/>
+          <w:b/>
+          <w:bCs/>
+        </w:rPr>
+        <w:t>GetGPUVirtualAddress(</w:t>
+      </w:r>
+      <w:proofErr w:type="gramEnd"/>
+      <w:r>
+        <w:rPr>
+          <w:rFonts w:ascii="맑은 고딕" w:eastAsia="맑은 고딕" w:hAnsi="맑은 고딕" w:cs="맑은 고딕"/>
+          <w:b/>
+          <w:bCs/>
+        </w:rPr>
+        <w:t>)</w:t>
+      </w:r>
+      <w:proofErr w:type="gramStart"/>
+      <w:r>
+        <w:rPr>
+          <w:rFonts w:ascii="맑은 고딕" w:eastAsia="맑은 고딕" w:hAnsi="맑은 고딕" w:cs="맑은 고딕"/>
+          <w:b/>
+          <w:bCs/>
+        </w:rPr>
+        <w:t>);</w:t>
+      </w:r>
+      <w:proofErr w:type="gramEnd"/>
+    </w:p>
+    <w:p>
+      <w:pPr>
+        <w:widowControl/>
+        <w:wordWrap/>
+        <w:autoSpaceDE/>
+        <w:autoSpaceDN/>
+        <w:spacing w:before="100" w:beforeAutospacing="1" w:after="100" w:afterAutospacing="1" w:line="240" w:lineRule="auto"/>
+        <w:jc w:val="left"/>
+        <w:rPr>
+          <w:rFonts w:ascii="맑은 고딕" w:eastAsia="맑은 고딕" w:hAnsi="맑은 고딕" w:cs="맑은 고딕"/>
+          <w:b/>
+          <w:bCs/>
+        </w:rPr>
+      </w:pPr>
+    </w:p>
+    <w:p>
+      <w:pPr>
+        <w:widowControl/>
+        <w:wordWrap/>
+        <w:autoSpaceDE/>
+        <w:autoSpaceDN/>
+        <w:spacing w:before="100" w:beforeAutospacing="1" w:after="100" w:afterAutospacing="1" w:line="240" w:lineRule="auto"/>
+        <w:jc w:val="left"/>
+        <w:rPr>
+          <w:rFonts w:ascii="맑은 고딕" w:eastAsia="맑은 고딕" w:hAnsi="맑은 고딕" w:cs="맑은 고딕"/>
+          <w:b/>
+          <w:bCs/>
+        </w:rPr>
+      </w:pPr>
+      <w:r>
+        <w:rPr>
+          <w:rFonts w:ascii="맑은 고딕" w:eastAsia="맑은 고딕" w:hAnsi="맑은 고딕" w:cs="맑은 고딕"/>
+          <w:b/>
+          <w:bCs/>
+        </w:rPr>
+        <w:t xml:space="preserve">    </w:t>
+      </w:r>
+      <w:proofErr w:type="gramStart"/>
+      <w:r>
+        <w:rPr>
+          <w:rFonts w:ascii="맑은 고딕" w:eastAsia="맑은 고딕" w:hAnsi="맑은 고딕" w:cs="맑은 고딕"/>
+          <w:b/>
+          <w:bCs/>
+        </w:rPr>
+        <w:t>// 월드</w:t>
+      </w:r>
+      <w:proofErr w:type="gramEnd"/>
+      <w:r>
+        <w:rPr>
+          <w:rFonts w:ascii="맑은 고딕" w:eastAsia="맑은 고딕" w:hAnsi="맑은 고딕" w:cs="맑은 고딕"/>
+          <w:b/>
+          <w:bCs/>
+        </w:rPr>
+        <w:t xml:space="preserve"> 행렬 업데이트를 위해 필요함</w:t>
+      </w:r>
+    </w:p>
+    <w:p>
+      <w:pPr>
+        <w:widowControl/>
+        <w:wordWrap/>
+        <w:autoSpaceDE/>
+        <w:autoSpaceDN/>
+        <w:spacing w:before="100" w:beforeAutospacing="1" w:after="100" w:afterAutospacing="1" w:line="240" w:lineRule="auto"/>
+        <w:jc w:val="left"/>
+        <w:rPr>
+          <w:rFonts w:ascii="맑은 고딕" w:eastAsia="맑은 고딕" w:hAnsi="맑은 고딕" w:cs="맑은 고딕"/>
+          <w:b/>
+          <w:bCs/>
+        </w:rPr>
+      </w:pPr>
+      <w:r>
+        <w:rPr>
+          <w:rFonts w:ascii="맑은 고딕" w:eastAsia="맑은 고딕" w:hAnsi="맑은 고딕" w:cs="맑은 고딕"/>
+          <w:b/>
+          <w:bCs/>
+        </w:rPr>
+        <w:t xml:space="preserve">    </w:t>
+      </w:r>
+      <w:proofErr w:type="gramStart"/>
+      <w:r>
+        <w:rPr>
+          <w:rFonts w:ascii="맑은 고딕" w:eastAsia="맑은 고딕" w:hAnsi="맑은 고딕" w:cs="맑은 고딕"/>
+          <w:b/>
+          <w:bCs/>
+        </w:rPr>
+        <w:t>RenderComponent::</w:t>
+      </w:r>
+      <w:proofErr w:type="gramEnd"/>
+      <w:r>
+        <w:rPr>
+          <w:rFonts w:ascii="맑은 고딕" w:eastAsia="맑은 고딕" w:hAnsi="맑은 고딕" w:cs="맑은 고딕"/>
+          <w:b/>
+          <w:bCs/>
+        </w:rPr>
+        <w:t>render(commandList</w:t>
+      </w:r>
+      <w:proofErr w:type="gramStart"/>
+      <w:r>
+        <w:rPr>
+          <w:rFonts w:ascii="맑은 고딕" w:eastAsia="맑은 고딕" w:hAnsi="맑은 고딕" w:cs="맑은 고딕"/>
+          <w:b/>
+          <w:bCs/>
+        </w:rPr>
+        <w:t>);</w:t>
+      </w:r>
+      <w:proofErr w:type="gramEnd"/>
+    </w:p>
+    <w:p>
+      <w:pPr>
+        <w:widowControl/>
+        <w:wordWrap/>
+        <w:autoSpaceDE/>
+        <w:autoSpaceDN/>
+        <w:spacing w:before="100" w:beforeAutospacing="1" w:after="100" w:afterAutospacing="1" w:line="240" w:lineRule="auto"/>
+        <w:jc w:val="left"/>
+        <w:rPr>
+          <w:rFonts w:ascii="맑은 고딕" w:eastAsia="맑은 고딕" w:hAnsi="맑은 고딕" w:cs="맑은 고딕"/>
+          <w:b/>
+          <w:bCs/>
+        </w:rPr>
+      </w:pPr>
+      <w:r>
+        <w:rPr>
+          <w:rFonts w:ascii="맑은 고딕" w:eastAsia="맑은 고딕" w:hAnsi="맑은 고딕" w:cs="맑은 고딕"/>
+          <w:b/>
+          <w:bCs/>
+        </w:rPr>
+        <w:t>}</w:t>
+      </w:r>
+    </w:p>
+    <w:p>
+      <w:pPr>
+        <w:widowControl/>
+        <w:wordWrap/>
+        <w:autoSpaceDE/>
+        <w:autoSpaceDN/>
+        <w:spacing w:before="100" w:beforeAutospacing="1" w:after="100" w:afterAutospacing="1" w:line="240" w:lineRule="auto"/>
+        <w:jc w:val="left"/>
+        <w:rPr>
+          <w:rFonts w:ascii="맑은 고딕" w:eastAsia="맑은 고딕" w:hAnsi="맑은 고딕" w:cs="맑은 고딕"/>
+          <w:b/>
+          <w:bCs/>
+        </w:rPr>
+      </w:pPr>
+      <w:r>
+        <w:rPr>
+          <w:rFonts w:ascii="맑은 고딕" w:eastAsia="맑은 고딕" w:hAnsi="맑은 고딕" w:cs="맑은 고딕"/>
+          <w:b/>
+          <w:bCs/>
+        </w:rPr>
+        <w:t xml:space="preserve">  렌더링 할 때 주의사항은 </w:t>
+      </w:r>
+      <w:proofErr w:type="gramStart"/>
+      <w:r>
+        <w:rPr>
+          <w:rFonts w:ascii="맑은 고딕" w:eastAsia="맑은 고딕" w:hAnsi="맑은 고딕" w:cs="맑은 고딕"/>
+          <w:b/>
+          <w:bCs/>
+        </w:rPr>
+        <w:t>RenderComponent::</w:t>
+      </w:r>
+      <w:proofErr w:type="gramEnd"/>
+      <w:r>
+        <w:rPr>
+          <w:rFonts w:ascii="맑은 고딕" w:eastAsia="맑은 고딕" w:hAnsi="맑은 고딕" w:cs="맑은 고딕"/>
+          <w:b/>
+          <w:bCs/>
+        </w:rPr>
+        <w:t>render(commandList); 를 호출해야함 그래야 월드행렬이 업데이트 됨</w:t>
+      </w:r>
+    </w:p>
+    <w:p>
+      <w:pPr>
+        <w:widowControl/>
+        <w:wordWrap/>
+        <w:autoSpaceDE/>
+        <w:autoSpaceDN/>
+        <w:spacing w:before="100" w:beforeAutospacing="1" w:after="100" w:afterAutospacing="1" w:line="240" w:lineRule="auto"/>
+        <w:jc w:val="left"/>
+        <w:rPr>
+          <w:rFonts w:ascii="맑은 고딕" w:eastAsia="맑은 고딕" w:hAnsi="맑은 고딕" w:cs="맑은 고딕"/>
+          <w:b/>
+          <w:bCs/>
+        </w:rPr>
+      </w:pPr>
+      <w:proofErr w:type="gramStart"/>
+      <w:r>
+        <w:rPr>
+          <w:rFonts w:ascii="맑은 고딕" w:eastAsia="맑은 고딕" w:hAnsi="맑은 고딕" w:cs="맑은 고딕"/>
+          <w:b/>
+          <w:bCs/>
+        </w:rPr>
+        <w:t>// hp</w:t>
+      </w:r>
+      <w:proofErr w:type="gramEnd"/>
+      <w:r>
+        <w:rPr>
+          <w:rFonts w:ascii="맑은 고딕" w:eastAsia="맑은 고딕" w:hAnsi="맑은 고딕" w:cs="맑은 고딕"/>
+          <w:b/>
+          <w:bCs/>
+        </w:rPr>
+        <w:t xml:space="preserve"> 전용 셰이더</w:t>
+      </w:r>
+    </w:p>
+    <w:p>
+      <w:pPr>
+        <w:widowControl/>
+        <w:wordWrap/>
+        <w:autoSpaceDE/>
+        <w:autoSpaceDN/>
+        <w:spacing w:before="100" w:beforeAutospacing="1" w:after="100" w:afterAutospacing="1" w:line="240" w:lineRule="auto"/>
+        <w:jc w:val="left"/>
+        <w:rPr>
+          <w:rFonts w:ascii="맑은 고딕" w:eastAsia="맑은 고딕" w:hAnsi="맑은 고딕" w:cs="맑은 고딕"/>
+          <w:b/>
+          <w:bCs/>
+        </w:rPr>
+      </w:pPr>
+      <w:r>
+        <w:rPr>
+          <w:rFonts w:ascii="맑은 고딕" w:eastAsia="맑은 고딕" w:hAnsi="맑은 고딕" w:cs="맑은 고딕"/>
+          <w:b/>
+          <w:bCs/>
+        </w:rPr>
+        <w:t>float4 PS_HP_</w:t>
+      </w:r>
+      <w:proofErr w:type="gramStart"/>
+      <w:r>
+        <w:rPr>
+          <w:rFonts w:ascii="맑은 고딕" w:eastAsia="맑은 고딕" w:hAnsi="맑은 고딕" w:cs="맑은 고딕"/>
+          <w:b/>
+          <w:bCs/>
+        </w:rPr>
+        <w:t>GLTF(</w:t>
+      </w:r>
+      <w:proofErr w:type="gramEnd"/>
+      <w:r>
+        <w:rPr>
+          <w:rFonts w:ascii="맑은 고딕" w:eastAsia="맑은 고딕" w:hAnsi="맑은 고딕" w:cs="맑은 고딕"/>
+          <w:b/>
+          <w:bCs/>
+        </w:rPr>
+        <w:t>VS_OUTPUT In</w:t>
+      </w:r>
+      <w:proofErr w:type="gramStart"/>
+      <w:r>
+        <w:rPr>
+          <w:rFonts w:ascii="맑은 고딕" w:eastAsia="맑은 고딕" w:hAnsi="맑은 고딕" w:cs="맑은 고딕"/>
+          <w:b/>
+          <w:bCs/>
+        </w:rPr>
+        <w:t>) :</w:t>
+      </w:r>
+      <w:proofErr w:type="gramEnd"/>
+      <w:r>
+        <w:rPr>
+          <w:rFonts w:ascii="맑은 고딕" w:eastAsia="맑은 고딕" w:hAnsi="맑은 고딕" w:cs="맑은 고딕"/>
+          <w:b/>
+          <w:bCs/>
+        </w:rPr>
+        <w:t xml:space="preserve"> SV_TARGET</w:t>
       </w:r>
     </w:p>
     <w:p>
@@ -959,145 +2082,122 @@
           <w:b/>
           <w:bCs/>
         </w:rPr>
-        <w:t xml:space="preserve">    // 상수버퍼를 만드는 코드..(생략)</w:t>
-      </w:r>
-    </w:p>
-    <w:p>
-      <w:pPr>
-        <w:widowControl/>
-        <w:wordWrap/>
-        <w:autoSpaceDE/>
-        <w:autoSpaceDN/>
-        <w:spacing w:before="100" w:beforeAutospacing="1" w:after="100" w:afterAutospacing="1" w:line="240" w:lineRule="auto"/>
-        <w:jc w:val="left"/>
-        <w:rPr>
-          <w:rFonts w:ascii="맑은 고딕" w:eastAsia="맑은 고딕" w:hAnsi="맑은 고딕" w:cs="맑은 고딕"/>
-          <w:b/>
-          <w:bCs/>
-        </w:rPr>
-      </w:pPr>
-      <w:r>
-        <w:rPr>
-          <w:rFonts w:ascii="맑은 고딕" w:eastAsia="맑은 고딕" w:hAnsi="맑은 고딕" w:cs="맑은 고딕"/>
-          <w:b/>
-          <w:bCs/>
-        </w:rPr>
-        <w:t xml:space="preserve">    _cbGameHpInfo-&gt;Map(0, nullptr, reinterpret_cast&lt;void**&gt;(&amp;_mappedCbGameHpInfo));</w:t>
-      </w:r>
-    </w:p>
-    <w:p>
-      <w:pPr>
-        <w:widowControl/>
-        <w:wordWrap/>
-        <w:autoSpaceDE/>
-        <w:autoSpaceDN/>
-        <w:spacing w:before="100" w:beforeAutospacing="1" w:after="100" w:afterAutospacing="1" w:line="240" w:lineRule="auto"/>
-        <w:jc w:val="left"/>
-        <w:rPr>
-          <w:rFonts w:ascii="맑은 고딕" w:eastAsia="맑은 고딕" w:hAnsi="맑은 고딕" w:cs="맑은 고딕"/>
-          <w:b/>
-          <w:bCs/>
-        </w:rPr>
-      </w:pPr>
-      <w:r>
-        <w:rPr>
-          <w:rFonts w:ascii="맑은 고딕" w:eastAsia="맑은 고딕" w:hAnsi="맑은 고딕" w:cs="맑은 고딕"/>
-          <w:b/>
-          <w:bCs/>
-        </w:rPr>
-        <w:t>}</w:t>
-      </w:r>
-    </w:p>
-    <w:p>
-      <w:pPr>
-        <w:widowControl/>
-        <w:wordWrap/>
-        <w:autoSpaceDE/>
-        <w:autoSpaceDN/>
-        <w:spacing w:before="100" w:beforeAutospacing="1" w:after="100" w:afterAutospacing="1" w:line="240" w:lineRule="auto"/>
-        <w:jc w:val="left"/>
-        <w:rPr>
-          <w:rFonts w:ascii="맑은 고딕" w:eastAsia="맑은 고딕" w:hAnsi="맑은 고딕" w:cs="맑은 고딕"/>
-          <w:b/>
-          <w:bCs/>
-        </w:rPr>
-      </w:pPr>
-      <w:r>
-        <w:rPr>
-          <w:rFonts w:ascii="맑은 고딕" w:eastAsia="맑은 고딕" w:hAnsi="맑은 고딕" w:cs="맑은 고딕"/>
-          <w:b/>
-          <w:bCs/>
-        </w:rPr>
-        <w:t xml:space="preserve">      이렇게 생성자에서 CbGameHpInfo의 상수버퍼를 만들고 매핑해주는 것으로 구현</w:t>
-      </w:r>
-    </w:p>
-    <w:p>
-      <w:pPr>
-        <w:widowControl/>
-        <w:wordWrap/>
-        <w:autoSpaceDE/>
-        <w:autoSpaceDN/>
-        <w:spacing w:before="100" w:beforeAutospacing="1" w:after="100" w:afterAutospacing="1" w:line="240" w:lineRule="auto"/>
-        <w:jc w:val="left"/>
-        <w:rPr>
-          <w:rFonts w:ascii="맑은 고딕" w:eastAsia="맑은 고딕" w:hAnsi="맑은 고딕" w:cs="맑은 고딕"/>
-          <w:b/>
-          <w:bCs/>
-        </w:rPr>
-      </w:pPr>
-      <w:r>
-        <w:rPr>
-          <w:rFonts w:ascii="맑은 고딕" w:eastAsia="맑은 고딕" w:hAnsi="맑은 고딕" w:cs="맑은 고딕"/>
-          <w:b/>
-          <w:bCs/>
-        </w:rPr>
-        <w:t>void HPRenderComponent::render(ID3D12GraphicsCommandList* commandList)</w:t>
-      </w:r>
-    </w:p>
-    <w:p>
-      <w:pPr>
-        <w:widowControl/>
-        <w:wordWrap/>
-        <w:autoSpaceDE/>
-        <w:autoSpaceDN/>
-        <w:spacing w:before="100" w:beforeAutospacing="1" w:after="100" w:afterAutospacing="1" w:line="240" w:lineRule="auto"/>
-        <w:jc w:val="left"/>
-        <w:rPr>
-          <w:rFonts w:ascii="맑은 고딕" w:eastAsia="맑은 고딕" w:hAnsi="맑은 고딕" w:cs="맑은 고딕"/>
-          <w:b/>
-          <w:bCs/>
-        </w:rPr>
-      </w:pPr>
-      <w:r>
-        <w:rPr>
-          <w:rFonts w:ascii="맑은 고딕" w:eastAsia="맑은 고딕" w:hAnsi="맑은 고딕" w:cs="맑은 고딕"/>
-          <w:b/>
-          <w:bCs/>
-        </w:rPr>
-        <w:t>{</w:t>
-      </w:r>
-    </w:p>
-    <w:p>
-      <w:pPr>
-        <w:widowControl/>
-        <w:wordWrap/>
-        <w:autoSpaceDE/>
-        <w:autoSpaceDN/>
-        <w:spacing w:before="100" w:beforeAutospacing="1" w:after="100" w:afterAutospacing="1" w:line="240" w:lineRule="auto"/>
-        <w:jc w:val="left"/>
-        <w:rPr>
-          <w:rFonts w:ascii="맑은 고딕" w:eastAsia="맑은 고딕" w:hAnsi="맑은 고딕" w:cs="맑은 고딕"/>
-          <w:b/>
-          <w:bCs/>
-        </w:rPr>
-      </w:pPr>
-      <w:r>
-        <w:rPr>
-          <w:rFonts w:ascii="맑은 고딕" w:eastAsia="맑은 고딕" w:hAnsi="맑은 고딕" w:cs="맑은 고딕"/>
-          <w:b/>
-          <w:bCs/>
-        </w:rPr>
-        <w:t xml:space="preserve">    if (!_mesh)</w:t>
+        <w:t xml:space="preserve">     </w:t>
+      </w:r>
+      <w:proofErr w:type="gramStart"/>
+      <w:r>
+        <w:rPr>
+          <w:rFonts w:ascii="맑은 고딕" w:eastAsia="맑은 고딕" w:hAnsi="맑은 고딕" w:cs="맑은 고딕"/>
+          <w:b/>
+          <w:bCs/>
+        </w:rPr>
+        <w:t>// 다른</w:t>
+      </w:r>
+      <w:proofErr w:type="gramEnd"/>
+      <w:r>
+        <w:rPr>
+          <w:rFonts w:ascii="맑은 고딕" w:eastAsia="맑은 고딕" w:hAnsi="맑은 고딕" w:cs="맑은 고딕"/>
+          <w:b/>
+          <w:bCs/>
+        </w:rPr>
+        <w:t xml:space="preserve"> 부분은 기존의 PS_GLTF와 동일</w:t>
+      </w:r>
+    </w:p>
+    <w:p>
+      <w:pPr>
+        <w:widowControl/>
+        <w:wordWrap/>
+        <w:autoSpaceDE/>
+        <w:autoSpaceDN/>
+        <w:spacing w:before="100" w:beforeAutospacing="1" w:after="100" w:afterAutospacing="1" w:line="240" w:lineRule="auto"/>
+        <w:jc w:val="left"/>
+        <w:rPr>
+          <w:rFonts w:ascii="맑은 고딕" w:eastAsia="맑은 고딕" w:hAnsi="맑은 고딕" w:cs="맑은 고딕"/>
+          <w:b/>
+          <w:bCs/>
+        </w:rPr>
+      </w:pPr>
+      <w:r>
+        <w:rPr>
+          <w:rFonts w:ascii="맑은 고딕" w:eastAsia="맑은 고딕" w:hAnsi="맑은 고딕" w:cs="맑은 고딕"/>
+          <w:b/>
+          <w:bCs/>
+        </w:rPr>
+        <w:t xml:space="preserve">    </w:t>
+      </w:r>
+    </w:p>
+    <w:p>
+      <w:pPr>
+        <w:widowControl/>
+        <w:wordWrap/>
+        <w:autoSpaceDE/>
+        <w:autoSpaceDN/>
+        <w:spacing w:before="100" w:beforeAutospacing="1" w:after="100" w:afterAutospacing="1" w:line="240" w:lineRule="auto"/>
+        <w:jc w:val="left"/>
+        <w:rPr>
+          <w:rFonts w:ascii="맑은 고딕" w:eastAsia="맑은 고딕" w:hAnsi="맑은 고딕" w:cs="맑은 고딕"/>
+          <w:b/>
+          <w:bCs/>
+        </w:rPr>
+      </w:pPr>
+      <w:r>
+        <w:rPr>
+          <w:rFonts w:ascii="맑은 고딕" w:eastAsia="맑은 고딕" w:hAnsi="맑은 고딕" w:cs="맑은 고딕"/>
+          <w:b/>
+          <w:bCs/>
+        </w:rPr>
+        <w:t xml:space="preserve">    float hp_r = (100 - g_nHp) / 100.</w:t>
+      </w:r>
+      <w:proofErr w:type="gramStart"/>
+      <w:r>
+        <w:rPr>
+          <w:rFonts w:ascii="맑은 고딕" w:eastAsia="맑은 고딕" w:hAnsi="맑은 고딕" w:cs="맑은 고딕"/>
+          <w:b/>
+          <w:bCs/>
+        </w:rPr>
+        <w:t>0f;</w:t>
+      </w:r>
+      <w:proofErr w:type="gramEnd"/>
+    </w:p>
+    <w:p>
+      <w:pPr>
+        <w:widowControl/>
+        <w:wordWrap/>
+        <w:autoSpaceDE/>
+        <w:autoSpaceDN/>
+        <w:spacing w:before="100" w:beforeAutospacing="1" w:after="100" w:afterAutospacing="1" w:line="240" w:lineRule="auto"/>
+        <w:jc w:val="left"/>
+        <w:rPr>
+          <w:rFonts w:ascii="맑은 고딕" w:eastAsia="맑은 고딕" w:hAnsi="맑은 고딕" w:cs="맑은 고딕"/>
+          <w:b/>
+          <w:bCs/>
+        </w:rPr>
+      </w:pPr>
+      <w:r>
+        <w:rPr>
+          <w:rFonts w:ascii="맑은 고딕" w:eastAsia="맑은 고딕" w:hAnsi="맑은 고딕" w:cs="맑은 고딕"/>
+          <w:b/>
+          <w:bCs/>
+        </w:rPr>
+        <w:t xml:space="preserve">    if (</w:t>
+      </w:r>
+      <w:proofErr w:type="gramStart"/>
+      <w:r>
+        <w:rPr>
+          <w:rFonts w:ascii="맑은 고딕" w:eastAsia="맑은 고딕" w:hAnsi="맑은 고딕" w:cs="맑은 고딕"/>
+          <w:b/>
+          <w:bCs/>
+        </w:rPr>
+        <w:t>color.r</w:t>
+      </w:r>
+      <w:proofErr w:type="gramEnd"/>
+      <w:r>
+        <w:rPr>
+          <w:rFonts w:ascii="맑은 고딕" w:eastAsia="맑은 고딕" w:hAnsi="맑은 고딕" w:cs="맑은 고딕"/>
+          <w:b/>
+          <w:bCs/>
+        </w:rPr>
+        <w:t xml:space="preserve"> &lt; hp_r)</w:t>
       </w:r>
     </w:p>
     <w:p>
@@ -1143,31 +2243,36 @@
           <w:b/>
           <w:bCs/>
         </w:rPr>
-        <w:t xml:space="preserve">        CERROR("메쉬가 렌더 컴포넌트에 없음");</w:t>
-      </w:r>
-    </w:p>
-    <w:p>
-      <w:pPr>
-        <w:widowControl/>
-        <w:wordWrap/>
-        <w:autoSpaceDE/>
-        <w:autoSpaceDN/>
-        <w:spacing w:before="100" w:beforeAutospacing="1" w:after="100" w:afterAutospacing="1" w:line="240" w:lineRule="auto"/>
-        <w:jc w:val="left"/>
-        <w:rPr>
-          <w:rFonts w:ascii="맑은 고딕" w:eastAsia="맑은 고딕" w:hAnsi="맑은 고딕" w:cs="맑은 고딕"/>
-          <w:b/>
-          <w:bCs/>
-        </w:rPr>
-      </w:pPr>
-      <w:r>
-        <w:rPr>
-          <w:rFonts w:ascii="맑은 고딕" w:eastAsia="맑은 고딕" w:hAnsi="맑은 고딕" w:cs="맑은 고딕"/>
-          <w:b/>
-          <w:bCs/>
-        </w:rPr>
-        <w:t xml:space="preserve">        return;</w:t>
-      </w:r>
+        <w:t xml:space="preserve">        </w:t>
+      </w:r>
+      <w:proofErr w:type="gramStart"/>
+      <w:r>
+        <w:rPr>
+          <w:rFonts w:ascii="맑은 고딕" w:eastAsia="맑은 고딕" w:hAnsi="맑은 고딕" w:cs="맑은 고딕"/>
+          <w:b/>
+          <w:bCs/>
+        </w:rPr>
+        <w:t>color.r</w:t>
+      </w:r>
+      <w:proofErr w:type="gramEnd"/>
+      <w:r>
+        <w:rPr>
+          <w:rFonts w:ascii="맑은 고딕" w:eastAsia="맑은 고딕" w:hAnsi="맑은 고딕" w:cs="맑은 고딕"/>
+          <w:b/>
+          <w:bCs/>
+        </w:rPr>
+        <w:t xml:space="preserve"> = hp_</w:t>
+      </w:r>
+      <w:proofErr w:type="gramStart"/>
+      <w:r>
+        <w:rPr>
+          <w:rFonts w:ascii="맑은 고딕" w:eastAsia="맑은 고딕" w:hAnsi="맑은 고딕" w:cs="맑은 고딕"/>
+          <w:b/>
+          <w:bCs/>
+        </w:rPr>
+        <w:t>r;</w:t>
+      </w:r>
+      <w:proofErr w:type="gramEnd"/>
     </w:p>
     <w:p>
       <w:pPr>
@@ -1212,348 +2317,18 @@
           <w:b/>
           <w:bCs/>
         </w:rPr>
-        <w:t xml:space="preserve">    // 1. 이 GameObject의 월드 행렬을 가져옵니다.</w:t>
-      </w:r>
-    </w:p>
-    <w:p>
-      <w:pPr>
-        <w:widowControl/>
-        <w:wordWrap/>
-        <w:autoSpaceDE/>
-        <w:autoSpaceDN/>
-        <w:spacing w:before="100" w:beforeAutospacing="1" w:after="100" w:afterAutospacing="1" w:line="240" w:lineRule="auto"/>
-        <w:jc w:val="left"/>
-        <w:rPr>
-          <w:rFonts w:ascii="맑은 고딕" w:eastAsia="맑은 고딕" w:hAnsi="맑은 고딕" w:cs="맑은 고딕"/>
-          <w:b/>
-          <w:bCs/>
-        </w:rPr>
-      </w:pPr>
-      <w:r>
-        <w:rPr>
-          <w:rFonts w:ascii="맑은 고딕" w:eastAsia="맑은 고딕" w:hAnsi="맑은 고딕" w:cs="맑은 고딕"/>
-          <w:b/>
-          <w:bCs/>
-        </w:rPr>
-        <w:t xml:space="preserve">    ScriptComponent* script = game_object()-&gt;get_component&lt;ScriptComponent&gt;().get();</w:t>
-      </w:r>
-    </w:p>
-    <w:p>
-      <w:pPr>
-        <w:widowControl/>
-        <w:wordWrap/>
-        <w:autoSpaceDE/>
-        <w:autoSpaceDN/>
-        <w:spacing w:before="100" w:beforeAutospacing="1" w:after="100" w:afterAutospacing="1" w:line="240" w:lineRule="auto"/>
-        <w:jc w:val="left"/>
-        <w:rPr>
-          <w:rFonts w:ascii="맑은 고딕" w:eastAsia="맑은 고딕" w:hAnsi="맑은 고딕" w:cs="맑은 고딕"/>
-          <w:b/>
-          <w:bCs/>
-        </w:rPr>
-      </w:pPr>
-      <w:r>
-        <w:rPr>
-          <w:rFonts w:ascii="맑은 고딕" w:eastAsia="맑은 고딕" w:hAnsi="맑은 고딕" w:cs="맑은 고딕"/>
-          <w:b/>
-          <w:bCs/>
-        </w:rPr>
-        <w:tab/>
-        <w:t>const int&amp; npc_hp = static_cast&lt;NPCScript*&gt;(script)-&gt;get_hp();</w:t>
-      </w:r>
-    </w:p>
-    <w:p>
-      <w:pPr>
-        <w:widowControl/>
-        <w:wordWrap/>
-        <w:autoSpaceDE/>
-        <w:autoSpaceDN/>
-        <w:spacing w:before="100" w:beforeAutospacing="1" w:after="100" w:afterAutospacing="1" w:line="240" w:lineRule="auto"/>
-        <w:ind w:firstLine="800"/>
-        <w:jc w:val="left"/>
-        <w:rPr>
-          <w:rFonts w:ascii="맑은 고딕" w:eastAsia="맑은 고딕" w:hAnsi="맑은 고딕" w:cs="맑은 고딕"/>
-          <w:b/>
-          <w:bCs/>
-        </w:rPr>
-      </w:pPr>
-      <w:r>
-        <w:rPr>
-          <w:rFonts w:ascii="맑은 고딕" w:eastAsia="맑은 고딕" w:hAnsi="맑은 고딕" w:cs="맑은 고딕"/>
-          <w:b/>
-          <w:bCs/>
-        </w:rPr>
-        <w:t>_mappedCbGameHpInfo-&gt;_hp = npc_hp</w:t>
-      </w:r>
-    </w:p>
-    <w:p>
-      <w:pPr>
-        <w:widowControl/>
-        <w:wordWrap/>
-        <w:autoSpaceDE/>
-        <w:autoSpaceDN/>
-        <w:spacing w:before="100" w:beforeAutospacing="1" w:after="100" w:afterAutospacing="1" w:line="240" w:lineRule="auto"/>
-        <w:jc w:val="left"/>
-        <w:rPr>
-          <w:rFonts w:ascii="맑은 고딕" w:eastAsia="맑은 고딕" w:hAnsi="맑은 고딕" w:cs="맑은 고딕"/>
-          <w:b/>
-          <w:bCs/>
-        </w:rPr>
-      </w:pPr>
-      <w:r>
-        <w:rPr>
-          <w:rFonts w:ascii="맑은 고딕" w:eastAsia="맑은 고딕" w:hAnsi="맑은 고딕" w:cs="맑은 고딕"/>
-          <w:b/>
-          <w:bCs/>
-        </w:rPr>
-        <w:t xml:space="preserve">    // 3. [추가] 업데이트된 상수 버퍼를 루트 시그니처의 0번 슬롯에 직접 바인딩합니다.</w:t>
-      </w:r>
-    </w:p>
-    <w:p>
-      <w:pPr>
-        <w:widowControl/>
-        <w:wordWrap/>
-        <w:autoSpaceDE/>
-        <w:autoSpaceDN/>
-        <w:spacing w:before="100" w:beforeAutospacing="1" w:after="100" w:afterAutospacing="1" w:line="240" w:lineRule="auto"/>
-        <w:jc w:val="left"/>
-        <w:rPr>
-          <w:rFonts w:ascii="맑은 고딕" w:eastAsia="맑은 고딕" w:hAnsi="맑은 고딕" w:cs="맑은 고딕"/>
-          <w:b/>
-          <w:bCs/>
-        </w:rPr>
-      </w:pPr>
-      <w:r>
-        <w:rPr>
-          <w:rFonts w:ascii="맑은 고딕" w:eastAsia="맑은 고딕" w:hAnsi="맑은 고딕" w:cs="맑은 고딕"/>
-          <w:b/>
-          <w:bCs/>
-        </w:rPr>
-        <w:t xml:space="preserve">    // (루트 시그니처 0번 슬롯은 월드 행렬용 CBV로 미리 약속되어 있습니다)</w:t>
-      </w:r>
-    </w:p>
-    <w:p>
-      <w:pPr>
-        <w:widowControl/>
-        <w:wordWrap/>
-        <w:autoSpaceDE/>
-        <w:autoSpaceDN/>
-        <w:spacing w:before="100" w:beforeAutospacing="1" w:after="100" w:afterAutospacing="1" w:line="240" w:lineRule="auto"/>
-        <w:jc w:val="left"/>
-        <w:rPr>
-          <w:rFonts w:ascii="맑은 고딕" w:eastAsia="맑은 고딕" w:hAnsi="맑은 고딕" w:cs="맑은 고딕"/>
-          <w:b/>
-          <w:bCs/>
-        </w:rPr>
-      </w:pPr>
-      <w:r>
-        <w:rPr>
-          <w:rFonts w:ascii="맑은 고딕" w:eastAsia="맑은 고딕" w:hAnsi="맑은 고딕" w:cs="맑은 고딕"/>
-          <w:b/>
-          <w:bCs/>
-        </w:rPr>
-        <w:t xml:space="preserve">    commandList-&gt;SetGraphicsRootConstantBufferView(8, _cbGameHpInfo-&gt;GetGPUVirtualAddress());</w:t>
-      </w:r>
-    </w:p>
-    <w:p>
-      <w:pPr>
-        <w:widowControl/>
-        <w:wordWrap/>
-        <w:autoSpaceDE/>
-        <w:autoSpaceDN/>
-        <w:spacing w:before="100" w:beforeAutospacing="1" w:after="100" w:afterAutospacing="1" w:line="240" w:lineRule="auto"/>
-        <w:jc w:val="left"/>
-        <w:rPr>
-          <w:rFonts w:ascii="맑은 고딕" w:eastAsia="맑은 고딕" w:hAnsi="맑은 고딕" w:cs="맑은 고딕"/>
-          <w:b/>
-          <w:bCs/>
-        </w:rPr>
-      </w:pPr>
-    </w:p>
-    <w:p>
-      <w:pPr>
-        <w:widowControl/>
-        <w:wordWrap/>
-        <w:autoSpaceDE/>
-        <w:autoSpaceDN/>
-        <w:spacing w:before="100" w:beforeAutospacing="1" w:after="100" w:afterAutospacing="1" w:line="240" w:lineRule="auto"/>
-        <w:jc w:val="left"/>
-        <w:rPr>
-          <w:rFonts w:ascii="맑은 고딕" w:eastAsia="맑은 고딕" w:hAnsi="맑은 고딕" w:cs="맑은 고딕"/>
-          <w:b/>
-          <w:bCs/>
-        </w:rPr>
-      </w:pPr>
-      <w:r>
-        <w:rPr>
-          <w:rFonts w:ascii="맑은 고딕" w:eastAsia="맑은 고딕" w:hAnsi="맑은 고딕" w:cs="맑은 고딕"/>
-          <w:b/>
-          <w:bCs/>
-        </w:rPr>
-        <w:lastRenderedPageBreak/>
-        <w:t xml:space="preserve">    // 월드 행렬 업데이트를 위해 필요함</w:t>
-      </w:r>
-    </w:p>
-    <w:p>
-      <w:pPr>
-        <w:widowControl/>
-        <w:wordWrap/>
-        <w:autoSpaceDE/>
-        <w:autoSpaceDN/>
-        <w:spacing w:before="100" w:beforeAutospacing="1" w:after="100" w:afterAutospacing="1" w:line="240" w:lineRule="auto"/>
-        <w:jc w:val="left"/>
-        <w:rPr>
-          <w:rFonts w:ascii="맑은 고딕" w:eastAsia="맑은 고딕" w:hAnsi="맑은 고딕" w:cs="맑은 고딕"/>
-          <w:b/>
-          <w:bCs/>
-        </w:rPr>
-      </w:pPr>
-      <w:r>
-        <w:rPr>
-          <w:rFonts w:ascii="맑은 고딕" w:eastAsia="맑은 고딕" w:hAnsi="맑은 고딕" w:cs="맑은 고딕"/>
-          <w:b/>
-          <w:bCs/>
-        </w:rPr>
-        <w:t xml:space="preserve">    RenderComponent::render(commandList);</w:t>
-      </w:r>
-    </w:p>
-    <w:p>
-      <w:pPr>
-        <w:widowControl/>
-        <w:wordWrap/>
-        <w:autoSpaceDE/>
-        <w:autoSpaceDN/>
-        <w:spacing w:before="100" w:beforeAutospacing="1" w:after="100" w:afterAutospacing="1" w:line="240" w:lineRule="auto"/>
-        <w:jc w:val="left"/>
-        <w:rPr>
-          <w:rFonts w:ascii="맑은 고딕" w:eastAsia="맑은 고딕" w:hAnsi="맑은 고딕" w:cs="맑은 고딕"/>
-          <w:b/>
-          <w:bCs/>
-        </w:rPr>
-      </w:pPr>
-      <w:r>
-        <w:rPr>
-          <w:rFonts w:ascii="맑은 고딕" w:eastAsia="맑은 고딕" w:hAnsi="맑은 고딕" w:cs="맑은 고딕"/>
-          <w:b/>
-          <w:bCs/>
-        </w:rPr>
-        <w:t>}</w:t>
-      </w:r>
-    </w:p>
-    <w:p>
-      <w:pPr>
-        <w:widowControl/>
-        <w:wordWrap/>
-        <w:autoSpaceDE/>
-        <w:autoSpaceDN/>
-        <w:spacing w:before="100" w:beforeAutospacing="1" w:after="100" w:afterAutospacing="1" w:line="240" w:lineRule="auto"/>
-        <w:jc w:val="left"/>
-        <w:rPr>
-          <w:rFonts w:ascii="맑은 고딕" w:eastAsia="맑은 고딕" w:hAnsi="맑은 고딕" w:cs="맑은 고딕"/>
-          <w:b/>
-          <w:bCs/>
-        </w:rPr>
-      </w:pPr>
-      <w:r>
-        <w:rPr>
-          <w:rFonts w:ascii="맑은 고딕" w:eastAsia="맑은 고딕" w:hAnsi="맑은 고딕" w:cs="맑은 고딕"/>
-          <w:b/>
-          <w:bCs/>
-        </w:rPr>
-        <w:t xml:space="preserve">  렌더링 할 때 주의사항은 RenderComponent::render(commandList); 를 호출해야함 그래야 월드행렬이 업데이트 됨</w:t>
-      </w:r>
-    </w:p>
-    <w:p>
-      <w:pPr>
-        <w:widowControl/>
-        <w:wordWrap/>
-        <w:autoSpaceDE/>
-        <w:autoSpaceDN/>
-        <w:spacing w:before="100" w:beforeAutospacing="1" w:after="100" w:afterAutospacing="1" w:line="240" w:lineRule="auto"/>
-        <w:jc w:val="left"/>
-        <w:rPr>
-          <w:rFonts w:ascii="맑은 고딕" w:eastAsia="맑은 고딕" w:hAnsi="맑은 고딕" w:cs="맑은 고딕"/>
-          <w:b/>
-          <w:bCs/>
-        </w:rPr>
-      </w:pPr>
-      <w:r>
-        <w:rPr>
-          <w:rFonts w:ascii="맑은 고딕" w:eastAsia="맑은 고딕" w:hAnsi="맑은 고딕" w:cs="맑은 고딕"/>
-          <w:b/>
-          <w:bCs/>
-        </w:rPr>
-        <w:t>// hp 전용 셰이더</w:t>
-      </w:r>
-    </w:p>
-    <w:p>
-      <w:pPr>
-        <w:widowControl/>
-        <w:wordWrap/>
-        <w:autoSpaceDE/>
-        <w:autoSpaceDN/>
-        <w:spacing w:before="100" w:beforeAutospacing="1" w:after="100" w:afterAutospacing="1" w:line="240" w:lineRule="auto"/>
-        <w:jc w:val="left"/>
-        <w:rPr>
-          <w:rFonts w:ascii="맑은 고딕" w:eastAsia="맑은 고딕" w:hAnsi="맑은 고딕" w:cs="맑은 고딕"/>
-          <w:b/>
-          <w:bCs/>
-        </w:rPr>
-      </w:pPr>
-      <w:r>
-        <w:rPr>
-          <w:rFonts w:ascii="맑은 고딕" w:eastAsia="맑은 고딕" w:hAnsi="맑은 고딕" w:cs="맑은 고딕"/>
-          <w:b/>
-          <w:bCs/>
-        </w:rPr>
-        <w:t>float4 PS_HP_GLTF(VS_OUTPUT In) : SV_TARGET</w:t>
-      </w:r>
-    </w:p>
-    <w:p>
-      <w:pPr>
-        <w:widowControl/>
-        <w:wordWrap/>
-        <w:autoSpaceDE/>
-        <w:autoSpaceDN/>
-        <w:spacing w:before="100" w:beforeAutospacing="1" w:after="100" w:afterAutospacing="1" w:line="240" w:lineRule="auto"/>
-        <w:jc w:val="left"/>
-        <w:rPr>
-          <w:rFonts w:ascii="맑은 고딕" w:eastAsia="맑은 고딕" w:hAnsi="맑은 고딕" w:cs="맑은 고딕"/>
-          <w:b/>
-          <w:bCs/>
-        </w:rPr>
-      </w:pPr>
-      <w:r>
-        <w:rPr>
-          <w:rFonts w:ascii="맑은 고딕" w:eastAsia="맑은 고딕" w:hAnsi="맑은 고딕" w:cs="맑은 고딕"/>
-          <w:b/>
-          <w:bCs/>
-        </w:rPr>
-        <w:t>{</w:t>
-      </w:r>
-    </w:p>
-    <w:p>
-      <w:pPr>
-        <w:widowControl/>
-        <w:wordWrap/>
-        <w:autoSpaceDE/>
-        <w:autoSpaceDN/>
-        <w:spacing w:before="100" w:beforeAutospacing="1" w:after="100" w:afterAutospacing="1" w:line="240" w:lineRule="auto"/>
-        <w:jc w:val="left"/>
-        <w:rPr>
-          <w:rFonts w:ascii="맑은 고딕" w:eastAsia="맑은 고딕" w:hAnsi="맑은 고딕" w:cs="맑은 고딕"/>
-          <w:b/>
-          <w:bCs/>
-        </w:rPr>
-      </w:pPr>
-      <w:r>
-        <w:rPr>
-          <w:rFonts w:ascii="맑은 고딕" w:eastAsia="맑은 고딕" w:hAnsi="맑은 고딕" w:cs="맑은 고딕"/>
-          <w:b/>
-          <w:bCs/>
-        </w:rPr>
-        <w:t xml:space="preserve">     // 다른 부분은 기존의 PS_GLTF와 동일</w:t>
-      </w:r>
+        <w:t xml:space="preserve">    // float3(g_nHp / 100.0f, 0.0f, 0.0f</w:t>
+      </w:r>
+      <w:proofErr w:type="gramStart"/>
+      <w:r>
+        <w:rPr>
+          <w:rFonts w:ascii="맑은 고딕" w:eastAsia="맑은 고딕" w:hAnsi="맑은 고딕" w:cs="맑은 고딕"/>
+          <w:b/>
+          <w:bCs/>
+        </w:rPr>
+        <w:t>);</w:t>
+      </w:r>
+      <w:proofErr w:type="gramEnd"/>
     </w:p>
     <w:p>
       <w:pPr>
@@ -1598,169 +2373,36 @@
           <w:b/>
           <w:bCs/>
         </w:rPr>
-        <w:t xml:space="preserve">    float hp_r = (100 - g_nHp) / 100.0f;</w:t>
-      </w:r>
-    </w:p>
-    <w:p>
-      <w:pPr>
-        <w:widowControl/>
-        <w:wordWrap/>
-        <w:autoSpaceDE/>
-        <w:autoSpaceDN/>
-        <w:spacing w:before="100" w:beforeAutospacing="1" w:after="100" w:afterAutospacing="1" w:line="240" w:lineRule="auto"/>
-        <w:jc w:val="left"/>
-        <w:rPr>
-          <w:rFonts w:ascii="맑은 고딕" w:eastAsia="맑은 고딕" w:hAnsi="맑은 고딕" w:cs="맑은 고딕"/>
-          <w:b/>
-          <w:bCs/>
-        </w:rPr>
-      </w:pPr>
-      <w:r>
-        <w:rPr>
-          <w:rFonts w:ascii="맑은 고딕" w:eastAsia="맑은 고딕" w:hAnsi="맑은 고딕" w:cs="맑은 고딕"/>
-          <w:b/>
-          <w:bCs/>
-        </w:rPr>
-        <w:t xml:space="preserve">    if (color.r &lt; hp_r)</w:t>
-      </w:r>
-    </w:p>
-    <w:p>
-      <w:pPr>
-        <w:widowControl/>
-        <w:wordWrap/>
-        <w:autoSpaceDE/>
-        <w:autoSpaceDN/>
-        <w:spacing w:before="100" w:beforeAutospacing="1" w:after="100" w:afterAutospacing="1" w:line="240" w:lineRule="auto"/>
-        <w:jc w:val="left"/>
-        <w:rPr>
-          <w:rFonts w:ascii="맑은 고딕" w:eastAsia="맑은 고딕" w:hAnsi="맑은 고딕" w:cs="맑은 고딕"/>
-          <w:b/>
-          <w:bCs/>
-        </w:rPr>
-      </w:pPr>
-      <w:r>
-        <w:rPr>
-          <w:rFonts w:ascii="맑은 고딕" w:eastAsia="맑은 고딕" w:hAnsi="맑은 고딕" w:cs="맑은 고딕"/>
-          <w:b/>
-          <w:bCs/>
-        </w:rPr>
-        <w:t xml:space="preserve">    {</w:t>
-      </w:r>
-    </w:p>
-    <w:p>
-      <w:pPr>
-        <w:widowControl/>
-        <w:wordWrap/>
-        <w:autoSpaceDE/>
-        <w:autoSpaceDN/>
-        <w:spacing w:before="100" w:beforeAutospacing="1" w:after="100" w:afterAutospacing="1" w:line="240" w:lineRule="auto"/>
-        <w:jc w:val="left"/>
-        <w:rPr>
-          <w:rFonts w:ascii="맑은 고딕" w:eastAsia="맑은 고딕" w:hAnsi="맑은 고딕" w:cs="맑은 고딕"/>
-          <w:b/>
-          <w:bCs/>
-        </w:rPr>
-      </w:pPr>
-      <w:r>
-        <w:rPr>
-          <w:rFonts w:ascii="맑은 고딕" w:eastAsia="맑은 고딕" w:hAnsi="맑은 고딕" w:cs="맑은 고딕"/>
-          <w:b/>
-          <w:bCs/>
-        </w:rPr>
-        <w:t xml:space="preserve">        color.r = hp_r;</w:t>
-      </w:r>
-    </w:p>
-    <w:p>
-      <w:pPr>
-        <w:widowControl/>
-        <w:wordWrap/>
-        <w:autoSpaceDE/>
-        <w:autoSpaceDN/>
-        <w:spacing w:before="100" w:beforeAutospacing="1" w:after="100" w:afterAutospacing="1" w:line="240" w:lineRule="auto"/>
-        <w:jc w:val="left"/>
-        <w:rPr>
-          <w:rFonts w:ascii="맑은 고딕" w:eastAsia="맑은 고딕" w:hAnsi="맑은 고딕" w:cs="맑은 고딕"/>
-          <w:b/>
-          <w:bCs/>
-        </w:rPr>
-      </w:pPr>
-      <w:r>
-        <w:rPr>
-          <w:rFonts w:ascii="맑은 고딕" w:eastAsia="맑은 고딕" w:hAnsi="맑은 고딕" w:cs="맑은 고딕"/>
-          <w:b/>
-          <w:bCs/>
-        </w:rPr>
-        <w:t xml:space="preserve">    }</w:t>
-      </w:r>
-    </w:p>
-    <w:p>
-      <w:pPr>
-        <w:widowControl/>
-        <w:wordWrap/>
-        <w:autoSpaceDE/>
-        <w:autoSpaceDN/>
-        <w:spacing w:before="100" w:beforeAutospacing="1" w:after="100" w:afterAutospacing="1" w:line="240" w:lineRule="auto"/>
-        <w:jc w:val="left"/>
-        <w:rPr>
-          <w:rFonts w:ascii="맑은 고딕" w:eastAsia="맑은 고딕" w:hAnsi="맑은 고딕" w:cs="맑은 고딕"/>
-          <w:b/>
-          <w:bCs/>
-        </w:rPr>
-      </w:pPr>
-      <w:r>
-        <w:rPr>
-          <w:rFonts w:ascii="맑은 고딕" w:eastAsia="맑은 고딕" w:hAnsi="맑은 고딕" w:cs="맑은 고딕"/>
-          <w:b/>
-          <w:bCs/>
-        </w:rPr>
-        <w:t xml:space="preserve">    // float3(g_nHp / 100.0f, 0.0f, 0.0f);</w:t>
-      </w:r>
-    </w:p>
-    <w:p>
-      <w:pPr>
-        <w:widowControl/>
-        <w:wordWrap/>
-        <w:autoSpaceDE/>
-        <w:autoSpaceDN/>
-        <w:spacing w:before="100" w:beforeAutospacing="1" w:after="100" w:afterAutospacing="1" w:line="240" w:lineRule="auto"/>
-        <w:jc w:val="left"/>
-        <w:rPr>
-          <w:rFonts w:ascii="맑은 고딕" w:eastAsia="맑은 고딕" w:hAnsi="맑은 고딕" w:cs="맑은 고딕"/>
-          <w:b/>
-          <w:bCs/>
-        </w:rPr>
-      </w:pPr>
-      <w:r>
-        <w:rPr>
-          <w:rFonts w:ascii="맑은 고딕" w:eastAsia="맑은 고딕" w:hAnsi="맑은 고딕" w:cs="맑은 고딕"/>
-          <w:b/>
-          <w:bCs/>
-        </w:rPr>
-        <w:t xml:space="preserve">    </w:t>
-      </w:r>
-    </w:p>
-    <w:p>
-      <w:pPr>
-        <w:widowControl/>
-        <w:wordWrap/>
-        <w:autoSpaceDE/>
-        <w:autoSpaceDN/>
-        <w:spacing w:before="100" w:beforeAutospacing="1" w:after="100" w:afterAutospacing="1" w:line="240" w:lineRule="auto"/>
-        <w:jc w:val="left"/>
-        <w:rPr>
-          <w:rFonts w:ascii="맑은 고딕" w:eastAsia="맑은 고딕" w:hAnsi="맑은 고딕" w:cs="맑은 고딕"/>
-          <w:b/>
-          <w:bCs/>
-        </w:rPr>
-      </w:pPr>
-      <w:r>
-        <w:rPr>
-          <w:rFonts w:ascii="맑은 고딕" w:eastAsia="맑은 고딕" w:hAnsi="맑은 고딕" w:cs="맑은 고딕"/>
-          <w:b/>
-          <w:bCs/>
-        </w:rPr>
-        <w:t xml:space="preserve">    return float4(color, albedoMap.a);</w:t>
-      </w:r>
+        <w:t xml:space="preserve">    return float4(color, </w:t>
+      </w:r>
+      <w:proofErr w:type="gramStart"/>
+      <w:r>
+        <w:rPr>
+          <w:rFonts w:ascii="맑은 고딕" w:eastAsia="맑은 고딕" w:hAnsi="맑은 고딕" w:cs="맑은 고딕"/>
+          <w:b/>
+          <w:bCs/>
+        </w:rPr>
+        <w:t>albedoMap</w:t>
+      </w:r>
+      <w:proofErr w:type="gramEnd"/>
+      <w:r>
+        <w:rPr>
+          <w:rFonts w:ascii="맑은 고딕" w:eastAsia="맑은 고딕" w:hAnsi="맑은 고딕" w:cs="맑은 고딕"/>
+          <w:b/>
+          <w:bCs/>
+        </w:rPr>
+        <w:t>.a</w:t>
+      </w:r>
+      <w:proofErr w:type="gramStart"/>
+      <w:r>
+        <w:rPr>
+          <w:rFonts w:ascii="맑은 고딕" w:eastAsia="맑은 고딕" w:hAnsi="맑은 고딕" w:cs="맑은 고딕"/>
+          <w:b/>
+          <w:bCs/>
+        </w:rPr>
+        <w:t>);</w:t>
+      </w:r>
+      <w:proofErr w:type="gramEnd"/>
     </w:p>
     <w:p>
       <w:pPr>
@@ -1913,7 +2555,6 @@
           <w:b/>
           <w:bCs/>
         </w:rPr>
-        <w:lastRenderedPageBreak/>
         <w:t xml:space="preserve">      </w:t>
       </w:r>
       <w:r>
@@ -1924,7 +2565,29 @@
           <w:sz w:val="24"/>
           <w:szCs w:val="28"/>
         </w:rPr>
-        <w:t>기존 MaterialInfo에서 std::string shader_name = "gltf"; 를 따르는 문제점 발견</w:t>
+        <w:t xml:space="preserve">기존 MaterialInfo에서 </w:t>
+      </w:r>
+      <w:proofErr w:type="gramStart"/>
+      <w:r>
+        <w:rPr>
+          <w:rFonts w:ascii="맑은 고딕" w:eastAsia="맑은 고딕" w:hAnsi="맑은 고딕" w:cs="맑은 고딕"/>
+          <w:b/>
+          <w:bCs/>
+          <w:sz w:val="24"/>
+          <w:szCs w:val="28"/>
+        </w:rPr>
+        <w:t>std::</w:t>
+      </w:r>
+      <w:proofErr w:type="gramEnd"/>
+      <w:r>
+        <w:rPr>
+          <w:rFonts w:ascii="맑은 고딕" w:eastAsia="맑은 고딕" w:hAnsi="맑은 고딕" w:cs="맑은 고딕"/>
+          <w:b/>
+          <w:bCs/>
+          <w:sz w:val="24"/>
+          <w:szCs w:val="28"/>
+        </w:rPr>
+        <w:t>string shader_name = "gltf"; 를 따르는 문제점 발견</w:t>
       </w:r>
     </w:p>
     <w:p>
@@ -2024,7 +2687,25 @@
           <w:b/>
           <w:bCs/>
         </w:rPr>
-        <w:t xml:space="preserve"> 때 set을 한번만 하고 같은 쉐이더를 사용하는 오브젝트를 전부 렌더링 한다.</w:t>
+        <w:t xml:space="preserve"> 때 set을 </w:t>
+      </w:r>
+      <w:proofErr w:type="gramStart"/>
+      <w:r>
+        <w:rPr>
+          <w:rFonts w:ascii="맑은 고딕" w:eastAsia="맑은 고딕" w:hAnsi="맑은 고딕" w:cs="맑은 고딕"/>
+          <w:b/>
+          <w:bCs/>
+        </w:rPr>
+        <w:t>한번만</w:t>
+      </w:r>
+      <w:proofErr w:type="gramEnd"/>
+      <w:r>
+        <w:rPr>
+          <w:rFonts w:ascii="맑은 고딕" w:eastAsia="맑은 고딕" w:hAnsi="맑은 고딕" w:cs="맑은 고딕"/>
+          <w:b/>
+          <w:bCs/>
+        </w:rPr>
+        <w:t xml:space="preserve"> 하고 같은 쉐이더를 사용하는 오브젝트를 전부 렌더링 한다.</w:t>
       </w:r>
     </w:p>
     <w:p>
@@ -2085,30 +2766,102 @@
           <w:b/>
           <w:bCs/>
         </w:rPr>
-        <w:t xml:space="preserve">      gltfmesh의 경우 렌더링을 하게 되면 ResourceManager::bind_material이 호출된다.</w:t>
-      </w:r>
-    </w:p>
-    <w:p>
-      <w:pPr>
-        <w:widowControl/>
-        <w:wordWrap/>
-        <w:autoSpaceDE/>
-        <w:autoSpaceDN/>
-        <w:spacing w:before="100" w:beforeAutospacing="1" w:after="100" w:afterAutospacing="1" w:line="240" w:lineRule="auto"/>
-        <w:jc w:val="left"/>
-        <w:rPr>
-          <w:rFonts w:ascii="맑은 고딕" w:eastAsia="맑은 고딕" w:hAnsi="맑은 고딕" w:cs="맑은 고딕"/>
-          <w:b/>
-          <w:bCs/>
-        </w:rPr>
-      </w:pPr>
-      <w:r>
-        <w:rPr>
-          <w:rFonts w:ascii="맑은 고딕" w:eastAsia="맑은 고딕" w:hAnsi="맑은 고딕" w:cs="맑은 고딕"/>
-          <w:b/>
-          <w:bCs/>
-        </w:rPr>
-        <w:t>void ResourceManager::bind_material(const std::string&amp; material_name, ID3D12GraphicsCommandList* command_list)</w:t>
+        <w:t xml:space="preserve">      gltfmesh의 경우 렌더링을 하게 되면 </w:t>
+      </w:r>
+      <w:proofErr w:type="gramStart"/>
+      <w:r>
+        <w:rPr>
+          <w:rFonts w:ascii="맑은 고딕" w:eastAsia="맑은 고딕" w:hAnsi="맑은 고딕" w:cs="맑은 고딕"/>
+          <w:b/>
+          <w:bCs/>
+        </w:rPr>
+        <w:t>ResourceManager::</w:t>
+      </w:r>
+      <w:proofErr w:type="gramEnd"/>
+      <w:r>
+        <w:rPr>
+          <w:rFonts w:ascii="맑은 고딕" w:eastAsia="맑은 고딕" w:hAnsi="맑은 고딕" w:cs="맑은 고딕"/>
+          <w:b/>
+          <w:bCs/>
+        </w:rPr>
+        <w:t>bind_material이 호출된다.</w:t>
+      </w:r>
+    </w:p>
+    <w:p>
+      <w:pPr>
+        <w:widowControl/>
+        <w:wordWrap/>
+        <w:autoSpaceDE/>
+        <w:autoSpaceDN/>
+        <w:spacing w:before="100" w:beforeAutospacing="1" w:after="100" w:afterAutospacing="1" w:line="240" w:lineRule="auto"/>
+        <w:jc w:val="left"/>
+        <w:rPr>
+          <w:rFonts w:ascii="맑은 고딕" w:eastAsia="맑은 고딕" w:hAnsi="맑은 고딕" w:cs="맑은 고딕"/>
+          <w:b/>
+          <w:bCs/>
+        </w:rPr>
+      </w:pPr>
+      <w:r>
+        <w:rPr>
+          <w:rFonts w:ascii="맑은 고딕" w:eastAsia="맑은 고딕" w:hAnsi="맑은 고딕" w:cs="맑은 고딕"/>
+          <w:b/>
+          <w:bCs/>
+        </w:rPr>
+        <w:t xml:space="preserve">void </w:t>
+      </w:r>
+      <w:proofErr w:type="gramStart"/>
+      <w:r>
+        <w:rPr>
+          <w:rFonts w:ascii="맑은 고딕" w:eastAsia="맑은 고딕" w:hAnsi="맑은 고딕" w:cs="맑은 고딕"/>
+          <w:b/>
+          <w:bCs/>
+        </w:rPr>
+        <w:t>ResourceManager::</w:t>
+      </w:r>
+      <w:proofErr w:type="gramEnd"/>
+      <w:r>
+        <w:rPr>
+          <w:rFonts w:ascii="맑은 고딕" w:eastAsia="맑은 고딕" w:hAnsi="맑은 고딕" w:cs="맑은 고딕"/>
+          <w:b/>
+          <w:bCs/>
+        </w:rPr>
+        <w:t>bind_</w:t>
+      </w:r>
+      <w:proofErr w:type="gramStart"/>
+      <w:r>
+        <w:rPr>
+          <w:rFonts w:ascii="맑은 고딕" w:eastAsia="맑은 고딕" w:hAnsi="맑은 고딕" w:cs="맑은 고딕"/>
+          <w:b/>
+          <w:bCs/>
+        </w:rPr>
+        <w:t>material(</w:t>
+      </w:r>
+      <w:proofErr w:type="gramEnd"/>
+      <w:r>
+        <w:rPr>
+          <w:rFonts w:ascii="맑은 고딕" w:eastAsia="맑은 고딕" w:hAnsi="맑은 고딕" w:cs="맑은 고딕"/>
+          <w:b/>
+          <w:bCs/>
+        </w:rPr>
+        <w:t xml:space="preserve">const </w:t>
+      </w:r>
+      <w:proofErr w:type="gramStart"/>
+      <w:r>
+        <w:rPr>
+          <w:rFonts w:ascii="맑은 고딕" w:eastAsia="맑은 고딕" w:hAnsi="맑은 고딕" w:cs="맑은 고딕"/>
+          <w:b/>
+          <w:bCs/>
+        </w:rPr>
+        <w:t>std::</w:t>
+      </w:r>
+      <w:proofErr w:type="gramEnd"/>
+      <w:r>
+        <w:rPr>
+          <w:rFonts w:ascii="맑은 고딕" w:eastAsia="맑은 고딕" w:hAnsi="맑은 고딕" w:cs="맑은 고딕"/>
+          <w:b/>
+          <w:bCs/>
+        </w:rPr>
+        <w:t>string&amp; material_name, ID3D12GraphicsCommandList* command_list)</w:t>
       </w:r>
     </w:p>
     <w:p>
@@ -2154,69 +2907,117 @@
           <w:b/>
           <w:bCs/>
         </w:rPr>
-        <w:t xml:space="preserve">    auto it = _materials.find(material_name);</w:t>
-      </w:r>
-    </w:p>
-    <w:p>
-      <w:pPr>
-        <w:widowControl/>
-        <w:wordWrap/>
-        <w:autoSpaceDE/>
-        <w:autoSpaceDN/>
-        <w:spacing w:before="100" w:beforeAutospacing="1" w:after="100" w:afterAutospacing="1" w:line="240" w:lineRule="auto"/>
-        <w:jc w:val="left"/>
-        <w:rPr>
-          <w:rFonts w:ascii="맑은 고딕" w:eastAsia="맑은 고딕" w:hAnsi="맑은 고딕" w:cs="맑은 고딕"/>
-          <w:b/>
-          <w:bCs/>
-        </w:rPr>
-      </w:pPr>
-    </w:p>
-    <w:p>
-      <w:pPr>
-        <w:widowControl/>
-        <w:wordWrap/>
-        <w:autoSpaceDE/>
-        <w:autoSpaceDN/>
-        <w:spacing w:before="100" w:beforeAutospacing="1" w:after="100" w:afterAutospacing="1" w:line="240" w:lineRule="auto"/>
-        <w:jc w:val="left"/>
-        <w:rPr>
-          <w:rFonts w:ascii="맑은 고딕" w:eastAsia="맑은 고딕" w:hAnsi="맑은 고딕" w:cs="맑은 고딕"/>
-          <w:b/>
-          <w:bCs/>
-        </w:rPr>
-      </w:pPr>
-      <w:r>
-        <w:rPr>
-          <w:rFonts w:ascii="맑은 고딕" w:eastAsia="맑은 고딕" w:hAnsi="맑은 고딕" w:cs="맑은 고딕"/>
-          <w:b/>
-          <w:bCs/>
-        </w:rPr>
-        <w:t xml:space="preserve">    MaterialInfo &amp; mat_info = it-&gt;second;</w:t>
-      </w:r>
-    </w:p>
-    <w:p>
-      <w:pPr>
-        <w:widowControl/>
-        <w:wordWrap/>
-        <w:autoSpaceDE/>
-        <w:autoSpaceDN/>
-        <w:spacing w:before="100" w:beforeAutospacing="1" w:after="100" w:afterAutospacing="1" w:line="240" w:lineRule="auto"/>
-        <w:jc w:val="left"/>
-        <w:rPr>
-          <w:rFonts w:ascii="맑은 고딕" w:eastAsia="맑은 고딕" w:hAnsi="맑은 고딕" w:cs="맑은 고딕"/>
-          <w:b/>
-          <w:bCs/>
-        </w:rPr>
-      </w:pPr>
-      <w:r>
-        <w:rPr>
-          <w:rFonts w:ascii="맑은 고딕" w:eastAsia="맑은 고딕" w:hAnsi="맑은 고딕" w:cs="맑은 고딕"/>
-          <w:b/>
-          <w:bCs/>
-        </w:rPr>
-        <w:t xml:space="preserve">    auto renderer = Renderer::instance();</w:t>
-      </w:r>
+        <w:t xml:space="preserve">    auto it = _</w:t>
+      </w:r>
+      <w:proofErr w:type="gramStart"/>
+      <w:r>
+        <w:rPr>
+          <w:rFonts w:ascii="맑은 고딕" w:eastAsia="맑은 고딕" w:hAnsi="맑은 고딕" w:cs="맑은 고딕"/>
+          <w:b/>
+          <w:bCs/>
+        </w:rPr>
+        <w:t>materials.find</w:t>
+      </w:r>
+      <w:proofErr w:type="gramEnd"/>
+      <w:r>
+        <w:rPr>
+          <w:rFonts w:ascii="맑은 고딕" w:eastAsia="맑은 고딕" w:hAnsi="맑은 고딕" w:cs="맑은 고딕"/>
+          <w:b/>
+          <w:bCs/>
+        </w:rPr>
+        <w:t>(material_name</w:t>
+      </w:r>
+      <w:proofErr w:type="gramStart"/>
+      <w:r>
+        <w:rPr>
+          <w:rFonts w:ascii="맑은 고딕" w:eastAsia="맑은 고딕" w:hAnsi="맑은 고딕" w:cs="맑은 고딕"/>
+          <w:b/>
+          <w:bCs/>
+        </w:rPr>
+        <w:t>);</w:t>
+      </w:r>
+      <w:proofErr w:type="gramEnd"/>
+    </w:p>
+    <w:p>
+      <w:pPr>
+        <w:widowControl/>
+        <w:wordWrap/>
+        <w:autoSpaceDE/>
+        <w:autoSpaceDN/>
+        <w:spacing w:before="100" w:beforeAutospacing="1" w:after="100" w:afterAutospacing="1" w:line="240" w:lineRule="auto"/>
+        <w:jc w:val="left"/>
+        <w:rPr>
+          <w:rFonts w:ascii="맑은 고딕" w:eastAsia="맑은 고딕" w:hAnsi="맑은 고딕" w:cs="맑은 고딕"/>
+          <w:b/>
+          <w:bCs/>
+        </w:rPr>
+      </w:pPr>
+    </w:p>
+    <w:p>
+      <w:pPr>
+        <w:widowControl/>
+        <w:wordWrap/>
+        <w:autoSpaceDE/>
+        <w:autoSpaceDN/>
+        <w:spacing w:before="100" w:beforeAutospacing="1" w:after="100" w:afterAutospacing="1" w:line="240" w:lineRule="auto"/>
+        <w:jc w:val="left"/>
+        <w:rPr>
+          <w:rFonts w:ascii="맑은 고딕" w:eastAsia="맑은 고딕" w:hAnsi="맑은 고딕" w:cs="맑은 고딕"/>
+          <w:b/>
+          <w:bCs/>
+        </w:rPr>
+      </w:pPr>
+      <w:r>
+        <w:rPr>
+          <w:rFonts w:ascii="맑은 고딕" w:eastAsia="맑은 고딕" w:hAnsi="맑은 고딕" w:cs="맑은 고딕"/>
+          <w:b/>
+          <w:bCs/>
+        </w:rPr>
+        <w:t xml:space="preserve">    MaterialInfo &amp; mat_info = it-&gt;</w:t>
+      </w:r>
+      <w:proofErr w:type="gramStart"/>
+      <w:r>
+        <w:rPr>
+          <w:rFonts w:ascii="맑은 고딕" w:eastAsia="맑은 고딕" w:hAnsi="맑은 고딕" w:cs="맑은 고딕"/>
+          <w:b/>
+          <w:bCs/>
+        </w:rPr>
+        <w:t>second;</w:t>
+      </w:r>
+      <w:proofErr w:type="gramEnd"/>
+    </w:p>
+    <w:p>
+      <w:pPr>
+        <w:widowControl/>
+        <w:wordWrap/>
+        <w:autoSpaceDE/>
+        <w:autoSpaceDN/>
+        <w:spacing w:before="100" w:beforeAutospacing="1" w:after="100" w:afterAutospacing="1" w:line="240" w:lineRule="auto"/>
+        <w:jc w:val="left"/>
+        <w:rPr>
+          <w:rFonts w:ascii="맑은 고딕" w:eastAsia="맑은 고딕" w:hAnsi="맑은 고딕" w:cs="맑은 고딕"/>
+          <w:b/>
+          <w:bCs/>
+        </w:rPr>
+      </w:pPr>
+      <w:r>
+        <w:rPr>
+          <w:rFonts w:ascii="맑은 고딕" w:eastAsia="맑은 고딕" w:hAnsi="맑은 고딕" w:cs="맑은 고딕"/>
+          <w:b/>
+          <w:bCs/>
+        </w:rPr>
+        <w:t xml:space="preserve">    auto renderer = </w:t>
+      </w:r>
+      <w:proofErr w:type="gramStart"/>
+      <w:r>
+        <w:rPr>
+          <w:rFonts w:ascii="맑은 고딕" w:eastAsia="맑은 고딕" w:hAnsi="맑은 고딕" w:cs="맑은 고딕"/>
+          <w:b/>
+          <w:bCs/>
+        </w:rPr>
+        <w:t>Renderer::instance();</w:t>
+      </w:r>
+      <w:proofErr w:type="gramEnd"/>
     </w:p>
     <w:p>
       <w:pPr>
@@ -2261,136 +3062,265 @@
           <w:b/>
           <w:bCs/>
         </w:rPr>
-        <w:t xml:space="preserve">    // 1. 셰이더 이름으로 Renderer에서 PSO와 Root Signature를 직접 가져와 바인딩</w:t>
-      </w:r>
-    </w:p>
-    <w:p>
-      <w:pPr>
-        <w:widowControl/>
-        <w:wordWrap/>
-        <w:autoSpaceDE/>
-        <w:autoSpaceDN/>
-        <w:spacing w:before="100" w:beforeAutospacing="1" w:after="100" w:afterAutospacing="1" w:line="240" w:lineRule="auto"/>
-        <w:jc w:val="left"/>
-        <w:rPr>
-          <w:rFonts w:ascii="맑은 고딕" w:eastAsia="맑은 고딕" w:hAnsi="맑은 고딕" w:cs="맑은 고딕"/>
-          <w:b/>
-          <w:bCs/>
-        </w:rPr>
-      </w:pPr>
-      <w:r>
-        <w:rPr>
-          <w:rFonts w:ascii="맑은 고딕" w:eastAsia="맑은 고딕" w:hAnsi="맑은 고딕" w:cs="맑은 고딕"/>
-          <w:b/>
-          <w:bCs/>
-        </w:rPr>
-        <w:t xml:space="preserve">    //    (규칙: PSO와 Root Signature는 같은 이름을 공유)</w:t>
-      </w:r>
-    </w:p>
-    <w:p>
-      <w:pPr>
-        <w:widowControl/>
-        <w:wordWrap/>
-        <w:autoSpaceDE/>
-        <w:autoSpaceDN/>
-        <w:spacing w:before="100" w:beforeAutospacing="1" w:after="100" w:afterAutospacing="1" w:line="240" w:lineRule="auto"/>
-        <w:jc w:val="left"/>
-        <w:rPr>
-          <w:rFonts w:ascii="맑은 고딕" w:eastAsia="맑은 고딕" w:hAnsi="맑은 고딕" w:cs="맑은 고딕"/>
-          <w:b/>
-          <w:bCs/>
-        </w:rPr>
-      </w:pPr>
-      <w:r>
-        <w:rPr>
-          <w:rFonts w:ascii="맑은 고딕" w:eastAsia="맑은 고딕" w:hAnsi="맑은 고딕" w:cs="맑은 고딕"/>
-          <w:b/>
-          <w:bCs/>
-        </w:rPr>
-        <w:t xml:space="preserve">    auto root_signature = renderer-&gt;get_root_signature(mat_info.shader_name);</w:t>
-      </w:r>
-    </w:p>
-    <w:p>
-      <w:pPr>
-        <w:widowControl/>
-        <w:wordWrap/>
-        <w:autoSpaceDE/>
-        <w:autoSpaceDN/>
-        <w:spacing w:before="100" w:beforeAutospacing="1" w:after="100" w:afterAutospacing="1" w:line="240" w:lineRule="auto"/>
-        <w:jc w:val="left"/>
-        <w:rPr>
-          <w:rFonts w:ascii="맑은 고딕" w:eastAsia="맑은 고딕" w:hAnsi="맑은 고딕" w:cs="맑은 고딕"/>
-          <w:b/>
-          <w:bCs/>
-        </w:rPr>
-      </w:pPr>
-      <w:r>
-        <w:rPr>
-          <w:rFonts w:ascii="맑은 고딕" w:eastAsia="맑은 고딕" w:hAnsi="맑은 고딕" w:cs="맑은 고딕"/>
-          <w:b/>
-          <w:bCs/>
-        </w:rPr>
-        <w:t xml:space="preserve">    auto pso = renderer-&gt;get_pso(mat_info.shader_name);</w:t>
-      </w:r>
-    </w:p>
-    <w:p>
-      <w:pPr>
-        <w:widowControl/>
-        <w:wordWrap/>
-        <w:autoSpaceDE/>
-        <w:autoSpaceDN/>
-        <w:spacing w:before="100" w:beforeAutospacing="1" w:after="100" w:afterAutospacing="1" w:line="240" w:lineRule="auto"/>
-        <w:jc w:val="left"/>
-        <w:rPr>
-          <w:rFonts w:ascii="맑은 고딕" w:eastAsia="맑은 고딕" w:hAnsi="맑은 고딕" w:cs="맑은 고딕"/>
-          <w:b/>
-          <w:bCs/>
-        </w:rPr>
-      </w:pPr>
-    </w:p>
-    <w:p>
-      <w:pPr>
-        <w:widowControl/>
-        <w:wordWrap/>
-        <w:autoSpaceDE/>
-        <w:autoSpaceDN/>
-        <w:spacing w:before="100" w:beforeAutospacing="1" w:after="100" w:afterAutospacing="1" w:line="240" w:lineRule="auto"/>
-        <w:jc w:val="left"/>
-        <w:rPr>
-          <w:rFonts w:ascii="맑은 고딕" w:eastAsia="맑은 고딕" w:hAnsi="맑은 고딕" w:cs="맑은 고딕"/>
-          <w:b/>
-          <w:bCs/>
-        </w:rPr>
-      </w:pPr>
-      <w:r>
-        <w:rPr>
-          <w:rFonts w:ascii="맑은 고딕" w:eastAsia="맑은 고딕" w:hAnsi="맑은 고딕" w:cs="맑은 고딕"/>
-          <w:b/>
-          <w:bCs/>
-        </w:rPr>
-        <w:t xml:space="preserve">    if (!root_signature || !pso) {</w:t>
-      </w:r>
-    </w:p>
-    <w:p>
-      <w:pPr>
-        <w:widowControl/>
-        <w:wordWrap/>
-        <w:autoSpaceDE/>
-        <w:autoSpaceDN/>
-        <w:spacing w:before="100" w:beforeAutospacing="1" w:after="100" w:afterAutospacing="1" w:line="240" w:lineRule="auto"/>
-        <w:jc w:val="left"/>
-        <w:rPr>
-          <w:rFonts w:ascii="맑은 고딕" w:eastAsia="맑은 고딕" w:hAnsi="맑은 고딕" w:cs="맑은 고딕"/>
-          <w:b/>
-          <w:bCs/>
-        </w:rPr>
-      </w:pPr>
-      <w:r>
-        <w:rPr>
-          <w:rFonts w:ascii="맑은 고딕" w:eastAsia="맑은 고딕" w:hAnsi="맑은 고딕" w:cs="맑은 고딕"/>
-          <w:b/>
-          <w:bCs/>
-        </w:rPr>
+        <w:t xml:space="preserve">    </w:t>
+      </w:r>
+      <w:proofErr w:type="gramStart"/>
+      <w:r>
+        <w:rPr>
+          <w:rFonts w:ascii="맑은 고딕" w:eastAsia="맑은 고딕" w:hAnsi="맑은 고딕" w:cs="맑은 고딕"/>
+          <w:b/>
+          <w:bCs/>
+        </w:rPr>
+        <w:t>// 1</w:t>
+      </w:r>
+      <w:proofErr w:type="gramEnd"/>
+      <w:r>
+        <w:rPr>
+          <w:rFonts w:ascii="맑은 고딕" w:eastAsia="맑은 고딕" w:hAnsi="맑은 고딕" w:cs="맑은 고딕"/>
+          <w:b/>
+          <w:bCs/>
+        </w:rPr>
+        <w:t>. 셰이더 이름으로 Renderer에서 PSO와 Root Signature를 직접 가져와 바인딩</w:t>
+      </w:r>
+    </w:p>
+    <w:p>
+      <w:pPr>
+        <w:widowControl/>
+        <w:wordWrap/>
+        <w:autoSpaceDE/>
+        <w:autoSpaceDN/>
+        <w:spacing w:before="100" w:beforeAutospacing="1" w:after="100" w:afterAutospacing="1" w:line="240" w:lineRule="auto"/>
+        <w:jc w:val="left"/>
+        <w:rPr>
+          <w:rFonts w:ascii="맑은 고딕" w:eastAsia="맑은 고딕" w:hAnsi="맑은 고딕" w:cs="맑은 고딕"/>
+          <w:b/>
+          <w:bCs/>
+        </w:rPr>
+      </w:pPr>
+      <w:r>
+        <w:rPr>
+          <w:rFonts w:ascii="맑은 고딕" w:eastAsia="맑은 고딕" w:hAnsi="맑은 고딕" w:cs="맑은 고딕"/>
+          <w:b/>
+          <w:bCs/>
+        </w:rPr>
+        <w:t xml:space="preserve">    </w:t>
+      </w:r>
+      <w:proofErr w:type="gramStart"/>
+      <w:r>
+        <w:rPr>
+          <w:rFonts w:ascii="맑은 고딕" w:eastAsia="맑은 고딕" w:hAnsi="맑은 고딕" w:cs="맑은 고딕"/>
+          <w:b/>
+          <w:bCs/>
+        </w:rPr>
+        <w:t xml:space="preserve">//  </w:t>
+      </w:r>
+      <w:proofErr w:type="gramEnd"/>
+      <w:r>
+        <w:rPr>
+          <w:rFonts w:ascii="맑은 고딕" w:eastAsia="맑은 고딕" w:hAnsi="맑은 고딕" w:cs="맑은 고딕"/>
+          <w:b/>
+          <w:bCs/>
+        </w:rPr>
+        <w:t xml:space="preserve">  (규칙: PSO와 Root Signature는 같은 이름을 공유)</w:t>
+      </w:r>
+    </w:p>
+    <w:p>
+      <w:pPr>
+        <w:widowControl/>
+        <w:wordWrap/>
+        <w:autoSpaceDE/>
+        <w:autoSpaceDN/>
+        <w:spacing w:before="100" w:beforeAutospacing="1" w:after="100" w:afterAutospacing="1" w:line="240" w:lineRule="auto"/>
+        <w:jc w:val="left"/>
+        <w:rPr>
+          <w:rFonts w:ascii="맑은 고딕" w:eastAsia="맑은 고딕" w:hAnsi="맑은 고딕" w:cs="맑은 고딕"/>
+          <w:b/>
+          <w:bCs/>
+        </w:rPr>
+      </w:pPr>
+      <w:r>
+        <w:rPr>
+          <w:rFonts w:ascii="맑은 고딕" w:eastAsia="맑은 고딕" w:hAnsi="맑은 고딕" w:cs="맑은 고딕"/>
+          <w:b/>
+          <w:bCs/>
+        </w:rPr>
+        <w:t xml:space="preserve">    auto root_signature = renderer-&gt;get_root_signature(mat_</w:t>
+      </w:r>
+      <w:proofErr w:type="gramStart"/>
+      <w:r>
+        <w:rPr>
+          <w:rFonts w:ascii="맑은 고딕" w:eastAsia="맑은 고딕" w:hAnsi="맑은 고딕" w:cs="맑은 고딕"/>
+          <w:b/>
+          <w:bCs/>
+        </w:rPr>
+        <w:t>info.shader</w:t>
+      </w:r>
+      <w:proofErr w:type="gramEnd"/>
+      <w:r>
+        <w:rPr>
+          <w:rFonts w:ascii="맑은 고딕" w:eastAsia="맑은 고딕" w:hAnsi="맑은 고딕" w:cs="맑은 고딕"/>
+          <w:b/>
+          <w:bCs/>
+        </w:rPr>
+        <w:t>_name</w:t>
+      </w:r>
+      <w:proofErr w:type="gramStart"/>
+      <w:r>
+        <w:rPr>
+          <w:rFonts w:ascii="맑은 고딕" w:eastAsia="맑은 고딕" w:hAnsi="맑은 고딕" w:cs="맑은 고딕"/>
+          <w:b/>
+          <w:bCs/>
+        </w:rPr>
+        <w:t>);</w:t>
+      </w:r>
+      <w:proofErr w:type="gramEnd"/>
+    </w:p>
+    <w:p>
+      <w:pPr>
+        <w:widowControl/>
+        <w:wordWrap/>
+        <w:autoSpaceDE/>
+        <w:autoSpaceDN/>
+        <w:spacing w:before="100" w:beforeAutospacing="1" w:after="100" w:afterAutospacing="1" w:line="240" w:lineRule="auto"/>
+        <w:jc w:val="left"/>
+        <w:rPr>
+          <w:rFonts w:ascii="맑은 고딕" w:eastAsia="맑은 고딕" w:hAnsi="맑은 고딕" w:cs="맑은 고딕"/>
+          <w:b/>
+          <w:bCs/>
+        </w:rPr>
+      </w:pPr>
+      <w:r>
+        <w:rPr>
+          <w:rFonts w:ascii="맑은 고딕" w:eastAsia="맑은 고딕" w:hAnsi="맑은 고딕" w:cs="맑은 고딕"/>
+          <w:b/>
+          <w:bCs/>
+        </w:rPr>
+        <w:t xml:space="preserve">    auto pso = renderer-&gt;get_pso(mat_</w:t>
+      </w:r>
+      <w:proofErr w:type="gramStart"/>
+      <w:r>
+        <w:rPr>
+          <w:rFonts w:ascii="맑은 고딕" w:eastAsia="맑은 고딕" w:hAnsi="맑은 고딕" w:cs="맑은 고딕"/>
+          <w:b/>
+          <w:bCs/>
+        </w:rPr>
+        <w:t>info.shader</w:t>
+      </w:r>
+      <w:proofErr w:type="gramEnd"/>
+      <w:r>
+        <w:rPr>
+          <w:rFonts w:ascii="맑은 고딕" w:eastAsia="맑은 고딕" w:hAnsi="맑은 고딕" w:cs="맑은 고딕"/>
+          <w:b/>
+          <w:bCs/>
+        </w:rPr>
+        <w:t>_name</w:t>
+      </w:r>
+      <w:proofErr w:type="gramStart"/>
+      <w:r>
+        <w:rPr>
+          <w:rFonts w:ascii="맑은 고딕" w:eastAsia="맑은 고딕" w:hAnsi="맑은 고딕" w:cs="맑은 고딕"/>
+          <w:b/>
+          <w:bCs/>
+        </w:rPr>
+        <w:t>);</w:t>
+      </w:r>
+      <w:proofErr w:type="gramEnd"/>
+    </w:p>
+    <w:p>
+      <w:pPr>
+        <w:widowControl/>
+        <w:wordWrap/>
+        <w:autoSpaceDE/>
+        <w:autoSpaceDN/>
+        <w:spacing w:before="100" w:beforeAutospacing="1" w:after="100" w:afterAutospacing="1" w:line="240" w:lineRule="auto"/>
+        <w:jc w:val="left"/>
+        <w:rPr>
+          <w:rFonts w:ascii="맑은 고딕" w:eastAsia="맑은 고딕" w:hAnsi="맑은 고딕" w:cs="맑은 고딕"/>
+          <w:b/>
+          <w:bCs/>
+        </w:rPr>
+      </w:pPr>
+    </w:p>
+    <w:p>
+      <w:pPr>
+        <w:widowControl/>
+        <w:wordWrap/>
+        <w:autoSpaceDE/>
+        <w:autoSpaceDN/>
+        <w:spacing w:before="100" w:beforeAutospacing="1" w:after="100" w:afterAutospacing="1" w:line="240" w:lineRule="auto"/>
+        <w:jc w:val="left"/>
+        <w:rPr>
+          <w:rFonts w:ascii="맑은 고딕" w:eastAsia="맑은 고딕" w:hAnsi="맑은 고딕" w:cs="맑은 고딕"/>
+          <w:b/>
+          <w:bCs/>
+        </w:rPr>
+      </w:pPr>
+      <w:r>
+        <w:rPr>
+          <w:rFonts w:ascii="맑은 고딕" w:eastAsia="맑은 고딕" w:hAnsi="맑은 고딕" w:cs="맑은 고딕"/>
+          <w:b/>
+          <w:bCs/>
+        </w:rPr>
+        <w:t xml:space="preserve">    if </w:t>
+      </w:r>
+      <w:proofErr w:type="gramStart"/>
+      <w:r>
+        <w:rPr>
+          <w:rFonts w:ascii="맑은 고딕" w:eastAsia="맑은 고딕" w:hAnsi="맑은 고딕" w:cs="맑은 고딕"/>
+          <w:b/>
+          <w:bCs/>
+        </w:rPr>
+        <w:t>(!root</w:t>
+      </w:r>
+      <w:proofErr w:type="gramEnd"/>
+      <w:r>
+        <w:rPr>
+          <w:rFonts w:ascii="맑은 고딕" w:eastAsia="맑은 고딕" w:hAnsi="맑은 고딕" w:cs="맑은 고딕"/>
+          <w:b/>
+          <w:bCs/>
+        </w:rPr>
+        <w:t>_signature |</w:t>
+      </w:r>
+      <w:proofErr w:type="gramStart"/>
+      <w:r>
+        <w:rPr>
+          <w:rFonts w:ascii="맑은 고딕" w:eastAsia="맑은 고딕" w:hAnsi="맑은 고딕" w:cs="맑은 고딕"/>
+          <w:b/>
+          <w:bCs/>
+        </w:rPr>
+        <w:t>| !pso</w:t>
+      </w:r>
+      <w:proofErr w:type="gramEnd"/>
+      <w:r>
+        <w:rPr>
+          <w:rFonts w:ascii="맑은 고딕" w:eastAsia="맑은 고딕" w:hAnsi="맑은 고딕" w:cs="맑은 고딕"/>
+          <w:b/>
+          <w:bCs/>
+        </w:rPr>
+        <w:t>) {</w:t>
+      </w:r>
+    </w:p>
+    <w:p>
+      <w:pPr>
+        <w:widowControl/>
+        <w:wordWrap/>
+        <w:autoSpaceDE/>
+        <w:autoSpaceDN/>
+        <w:spacing w:before="100" w:beforeAutospacing="1" w:after="100" w:afterAutospacing="1" w:line="240" w:lineRule="auto"/>
+        <w:jc w:val="left"/>
+        <w:rPr>
+          <w:rFonts w:ascii="맑은 고딕" w:eastAsia="맑은 고딕" w:hAnsi="맑은 고딕" w:cs="맑은 고딕"/>
+          <w:b/>
+          <w:bCs/>
+        </w:rPr>
+      </w:pPr>
+      <w:r>
+        <w:rPr>
+          <w:rFonts w:ascii="맑은 고딕" w:eastAsia="맑은 고딕" w:hAnsi="맑은 고딕" w:cs="맑은 고딕"/>
+          <w:b/>
+          <w:bCs/>
+        </w:rPr>
+        <w:lastRenderedPageBreak/>
         <w:t xml:space="preserve">        //렌더러에 해당 이름으로 리소스가 등록되었는지 확인</w:t>
       </w:r>
     </w:p>
@@ -2414,8 +3344,736 @@
           <w:b/>
           <w:bCs/>
         </w:rPr>
-        <w:t xml:space="preserve">        //CERROR("Failed to get RootSignature or PSO from Renderer for shader : " &lt;&lt; mat_info.shader_name);</w:t>
-      </w:r>
+        <w:t xml:space="preserve">        //</w:t>
+      </w:r>
+      <w:proofErr w:type="gramStart"/>
+      <w:r>
+        <w:rPr>
+          <w:rFonts w:ascii="맑은 고딕" w:eastAsia="맑은 고딕" w:hAnsi="맑은 고딕" w:cs="맑은 고딕"/>
+          <w:b/>
+          <w:bCs/>
+        </w:rPr>
+        <w:t>CERROR(</w:t>
+      </w:r>
+      <w:proofErr w:type="gramEnd"/>
+      <w:r>
+        <w:rPr>
+          <w:rFonts w:ascii="맑은 고딕" w:eastAsia="맑은 고딕" w:hAnsi="맑은 고딕" w:cs="맑은 고딕"/>
+          <w:b/>
+          <w:bCs/>
+        </w:rPr>
+        <w:t xml:space="preserve">"Failed to get RootSignature or PSO from Renderer for </w:t>
+      </w:r>
+      <w:proofErr w:type="gramStart"/>
+      <w:r>
+        <w:rPr>
+          <w:rFonts w:ascii="맑은 고딕" w:eastAsia="맑은 고딕" w:hAnsi="맑은 고딕" w:cs="맑은 고딕"/>
+          <w:b/>
+          <w:bCs/>
+        </w:rPr>
+        <w:t>shader :</w:t>
+      </w:r>
+      <w:proofErr w:type="gramEnd"/>
+      <w:r>
+        <w:rPr>
+          <w:rFonts w:ascii="맑은 고딕" w:eastAsia="맑은 고딕" w:hAnsi="맑은 고딕" w:cs="맑은 고딕"/>
+          <w:b/>
+          <w:bCs/>
+        </w:rPr>
+        <w:t xml:space="preserve"> " &lt;&lt; mat_</w:t>
+      </w:r>
+      <w:proofErr w:type="gramStart"/>
+      <w:r>
+        <w:rPr>
+          <w:rFonts w:ascii="맑은 고딕" w:eastAsia="맑은 고딕" w:hAnsi="맑은 고딕" w:cs="맑은 고딕"/>
+          <w:b/>
+          <w:bCs/>
+        </w:rPr>
+        <w:t>info.shader</w:t>
+      </w:r>
+      <w:proofErr w:type="gramEnd"/>
+      <w:r>
+        <w:rPr>
+          <w:rFonts w:ascii="맑은 고딕" w:eastAsia="맑은 고딕" w:hAnsi="맑은 고딕" w:cs="맑은 고딕"/>
+          <w:b/>
+          <w:bCs/>
+        </w:rPr>
+        <w:t>_name</w:t>
+      </w:r>
+      <w:proofErr w:type="gramStart"/>
+      <w:r>
+        <w:rPr>
+          <w:rFonts w:ascii="맑은 고딕" w:eastAsia="맑은 고딕" w:hAnsi="맑은 고딕" w:cs="맑은 고딕"/>
+          <w:b/>
+          <w:bCs/>
+        </w:rPr>
+        <w:t>);</w:t>
+      </w:r>
+      <w:proofErr w:type="gramEnd"/>
+    </w:p>
+    <w:p>
+      <w:pPr>
+        <w:widowControl/>
+        <w:wordWrap/>
+        <w:autoSpaceDE/>
+        <w:autoSpaceDN/>
+        <w:spacing w:before="100" w:beforeAutospacing="1" w:after="100" w:afterAutospacing="1" w:line="240" w:lineRule="auto"/>
+        <w:jc w:val="left"/>
+        <w:rPr>
+          <w:rFonts w:ascii="맑은 고딕" w:eastAsia="맑은 고딕" w:hAnsi="맑은 고딕" w:cs="맑은 고딕"/>
+          <w:b/>
+          <w:bCs/>
+        </w:rPr>
+      </w:pPr>
+      <w:r>
+        <w:rPr>
+          <w:rFonts w:ascii="맑은 고딕" w:eastAsia="맑은 고딕" w:hAnsi="맑은 고딕" w:cs="맑은 고딕"/>
+          <w:b/>
+          <w:bCs/>
+        </w:rPr>
+        <w:t xml:space="preserve">        </w:t>
+      </w:r>
+      <w:proofErr w:type="gramStart"/>
+      <w:r>
+        <w:rPr>
+          <w:rFonts w:ascii="맑은 고딕" w:eastAsia="맑은 고딕" w:hAnsi="맑은 고딕" w:cs="맑은 고딕"/>
+          <w:b/>
+          <w:bCs/>
+        </w:rPr>
+        <w:t>return;</w:t>
+      </w:r>
+      <w:proofErr w:type="gramEnd"/>
+    </w:p>
+    <w:p>
+      <w:pPr>
+        <w:widowControl/>
+        <w:wordWrap/>
+        <w:autoSpaceDE/>
+        <w:autoSpaceDN/>
+        <w:spacing w:before="100" w:beforeAutospacing="1" w:after="100" w:afterAutospacing="1" w:line="240" w:lineRule="auto"/>
+        <w:jc w:val="left"/>
+        <w:rPr>
+          <w:rFonts w:ascii="맑은 고딕" w:eastAsia="맑은 고딕" w:hAnsi="맑은 고딕" w:cs="맑은 고딕"/>
+          <w:b/>
+          <w:bCs/>
+        </w:rPr>
+      </w:pPr>
+      <w:r>
+        <w:rPr>
+          <w:rFonts w:ascii="맑은 고딕" w:eastAsia="맑은 고딕" w:hAnsi="맑은 고딕" w:cs="맑은 고딕"/>
+          <w:b/>
+          <w:bCs/>
+        </w:rPr>
+        <w:t xml:space="preserve">    }</w:t>
+      </w:r>
+    </w:p>
+    <w:p>
+      <w:pPr>
+        <w:widowControl/>
+        <w:wordWrap/>
+        <w:autoSpaceDE/>
+        <w:autoSpaceDN/>
+        <w:spacing w:before="100" w:beforeAutospacing="1" w:after="100" w:afterAutospacing="1" w:line="240" w:lineRule="auto"/>
+        <w:jc w:val="left"/>
+        <w:rPr>
+          <w:rFonts w:ascii="맑은 고딕" w:eastAsia="맑은 고딕" w:hAnsi="맑은 고딕" w:cs="맑은 고딕"/>
+          <w:b/>
+          <w:bCs/>
+        </w:rPr>
+      </w:pPr>
+      <w:r>
+        <w:rPr>
+          <w:rFonts w:ascii="맑은 고딕" w:eastAsia="맑은 고딕" w:hAnsi="맑은 고딕" w:cs="맑은 고딕"/>
+          <w:b/>
+          <w:bCs/>
+        </w:rPr>
+        <w:t xml:space="preserve">    </w:t>
+      </w:r>
+    </w:p>
+    <w:p>
+      <w:pPr>
+        <w:widowControl/>
+        <w:wordWrap/>
+        <w:autoSpaceDE/>
+        <w:autoSpaceDN/>
+        <w:spacing w:before="100" w:beforeAutospacing="1" w:after="100" w:afterAutospacing="1" w:line="240" w:lineRule="auto"/>
+        <w:jc w:val="left"/>
+        <w:rPr>
+          <w:rFonts w:ascii="맑은 고딕" w:eastAsia="맑은 고딕" w:hAnsi="맑은 고딕" w:cs="맑은 고딕"/>
+          <w:b/>
+          <w:bCs/>
+        </w:rPr>
+      </w:pPr>
+      <w:r>
+        <w:rPr>
+          <w:rFonts w:ascii="맑은 고딕" w:eastAsia="맑은 고딕" w:hAnsi="맑은 고딕" w:cs="맑은 고딕"/>
+          <w:b/>
+          <w:bCs/>
+        </w:rPr>
+        <w:tab/>
+      </w:r>
+      <w:proofErr w:type="gramStart"/>
+      <w:r>
+        <w:rPr>
+          <w:rFonts w:ascii="맑은 고딕" w:eastAsia="맑은 고딕" w:hAnsi="맑은 고딕" w:cs="맑은 고딕"/>
+          <w:b/>
+          <w:bCs/>
+        </w:rPr>
+        <w:t>// DW수정 :</w:t>
+      </w:r>
+      <w:proofErr w:type="gramEnd"/>
+      <w:r>
+        <w:rPr>
+          <w:rFonts w:ascii="맑은 고딕" w:eastAsia="맑은 고딕" w:hAnsi="맑은 고딕" w:cs="맑은 고딕"/>
+          <w:b/>
+          <w:bCs/>
+        </w:rPr>
+        <w:t xml:space="preserve"> 아래 두 줄을 주석처리하여 shader_name을 무시한다.</w:t>
+      </w:r>
+    </w:p>
+    <w:p>
+      <w:pPr>
+        <w:widowControl/>
+        <w:wordWrap/>
+        <w:autoSpaceDE/>
+        <w:autoSpaceDN/>
+        <w:spacing w:before="100" w:beforeAutospacing="1" w:after="100" w:afterAutospacing="1" w:line="240" w:lineRule="auto"/>
+        <w:jc w:val="left"/>
+        <w:rPr>
+          <w:rFonts w:ascii="맑은 고딕" w:eastAsia="맑은 고딕" w:hAnsi="맑은 고딕" w:cs="맑은 고딕"/>
+          <w:b/>
+          <w:bCs/>
+        </w:rPr>
+      </w:pPr>
+      <w:r>
+        <w:rPr>
+          <w:rFonts w:ascii="맑은 고딕" w:eastAsia="맑은 고딕" w:hAnsi="맑은 고딕" w:cs="맑은 고딕"/>
+          <w:b/>
+          <w:bCs/>
+        </w:rPr>
+        <w:tab/>
+      </w:r>
+      <w:proofErr w:type="gramStart"/>
+      <w:r>
+        <w:rPr>
+          <w:rFonts w:ascii="맑은 고딕" w:eastAsia="맑은 고딕" w:hAnsi="맑은 고딕" w:cs="맑은 고딕"/>
+          <w:b/>
+          <w:bCs/>
+        </w:rPr>
+        <w:t xml:space="preserve">//  </w:t>
+      </w:r>
+      <w:proofErr w:type="gramEnd"/>
+      <w:r>
+        <w:rPr>
+          <w:rFonts w:ascii="맑은 고딕" w:eastAsia="맑은 고딕" w:hAnsi="맑은 고딕" w:cs="맑은 고딕"/>
+          <w:b/>
+          <w:bCs/>
+        </w:rPr>
+        <w:t xml:space="preserve">        추후에 프리미티브 단위로 쉐이더의 구조나 루트 시그너처 pso의 구조가 바뀌면 여기서도 수정이 필히 필요할 </w:t>
+      </w:r>
+      <w:proofErr w:type="gramStart"/>
+      <w:r>
+        <w:rPr>
+          <w:rFonts w:ascii="맑은 고딕" w:eastAsia="맑은 고딕" w:hAnsi="맑은 고딕" w:cs="맑은 고딕"/>
+          <w:b/>
+          <w:bCs/>
+        </w:rPr>
+        <w:t>것이다.</w:t>
+      </w:r>
+      <w:r>
+        <w:rPr>
+          <w:rFonts w:ascii="맑은 고딕" w:eastAsia="맑은 고딕" w:hAnsi="맑은 고딕" w:cs="맑은 고딕" w:hint="eastAsia"/>
+          <w:b/>
+          <w:bCs/>
+        </w:rPr>
+        <w:t>W</w:t>
+      </w:r>
+      <w:proofErr w:type="gramEnd"/>
+    </w:p>
+    <w:p>
+      <w:pPr>
+        <w:widowControl/>
+        <w:wordWrap/>
+        <w:autoSpaceDE/>
+        <w:autoSpaceDN/>
+        <w:spacing w:before="100" w:beforeAutospacing="1" w:after="100" w:afterAutospacing="1" w:line="240" w:lineRule="auto"/>
+        <w:jc w:val="left"/>
+        <w:rPr>
+          <w:rFonts w:ascii="맑은 고딕" w:eastAsia="맑은 고딕" w:hAnsi="맑은 고딕" w:cs="맑은 고딕"/>
+          <w:b/>
+          <w:bCs/>
+        </w:rPr>
+      </w:pPr>
+      <w:r>
+        <w:rPr>
+          <w:rFonts w:ascii="맑은 고딕" w:eastAsia="맑은 고딕" w:hAnsi="맑은 고딕" w:cs="맑은 고딕"/>
+          <w:b/>
+          <w:bCs/>
+        </w:rPr>
+        <w:t xml:space="preserve">    </w:t>
+      </w:r>
+      <w:proofErr w:type="gramStart"/>
+      <w:r>
+        <w:rPr>
+          <w:rFonts w:ascii="맑은 고딕" w:eastAsia="맑은 고딕" w:hAnsi="맑은 고딕" w:cs="맑은 고딕"/>
+          <w:b/>
+          <w:bCs/>
+        </w:rPr>
+        <w:t xml:space="preserve">//  </w:t>
+      </w:r>
+      <w:proofErr w:type="gramEnd"/>
+      <w:r>
+        <w:rPr>
+          <w:rFonts w:ascii="맑은 고딕" w:eastAsia="맑은 고딕" w:hAnsi="맑은 고딕" w:cs="맑은 고딕"/>
+          <w:b/>
+          <w:bCs/>
+        </w:rPr>
+        <w:t xml:space="preserve">        그래서 아래 두 줄을 지우지는 않고 남겨두는 것이 좋을 것 같다.</w:t>
+      </w:r>
+    </w:p>
+    <w:p>
+      <w:pPr>
+        <w:widowControl/>
+        <w:wordWrap/>
+        <w:autoSpaceDE/>
+        <w:autoSpaceDN/>
+        <w:spacing w:before="100" w:beforeAutospacing="1" w:after="100" w:afterAutospacing="1" w:line="240" w:lineRule="auto"/>
+        <w:jc w:val="left"/>
+        <w:rPr>
+          <w:rFonts w:ascii="맑은 고딕" w:eastAsia="맑은 고딕" w:hAnsi="맑은 고딕" w:cs="맑은 고딕"/>
+          <w:b/>
+          <w:bCs/>
+        </w:rPr>
+      </w:pPr>
+      <w:r>
+        <w:rPr>
+          <w:rFonts w:ascii="맑은 고딕" w:eastAsia="맑은 고딕" w:hAnsi="맑은 고딕" w:cs="맑은 고딕"/>
+          <w:b/>
+          <w:bCs/>
+        </w:rPr>
+        <w:t xml:space="preserve">    </w:t>
+      </w:r>
+    </w:p>
+    <w:p>
+      <w:pPr>
+        <w:widowControl/>
+        <w:wordWrap/>
+        <w:autoSpaceDE/>
+        <w:autoSpaceDN/>
+        <w:spacing w:before="100" w:beforeAutospacing="1" w:after="100" w:afterAutospacing="1" w:line="240" w:lineRule="auto"/>
+        <w:jc w:val="left"/>
+        <w:rPr>
+          <w:rFonts w:ascii="맑은 고딕" w:eastAsia="맑은 고딕" w:hAnsi="맑은 고딕" w:cs="맑은 고딕"/>
+          <w:b/>
+          <w:bCs/>
+        </w:rPr>
+      </w:pPr>
+      <w:r>
+        <w:rPr>
+          <w:rFonts w:ascii="맑은 고딕" w:eastAsia="맑은 고딕" w:hAnsi="맑은 고딕" w:cs="맑은 고딕"/>
+          <w:b/>
+          <w:bCs/>
+        </w:rPr>
+        <w:t xml:space="preserve">    //command_list-&gt;SetGraphicsRootSignature(root_signature</w:t>
+      </w:r>
+      <w:proofErr w:type="gramStart"/>
+      <w:r>
+        <w:rPr>
+          <w:rFonts w:ascii="맑은 고딕" w:eastAsia="맑은 고딕" w:hAnsi="맑은 고딕" w:cs="맑은 고딕"/>
+          <w:b/>
+          <w:bCs/>
+        </w:rPr>
+        <w:t>);</w:t>
+      </w:r>
+      <w:proofErr w:type="gramEnd"/>
+    </w:p>
+    <w:p>
+      <w:pPr>
+        <w:widowControl/>
+        <w:wordWrap/>
+        <w:autoSpaceDE/>
+        <w:autoSpaceDN/>
+        <w:spacing w:before="100" w:beforeAutospacing="1" w:after="100" w:afterAutospacing="1" w:line="240" w:lineRule="auto"/>
+        <w:jc w:val="left"/>
+        <w:rPr>
+          <w:rFonts w:ascii="맑은 고딕" w:eastAsia="맑은 고딕" w:hAnsi="맑은 고딕" w:cs="맑은 고딕"/>
+          <w:b/>
+          <w:bCs/>
+        </w:rPr>
+      </w:pPr>
+      <w:r>
+        <w:rPr>
+          <w:rFonts w:ascii="맑은 고딕" w:eastAsia="맑은 고딕" w:hAnsi="맑은 고딕" w:cs="맑은 고딕"/>
+          <w:b/>
+          <w:bCs/>
+        </w:rPr>
+        <w:t xml:space="preserve">    //command_list-&gt;SetPipelineState(pso</w:t>
+      </w:r>
+      <w:proofErr w:type="gramStart"/>
+      <w:r>
+        <w:rPr>
+          <w:rFonts w:ascii="맑은 고딕" w:eastAsia="맑은 고딕" w:hAnsi="맑은 고딕" w:cs="맑은 고딕"/>
+          <w:b/>
+          <w:bCs/>
+        </w:rPr>
+        <w:t>);</w:t>
+      </w:r>
+      <w:proofErr w:type="gramEnd"/>
+    </w:p>
+    <w:p>
+      <w:pPr>
+        <w:widowControl/>
+        <w:wordWrap/>
+        <w:autoSpaceDE/>
+        <w:autoSpaceDN/>
+        <w:spacing w:before="100" w:beforeAutospacing="1" w:after="100" w:afterAutospacing="1" w:line="240" w:lineRule="auto"/>
+        <w:jc w:val="left"/>
+        <w:rPr>
+          <w:rFonts w:ascii="맑은 고딕" w:eastAsia="맑은 고딕" w:hAnsi="맑은 고딕" w:cs="맑은 고딕"/>
+          <w:b/>
+          <w:bCs/>
+        </w:rPr>
+      </w:pPr>
+      <w:r>
+        <w:rPr>
+          <w:rFonts w:ascii="맑은 고딕" w:eastAsia="맑은 고딕" w:hAnsi="맑은 고딕" w:cs="맑은 고딕"/>
+          <w:b/>
+          <w:bCs/>
+        </w:rPr>
+        <w:t>}</w:t>
+      </w:r>
+    </w:p>
+    <w:p>
+      <w:pPr>
+        <w:widowControl/>
+        <w:wordWrap/>
+        <w:autoSpaceDE/>
+        <w:autoSpaceDN/>
+        <w:spacing w:before="100" w:beforeAutospacing="1" w:after="100" w:afterAutospacing="1" w:line="240" w:lineRule="auto"/>
+        <w:jc w:val="left"/>
+        <w:rPr>
+          <w:rFonts w:ascii="맑은 고딕" w:eastAsia="맑은 고딕" w:hAnsi="맑은 고딕" w:cs="맑은 고딕"/>
+          <w:b/>
+          <w:bCs/>
+        </w:rPr>
+      </w:pPr>
+      <w:r>
+        <w:rPr>
+          <w:rFonts w:ascii="맑은 고딕" w:eastAsia="맑은 고딕" w:hAnsi="맑은 고딕" w:cs="맑은 고딕"/>
+          <w:b/>
+          <w:bCs/>
+        </w:rPr>
+        <w:t>```</w:t>
+      </w:r>
+    </w:p>
+    <w:p>
+      <w:pPr>
+        <w:widowControl/>
+        <w:wordWrap/>
+        <w:autoSpaceDE/>
+        <w:autoSpaceDN/>
+        <w:spacing w:before="100" w:beforeAutospacing="1" w:after="100" w:afterAutospacing="1" w:line="240" w:lineRule="auto"/>
+        <w:jc w:val="left"/>
+        <w:rPr>
+          <w:rFonts w:ascii="맑은 고딕" w:eastAsia="맑은 고딕" w:hAnsi="맑은 고딕" w:cs="맑은 고딕"/>
+          <w:b/>
+          <w:bCs/>
+        </w:rPr>
+      </w:pPr>
+    </w:p>
+    <w:p>
+      <w:pPr>
+        <w:widowControl/>
+        <w:wordWrap/>
+        <w:autoSpaceDE/>
+        <w:autoSpaceDN/>
+        <w:spacing w:before="100" w:beforeAutospacing="1" w:after="100" w:afterAutospacing="1" w:line="240" w:lineRule="auto"/>
+        <w:jc w:val="left"/>
+        <w:rPr>
+          <w:rFonts w:ascii="맑은 고딕" w:eastAsia="맑은 고딕" w:hAnsi="맑은 고딕" w:cs="맑은 고딕"/>
+          <w:b/>
+          <w:bCs/>
+        </w:rPr>
+      </w:pPr>
+      <w:r>
+        <w:rPr>
+          <w:rFonts w:ascii="맑은 고딕" w:eastAsia="맑은 고딕" w:hAnsi="맑은 고딕" w:cs="맑은 고딕"/>
+          <w:b/>
+          <w:bCs/>
+        </w:rPr>
+        <w:t xml:space="preserve">      이 경우 내부적으로 이렇게 MaterialInfo 구조체 안에 있는 shader_name을 사용하게 되는데 이 경우</w:t>
+      </w:r>
+    </w:p>
+    <w:p>
+      <w:pPr>
+        <w:widowControl/>
+        <w:wordWrap/>
+        <w:autoSpaceDE/>
+        <w:autoSpaceDN/>
+        <w:spacing w:before="100" w:beforeAutospacing="1" w:after="100" w:afterAutospacing="1" w:line="240" w:lineRule="auto"/>
+        <w:jc w:val="left"/>
+        <w:rPr>
+          <w:rFonts w:ascii="맑은 고딕" w:eastAsia="맑은 고딕" w:hAnsi="맑은 고딕" w:cs="맑은 고딕"/>
+          <w:b/>
+          <w:bCs/>
+        </w:rPr>
+      </w:pPr>
+    </w:p>
+    <w:p>
+      <w:pPr>
+        <w:widowControl/>
+        <w:wordWrap/>
+        <w:autoSpaceDE/>
+        <w:autoSpaceDN/>
+        <w:spacing w:before="100" w:beforeAutospacing="1" w:after="100" w:afterAutospacing="1" w:line="240" w:lineRule="auto"/>
+        <w:jc w:val="left"/>
+        <w:rPr>
+          <w:rFonts w:ascii="맑은 고딕" w:eastAsia="맑은 고딕" w:hAnsi="맑은 고딕" w:cs="맑은 고딕"/>
+          <w:b/>
+          <w:bCs/>
+        </w:rPr>
+      </w:pPr>
+      <w:r>
+        <w:rPr>
+          <w:rFonts w:ascii="맑은 고딕" w:eastAsia="맑은 고딕" w:hAnsi="맑은 고딕" w:cs="맑은 고딕"/>
+          <w:b/>
+          <w:bCs/>
+        </w:rPr>
+        <w:t xml:space="preserve">class </w:t>
+      </w:r>
+      <w:proofErr w:type="gramStart"/>
+      <w:r>
+        <w:rPr>
+          <w:rFonts w:ascii="맑은 고딕" w:eastAsia="맑은 고딕" w:hAnsi="맑은 고딕" w:cs="맑은 고딕"/>
+          <w:b/>
+          <w:bCs/>
+        </w:rPr>
+        <w:t>ResourceManager :</w:t>
+      </w:r>
+      <w:proofErr w:type="gramEnd"/>
+      <w:r>
+        <w:rPr>
+          <w:rFonts w:ascii="맑은 고딕" w:eastAsia="맑은 고딕" w:hAnsi="맑은 고딕" w:cs="맑은 고딕"/>
+          <w:b/>
+          <w:bCs/>
+        </w:rPr>
+        <w:t xml:space="preserve"> public Singleton&lt;ResourceManager&gt;</w:t>
+      </w:r>
+    </w:p>
+    <w:p>
+      <w:pPr>
+        <w:widowControl/>
+        <w:wordWrap/>
+        <w:autoSpaceDE/>
+        <w:autoSpaceDN/>
+        <w:spacing w:before="100" w:beforeAutospacing="1" w:after="100" w:afterAutospacing="1" w:line="240" w:lineRule="auto"/>
+        <w:jc w:val="left"/>
+        <w:rPr>
+          <w:rFonts w:ascii="맑은 고딕" w:eastAsia="맑은 고딕" w:hAnsi="맑은 고딕" w:cs="맑은 고딕"/>
+          <w:b/>
+          <w:bCs/>
+        </w:rPr>
+      </w:pPr>
+      <w:r>
+        <w:rPr>
+          <w:rFonts w:ascii="맑은 고딕" w:eastAsia="맑은 고딕" w:hAnsi="맑은 고딕" w:cs="맑은 고딕"/>
+          <w:b/>
+          <w:bCs/>
+        </w:rPr>
+        <w:t>{</w:t>
+      </w:r>
+    </w:p>
+    <w:p>
+      <w:pPr>
+        <w:widowControl/>
+        <w:wordWrap/>
+        <w:autoSpaceDE/>
+        <w:autoSpaceDN/>
+        <w:spacing w:before="100" w:beforeAutospacing="1" w:after="100" w:afterAutospacing="1" w:line="240" w:lineRule="auto"/>
+        <w:jc w:val="left"/>
+        <w:rPr>
+          <w:rFonts w:ascii="맑은 고딕" w:eastAsia="맑은 고딕" w:hAnsi="맑은 고딕" w:cs="맑은 고딕"/>
+          <w:b/>
+          <w:bCs/>
+        </w:rPr>
+      </w:pPr>
+      <w:r>
+        <w:rPr>
+          <w:rFonts w:ascii="맑은 고딕" w:eastAsia="맑은 고딕" w:hAnsi="맑은 고딕" w:cs="맑은 고딕"/>
+          <w:b/>
+          <w:bCs/>
+        </w:rPr>
+        <w:t xml:space="preserve">    </w:t>
+      </w:r>
+      <w:proofErr w:type="gramStart"/>
+      <w:r>
+        <w:rPr>
+          <w:rFonts w:ascii="맑은 고딕" w:eastAsia="맑은 고딕" w:hAnsi="맑은 고딕" w:cs="맑은 고딕"/>
+          <w:b/>
+          <w:bCs/>
+        </w:rPr>
+        <w:t>// ---</w:t>
+      </w:r>
+      <w:proofErr w:type="gramEnd"/>
+      <w:r>
+        <w:rPr>
+          <w:rFonts w:ascii="맑은 고딕" w:eastAsia="맑은 고딕" w:hAnsi="맑은 고딕" w:cs="맑은 고딕"/>
+          <w:b/>
+          <w:bCs/>
+        </w:rPr>
+        <w:t xml:space="preserve"> glTF PBR 표준에 맞춘 MaterialInfo 구조체 ---</w:t>
+      </w:r>
+    </w:p>
+    <w:p>
+      <w:pPr>
+        <w:widowControl/>
+        <w:wordWrap/>
+        <w:autoSpaceDE/>
+        <w:autoSpaceDN/>
+        <w:spacing w:before="100" w:beforeAutospacing="1" w:after="100" w:afterAutospacing="1" w:line="240" w:lineRule="auto"/>
+        <w:jc w:val="left"/>
+        <w:rPr>
+          <w:rFonts w:ascii="맑은 고딕" w:eastAsia="맑은 고딕" w:hAnsi="맑은 고딕" w:cs="맑은 고딕"/>
+          <w:b/>
+          <w:bCs/>
+        </w:rPr>
+      </w:pPr>
+      <w:r>
+        <w:rPr>
+          <w:rFonts w:ascii="맑은 고딕" w:eastAsia="맑은 고딕" w:hAnsi="맑은 고딕" w:cs="맑은 고딕"/>
+          <w:b/>
+          <w:bCs/>
+        </w:rPr>
+        <w:t xml:space="preserve">    struct MaterialInfo</w:t>
+      </w:r>
+    </w:p>
+    <w:p>
+      <w:pPr>
+        <w:widowControl/>
+        <w:wordWrap/>
+        <w:autoSpaceDE/>
+        <w:autoSpaceDN/>
+        <w:spacing w:before="100" w:beforeAutospacing="1" w:after="100" w:afterAutospacing="1" w:line="240" w:lineRule="auto"/>
+        <w:jc w:val="left"/>
+        <w:rPr>
+          <w:rFonts w:ascii="맑은 고딕" w:eastAsia="맑은 고딕" w:hAnsi="맑은 고딕" w:cs="맑은 고딕"/>
+          <w:b/>
+          <w:bCs/>
+        </w:rPr>
+      </w:pPr>
+      <w:r>
+        <w:rPr>
+          <w:rFonts w:ascii="맑은 고딕" w:eastAsia="맑은 고딕" w:hAnsi="맑은 고딕" w:cs="맑은 고딕"/>
+          <w:b/>
+          <w:bCs/>
+        </w:rPr>
+        <w:t xml:space="preserve">    {</w:t>
+      </w:r>
+    </w:p>
+    <w:p>
+      <w:pPr>
+        <w:widowControl/>
+        <w:wordWrap/>
+        <w:autoSpaceDE/>
+        <w:autoSpaceDN/>
+        <w:spacing w:before="100" w:beforeAutospacing="1" w:after="100" w:afterAutospacing="1" w:line="240" w:lineRule="auto"/>
+        <w:jc w:val="left"/>
+        <w:rPr>
+          <w:rFonts w:ascii="맑은 고딕" w:eastAsia="맑은 고딕" w:hAnsi="맑은 고딕" w:cs="맑은 고딕"/>
+          <w:b/>
+          <w:bCs/>
+        </w:rPr>
+      </w:pPr>
+      <w:r>
+        <w:rPr>
+          <w:rFonts w:ascii="맑은 고딕" w:eastAsia="맑은 고딕" w:hAnsi="맑은 고딕" w:cs="맑은 고딕"/>
+          <w:b/>
+          <w:bCs/>
+        </w:rPr>
+        <w:t xml:space="preserve">        </w:t>
+      </w:r>
+      <w:proofErr w:type="gramStart"/>
+      <w:r>
+        <w:rPr>
+          <w:rFonts w:ascii="맑은 고딕" w:eastAsia="맑은 고딕" w:hAnsi="맑은 고딕" w:cs="맑은 고딕"/>
+          <w:b/>
+          <w:bCs/>
+        </w:rPr>
+        <w:t>std::</w:t>
+      </w:r>
+      <w:proofErr w:type="gramEnd"/>
+      <w:r>
+        <w:rPr>
+          <w:rFonts w:ascii="맑은 고딕" w:eastAsia="맑은 고딕" w:hAnsi="맑은 고딕" w:cs="맑은 고딕"/>
+          <w:b/>
+          <w:bCs/>
+        </w:rPr>
+        <w:t xml:space="preserve">string </w:t>
+      </w:r>
+      <w:proofErr w:type="gramStart"/>
+      <w:r>
+        <w:rPr>
+          <w:rFonts w:ascii="맑은 고딕" w:eastAsia="맑은 고딕" w:hAnsi="맑은 고딕" w:cs="맑은 고딕"/>
+          <w:b/>
+          <w:bCs/>
+        </w:rPr>
+        <w:t>name;</w:t>
+      </w:r>
+      <w:proofErr w:type="gramEnd"/>
+    </w:p>
+    <w:p>
+      <w:pPr>
+        <w:widowControl/>
+        <w:wordWrap/>
+        <w:autoSpaceDE/>
+        <w:autoSpaceDN/>
+        <w:spacing w:before="100" w:beforeAutospacing="1" w:after="100" w:afterAutospacing="1" w:line="240" w:lineRule="auto"/>
+        <w:jc w:val="left"/>
+        <w:rPr>
+          <w:rFonts w:ascii="맑은 고딕" w:eastAsia="맑은 고딕" w:hAnsi="맑은 고딕" w:cs="맑은 고딕"/>
+          <w:b/>
+          <w:bCs/>
+        </w:rPr>
+      </w:pPr>
+      <w:r>
+        <w:rPr>
+          <w:rFonts w:ascii="맑은 고딕" w:eastAsia="맑은 고딕" w:hAnsi="맑은 고딕" w:cs="맑은 고딕"/>
+          <w:b/>
+          <w:bCs/>
+        </w:rPr>
+        <w:t xml:space="preserve">        </w:t>
+      </w:r>
+      <w:proofErr w:type="gramStart"/>
+      <w:r>
+        <w:rPr>
+          <w:rFonts w:ascii="맑은 고딕" w:eastAsia="맑은 고딕" w:hAnsi="맑은 고딕" w:cs="맑은 고딕"/>
+          <w:b/>
+          <w:bCs/>
+          <w:highlight w:val="yellow"/>
+        </w:rPr>
+        <w:t>std::</w:t>
+      </w:r>
+      <w:proofErr w:type="gramEnd"/>
+      <w:r>
+        <w:rPr>
+          <w:rFonts w:ascii="맑은 고딕" w:eastAsia="맑은 고딕" w:hAnsi="맑은 고딕" w:cs="맑은 고딕"/>
+          <w:b/>
+          <w:bCs/>
+          <w:highlight w:val="yellow"/>
+        </w:rPr>
+        <w:t>string shader_name = "gltf</w:t>
+      </w:r>
+      <w:proofErr w:type="gramStart"/>
+      <w:r>
+        <w:rPr>
+          <w:rFonts w:ascii="맑은 고딕" w:eastAsia="맑은 고딕" w:hAnsi="맑은 고딕" w:cs="맑은 고딕"/>
+          <w:b/>
+          <w:bCs/>
+          <w:highlight w:val="yellow"/>
+        </w:rPr>
+        <w:t>";</w:t>
+      </w:r>
+      <w:proofErr w:type="gramEnd"/>
     </w:p>
     <w:p>
       <w:pPr>
@@ -2438,52 +4096,6 @@
           <w:bCs/>
         </w:rPr>
         <w:lastRenderedPageBreak/>
-        <w:t xml:space="preserve">        return;</w:t>
-      </w:r>
-    </w:p>
-    <w:p>
-      <w:pPr>
-        <w:widowControl/>
-        <w:wordWrap/>
-        <w:autoSpaceDE/>
-        <w:autoSpaceDN/>
-        <w:spacing w:before="100" w:beforeAutospacing="1" w:after="100" w:afterAutospacing="1" w:line="240" w:lineRule="auto"/>
-        <w:jc w:val="left"/>
-        <w:rPr>
-          <w:rFonts w:ascii="맑은 고딕" w:eastAsia="맑은 고딕" w:hAnsi="맑은 고딕" w:cs="맑은 고딕"/>
-          <w:b/>
-          <w:bCs/>
-        </w:rPr>
-      </w:pPr>
-      <w:r>
-        <w:rPr>
-          <w:rFonts w:ascii="맑은 고딕" w:eastAsia="맑은 고딕" w:hAnsi="맑은 고딕" w:cs="맑은 고딕"/>
-          <w:b/>
-          <w:bCs/>
-        </w:rPr>
-        <w:t xml:space="preserve">    }</w:t>
-      </w:r>
-    </w:p>
-    <w:p>
-      <w:pPr>
-        <w:widowControl/>
-        <w:wordWrap/>
-        <w:autoSpaceDE/>
-        <w:autoSpaceDN/>
-        <w:spacing w:before="100" w:beforeAutospacing="1" w:after="100" w:afterAutospacing="1" w:line="240" w:lineRule="auto"/>
-        <w:jc w:val="left"/>
-        <w:rPr>
-          <w:rFonts w:ascii="맑은 고딕" w:eastAsia="맑은 고딕" w:hAnsi="맑은 고딕" w:cs="맑은 고딕"/>
-          <w:b/>
-          <w:bCs/>
-        </w:rPr>
-      </w:pPr>
-      <w:r>
-        <w:rPr>
-          <w:rFonts w:ascii="맑은 고딕" w:eastAsia="맑은 고딕" w:hAnsi="맑은 고딕" w:cs="맑은 고딕"/>
-          <w:b/>
-          <w:bCs/>
-        </w:rPr>
         <w:t xml:space="preserve">    </w:t>
       </w:r>
     </w:p>
@@ -2507,977 +4119,894 @@
           <w:b/>
           <w:bCs/>
         </w:rPr>
-        <w:tab/>
-        <w:t>// DW수정 : 아래 두 줄을 주석처리하여 shader_name을 무시한다.</w:t>
-      </w:r>
-    </w:p>
-    <w:p>
-      <w:pPr>
-        <w:widowControl/>
-        <w:wordWrap/>
-        <w:autoSpaceDE/>
-        <w:autoSpaceDN/>
-        <w:spacing w:before="100" w:beforeAutospacing="1" w:after="100" w:afterAutospacing="1" w:line="240" w:lineRule="auto"/>
-        <w:jc w:val="left"/>
-        <w:rPr>
-          <w:rFonts w:ascii="맑은 고딕" w:eastAsia="맑은 고딕" w:hAnsi="맑은 고딕" w:cs="맑은 고딕"/>
-          <w:b/>
-          <w:bCs/>
-        </w:rPr>
-      </w:pPr>
-      <w:r>
-        <w:rPr>
-          <w:rFonts w:ascii="맑은 고딕" w:eastAsia="맑은 고딕" w:hAnsi="맑은 고딕" w:cs="맑은 고딕"/>
-          <w:b/>
-          <w:bCs/>
-        </w:rPr>
-        <w:tab/>
-        <w:t>//          추후에 프리미티브 단위로 쉐이더의 구조나 루트 시그너처 pso의 구조가 바뀌면 여기서도 수정이 필히 필요할 것이다.</w:t>
-      </w:r>
+        <w:t xml:space="preserve">            // --- PBR Metallic-Roughness Properties (glTF 2.0 Spec) ---</w:t>
+      </w:r>
+    </w:p>
+    <w:p>
+      <w:pPr>
+        <w:widowControl/>
+        <w:wordWrap/>
+        <w:autoSpaceDE/>
+        <w:autoSpaceDN/>
+        <w:spacing w:before="100" w:beforeAutospacing="1" w:after="100" w:afterAutospacing="1" w:line="240" w:lineRule="auto"/>
+        <w:jc w:val="left"/>
+        <w:rPr>
+          <w:rFonts w:ascii="맑은 고딕" w:eastAsia="맑은 고딕" w:hAnsi="맑은 고딕" w:cs="맑은 고딕"/>
+          <w:b/>
+          <w:bCs/>
+        </w:rPr>
+      </w:pPr>
+      <w:r>
+        <w:rPr>
+          <w:rFonts w:ascii="맑은 고딕" w:eastAsia="맑은 고딕" w:hAnsi="맑은 고딕" w:cs="맑은 고딕"/>
+          <w:b/>
+          <w:bCs/>
+        </w:rPr>
+        <w:t xml:space="preserve">        XMFLOAT4 base_color_factor = </w:t>
+      </w:r>
+      <w:proofErr w:type="gramStart"/>
+      <w:r>
+        <w:rPr>
+          <w:rFonts w:ascii="맑은 고딕" w:eastAsia="맑은 고딕" w:hAnsi="맑은 고딕" w:cs="맑은 고딕"/>
+          <w:b/>
+          <w:bCs/>
+        </w:rPr>
+        <w:t>{ 1.0f</w:t>
+      </w:r>
+      <w:proofErr w:type="gramEnd"/>
+      <w:r>
+        <w:rPr>
+          <w:rFonts w:ascii="맑은 고딕" w:eastAsia="맑은 고딕" w:hAnsi="맑은 고딕" w:cs="맑은 고딕"/>
+          <w:b/>
+          <w:bCs/>
+        </w:rPr>
+        <w:t xml:space="preserve">, 1.0f, 1.0f, </w:t>
+      </w:r>
+      <w:proofErr w:type="gramStart"/>
+      <w:r>
+        <w:rPr>
+          <w:rFonts w:ascii="맑은 고딕" w:eastAsia="맑은 고딕" w:hAnsi="맑은 고딕" w:cs="맑은 고딕"/>
+          <w:b/>
+          <w:bCs/>
+        </w:rPr>
+        <w:t>1.0f }</w:t>
+      </w:r>
+      <w:proofErr w:type="gramEnd"/>
+      <w:r>
+        <w:rPr>
+          <w:rFonts w:ascii="맑은 고딕" w:eastAsia="맑은 고딕" w:hAnsi="맑은 고딕" w:cs="맑은 고딕"/>
+          <w:b/>
+          <w:bCs/>
+        </w:rPr>
+        <w:t>;</w:t>
+      </w:r>
+    </w:p>
+    <w:p>
+      <w:pPr>
+        <w:widowControl/>
+        <w:wordWrap/>
+        <w:autoSpaceDE/>
+        <w:autoSpaceDN/>
+        <w:spacing w:before="100" w:beforeAutospacing="1" w:after="100" w:afterAutospacing="1" w:line="240" w:lineRule="auto"/>
+        <w:jc w:val="left"/>
+        <w:rPr>
+          <w:rFonts w:ascii="맑은 고딕" w:eastAsia="맑은 고딕" w:hAnsi="맑은 고딕" w:cs="맑은 고딕"/>
+          <w:b/>
+          <w:bCs/>
+        </w:rPr>
+      </w:pPr>
+      <w:r>
+        <w:rPr>
+          <w:rFonts w:ascii="맑은 고딕" w:eastAsia="맑은 고딕" w:hAnsi="맑은 고딕" w:cs="맑은 고딕"/>
+          <w:b/>
+          <w:bCs/>
+        </w:rPr>
+        <w:t xml:space="preserve">        float metallic_factor = 1.</w:t>
+      </w:r>
+      <w:proofErr w:type="gramStart"/>
+      <w:r>
+        <w:rPr>
+          <w:rFonts w:ascii="맑은 고딕" w:eastAsia="맑은 고딕" w:hAnsi="맑은 고딕" w:cs="맑은 고딕"/>
+          <w:b/>
+          <w:bCs/>
+        </w:rPr>
+        <w:t>0f;</w:t>
+      </w:r>
+      <w:proofErr w:type="gramEnd"/>
+    </w:p>
+    <w:p>
+      <w:pPr>
+        <w:widowControl/>
+        <w:wordWrap/>
+        <w:autoSpaceDE/>
+        <w:autoSpaceDN/>
+        <w:spacing w:before="100" w:beforeAutospacing="1" w:after="100" w:afterAutospacing="1" w:line="240" w:lineRule="auto"/>
+        <w:jc w:val="left"/>
+        <w:rPr>
+          <w:rFonts w:ascii="맑은 고딕" w:eastAsia="맑은 고딕" w:hAnsi="맑은 고딕" w:cs="맑은 고딕"/>
+          <w:b/>
+          <w:bCs/>
+        </w:rPr>
+      </w:pPr>
+      <w:r>
+        <w:rPr>
+          <w:rFonts w:ascii="맑은 고딕" w:eastAsia="맑은 고딕" w:hAnsi="맑은 고딕" w:cs="맑은 고딕"/>
+          <w:b/>
+          <w:bCs/>
+        </w:rPr>
+        <w:t xml:space="preserve">        float roughness_factor = 1.</w:t>
+      </w:r>
+      <w:proofErr w:type="gramStart"/>
+      <w:r>
+        <w:rPr>
+          <w:rFonts w:ascii="맑은 고딕" w:eastAsia="맑은 고딕" w:hAnsi="맑은 고딕" w:cs="맑은 고딕"/>
+          <w:b/>
+          <w:bCs/>
+        </w:rPr>
+        <w:t>0f;</w:t>
+      </w:r>
+      <w:proofErr w:type="gramEnd"/>
+    </w:p>
+    <w:p>
+      <w:pPr>
+        <w:widowControl/>
+        <w:wordWrap/>
+        <w:autoSpaceDE/>
+        <w:autoSpaceDN/>
+        <w:spacing w:before="100" w:beforeAutospacing="1" w:after="100" w:afterAutospacing="1" w:line="240" w:lineRule="auto"/>
+        <w:jc w:val="left"/>
+        <w:rPr>
+          <w:rFonts w:ascii="맑은 고딕" w:eastAsia="맑은 고딕" w:hAnsi="맑은 고딕" w:cs="맑은 고딕"/>
+          <w:b/>
+          <w:bCs/>
+        </w:rPr>
+      </w:pPr>
+      <w:r>
+        <w:rPr>
+          <w:rFonts w:ascii="맑은 고딕" w:eastAsia="맑은 고딕" w:hAnsi="맑은 고딕" w:cs="맑은 고딕"/>
+          <w:b/>
+          <w:bCs/>
+        </w:rPr>
+        <w:t xml:space="preserve">        </w:t>
+      </w:r>
+      <w:proofErr w:type="gramStart"/>
+      <w:r>
+        <w:rPr>
+          <w:rFonts w:ascii="맑은 고딕" w:eastAsia="맑은 고딕" w:hAnsi="맑은 고딕" w:cs="맑은 고딕"/>
+          <w:b/>
+          <w:bCs/>
+        </w:rPr>
+        <w:t>DirectX::</w:t>
+      </w:r>
+      <w:proofErr w:type="gramEnd"/>
+      <w:r>
+        <w:rPr>
+          <w:rFonts w:ascii="맑은 고딕" w:eastAsia="맑은 고딕" w:hAnsi="맑은 고딕" w:cs="맑은 고딕"/>
+          <w:b/>
+          <w:bCs/>
+        </w:rPr>
+        <w:t xml:space="preserve">XMFLOAT3 emissive_factor = </w:t>
+      </w:r>
+      <w:proofErr w:type="gramStart"/>
+      <w:r>
+        <w:rPr>
+          <w:rFonts w:ascii="맑은 고딕" w:eastAsia="맑은 고딕" w:hAnsi="맑은 고딕" w:cs="맑은 고딕"/>
+          <w:b/>
+          <w:bCs/>
+        </w:rPr>
+        <w:t>{ 0.0f</w:t>
+      </w:r>
+      <w:proofErr w:type="gramEnd"/>
+      <w:r>
+        <w:rPr>
+          <w:rFonts w:ascii="맑은 고딕" w:eastAsia="맑은 고딕" w:hAnsi="맑은 고딕" w:cs="맑은 고딕"/>
+          <w:b/>
+          <w:bCs/>
+        </w:rPr>
+        <w:t xml:space="preserve">, 0.0f, </w:t>
+      </w:r>
+      <w:proofErr w:type="gramStart"/>
+      <w:r>
+        <w:rPr>
+          <w:rFonts w:ascii="맑은 고딕" w:eastAsia="맑은 고딕" w:hAnsi="맑은 고딕" w:cs="맑은 고딕"/>
+          <w:b/>
+          <w:bCs/>
+        </w:rPr>
+        <w:t>0.0f }</w:t>
+      </w:r>
+      <w:proofErr w:type="gramEnd"/>
+      <w:r>
+        <w:rPr>
+          <w:rFonts w:ascii="맑은 고딕" w:eastAsia="맑은 고딕" w:hAnsi="맑은 고딕" w:cs="맑은 고딕"/>
+          <w:b/>
+          <w:bCs/>
+        </w:rPr>
+        <w:t>;</w:t>
+      </w:r>
+    </w:p>
+    <w:p>
+      <w:pPr>
+        <w:widowControl/>
+        <w:wordWrap/>
+        <w:autoSpaceDE/>
+        <w:autoSpaceDN/>
+        <w:spacing w:before="100" w:beforeAutospacing="1" w:after="100" w:afterAutospacing="1" w:line="240" w:lineRule="auto"/>
+        <w:jc w:val="left"/>
+        <w:rPr>
+          <w:rFonts w:ascii="맑은 고딕" w:eastAsia="맑은 고딕" w:hAnsi="맑은 고딕" w:cs="맑은 고딕"/>
+          <w:b/>
+          <w:bCs/>
+        </w:rPr>
+      </w:pPr>
+      <w:r>
+        <w:rPr>
+          <w:rFonts w:ascii="맑은 고딕" w:eastAsia="맑은 고딕" w:hAnsi="맑은 고딕" w:cs="맑은 고딕"/>
+          <w:b/>
+          <w:bCs/>
+        </w:rPr>
+        <w:t xml:space="preserve">    </w:t>
+      </w:r>
+    </w:p>
+    <w:p>
+      <w:pPr>
+        <w:widowControl/>
+        <w:wordWrap/>
+        <w:autoSpaceDE/>
+        <w:autoSpaceDN/>
+        <w:spacing w:before="100" w:beforeAutospacing="1" w:after="100" w:afterAutospacing="1" w:line="240" w:lineRule="auto"/>
+        <w:jc w:val="left"/>
+        <w:rPr>
+          <w:rFonts w:ascii="맑은 고딕" w:eastAsia="맑은 고딕" w:hAnsi="맑은 고딕" w:cs="맑은 고딕"/>
+          <w:b/>
+          <w:bCs/>
+        </w:rPr>
+      </w:pPr>
+      <w:r>
+        <w:rPr>
+          <w:rFonts w:ascii="맑은 고딕" w:eastAsia="맑은 고딕" w:hAnsi="맑은 고딕" w:cs="맑은 고딕"/>
+          <w:b/>
+          <w:bCs/>
+        </w:rPr>
+        <w:t xml:space="preserve">            // Texture paths (keys to the _textures map)</w:t>
+      </w:r>
+    </w:p>
+    <w:p>
+      <w:pPr>
+        <w:widowControl/>
+        <w:wordWrap/>
+        <w:autoSpaceDE/>
+        <w:autoSpaceDN/>
+        <w:spacing w:before="100" w:beforeAutospacing="1" w:after="100" w:afterAutospacing="1" w:line="240" w:lineRule="auto"/>
+        <w:jc w:val="left"/>
+        <w:rPr>
+          <w:rFonts w:ascii="맑은 고딕" w:eastAsia="맑은 고딕" w:hAnsi="맑은 고딕" w:cs="맑은 고딕"/>
+          <w:b/>
+          <w:bCs/>
+        </w:rPr>
+      </w:pPr>
+      <w:r>
+        <w:rPr>
+          <w:rFonts w:ascii="맑은 고딕" w:eastAsia="맑은 고딕" w:hAnsi="맑은 고딕" w:cs="맑은 고딕"/>
+          <w:b/>
+          <w:bCs/>
+        </w:rPr>
+        <w:t xml:space="preserve">        </w:t>
+      </w:r>
+      <w:proofErr w:type="gramStart"/>
+      <w:r>
+        <w:rPr>
+          <w:rFonts w:ascii="맑은 고딕" w:eastAsia="맑은 고딕" w:hAnsi="맑은 고딕" w:cs="맑은 고딕"/>
+          <w:b/>
+          <w:bCs/>
+        </w:rPr>
+        <w:t>std::</w:t>
+      </w:r>
+      <w:proofErr w:type="gramEnd"/>
+      <w:r>
+        <w:rPr>
+          <w:rFonts w:ascii="맑은 고딕" w:eastAsia="맑은 고딕" w:hAnsi="맑은 고딕" w:cs="맑은 고딕"/>
+          <w:b/>
+          <w:bCs/>
+        </w:rPr>
+        <w:t>string base_color_texture_</w:t>
+      </w:r>
+      <w:proofErr w:type="gramStart"/>
+      <w:r>
+        <w:rPr>
+          <w:rFonts w:ascii="맑은 고딕" w:eastAsia="맑은 고딕" w:hAnsi="맑은 고딕" w:cs="맑은 고딕"/>
+          <w:b/>
+          <w:bCs/>
+        </w:rPr>
+        <w:t>path;</w:t>
+      </w:r>
+      <w:proofErr w:type="gramEnd"/>
+    </w:p>
+    <w:p>
+      <w:pPr>
+        <w:widowControl/>
+        <w:wordWrap/>
+        <w:autoSpaceDE/>
+        <w:autoSpaceDN/>
+        <w:spacing w:before="100" w:beforeAutospacing="1" w:after="100" w:afterAutospacing="1" w:line="240" w:lineRule="auto"/>
+        <w:jc w:val="left"/>
+        <w:rPr>
+          <w:rFonts w:ascii="맑은 고딕" w:eastAsia="맑은 고딕" w:hAnsi="맑은 고딕" w:cs="맑은 고딕"/>
+          <w:b/>
+          <w:bCs/>
+        </w:rPr>
+      </w:pPr>
+      <w:r>
+        <w:rPr>
+          <w:rFonts w:ascii="맑은 고딕" w:eastAsia="맑은 고딕" w:hAnsi="맑은 고딕" w:cs="맑은 고딕"/>
+          <w:b/>
+          <w:bCs/>
+        </w:rPr>
+        <w:t xml:space="preserve">        </w:t>
+      </w:r>
+      <w:proofErr w:type="gramStart"/>
+      <w:r>
+        <w:rPr>
+          <w:rFonts w:ascii="맑은 고딕" w:eastAsia="맑은 고딕" w:hAnsi="맑은 고딕" w:cs="맑은 고딕"/>
+          <w:b/>
+          <w:bCs/>
+        </w:rPr>
+        <w:t>std::</w:t>
+      </w:r>
+      <w:proofErr w:type="gramEnd"/>
+      <w:r>
+        <w:rPr>
+          <w:rFonts w:ascii="맑은 고딕" w:eastAsia="맑은 고딕" w:hAnsi="맑은 고딕" w:cs="맑은 고딕"/>
+          <w:b/>
+          <w:bCs/>
+        </w:rPr>
+        <w:t>string metallic_roughness_texture_path; // ORM</w:t>
+      </w:r>
+    </w:p>
+    <w:p>
+      <w:pPr>
+        <w:widowControl/>
+        <w:wordWrap/>
+        <w:autoSpaceDE/>
+        <w:autoSpaceDN/>
+        <w:spacing w:before="100" w:beforeAutospacing="1" w:after="100" w:afterAutospacing="1" w:line="240" w:lineRule="auto"/>
+        <w:jc w:val="left"/>
+        <w:rPr>
+          <w:rFonts w:ascii="맑은 고딕" w:eastAsia="맑은 고딕" w:hAnsi="맑은 고딕" w:cs="맑은 고딕"/>
+          <w:b/>
+          <w:bCs/>
+        </w:rPr>
+      </w:pPr>
+      <w:r>
+        <w:rPr>
+          <w:rFonts w:ascii="맑은 고딕" w:eastAsia="맑은 고딕" w:hAnsi="맑은 고딕" w:cs="맑은 고딕"/>
+          <w:b/>
+          <w:bCs/>
+        </w:rPr>
+        <w:t xml:space="preserve">        </w:t>
+      </w:r>
+      <w:proofErr w:type="gramStart"/>
+      <w:r>
+        <w:rPr>
+          <w:rFonts w:ascii="맑은 고딕" w:eastAsia="맑은 고딕" w:hAnsi="맑은 고딕" w:cs="맑은 고딕"/>
+          <w:b/>
+          <w:bCs/>
+        </w:rPr>
+        <w:t>std::</w:t>
+      </w:r>
+      <w:proofErr w:type="gramEnd"/>
+      <w:r>
+        <w:rPr>
+          <w:rFonts w:ascii="맑은 고딕" w:eastAsia="맑은 고딕" w:hAnsi="맑은 고딕" w:cs="맑은 고딕"/>
+          <w:b/>
+          <w:bCs/>
+        </w:rPr>
+        <w:t>string normal_texture_</w:t>
+      </w:r>
+      <w:proofErr w:type="gramStart"/>
+      <w:r>
+        <w:rPr>
+          <w:rFonts w:ascii="맑은 고딕" w:eastAsia="맑은 고딕" w:hAnsi="맑은 고딕" w:cs="맑은 고딕"/>
+          <w:b/>
+          <w:bCs/>
+        </w:rPr>
+        <w:t>path;</w:t>
+      </w:r>
+      <w:proofErr w:type="gramEnd"/>
+    </w:p>
+    <w:p>
+      <w:pPr>
+        <w:widowControl/>
+        <w:wordWrap/>
+        <w:autoSpaceDE/>
+        <w:autoSpaceDN/>
+        <w:spacing w:before="100" w:beforeAutospacing="1" w:after="100" w:afterAutospacing="1" w:line="240" w:lineRule="auto"/>
+        <w:jc w:val="left"/>
+        <w:rPr>
+          <w:rFonts w:ascii="맑은 고딕" w:eastAsia="맑은 고딕" w:hAnsi="맑은 고딕" w:cs="맑은 고딕"/>
+          <w:b/>
+          <w:bCs/>
+        </w:rPr>
+      </w:pPr>
+      <w:r>
+        <w:rPr>
+          <w:rFonts w:ascii="맑은 고딕" w:eastAsia="맑은 고딕" w:hAnsi="맑은 고딕" w:cs="맑은 고딕"/>
+          <w:b/>
+          <w:bCs/>
+        </w:rPr>
+        <w:t xml:space="preserve">        </w:t>
+      </w:r>
+      <w:proofErr w:type="gramStart"/>
+      <w:r>
+        <w:rPr>
+          <w:rFonts w:ascii="맑은 고딕" w:eastAsia="맑은 고딕" w:hAnsi="맑은 고딕" w:cs="맑은 고딕"/>
+          <w:b/>
+          <w:bCs/>
+        </w:rPr>
+        <w:t>std::</w:t>
+      </w:r>
+      <w:proofErr w:type="gramEnd"/>
+      <w:r>
+        <w:rPr>
+          <w:rFonts w:ascii="맑은 고딕" w:eastAsia="맑은 고딕" w:hAnsi="맑은 고딕" w:cs="맑은 고딕"/>
+          <w:b/>
+          <w:bCs/>
+        </w:rPr>
+        <w:t>string emissive_texture_</w:t>
+      </w:r>
+      <w:proofErr w:type="gramStart"/>
+      <w:r>
+        <w:rPr>
+          <w:rFonts w:ascii="맑은 고딕" w:eastAsia="맑은 고딕" w:hAnsi="맑은 고딕" w:cs="맑은 고딕"/>
+          <w:b/>
+          <w:bCs/>
+        </w:rPr>
+        <w:t>path;</w:t>
+      </w:r>
+      <w:proofErr w:type="gramEnd"/>
+    </w:p>
+    <w:p>
+      <w:pPr>
+        <w:widowControl/>
+        <w:wordWrap/>
+        <w:autoSpaceDE/>
+        <w:autoSpaceDN/>
+        <w:spacing w:before="100" w:beforeAutospacing="1" w:after="100" w:afterAutospacing="1" w:line="240" w:lineRule="auto"/>
+        <w:jc w:val="left"/>
+        <w:rPr>
+          <w:rFonts w:ascii="맑은 고딕" w:eastAsia="맑은 고딕" w:hAnsi="맑은 고딕" w:cs="맑은 고딕"/>
+          <w:b/>
+          <w:bCs/>
+        </w:rPr>
+      </w:pPr>
+      <w:r>
+        <w:rPr>
+          <w:rFonts w:ascii="맑은 고딕" w:eastAsia="맑은 고딕" w:hAnsi="맑은 고딕" w:cs="맑은 고딕"/>
+          <w:b/>
+          <w:bCs/>
+        </w:rPr>
+        <w:t xml:space="preserve">    </w:t>
+      </w:r>
+    </w:p>
+    <w:p>
+      <w:pPr>
+        <w:widowControl/>
+        <w:wordWrap/>
+        <w:autoSpaceDE/>
+        <w:autoSpaceDN/>
+        <w:spacing w:before="100" w:beforeAutospacing="1" w:after="100" w:afterAutospacing="1" w:line="240" w:lineRule="auto"/>
+        <w:jc w:val="left"/>
+        <w:rPr>
+          <w:rFonts w:ascii="맑은 고딕" w:eastAsia="맑은 고딕" w:hAnsi="맑은 고딕" w:cs="맑은 고딕"/>
+          <w:b/>
+          <w:bCs/>
+        </w:rPr>
+      </w:pPr>
+      <w:r>
+        <w:rPr>
+          <w:rFonts w:ascii="맑은 고딕" w:eastAsia="맑은 고딕" w:hAnsi="맑은 고딕" w:cs="맑은 고딕"/>
+          <w:b/>
+          <w:bCs/>
+        </w:rPr>
+        <w:t xml:space="preserve">            // --- Other Material Properties ---</w:t>
+      </w:r>
+    </w:p>
+    <w:p>
+      <w:pPr>
+        <w:widowControl/>
+        <w:wordWrap/>
+        <w:autoSpaceDE/>
+        <w:autoSpaceDN/>
+        <w:spacing w:before="100" w:beforeAutospacing="1" w:after="100" w:afterAutospacing="1" w:line="240" w:lineRule="auto"/>
+        <w:jc w:val="left"/>
+        <w:rPr>
+          <w:rFonts w:ascii="맑은 고딕" w:eastAsia="맑은 고딕" w:hAnsi="맑은 고딕" w:cs="맑은 고딕"/>
+          <w:b/>
+          <w:bCs/>
+        </w:rPr>
+      </w:pPr>
+      <w:r>
+        <w:rPr>
+          <w:rFonts w:ascii="맑은 고딕" w:eastAsia="맑은 고딕" w:hAnsi="맑은 고딕" w:cs="맑은 고딕"/>
+          <w:b/>
+          <w:bCs/>
+        </w:rPr>
+        <w:t xml:space="preserve">        </w:t>
+      </w:r>
+      <w:proofErr w:type="gramStart"/>
+      <w:r>
+        <w:rPr>
+          <w:rFonts w:ascii="맑은 고딕" w:eastAsia="맑은 고딕" w:hAnsi="맑은 고딕" w:cs="맑은 고딕"/>
+          <w:b/>
+          <w:bCs/>
+        </w:rPr>
+        <w:t>std::</w:t>
+      </w:r>
+      <w:proofErr w:type="gramEnd"/>
+      <w:r>
+        <w:rPr>
+          <w:rFonts w:ascii="맑은 고딕" w:eastAsia="맑은 고딕" w:hAnsi="맑은 고딕" w:cs="맑은 고딕"/>
+          <w:b/>
+          <w:bCs/>
+        </w:rPr>
+        <w:t>string alpha_mode = "OPAQUE</w:t>
+      </w:r>
+      <w:proofErr w:type="gramStart"/>
+      <w:r>
+        <w:rPr>
+          <w:rFonts w:ascii="맑은 고딕" w:eastAsia="맑은 고딕" w:hAnsi="맑은 고딕" w:cs="맑은 고딕"/>
+          <w:b/>
+          <w:bCs/>
+        </w:rPr>
+        <w:t>";</w:t>
+      </w:r>
+      <w:proofErr w:type="gramEnd"/>
+    </w:p>
+    <w:p>
+      <w:pPr>
+        <w:widowControl/>
+        <w:wordWrap/>
+        <w:autoSpaceDE/>
+        <w:autoSpaceDN/>
+        <w:spacing w:before="100" w:beforeAutospacing="1" w:after="100" w:afterAutospacing="1" w:line="240" w:lineRule="auto"/>
+        <w:jc w:val="left"/>
+        <w:rPr>
+          <w:rFonts w:ascii="맑은 고딕" w:eastAsia="맑은 고딕" w:hAnsi="맑은 고딕" w:cs="맑은 고딕"/>
+          <w:b/>
+          <w:bCs/>
+        </w:rPr>
+      </w:pPr>
+      <w:r>
+        <w:rPr>
+          <w:rFonts w:ascii="맑은 고딕" w:eastAsia="맑은 고딕" w:hAnsi="맑은 고딕" w:cs="맑은 고딕"/>
+          <w:b/>
+          <w:bCs/>
+        </w:rPr>
+        <w:t xml:space="preserve">        float alpha_cutoff = 0.</w:t>
+      </w:r>
+      <w:proofErr w:type="gramStart"/>
+      <w:r>
+        <w:rPr>
+          <w:rFonts w:ascii="맑은 고딕" w:eastAsia="맑은 고딕" w:hAnsi="맑은 고딕" w:cs="맑은 고딕"/>
+          <w:b/>
+          <w:bCs/>
+        </w:rPr>
+        <w:t>5f;</w:t>
+      </w:r>
+      <w:proofErr w:type="gramEnd"/>
+    </w:p>
+    <w:p>
+      <w:pPr>
+        <w:widowControl/>
+        <w:wordWrap/>
+        <w:autoSpaceDE/>
+        <w:autoSpaceDN/>
+        <w:spacing w:before="100" w:beforeAutospacing="1" w:after="100" w:afterAutospacing="1" w:line="240" w:lineRule="auto"/>
+        <w:jc w:val="left"/>
+        <w:rPr>
+          <w:rFonts w:ascii="맑은 고딕" w:eastAsia="맑은 고딕" w:hAnsi="맑은 고딕" w:cs="맑은 고딕"/>
+          <w:b/>
+          <w:bCs/>
+        </w:rPr>
+      </w:pPr>
+      <w:r>
+        <w:rPr>
+          <w:rFonts w:ascii="맑은 고딕" w:eastAsia="맑은 고딕" w:hAnsi="맑은 고딕" w:cs="맑은 고딕"/>
+          <w:b/>
+          <w:bCs/>
+        </w:rPr>
+        <w:t xml:space="preserve">        bool double_sided = </w:t>
+      </w:r>
+      <w:proofErr w:type="gramStart"/>
+      <w:r>
+        <w:rPr>
+          <w:rFonts w:ascii="맑은 고딕" w:eastAsia="맑은 고딕" w:hAnsi="맑은 고딕" w:cs="맑은 고딕"/>
+          <w:b/>
+          <w:bCs/>
+        </w:rPr>
+        <w:t>false;</w:t>
+      </w:r>
+      <w:proofErr w:type="gramEnd"/>
+    </w:p>
+    <w:p>
+      <w:pPr>
+        <w:widowControl/>
+        <w:wordWrap/>
+        <w:autoSpaceDE/>
+        <w:autoSpaceDN/>
+        <w:spacing w:before="100" w:beforeAutospacing="1" w:after="100" w:afterAutospacing="1" w:line="240" w:lineRule="auto"/>
+        <w:jc w:val="left"/>
+        <w:rPr>
+          <w:rFonts w:ascii="맑은 고딕" w:eastAsia="맑은 고딕" w:hAnsi="맑은 고딕" w:cs="맑은 고딕"/>
+          <w:b/>
+          <w:bCs/>
+        </w:rPr>
+      </w:pPr>
+      <w:r>
+        <w:rPr>
+          <w:rFonts w:ascii="맑은 고딕" w:eastAsia="맑은 고딕" w:hAnsi="맑은 고딕" w:cs="맑은 고딕"/>
+          <w:b/>
+          <w:bCs/>
+        </w:rPr>
+        <w:t xml:space="preserve">        float normal_texture_scale = 1.</w:t>
+      </w:r>
+      <w:proofErr w:type="gramStart"/>
+      <w:r>
+        <w:rPr>
+          <w:rFonts w:ascii="맑은 고딕" w:eastAsia="맑은 고딕" w:hAnsi="맑은 고딕" w:cs="맑은 고딕"/>
+          <w:b/>
+          <w:bCs/>
+        </w:rPr>
+        <w:t>0f;</w:t>
+      </w:r>
+      <w:proofErr w:type="gramEnd"/>
+    </w:p>
+    <w:p>
+      <w:pPr>
+        <w:widowControl/>
+        <w:wordWrap/>
+        <w:autoSpaceDE/>
+        <w:autoSpaceDN/>
+        <w:spacing w:before="100" w:beforeAutospacing="1" w:after="100" w:afterAutospacing="1" w:line="240" w:lineRule="auto"/>
+        <w:jc w:val="left"/>
+        <w:rPr>
+          <w:rFonts w:ascii="맑은 고딕" w:eastAsia="맑은 고딕" w:hAnsi="맑은 고딕" w:cs="맑은 고딕"/>
+          <w:b/>
+          <w:bCs/>
+        </w:rPr>
+      </w:pPr>
+      <w:r>
+        <w:rPr>
+          <w:rFonts w:ascii="맑은 고딕" w:eastAsia="맑은 고딕" w:hAnsi="맑은 고딕" w:cs="맑은 고딕"/>
+          <w:b/>
+          <w:bCs/>
+        </w:rPr>
+        <w:t xml:space="preserve">    </w:t>
+      </w:r>
+    </w:p>
+    <w:p>
+      <w:pPr>
+        <w:widowControl/>
+        <w:wordWrap/>
+        <w:autoSpaceDE/>
+        <w:autoSpaceDN/>
+        <w:spacing w:before="100" w:beforeAutospacing="1" w:after="100" w:afterAutospacing="1" w:line="240" w:lineRule="auto"/>
+        <w:jc w:val="left"/>
+        <w:rPr>
+          <w:rFonts w:ascii="맑은 고딕" w:eastAsia="맑은 고딕" w:hAnsi="맑은 고딕" w:cs="맑은 고딕"/>
+          <w:b/>
+          <w:bCs/>
+        </w:rPr>
+      </w:pPr>
+      <w:r>
+        <w:rPr>
+          <w:rFonts w:ascii="맑은 고딕" w:eastAsia="맑은 고딕" w:hAnsi="맑은 고딕" w:cs="맑은 고딕"/>
+          <w:b/>
+          <w:bCs/>
+        </w:rPr>
+        <w:t xml:space="preserve">            // --- Per-material Constant Buffer Resources ---</w:t>
+      </w:r>
+    </w:p>
+    <w:p>
+      <w:pPr>
+        <w:widowControl/>
+        <w:wordWrap/>
+        <w:autoSpaceDE/>
+        <w:autoSpaceDN/>
+        <w:spacing w:before="100" w:beforeAutospacing="1" w:after="100" w:afterAutospacing="1" w:line="240" w:lineRule="auto"/>
+        <w:jc w:val="left"/>
+        <w:rPr>
+          <w:rFonts w:ascii="맑은 고딕" w:eastAsia="맑은 고딕" w:hAnsi="맑은 고딕" w:cs="맑은 고딕"/>
+          <w:b/>
+          <w:bCs/>
+        </w:rPr>
+      </w:pPr>
+      <w:r>
+        <w:rPr>
+          <w:rFonts w:ascii="맑은 고딕" w:eastAsia="맑은 고딕" w:hAnsi="맑은 고딕" w:cs="맑은 고딕"/>
+          <w:b/>
+          <w:bCs/>
+        </w:rPr>
+        <w:t xml:space="preserve">        ComPtr&lt;ID3D12Resource&gt; material_cbuffer_gpu = </w:t>
+      </w:r>
+      <w:proofErr w:type="gramStart"/>
+      <w:r>
+        <w:rPr>
+          <w:rFonts w:ascii="맑은 고딕" w:eastAsia="맑은 고딕" w:hAnsi="맑은 고딕" w:cs="맑은 고딕"/>
+          <w:b/>
+          <w:bCs/>
+        </w:rPr>
+        <w:t>nullptr;</w:t>
+      </w:r>
+      <w:proofErr w:type="gramEnd"/>
+    </w:p>
+    <w:p>
+      <w:pPr>
+        <w:widowControl/>
+        <w:wordWrap/>
+        <w:autoSpaceDE/>
+        <w:autoSpaceDN/>
+        <w:spacing w:before="100" w:beforeAutospacing="1" w:after="100" w:afterAutospacing="1" w:line="240" w:lineRule="auto"/>
+        <w:jc w:val="left"/>
+        <w:rPr>
+          <w:rFonts w:ascii="맑은 고딕" w:eastAsia="맑은 고딕" w:hAnsi="맑은 고딕" w:cs="맑은 고딕"/>
+          <w:b/>
+          <w:bCs/>
+        </w:rPr>
+      </w:pPr>
+      <w:r>
+        <w:rPr>
+          <w:rFonts w:ascii="맑은 고딕" w:eastAsia="맑은 고딕" w:hAnsi="맑은 고딕" w:cs="맑은 고딕"/>
+          <w:b/>
+          <w:bCs/>
+        </w:rPr>
+        <w:t xml:space="preserve">        UINT8 * material_cbuffer_cpu_address = </w:t>
+      </w:r>
+      <w:proofErr w:type="gramStart"/>
+      <w:r>
+        <w:rPr>
+          <w:rFonts w:ascii="맑은 고딕" w:eastAsia="맑은 고딕" w:hAnsi="맑은 고딕" w:cs="맑은 고딕"/>
+          <w:b/>
+          <w:bCs/>
+        </w:rPr>
+        <w:t>nullptr;</w:t>
+      </w:r>
+      <w:proofErr w:type="gramEnd"/>
+    </w:p>
+    <w:p>
+      <w:pPr>
+        <w:widowControl/>
+        <w:wordWrap/>
+        <w:autoSpaceDE/>
+        <w:autoSpaceDN/>
+        <w:spacing w:before="100" w:beforeAutospacing="1" w:after="100" w:afterAutospacing="1" w:line="240" w:lineRule="auto"/>
+        <w:jc w:val="left"/>
+        <w:rPr>
+          <w:rFonts w:ascii="맑은 고딕" w:eastAsia="맑은 고딕" w:hAnsi="맑은 고딕" w:cs="맑은 고딕"/>
+          <w:b/>
+          <w:bCs/>
+        </w:rPr>
+      </w:pPr>
+      <w:r>
+        <w:rPr>
+          <w:rFonts w:ascii="맑은 고딕" w:eastAsia="맑은 고딕" w:hAnsi="맑은 고딕" w:cs="맑은 고딕"/>
+          <w:b/>
+          <w:bCs/>
+        </w:rPr>
+        <w:t xml:space="preserve">    };</w:t>
+      </w:r>
+    </w:p>
+    <w:p>
+      <w:pPr>
+        <w:widowControl/>
+        <w:wordWrap/>
+        <w:autoSpaceDE/>
+        <w:autoSpaceDN/>
+        <w:spacing w:before="100" w:beforeAutospacing="1" w:after="100" w:afterAutospacing="1" w:line="240" w:lineRule="auto"/>
+        <w:jc w:val="left"/>
+        <w:rPr>
+          <w:rFonts w:ascii="맑은 고딕" w:eastAsia="맑은 고딕" w:hAnsi="맑은 고딕" w:cs="맑은 고딕"/>
+          <w:b/>
+          <w:bCs/>
+        </w:rPr>
+      </w:pPr>
+      <w:r>
+        <w:rPr>
+          <w:rFonts w:ascii="맑은 고딕" w:eastAsia="맑은 고딕" w:hAnsi="맑은 고딕" w:cs="맑은 고딕"/>
+          <w:b/>
+          <w:bCs/>
+        </w:rPr>
+        <w:t>};</w:t>
+      </w:r>
+    </w:p>
+    <w:p>
+      <w:pPr>
+        <w:widowControl/>
+        <w:wordWrap/>
+        <w:autoSpaceDE/>
+        <w:autoSpaceDN/>
+        <w:spacing w:before="100" w:beforeAutospacing="1" w:after="100" w:afterAutospacing="1" w:line="240" w:lineRule="auto"/>
+        <w:jc w:val="left"/>
+        <w:rPr>
+          <w:rFonts w:ascii="맑은 고딕" w:eastAsia="맑은 고딕" w:hAnsi="맑은 고딕" w:cs="맑은 고딕"/>
+          <w:b/>
+          <w:bCs/>
+        </w:rPr>
+      </w:pPr>
+      <w:r>
+        <w:rPr>
+          <w:rFonts w:ascii="맑은 고딕" w:eastAsia="맑은 고딕" w:hAnsi="맑은 고딕" w:cs="맑은 고딕"/>
+          <w:b/>
+          <w:bCs/>
+        </w:rPr>
+        <w:t xml:space="preserve">      이렇게 MaterialInfo 안에 </w:t>
+      </w:r>
+      <w:proofErr w:type="gramStart"/>
+      <w:r>
+        <w:rPr>
+          <w:rFonts w:ascii="맑은 고딕" w:eastAsia="맑은 고딕" w:hAnsi="맑은 고딕" w:cs="맑은 고딕"/>
+          <w:b/>
+          <w:bCs/>
+        </w:rPr>
+        <w:t>std::</w:t>
+      </w:r>
+      <w:proofErr w:type="gramEnd"/>
+      <w:r>
+        <w:rPr>
+          <w:rFonts w:ascii="맑은 고딕" w:eastAsia="맑은 고딕" w:hAnsi="맑은 고딕" w:cs="맑은 고딕"/>
+          <w:b/>
+          <w:bCs/>
+        </w:rPr>
+        <w:t>string shader_name = "gltf</w:t>
+      </w:r>
+      <w:proofErr w:type="gramStart"/>
+      <w:r>
+        <w:rPr>
+          <w:rFonts w:ascii="맑은 고딕" w:eastAsia="맑은 고딕" w:hAnsi="맑은 고딕" w:cs="맑은 고딕"/>
+          <w:b/>
+          <w:bCs/>
+        </w:rPr>
+        <w:t>";가</w:t>
+      </w:r>
+      <w:proofErr w:type="gramEnd"/>
+      <w:r>
+        <w:rPr>
+          <w:rFonts w:ascii="맑은 고딕" w:eastAsia="맑은 고딕" w:hAnsi="맑은 고딕" w:cs="맑은 고딕"/>
+          <w:b/>
+          <w:bCs/>
+        </w:rPr>
+        <w:t xml:space="preserve"> 고정되어 있어</w:t>
+      </w:r>
+    </w:p>
+    <w:p>
+      <w:pPr>
+        <w:widowControl/>
+        <w:wordWrap/>
+        <w:autoSpaceDE/>
+        <w:autoSpaceDN/>
+        <w:spacing w:before="100" w:beforeAutospacing="1" w:after="100" w:afterAutospacing="1" w:line="240" w:lineRule="auto"/>
+        <w:jc w:val="left"/>
+        <w:rPr>
+          <w:rFonts w:ascii="맑은 고딕" w:eastAsia="맑은 고딕" w:hAnsi="맑은 고딕" w:cs="맑은 고딕"/>
+          <w:b/>
+          <w:bCs/>
+        </w:rPr>
+      </w:pPr>
       <w:r>
         <w:rPr>
           <w:rFonts w:ascii="맑은 고딕" w:eastAsia="맑은 고딕" w:hAnsi="맑은 고딕" w:cs="맑은 고딕" w:hint="eastAsia"/>
           <w:b/>
           <w:bCs/>
         </w:rPr>
-        <w:t>W</w:t>
-      </w:r>
-    </w:p>
-    <w:p>
-      <w:pPr>
-        <w:widowControl/>
-        <w:wordWrap/>
-        <w:autoSpaceDE/>
-        <w:autoSpaceDN/>
-        <w:spacing w:before="100" w:beforeAutospacing="1" w:after="100" w:afterAutospacing="1" w:line="240" w:lineRule="auto"/>
-        <w:jc w:val="left"/>
-        <w:rPr>
-          <w:rFonts w:ascii="맑은 고딕" w:eastAsia="맑은 고딕" w:hAnsi="맑은 고딕" w:cs="맑은 고딕"/>
-          <w:b/>
-          <w:bCs/>
-        </w:rPr>
-      </w:pPr>
-      <w:r>
-        <w:rPr>
-          <w:rFonts w:ascii="맑은 고딕" w:eastAsia="맑은 고딕" w:hAnsi="맑은 고딕" w:cs="맑은 고딕"/>
-          <w:b/>
-          <w:bCs/>
-        </w:rPr>
-        <w:t xml:space="preserve">    //          그래서 아래 두 줄을 지우지는 않고 남겨두는 것이 좋을 것 같다.</w:t>
-      </w:r>
-    </w:p>
-    <w:p>
-      <w:pPr>
-        <w:widowControl/>
-        <w:wordWrap/>
-        <w:autoSpaceDE/>
-        <w:autoSpaceDN/>
-        <w:spacing w:before="100" w:beforeAutospacing="1" w:after="100" w:afterAutospacing="1" w:line="240" w:lineRule="auto"/>
-        <w:jc w:val="left"/>
-        <w:rPr>
-          <w:rFonts w:ascii="맑은 고딕" w:eastAsia="맑은 고딕" w:hAnsi="맑은 고딕" w:cs="맑은 고딕"/>
-          <w:b/>
-          <w:bCs/>
-        </w:rPr>
-      </w:pPr>
-      <w:r>
-        <w:rPr>
-          <w:rFonts w:ascii="맑은 고딕" w:eastAsia="맑은 고딕" w:hAnsi="맑은 고딕" w:cs="맑은 고딕"/>
-          <w:b/>
-          <w:bCs/>
-        </w:rPr>
-        <w:t xml:space="preserve">    </w:t>
-      </w:r>
-    </w:p>
-    <w:p>
-      <w:pPr>
-        <w:widowControl/>
-        <w:wordWrap/>
-        <w:autoSpaceDE/>
-        <w:autoSpaceDN/>
-        <w:spacing w:before="100" w:beforeAutospacing="1" w:after="100" w:afterAutospacing="1" w:line="240" w:lineRule="auto"/>
-        <w:jc w:val="left"/>
-        <w:rPr>
-          <w:rFonts w:ascii="맑은 고딕" w:eastAsia="맑은 고딕" w:hAnsi="맑은 고딕" w:cs="맑은 고딕"/>
-          <w:b/>
-          <w:bCs/>
-        </w:rPr>
-      </w:pPr>
-      <w:r>
-        <w:rPr>
-          <w:rFonts w:ascii="맑은 고딕" w:eastAsia="맑은 고딕" w:hAnsi="맑은 고딕" w:cs="맑은 고딕"/>
-          <w:b/>
-          <w:bCs/>
-        </w:rPr>
-        <w:t xml:space="preserve">    //command_list-&gt;SetGraphicsRootSignature(root_signature);</w:t>
-      </w:r>
-    </w:p>
-    <w:p>
-      <w:pPr>
-        <w:widowControl/>
-        <w:wordWrap/>
-        <w:autoSpaceDE/>
-        <w:autoSpaceDN/>
-        <w:spacing w:before="100" w:beforeAutospacing="1" w:after="100" w:afterAutospacing="1" w:line="240" w:lineRule="auto"/>
-        <w:jc w:val="left"/>
-        <w:rPr>
-          <w:rFonts w:ascii="맑은 고딕" w:eastAsia="맑은 고딕" w:hAnsi="맑은 고딕" w:cs="맑은 고딕"/>
-          <w:b/>
-          <w:bCs/>
-        </w:rPr>
-      </w:pPr>
-      <w:r>
-        <w:rPr>
-          <w:rFonts w:ascii="맑은 고딕" w:eastAsia="맑은 고딕" w:hAnsi="맑은 고딕" w:cs="맑은 고딕"/>
-          <w:b/>
-          <w:bCs/>
-        </w:rPr>
-        <w:t xml:space="preserve">    //command_list-&gt;SetPipelineState(pso);</w:t>
-      </w:r>
-    </w:p>
-    <w:p>
-      <w:pPr>
-        <w:widowControl/>
-        <w:wordWrap/>
-        <w:autoSpaceDE/>
-        <w:autoSpaceDN/>
-        <w:spacing w:before="100" w:beforeAutospacing="1" w:after="100" w:afterAutospacing="1" w:line="240" w:lineRule="auto"/>
-        <w:jc w:val="left"/>
-        <w:rPr>
-          <w:rFonts w:ascii="맑은 고딕" w:eastAsia="맑은 고딕" w:hAnsi="맑은 고딕" w:cs="맑은 고딕"/>
-          <w:b/>
-          <w:bCs/>
-        </w:rPr>
-      </w:pPr>
-      <w:r>
-        <w:rPr>
-          <w:rFonts w:ascii="맑은 고딕" w:eastAsia="맑은 고딕" w:hAnsi="맑은 고딕" w:cs="맑은 고딕"/>
-          <w:b/>
-          <w:bCs/>
-        </w:rPr>
-        <w:t>}</w:t>
-      </w:r>
-    </w:p>
-    <w:p>
-      <w:pPr>
-        <w:widowControl/>
-        <w:wordWrap/>
-        <w:autoSpaceDE/>
-        <w:autoSpaceDN/>
-        <w:spacing w:before="100" w:beforeAutospacing="1" w:after="100" w:afterAutospacing="1" w:line="240" w:lineRule="auto"/>
-        <w:jc w:val="left"/>
-        <w:rPr>
-          <w:rFonts w:ascii="맑은 고딕" w:eastAsia="맑은 고딕" w:hAnsi="맑은 고딕" w:cs="맑은 고딕"/>
-          <w:b/>
-          <w:bCs/>
-        </w:rPr>
-      </w:pPr>
-      <w:r>
-        <w:rPr>
-          <w:rFonts w:ascii="맑은 고딕" w:eastAsia="맑은 고딕" w:hAnsi="맑은 고딕" w:cs="맑은 고딕"/>
-          <w:b/>
-          <w:bCs/>
-        </w:rPr>
-        <w:t>```</w:t>
-      </w:r>
-    </w:p>
-    <w:p>
-      <w:pPr>
-        <w:widowControl/>
-        <w:wordWrap/>
-        <w:autoSpaceDE/>
-        <w:autoSpaceDN/>
-        <w:spacing w:before="100" w:beforeAutospacing="1" w:after="100" w:afterAutospacing="1" w:line="240" w:lineRule="auto"/>
-        <w:jc w:val="left"/>
-        <w:rPr>
-          <w:rFonts w:ascii="맑은 고딕" w:eastAsia="맑은 고딕" w:hAnsi="맑은 고딕" w:cs="맑은 고딕"/>
-          <w:b/>
-          <w:bCs/>
-        </w:rPr>
-      </w:pPr>
-    </w:p>
-    <w:p>
-      <w:pPr>
-        <w:widowControl/>
-        <w:wordWrap/>
-        <w:autoSpaceDE/>
-        <w:autoSpaceDN/>
-        <w:spacing w:before="100" w:beforeAutospacing="1" w:after="100" w:afterAutospacing="1" w:line="240" w:lineRule="auto"/>
-        <w:jc w:val="left"/>
-        <w:rPr>
-          <w:rFonts w:ascii="맑은 고딕" w:eastAsia="맑은 고딕" w:hAnsi="맑은 고딕" w:cs="맑은 고딕"/>
-          <w:b/>
-          <w:bCs/>
-        </w:rPr>
-      </w:pPr>
-      <w:r>
-        <w:rPr>
-          <w:rFonts w:ascii="맑은 고딕" w:eastAsia="맑은 고딕" w:hAnsi="맑은 고딕" w:cs="맑은 고딕"/>
-          <w:b/>
-          <w:bCs/>
-        </w:rPr>
-        <w:t xml:space="preserve">      이 경우 내부적으로 이렇게 MaterialInfo 구조체 안에 있는 shader_name을 사용하게 되는데 이 경우</w:t>
-      </w:r>
-    </w:p>
-    <w:p>
-      <w:pPr>
-        <w:widowControl/>
-        <w:wordWrap/>
-        <w:autoSpaceDE/>
-        <w:autoSpaceDN/>
-        <w:spacing w:before="100" w:beforeAutospacing="1" w:after="100" w:afterAutospacing="1" w:line="240" w:lineRule="auto"/>
-        <w:jc w:val="left"/>
-        <w:rPr>
-          <w:rFonts w:ascii="맑은 고딕" w:eastAsia="맑은 고딕" w:hAnsi="맑은 고딕" w:cs="맑은 고딕"/>
-          <w:b/>
-          <w:bCs/>
-        </w:rPr>
-      </w:pPr>
-    </w:p>
-    <w:p>
-      <w:pPr>
-        <w:widowControl/>
-        <w:wordWrap/>
-        <w:autoSpaceDE/>
-        <w:autoSpaceDN/>
-        <w:spacing w:before="100" w:beforeAutospacing="1" w:after="100" w:afterAutospacing="1" w:line="240" w:lineRule="auto"/>
-        <w:jc w:val="left"/>
-        <w:rPr>
-          <w:rFonts w:ascii="맑은 고딕" w:eastAsia="맑은 고딕" w:hAnsi="맑은 고딕" w:cs="맑은 고딕"/>
-          <w:b/>
-          <w:bCs/>
-        </w:rPr>
-      </w:pPr>
-      <w:r>
-        <w:rPr>
-          <w:rFonts w:ascii="맑은 고딕" w:eastAsia="맑은 고딕" w:hAnsi="맑은 고딕" w:cs="맑은 고딕"/>
-          <w:b/>
-          <w:bCs/>
-        </w:rPr>
-        <w:t>class ResourceManager : public Singleton&lt;ResourceManager&gt;</w:t>
-      </w:r>
-    </w:p>
-    <w:p>
-      <w:pPr>
-        <w:widowControl/>
-        <w:wordWrap/>
-        <w:autoSpaceDE/>
-        <w:autoSpaceDN/>
-        <w:spacing w:before="100" w:beforeAutospacing="1" w:after="100" w:afterAutospacing="1" w:line="240" w:lineRule="auto"/>
-        <w:jc w:val="left"/>
-        <w:rPr>
-          <w:rFonts w:ascii="맑은 고딕" w:eastAsia="맑은 고딕" w:hAnsi="맑은 고딕" w:cs="맑은 고딕"/>
-          <w:b/>
-          <w:bCs/>
-        </w:rPr>
-      </w:pPr>
-      <w:r>
-        <w:rPr>
-          <w:rFonts w:ascii="맑은 고딕" w:eastAsia="맑은 고딕" w:hAnsi="맑은 고딕" w:cs="맑은 고딕"/>
-          <w:b/>
-          <w:bCs/>
-        </w:rPr>
-        <w:t>{</w:t>
-      </w:r>
-    </w:p>
-    <w:p>
-      <w:pPr>
-        <w:widowControl/>
-        <w:wordWrap/>
-        <w:autoSpaceDE/>
-        <w:autoSpaceDN/>
-        <w:spacing w:before="100" w:beforeAutospacing="1" w:after="100" w:afterAutospacing="1" w:line="240" w:lineRule="auto"/>
-        <w:jc w:val="left"/>
-        <w:rPr>
-          <w:rFonts w:ascii="맑은 고딕" w:eastAsia="맑은 고딕" w:hAnsi="맑은 고딕" w:cs="맑은 고딕"/>
-          <w:b/>
-          <w:bCs/>
-        </w:rPr>
-      </w:pPr>
-      <w:r>
-        <w:rPr>
-          <w:rFonts w:ascii="맑은 고딕" w:eastAsia="맑은 고딕" w:hAnsi="맑은 고딕" w:cs="맑은 고딕"/>
-          <w:b/>
-          <w:bCs/>
-        </w:rPr>
-        <w:t xml:space="preserve">    // --- glTF PBR 표준에 맞춘 MaterialInfo 구조체 ---</w:t>
-      </w:r>
-    </w:p>
-    <w:p>
-      <w:pPr>
-        <w:widowControl/>
-        <w:wordWrap/>
-        <w:autoSpaceDE/>
-        <w:autoSpaceDN/>
-        <w:spacing w:before="100" w:beforeAutospacing="1" w:after="100" w:afterAutospacing="1" w:line="240" w:lineRule="auto"/>
-        <w:jc w:val="left"/>
-        <w:rPr>
-          <w:rFonts w:ascii="맑은 고딕" w:eastAsia="맑은 고딕" w:hAnsi="맑은 고딕" w:cs="맑은 고딕"/>
-          <w:b/>
-          <w:bCs/>
-        </w:rPr>
-      </w:pPr>
-      <w:r>
-        <w:rPr>
-          <w:rFonts w:ascii="맑은 고딕" w:eastAsia="맑은 고딕" w:hAnsi="맑은 고딕" w:cs="맑은 고딕"/>
-          <w:b/>
-          <w:bCs/>
-        </w:rPr>
-        <w:t xml:space="preserve">    struct MaterialInfo</w:t>
-      </w:r>
-    </w:p>
-    <w:p>
-      <w:pPr>
-        <w:widowControl/>
-        <w:wordWrap/>
-        <w:autoSpaceDE/>
-        <w:autoSpaceDN/>
-        <w:spacing w:before="100" w:beforeAutospacing="1" w:after="100" w:afterAutospacing="1" w:line="240" w:lineRule="auto"/>
-        <w:jc w:val="left"/>
-        <w:rPr>
-          <w:rFonts w:ascii="맑은 고딕" w:eastAsia="맑은 고딕" w:hAnsi="맑은 고딕" w:cs="맑은 고딕"/>
-          <w:b/>
-          <w:bCs/>
-        </w:rPr>
-      </w:pPr>
-      <w:r>
-        <w:rPr>
-          <w:rFonts w:ascii="맑은 고딕" w:eastAsia="맑은 고딕" w:hAnsi="맑은 고딕" w:cs="맑은 고딕"/>
-          <w:b/>
-          <w:bCs/>
-        </w:rPr>
-        <w:t xml:space="preserve">    {</w:t>
-      </w:r>
-    </w:p>
-    <w:p>
-      <w:pPr>
-        <w:widowControl/>
-        <w:wordWrap/>
-        <w:autoSpaceDE/>
-        <w:autoSpaceDN/>
-        <w:spacing w:before="100" w:beforeAutospacing="1" w:after="100" w:afterAutospacing="1" w:line="240" w:lineRule="auto"/>
-        <w:jc w:val="left"/>
-        <w:rPr>
-          <w:rFonts w:ascii="맑은 고딕" w:eastAsia="맑은 고딕" w:hAnsi="맑은 고딕" w:cs="맑은 고딕"/>
-          <w:b/>
-          <w:bCs/>
-        </w:rPr>
-      </w:pPr>
-      <w:r>
-        <w:rPr>
-          <w:rFonts w:ascii="맑은 고딕" w:eastAsia="맑은 고딕" w:hAnsi="맑은 고딕" w:cs="맑은 고딕"/>
-          <w:b/>
-          <w:bCs/>
-        </w:rPr>
-        <w:t xml:space="preserve">        std::string name;</w:t>
-      </w:r>
-    </w:p>
-    <w:p>
-      <w:pPr>
-        <w:widowControl/>
-        <w:wordWrap/>
-        <w:autoSpaceDE/>
-        <w:autoSpaceDN/>
-        <w:spacing w:before="100" w:beforeAutospacing="1" w:after="100" w:afterAutospacing="1" w:line="240" w:lineRule="auto"/>
-        <w:jc w:val="left"/>
-        <w:rPr>
-          <w:rFonts w:ascii="맑은 고딕" w:eastAsia="맑은 고딕" w:hAnsi="맑은 고딕" w:cs="맑은 고딕"/>
-          <w:b/>
-          <w:bCs/>
-        </w:rPr>
-      </w:pPr>
-      <w:r>
-        <w:rPr>
-          <w:rFonts w:ascii="맑은 고딕" w:eastAsia="맑은 고딕" w:hAnsi="맑은 고딕" w:cs="맑은 고딕"/>
-          <w:b/>
-          <w:bCs/>
-        </w:rPr>
-        <w:t xml:space="preserve">        </w:t>
-      </w:r>
-      <w:r>
-        <w:rPr>
-          <w:rFonts w:ascii="맑은 고딕" w:eastAsia="맑은 고딕" w:hAnsi="맑은 고딕" w:cs="맑은 고딕"/>
-          <w:b/>
-          <w:bCs/>
-          <w:highlight w:val="yellow"/>
-        </w:rPr>
-        <w:t>std::string shader_name = "gltf";</w:t>
-      </w:r>
-    </w:p>
-    <w:p>
-      <w:pPr>
-        <w:widowControl/>
-        <w:wordWrap/>
-        <w:autoSpaceDE/>
-        <w:autoSpaceDN/>
-        <w:spacing w:before="100" w:beforeAutospacing="1" w:after="100" w:afterAutospacing="1" w:line="240" w:lineRule="auto"/>
-        <w:jc w:val="left"/>
-        <w:rPr>
-          <w:rFonts w:ascii="맑은 고딕" w:eastAsia="맑은 고딕" w:hAnsi="맑은 고딕" w:cs="맑은 고딕"/>
-          <w:b/>
-          <w:bCs/>
-        </w:rPr>
-      </w:pPr>
-      <w:r>
-        <w:rPr>
-          <w:rFonts w:ascii="맑은 고딕" w:eastAsia="맑은 고딕" w:hAnsi="맑은 고딕" w:cs="맑은 고딕"/>
-          <w:b/>
-          <w:bCs/>
-        </w:rPr>
-        <w:t xml:space="preserve">    </w:t>
-      </w:r>
-    </w:p>
-    <w:p>
-      <w:pPr>
-        <w:widowControl/>
-        <w:wordWrap/>
-        <w:autoSpaceDE/>
-        <w:autoSpaceDN/>
-        <w:spacing w:before="100" w:beforeAutospacing="1" w:after="100" w:afterAutospacing="1" w:line="240" w:lineRule="auto"/>
-        <w:jc w:val="left"/>
-        <w:rPr>
-          <w:rFonts w:ascii="맑은 고딕" w:eastAsia="맑은 고딕" w:hAnsi="맑은 고딕" w:cs="맑은 고딕"/>
-          <w:b/>
-          <w:bCs/>
-        </w:rPr>
-      </w:pPr>
-      <w:r>
-        <w:rPr>
-          <w:rFonts w:ascii="맑은 고딕" w:eastAsia="맑은 고딕" w:hAnsi="맑은 고딕" w:cs="맑은 고딕"/>
-          <w:b/>
-          <w:bCs/>
-        </w:rPr>
-        <w:t xml:space="preserve">            // --- PBR Metallic-Roughness Properties (glTF 2.0 Spec) ---</w:t>
-      </w:r>
-    </w:p>
-    <w:p>
-      <w:pPr>
-        <w:widowControl/>
-        <w:wordWrap/>
-        <w:autoSpaceDE/>
-        <w:autoSpaceDN/>
-        <w:spacing w:before="100" w:beforeAutospacing="1" w:after="100" w:afterAutospacing="1" w:line="240" w:lineRule="auto"/>
-        <w:jc w:val="left"/>
-        <w:rPr>
-          <w:rFonts w:ascii="맑은 고딕" w:eastAsia="맑은 고딕" w:hAnsi="맑은 고딕" w:cs="맑은 고딕"/>
-          <w:b/>
-          <w:bCs/>
-        </w:rPr>
-      </w:pPr>
-      <w:r>
-        <w:rPr>
-          <w:rFonts w:ascii="맑은 고딕" w:eastAsia="맑은 고딕" w:hAnsi="맑은 고딕" w:cs="맑은 고딕"/>
-          <w:b/>
-          <w:bCs/>
-        </w:rPr>
-        <w:t xml:space="preserve">        XMFLOAT4 base_color_factor = { 1.0f, 1.0f, 1.0f, 1.0f };</w:t>
-      </w:r>
-    </w:p>
-    <w:p>
-      <w:pPr>
-        <w:widowControl/>
-        <w:wordWrap/>
-        <w:autoSpaceDE/>
-        <w:autoSpaceDN/>
-        <w:spacing w:before="100" w:beforeAutospacing="1" w:after="100" w:afterAutospacing="1" w:line="240" w:lineRule="auto"/>
-        <w:jc w:val="left"/>
-        <w:rPr>
-          <w:rFonts w:ascii="맑은 고딕" w:eastAsia="맑은 고딕" w:hAnsi="맑은 고딕" w:cs="맑은 고딕"/>
-          <w:b/>
-          <w:bCs/>
-        </w:rPr>
-      </w:pPr>
-      <w:r>
-        <w:rPr>
-          <w:rFonts w:ascii="맑은 고딕" w:eastAsia="맑은 고딕" w:hAnsi="맑은 고딕" w:cs="맑은 고딕"/>
-          <w:b/>
-          <w:bCs/>
-        </w:rPr>
         <w:lastRenderedPageBreak/>
-        <w:t xml:space="preserve">        float metallic_factor = 1.0f;</w:t>
-      </w:r>
-    </w:p>
-    <w:p>
-      <w:pPr>
-        <w:widowControl/>
-        <w:wordWrap/>
-        <w:autoSpaceDE/>
-        <w:autoSpaceDN/>
-        <w:spacing w:before="100" w:beforeAutospacing="1" w:after="100" w:afterAutospacing="1" w:line="240" w:lineRule="auto"/>
-        <w:jc w:val="left"/>
-        <w:rPr>
-          <w:rFonts w:ascii="맑은 고딕" w:eastAsia="맑은 고딕" w:hAnsi="맑은 고딕" w:cs="맑은 고딕"/>
-          <w:b/>
-          <w:bCs/>
-        </w:rPr>
-      </w:pPr>
-      <w:r>
-        <w:rPr>
-          <w:rFonts w:ascii="맑은 고딕" w:eastAsia="맑은 고딕" w:hAnsi="맑은 고딕" w:cs="맑은 고딕"/>
-          <w:b/>
-          <w:bCs/>
-        </w:rPr>
-        <w:t xml:space="preserve">        float roughness_factor = 1.0f;</w:t>
-      </w:r>
-    </w:p>
-    <w:p>
-      <w:pPr>
-        <w:widowControl/>
-        <w:wordWrap/>
-        <w:autoSpaceDE/>
-        <w:autoSpaceDN/>
-        <w:spacing w:before="100" w:beforeAutospacing="1" w:after="100" w:afterAutospacing="1" w:line="240" w:lineRule="auto"/>
-        <w:jc w:val="left"/>
-        <w:rPr>
-          <w:rFonts w:ascii="맑은 고딕" w:eastAsia="맑은 고딕" w:hAnsi="맑은 고딕" w:cs="맑은 고딕"/>
-          <w:b/>
-          <w:bCs/>
-        </w:rPr>
-      </w:pPr>
-      <w:r>
-        <w:rPr>
-          <w:rFonts w:ascii="맑은 고딕" w:eastAsia="맑은 고딕" w:hAnsi="맑은 고딕" w:cs="맑은 고딕"/>
-          <w:b/>
-          <w:bCs/>
-        </w:rPr>
-        <w:t xml:space="preserve">        DirectX::XMFLOAT3 emissive_factor = { 0.0f, 0.0f, 0.0f };</w:t>
-      </w:r>
-    </w:p>
-    <w:p>
-      <w:pPr>
-        <w:widowControl/>
-        <w:wordWrap/>
-        <w:autoSpaceDE/>
-        <w:autoSpaceDN/>
-        <w:spacing w:before="100" w:beforeAutospacing="1" w:after="100" w:afterAutospacing="1" w:line="240" w:lineRule="auto"/>
-        <w:jc w:val="left"/>
-        <w:rPr>
-          <w:rFonts w:ascii="맑은 고딕" w:eastAsia="맑은 고딕" w:hAnsi="맑은 고딕" w:cs="맑은 고딕"/>
-          <w:b/>
-          <w:bCs/>
-        </w:rPr>
-      </w:pPr>
-      <w:r>
-        <w:rPr>
-          <w:rFonts w:ascii="맑은 고딕" w:eastAsia="맑은 고딕" w:hAnsi="맑은 고딕" w:cs="맑은 고딕"/>
-          <w:b/>
-          <w:bCs/>
-        </w:rPr>
-        <w:t xml:space="preserve">    </w:t>
-      </w:r>
-    </w:p>
-    <w:p>
-      <w:pPr>
-        <w:widowControl/>
-        <w:wordWrap/>
-        <w:autoSpaceDE/>
-        <w:autoSpaceDN/>
-        <w:spacing w:before="100" w:beforeAutospacing="1" w:after="100" w:afterAutospacing="1" w:line="240" w:lineRule="auto"/>
-        <w:jc w:val="left"/>
-        <w:rPr>
-          <w:rFonts w:ascii="맑은 고딕" w:eastAsia="맑은 고딕" w:hAnsi="맑은 고딕" w:cs="맑은 고딕"/>
-          <w:b/>
-          <w:bCs/>
-        </w:rPr>
-      </w:pPr>
-      <w:r>
-        <w:rPr>
-          <w:rFonts w:ascii="맑은 고딕" w:eastAsia="맑은 고딕" w:hAnsi="맑은 고딕" w:cs="맑은 고딕"/>
-          <w:b/>
-          <w:bCs/>
-        </w:rPr>
-        <w:t xml:space="preserve">            // Texture paths (keys to the _textures map)</w:t>
-      </w:r>
-    </w:p>
-    <w:p>
-      <w:pPr>
-        <w:widowControl/>
-        <w:wordWrap/>
-        <w:autoSpaceDE/>
-        <w:autoSpaceDN/>
-        <w:spacing w:before="100" w:beforeAutospacing="1" w:after="100" w:afterAutospacing="1" w:line="240" w:lineRule="auto"/>
-        <w:jc w:val="left"/>
-        <w:rPr>
-          <w:rFonts w:ascii="맑은 고딕" w:eastAsia="맑은 고딕" w:hAnsi="맑은 고딕" w:cs="맑은 고딕"/>
-          <w:b/>
-          <w:bCs/>
-        </w:rPr>
-      </w:pPr>
-      <w:r>
-        <w:rPr>
-          <w:rFonts w:ascii="맑은 고딕" w:eastAsia="맑은 고딕" w:hAnsi="맑은 고딕" w:cs="맑은 고딕"/>
-          <w:b/>
-          <w:bCs/>
-        </w:rPr>
-        <w:t xml:space="preserve">        std::string base_color_texture_path;</w:t>
-      </w:r>
-    </w:p>
-    <w:p>
-      <w:pPr>
-        <w:widowControl/>
-        <w:wordWrap/>
-        <w:autoSpaceDE/>
-        <w:autoSpaceDN/>
-        <w:spacing w:before="100" w:beforeAutospacing="1" w:after="100" w:afterAutospacing="1" w:line="240" w:lineRule="auto"/>
-        <w:jc w:val="left"/>
-        <w:rPr>
-          <w:rFonts w:ascii="맑은 고딕" w:eastAsia="맑은 고딕" w:hAnsi="맑은 고딕" w:cs="맑은 고딕"/>
-          <w:b/>
-          <w:bCs/>
-        </w:rPr>
-      </w:pPr>
-      <w:r>
-        <w:rPr>
-          <w:rFonts w:ascii="맑은 고딕" w:eastAsia="맑은 고딕" w:hAnsi="맑은 고딕" w:cs="맑은 고딕"/>
-          <w:b/>
-          <w:bCs/>
-        </w:rPr>
-        <w:t xml:space="preserve">        std::string metallic_roughness_texture_path; // ORM</w:t>
-      </w:r>
-    </w:p>
-    <w:p>
-      <w:pPr>
-        <w:widowControl/>
-        <w:wordWrap/>
-        <w:autoSpaceDE/>
-        <w:autoSpaceDN/>
-        <w:spacing w:before="100" w:beforeAutospacing="1" w:after="100" w:afterAutospacing="1" w:line="240" w:lineRule="auto"/>
-        <w:jc w:val="left"/>
-        <w:rPr>
-          <w:rFonts w:ascii="맑은 고딕" w:eastAsia="맑은 고딕" w:hAnsi="맑은 고딕" w:cs="맑은 고딕"/>
-          <w:b/>
-          <w:bCs/>
-        </w:rPr>
-      </w:pPr>
-      <w:r>
-        <w:rPr>
-          <w:rFonts w:ascii="맑은 고딕" w:eastAsia="맑은 고딕" w:hAnsi="맑은 고딕" w:cs="맑은 고딕"/>
-          <w:b/>
-          <w:bCs/>
-        </w:rPr>
-        <w:t xml:space="preserve">        std::string normal_texture_path;</w:t>
-      </w:r>
-    </w:p>
-    <w:p>
-      <w:pPr>
-        <w:widowControl/>
-        <w:wordWrap/>
-        <w:autoSpaceDE/>
-        <w:autoSpaceDN/>
-        <w:spacing w:before="100" w:beforeAutospacing="1" w:after="100" w:afterAutospacing="1" w:line="240" w:lineRule="auto"/>
-        <w:jc w:val="left"/>
-        <w:rPr>
-          <w:rFonts w:ascii="맑은 고딕" w:eastAsia="맑은 고딕" w:hAnsi="맑은 고딕" w:cs="맑은 고딕"/>
-          <w:b/>
-          <w:bCs/>
-        </w:rPr>
-      </w:pPr>
-      <w:r>
-        <w:rPr>
-          <w:rFonts w:ascii="맑은 고딕" w:eastAsia="맑은 고딕" w:hAnsi="맑은 고딕" w:cs="맑은 고딕"/>
-          <w:b/>
-          <w:bCs/>
-        </w:rPr>
-        <w:t xml:space="preserve">        std::string emissive_texture_path;</w:t>
-      </w:r>
-    </w:p>
-    <w:p>
-      <w:pPr>
-        <w:widowControl/>
-        <w:wordWrap/>
-        <w:autoSpaceDE/>
-        <w:autoSpaceDN/>
-        <w:spacing w:before="100" w:beforeAutospacing="1" w:after="100" w:afterAutospacing="1" w:line="240" w:lineRule="auto"/>
-        <w:jc w:val="left"/>
-        <w:rPr>
-          <w:rFonts w:ascii="맑은 고딕" w:eastAsia="맑은 고딕" w:hAnsi="맑은 고딕" w:cs="맑은 고딕"/>
-          <w:b/>
-          <w:bCs/>
-        </w:rPr>
-      </w:pPr>
-      <w:r>
-        <w:rPr>
-          <w:rFonts w:ascii="맑은 고딕" w:eastAsia="맑은 고딕" w:hAnsi="맑은 고딕" w:cs="맑은 고딕"/>
-          <w:b/>
-          <w:bCs/>
-        </w:rPr>
-        <w:t xml:space="preserve">    </w:t>
-      </w:r>
-    </w:p>
-    <w:p>
-      <w:pPr>
-        <w:widowControl/>
-        <w:wordWrap/>
-        <w:autoSpaceDE/>
-        <w:autoSpaceDN/>
-        <w:spacing w:before="100" w:beforeAutospacing="1" w:after="100" w:afterAutospacing="1" w:line="240" w:lineRule="auto"/>
-        <w:jc w:val="left"/>
-        <w:rPr>
-          <w:rFonts w:ascii="맑은 고딕" w:eastAsia="맑은 고딕" w:hAnsi="맑은 고딕" w:cs="맑은 고딕"/>
-          <w:b/>
-          <w:bCs/>
-        </w:rPr>
-      </w:pPr>
-      <w:r>
-        <w:rPr>
-          <w:rFonts w:ascii="맑은 고딕" w:eastAsia="맑은 고딕" w:hAnsi="맑은 고딕" w:cs="맑은 고딕"/>
-          <w:b/>
-          <w:bCs/>
-        </w:rPr>
-        <w:t xml:space="preserve">            // --- Other Material Properties ---</w:t>
-      </w:r>
-    </w:p>
-    <w:p>
-      <w:pPr>
-        <w:widowControl/>
-        <w:wordWrap/>
-        <w:autoSpaceDE/>
-        <w:autoSpaceDN/>
-        <w:spacing w:before="100" w:beforeAutospacing="1" w:after="100" w:afterAutospacing="1" w:line="240" w:lineRule="auto"/>
-        <w:jc w:val="left"/>
-        <w:rPr>
-          <w:rFonts w:ascii="맑은 고딕" w:eastAsia="맑은 고딕" w:hAnsi="맑은 고딕" w:cs="맑은 고딕"/>
-          <w:b/>
-          <w:bCs/>
-        </w:rPr>
-      </w:pPr>
-      <w:r>
-        <w:rPr>
-          <w:rFonts w:ascii="맑은 고딕" w:eastAsia="맑은 고딕" w:hAnsi="맑은 고딕" w:cs="맑은 고딕"/>
-          <w:b/>
-          <w:bCs/>
-        </w:rPr>
-        <w:t xml:space="preserve">        std::string alpha_mode = "OPAQUE";</w:t>
-      </w:r>
-    </w:p>
-    <w:p>
-      <w:pPr>
-        <w:widowControl/>
-        <w:wordWrap/>
-        <w:autoSpaceDE/>
-        <w:autoSpaceDN/>
-        <w:spacing w:before="100" w:beforeAutospacing="1" w:after="100" w:afterAutospacing="1" w:line="240" w:lineRule="auto"/>
-        <w:jc w:val="left"/>
-        <w:rPr>
-          <w:rFonts w:ascii="맑은 고딕" w:eastAsia="맑은 고딕" w:hAnsi="맑은 고딕" w:cs="맑은 고딕"/>
-          <w:b/>
-          <w:bCs/>
-        </w:rPr>
-      </w:pPr>
-      <w:r>
-        <w:rPr>
-          <w:rFonts w:ascii="맑은 고딕" w:eastAsia="맑은 고딕" w:hAnsi="맑은 고딕" w:cs="맑은 고딕"/>
-          <w:b/>
-          <w:bCs/>
-        </w:rPr>
-        <w:t xml:space="preserve">        float alpha_cutoff = 0.5f;</w:t>
-      </w:r>
-    </w:p>
-    <w:p>
-      <w:pPr>
-        <w:widowControl/>
-        <w:wordWrap/>
-        <w:autoSpaceDE/>
-        <w:autoSpaceDN/>
-        <w:spacing w:before="100" w:beforeAutospacing="1" w:after="100" w:afterAutospacing="1" w:line="240" w:lineRule="auto"/>
-        <w:jc w:val="left"/>
-        <w:rPr>
-          <w:rFonts w:ascii="맑은 고딕" w:eastAsia="맑은 고딕" w:hAnsi="맑은 고딕" w:cs="맑은 고딕"/>
-          <w:b/>
-          <w:bCs/>
-        </w:rPr>
-      </w:pPr>
-      <w:r>
-        <w:rPr>
-          <w:rFonts w:ascii="맑은 고딕" w:eastAsia="맑은 고딕" w:hAnsi="맑은 고딕" w:cs="맑은 고딕"/>
-          <w:b/>
-          <w:bCs/>
-        </w:rPr>
-        <w:t xml:space="preserve">        bool double_sided = false;</w:t>
-      </w:r>
-    </w:p>
-    <w:p>
-      <w:pPr>
-        <w:widowControl/>
-        <w:wordWrap/>
-        <w:autoSpaceDE/>
-        <w:autoSpaceDN/>
-        <w:spacing w:before="100" w:beforeAutospacing="1" w:after="100" w:afterAutospacing="1" w:line="240" w:lineRule="auto"/>
-        <w:jc w:val="left"/>
-        <w:rPr>
-          <w:rFonts w:ascii="맑은 고딕" w:eastAsia="맑은 고딕" w:hAnsi="맑은 고딕" w:cs="맑은 고딕"/>
-          <w:b/>
-          <w:bCs/>
-        </w:rPr>
-      </w:pPr>
-      <w:r>
-        <w:rPr>
-          <w:rFonts w:ascii="맑은 고딕" w:eastAsia="맑은 고딕" w:hAnsi="맑은 고딕" w:cs="맑은 고딕"/>
-          <w:b/>
-          <w:bCs/>
-        </w:rPr>
-        <w:t xml:space="preserve">        float normal_texture_scale = 1.0f;</w:t>
-      </w:r>
-    </w:p>
-    <w:p>
-      <w:pPr>
-        <w:widowControl/>
-        <w:wordWrap/>
-        <w:autoSpaceDE/>
-        <w:autoSpaceDN/>
-        <w:spacing w:before="100" w:beforeAutospacing="1" w:after="100" w:afterAutospacing="1" w:line="240" w:lineRule="auto"/>
-        <w:jc w:val="left"/>
-        <w:rPr>
-          <w:rFonts w:ascii="맑은 고딕" w:eastAsia="맑은 고딕" w:hAnsi="맑은 고딕" w:cs="맑은 고딕"/>
-          <w:b/>
-          <w:bCs/>
-        </w:rPr>
-      </w:pPr>
-      <w:r>
-        <w:rPr>
-          <w:rFonts w:ascii="맑은 고딕" w:eastAsia="맑은 고딕" w:hAnsi="맑은 고딕" w:cs="맑은 고딕"/>
-          <w:b/>
-          <w:bCs/>
-        </w:rPr>
-        <w:t xml:space="preserve">    </w:t>
-      </w:r>
-    </w:p>
-    <w:p>
-      <w:pPr>
-        <w:widowControl/>
-        <w:wordWrap/>
-        <w:autoSpaceDE/>
-        <w:autoSpaceDN/>
-        <w:spacing w:before="100" w:beforeAutospacing="1" w:after="100" w:afterAutospacing="1" w:line="240" w:lineRule="auto"/>
-        <w:jc w:val="left"/>
-        <w:rPr>
-          <w:rFonts w:ascii="맑은 고딕" w:eastAsia="맑은 고딕" w:hAnsi="맑은 고딕" w:cs="맑은 고딕"/>
-          <w:b/>
-          <w:bCs/>
-        </w:rPr>
-      </w:pPr>
-      <w:r>
-        <w:rPr>
-          <w:rFonts w:ascii="맑은 고딕" w:eastAsia="맑은 고딕" w:hAnsi="맑은 고딕" w:cs="맑은 고딕"/>
-          <w:b/>
-          <w:bCs/>
-        </w:rPr>
-        <w:t xml:space="preserve">            // --- Per-material Constant Buffer Resources ---</w:t>
-      </w:r>
-    </w:p>
-    <w:p>
-      <w:pPr>
-        <w:widowControl/>
-        <w:wordWrap/>
-        <w:autoSpaceDE/>
-        <w:autoSpaceDN/>
-        <w:spacing w:before="100" w:beforeAutospacing="1" w:after="100" w:afterAutospacing="1" w:line="240" w:lineRule="auto"/>
-        <w:jc w:val="left"/>
-        <w:rPr>
-          <w:rFonts w:ascii="맑은 고딕" w:eastAsia="맑은 고딕" w:hAnsi="맑은 고딕" w:cs="맑은 고딕"/>
-          <w:b/>
-          <w:bCs/>
-        </w:rPr>
-      </w:pPr>
-      <w:r>
-        <w:rPr>
-          <w:rFonts w:ascii="맑은 고딕" w:eastAsia="맑은 고딕" w:hAnsi="맑은 고딕" w:cs="맑은 고딕"/>
-          <w:b/>
-          <w:bCs/>
-        </w:rPr>
-        <w:t xml:space="preserve">        ComPtr&lt;ID3D12Resource&gt; material_cbuffer_gpu = nullptr;</w:t>
-      </w:r>
-    </w:p>
-    <w:p>
-      <w:pPr>
-        <w:widowControl/>
-        <w:wordWrap/>
-        <w:autoSpaceDE/>
-        <w:autoSpaceDN/>
-        <w:spacing w:before="100" w:beforeAutospacing="1" w:after="100" w:afterAutospacing="1" w:line="240" w:lineRule="auto"/>
-        <w:jc w:val="left"/>
-        <w:rPr>
-          <w:rFonts w:ascii="맑은 고딕" w:eastAsia="맑은 고딕" w:hAnsi="맑은 고딕" w:cs="맑은 고딕"/>
-          <w:b/>
-          <w:bCs/>
-        </w:rPr>
-      </w:pPr>
-      <w:r>
-        <w:rPr>
-          <w:rFonts w:ascii="맑은 고딕" w:eastAsia="맑은 고딕" w:hAnsi="맑은 고딕" w:cs="맑은 고딕"/>
-          <w:b/>
-          <w:bCs/>
-        </w:rPr>
-        <w:t xml:space="preserve">        UINT8 * material_cbuffer_cpu_address = nullptr;</w:t>
-      </w:r>
-    </w:p>
-    <w:p>
-      <w:pPr>
-        <w:widowControl/>
-        <w:wordWrap/>
-        <w:autoSpaceDE/>
-        <w:autoSpaceDN/>
-        <w:spacing w:before="100" w:beforeAutospacing="1" w:after="100" w:afterAutospacing="1" w:line="240" w:lineRule="auto"/>
-        <w:jc w:val="left"/>
-        <w:rPr>
-          <w:rFonts w:ascii="맑은 고딕" w:eastAsia="맑은 고딕" w:hAnsi="맑은 고딕" w:cs="맑은 고딕"/>
-          <w:b/>
-          <w:bCs/>
-        </w:rPr>
-      </w:pPr>
-      <w:r>
-        <w:rPr>
-          <w:rFonts w:ascii="맑은 고딕" w:eastAsia="맑은 고딕" w:hAnsi="맑은 고딕" w:cs="맑은 고딕"/>
-          <w:b/>
-          <w:bCs/>
-        </w:rPr>
-        <w:t xml:space="preserve">    };</w:t>
-      </w:r>
-    </w:p>
-    <w:p>
-      <w:pPr>
-        <w:widowControl/>
-        <w:wordWrap/>
-        <w:autoSpaceDE/>
-        <w:autoSpaceDN/>
-        <w:spacing w:before="100" w:beforeAutospacing="1" w:after="100" w:afterAutospacing="1" w:line="240" w:lineRule="auto"/>
-        <w:jc w:val="left"/>
-        <w:rPr>
-          <w:rFonts w:ascii="맑은 고딕" w:eastAsia="맑은 고딕" w:hAnsi="맑은 고딕" w:cs="맑은 고딕"/>
-          <w:b/>
-          <w:bCs/>
-        </w:rPr>
-      </w:pPr>
-      <w:r>
-        <w:rPr>
-          <w:rFonts w:ascii="맑은 고딕" w:eastAsia="맑은 고딕" w:hAnsi="맑은 고딕" w:cs="맑은 고딕"/>
-          <w:b/>
-          <w:bCs/>
-        </w:rPr>
-        <w:t>};</w:t>
-      </w:r>
-    </w:p>
-    <w:p>
-      <w:pPr>
-        <w:widowControl/>
-        <w:wordWrap/>
-        <w:autoSpaceDE/>
-        <w:autoSpaceDN/>
-        <w:spacing w:before="100" w:beforeAutospacing="1" w:after="100" w:afterAutospacing="1" w:line="240" w:lineRule="auto"/>
-        <w:jc w:val="left"/>
-        <w:rPr>
-          <w:rFonts w:ascii="맑은 고딕" w:eastAsia="맑은 고딕" w:hAnsi="맑은 고딕" w:cs="맑은 고딕"/>
-          <w:b/>
-          <w:bCs/>
-        </w:rPr>
-      </w:pPr>
-      <w:r>
-        <w:rPr>
-          <w:rFonts w:ascii="맑은 고딕" w:eastAsia="맑은 고딕" w:hAnsi="맑은 고딕" w:cs="맑은 고딕"/>
-          <w:b/>
-          <w:bCs/>
-        </w:rPr>
-        <w:t xml:space="preserve">      이렇게 MaterialInfo 안에 std::string shader_name = "gltf";가 고정되어 있어</w:t>
+        <w:t>오브젝트의</w:t>
+      </w:r>
+      <w:r>
+        <w:rPr>
+          <w:rFonts w:ascii="맑은 고딕" w:eastAsia="맑은 고딕" w:hAnsi="맑은 고딕" w:cs="맑은 고딕"/>
+          <w:b/>
+          <w:bCs/>
+        </w:rPr>
+        <w:t xml:space="preserve"> shader은 "gltf_hp"를 사용하는데 내부에서 다른 쉐이더를 사용하여 메시를 그릴 때마다 set이 일어나게 된다.</w:t>
       </w:r>
     </w:p>
     <w:p>
@@ -3500,16 +5029,69 @@
           <w:b/>
           <w:bCs/>
         </w:rPr>
-        <w:t>오브젝트의</w:t>
-      </w:r>
-      <w:r>
-        <w:rPr>
-          <w:rFonts w:ascii="맑은 고딕" w:eastAsia="맑은 고딕" w:hAnsi="맑은 고딕" w:cs="맑은 고딕"/>
-          <w:b/>
-          <w:bCs/>
-        </w:rPr>
-        <w:t xml:space="preserve"> shader은 "gltf_hp"를 사용하는데 내부에서 다른 쉐이더를 사용하여 메시를 그릴 때마다 set이 일어나게 된다.</w:t>
-      </w:r>
+        <w:t>이</w:t>
+      </w:r>
+      <w:r>
+        <w:rPr>
+          <w:rFonts w:ascii="맑은 고딕" w:eastAsia="맑은 고딕" w:hAnsi="맑은 고딕" w:cs="맑은 고딕"/>
+          <w:b/>
+          <w:bCs/>
+        </w:rPr>
+        <w:t xml:space="preserve"> 경우에 오브젝트 단위의 셋은 같은 그룹 단위로 한 번만 일어나기에 메시에서 다른 pso와 루트 시그너처를set 하는 순간 루트 파라미터들이 맞지 않아 에러가 발생하게 된다.</w:t>
+      </w:r>
+    </w:p>
+    <w:p>
+      <w:pPr>
+        <w:widowControl/>
+        <w:wordWrap/>
+        <w:autoSpaceDE/>
+        <w:autoSpaceDN/>
+        <w:spacing w:before="100" w:beforeAutospacing="1" w:after="100" w:afterAutospacing="1" w:line="240" w:lineRule="auto"/>
+        <w:jc w:val="left"/>
+        <w:rPr>
+          <w:rFonts w:ascii="맑은 고딕" w:eastAsia="맑은 고딕" w:hAnsi="맑은 고딕" w:cs="맑은 고딕"/>
+          <w:b/>
+          <w:bCs/>
+        </w:rPr>
+      </w:pPr>
+    </w:p>
+    <w:p>
+      <w:pPr>
+        <w:widowControl/>
+        <w:wordWrap/>
+        <w:autoSpaceDE/>
+        <w:autoSpaceDN/>
+        <w:spacing w:before="100" w:beforeAutospacing="1" w:after="100" w:afterAutospacing="1" w:line="240" w:lineRule="auto"/>
+        <w:jc w:val="left"/>
+        <w:rPr>
+          <w:rFonts w:ascii="맑은 고딕" w:eastAsia="맑은 고딕" w:hAnsi="맑은 고딕" w:cs="맑은 고딕"/>
+          <w:b/>
+          <w:bCs/>
+        </w:rPr>
+      </w:pPr>
+      <w:r>
+        <w:rPr>
+          <w:rFonts w:ascii="맑은 고딕" w:eastAsia="맑은 고딕" w:hAnsi="맑은 고딕" w:cs="맑은 고딕"/>
+          <w:b/>
+          <w:bCs/>
+        </w:rPr>
+        <w:t xml:space="preserve">      그래서 임시적으로 bind_material 함수 내부에서는 set을 해주지 않게 만들었다.</w:t>
+      </w:r>
+    </w:p>
+    <w:p>
+      <w:pPr>
+        <w:widowControl/>
+        <w:wordWrap/>
+        <w:autoSpaceDE/>
+        <w:autoSpaceDN/>
+        <w:spacing w:before="100" w:beforeAutospacing="1" w:after="100" w:afterAutospacing="1" w:line="240" w:lineRule="auto"/>
+        <w:jc w:val="left"/>
+        <w:rPr>
+          <w:rFonts w:ascii="맑은 고딕" w:eastAsia="맑은 고딕" w:hAnsi="맑은 고딕" w:cs="맑은 고딕"/>
+          <w:b/>
+          <w:bCs/>
+        </w:rPr>
+      </w:pPr>
     </w:p>
     <w:p>
       <w:pPr>
@@ -3531,100 +5113,549 @@
           <w:b/>
           <w:bCs/>
         </w:rPr>
+        <w:t>그러나</w:t>
+      </w:r>
+      <w:r>
+        <w:rPr>
+          <w:rFonts w:ascii="맑은 고딕" w:eastAsia="맑은 고딕" w:hAnsi="맑은 고딕" w:cs="맑은 고딕"/>
+          <w:b/>
+          <w:bCs/>
+        </w:rPr>
+        <w:t xml:space="preserve"> gltf는 프리미티브 단위가 재질의 단위이기 때문에 추후에 저 구조에 관하여 다시 </w:t>
+      </w:r>
+      <w:proofErr w:type="gramStart"/>
+      <w:r>
+        <w:rPr>
+          <w:rFonts w:ascii="맑은 고딕" w:eastAsia="맑은 고딕" w:hAnsi="맑은 고딕" w:cs="맑은 고딕"/>
+          <w:b/>
+          <w:bCs/>
+        </w:rPr>
+        <w:t>이야기 해보아야</w:t>
+      </w:r>
+      <w:proofErr w:type="gramEnd"/>
+      <w:r>
+        <w:rPr>
+          <w:rFonts w:ascii="맑은 고딕" w:eastAsia="맑은 고딕" w:hAnsi="맑은 고딕" w:cs="맑은 고딕"/>
+          <w:b/>
+          <w:bCs/>
+        </w:rPr>
+        <w:t xml:space="preserve"> 할 것 같다.</w:t>
+      </w:r>
+    </w:p>
+    <w:p>
+      <w:pPr>
+        <w:widowControl/>
+        <w:wordWrap/>
+        <w:autoSpaceDE/>
+        <w:autoSpaceDN/>
+        <w:spacing w:before="100" w:beforeAutospacing="1" w:after="100" w:afterAutospacing="1" w:line="240" w:lineRule="auto"/>
+        <w:jc w:val="left"/>
+        <w:rPr>
+          <w:rFonts w:ascii="맑은 고딕" w:eastAsia="맑은 고딕" w:hAnsi="맑은 고딕" w:cs="맑은 고딕"/>
+          <w:b/>
+          <w:bCs/>
+        </w:rPr>
+      </w:pPr>
+    </w:p>
+    <w:p>
+      <w:pPr>
+        <w:widowControl/>
+        <w:wordWrap/>
+        <w:autoSpaceDE/>
+        <w:autoSpaceDN/>
+        <w:spacing w:before="100" w:beforeAutospacing="1" w:after="100" w:afterAutospacing="1" w:line="240" w:lineRule="auto"/>
+        <w:jc w:val="left"/>
+        <w:rPr>
+          <w:rFonts w:ascii="맑은 고딕" w:eastAsia="맑은 고딕" w:hAnsi="맑은 고딕" w:cs="맑은 고딕" w:hint="eastAsia"/>
+          <w:b/>
+          <w:bCs/>
+        </w:rPr>
+      </w:pPr>
+      <w:r>
+        <w:rPr>
+          <w:rFonts w:ascii="맑은 고딕" w:eastAsia="맑은 고딕" w:hAnsi="맑은 고딕" w:cs="맑은 고딕" w:hint="eastAsia"/>
+          <w:b/>
+          <w:bCs/>
+        </w:rPr>
+        <w:t>[</w:t>
+      </w:r>
+      <w:r>
+        <w:rPr>
+          <w:rFonts w:ascii="맑은 고딕" w:eastAsia="맑은 고딕" w:hAnsi="맑은 고딕" w:cs="맑은 고딕" w:hint="eastAsia"/>
+          <w:b/>
+          <w:bCs/>
+        </w:rPr>
+        <w:t>Jolt Physics 라이브러리</w:t>
+      </w:r>
+      <w:r>
+        <w:rPr>
+          <w:rFonts w:ascii="맑은 고딕" w:eastAsia="맑은 고딕" w:hAnsi="맑은 고딕" w:cs="맑은 고딕" w:hint="eastAsia"/>
+          <w:b/>
+          <w:bCs/>
+        </w:rPr>
+        <w:t>]</w:t>
+      </w:r>
+    </w:p>
+    <w:p>
+      <w:pPr>
+        <w:widowControl/>
+        <w:wordWrap/>
+        <w:autoSpaceDE/>
+        <w:autoSpaceDN/>
+        <w:spacing w:before="100" w:beforeAutospacing="1" w:after="100" w:afterAutospacing="1" w:line="240" w:lineRule="auto"/>
+        <w:jc w:val="left"/>
+        <w:rPr>
+          <w:rFonts w:ascii="맑은 고딕" w:eastAsia="맑은 고딕" w:hAnsi="맑은 고딕" w:cs="맑은 고딕"/>
+          <w:b/>
+          <w:bCs/>
+        </w:rPr>
+      </w:pPr>
+      <w:r>
+        <w:rPr>
+          <w:rFonts w:ascii="맑은 고딕" w:eastAsia="맑은 고딕" w:hAnsi="맑은 고딕" w:cs="맑은 고딕" w:hint="eastAsia"/>
+          <w:b/>
+          <w:bCs/>
+        </w:rPr>
+        <w:t>Jolt Physics 라이브러리를 CMAKE로 VS에 자동 연결하려고 시도함</w:t>
+      </w:r>
+    </w:p>
+    <w:p>
+      <w:pPr>
+        <w:widowControl/>
+        <w:wordWrap/>
+        <w:autoSpaceDE/>
+        <w:autoSpaceDN/>
+        <w:spacing w:before="100" w:beforeAutospacing="1" w:after="100" w:afterAutospacing="1" w:line="240" w:lineRule="auto"/>
+        <w:jc w:val="left"/>
+        <w:rPr>
+          <w:rFonts w:ascii="맑은 고딕" w:eastAsia="맑은 고딕" w:hAnsi="맑은 고딕" w:cs="맑은 고딕"/>
+          <w:b/>
+          <w:bCs/>
+        </w:rPr>
+      </w:pPr>
+      <w:r>
+        <w:rPr>
+          <w:rFonts w:ascii="맑은 고딕" w:eastAsia="맑은 고딕" w:hAnsi="맑은 고딕" w:cs="맑은 고딕" w:hint="eastAsia"/>
+          <w:b/>
+          <w:bCs/>
+        </w:rPr>
+        <w:t>결국 CMAKE는 솔루션 하나로 만들어지므로 지금 구조에서는 의미가 없는 삽질이었음</w:t>
+      </w:r>
+    </w:p>
+    <w:p>
+      <w:pPr>
+        <w:widowControl/>
+        <w:wordWrap/>
+        <w:autoSpaceDE/>
+        <w:autoSpaceDN/>
+        <w:spacing w:before="100" w:beforeAutospacing="1" w:after="100" w:afterAutospacing="1" w:line="240" w:lineRule="auto"/>
+        <w:jc w:val="left"/>
+        <w:rPr>
+          <w:rFonts w:ascii="맑은 고딕" w:eastAsia="맑은 고딕" w:hAnsi="맑은 고딕" w:cs="맑은 고딕"/>
+          <w:b/>
+          <w:bCs/>
+        </w:rPr>
+      </w:pPr>
+      <w:r>
+        <w:rPr>
+          <w:rFonts w:ascii="맑은 고딕" w:eastAsia="맑은 고딕" w:hAnsi="맑은 고딕" w:cs="맑은 고딕" w:hint="eastAsia"/>
+          <w:b/>
+          <w:bCs/>
+        </w:rPr>
+        <w:t>그냥 CMAKE로 cpp랑 h를 가져온 다음 각 서버와 클라이언트 프로젝트에서 직접 lib연결하는 방법 사용</w:t>
+      </w:r>
+    </w:p>
+    <w:p>
+      <w:pPr>
+        <w:widowControl/>
+        <w:wordWrap/>
+        <w:autoSpaceDE/>
+        <w:autoSpaceDN/>
+        <w:spacing w:before="100" w:beforeAutospacing="1" w:after="100" w:afterAutospacing="1" w:line="240" w:lineRule="auto"/>
+        <w:jc w:val="left"/>
+        <w:rPr>
+          <w:rFonts w:ascii="맑은 고딕" w:eastAsia="맑은 고딕" w:hAnsi="맑은 고딕" w:cs="맑은 고딕"/>
+          <w:b/>
+          <w:bCs/>
+        </w:rPr>
+      </w:pPr>
+      <w:r>
+        <w:rPr>
+          <w:rFonts w:ascii="맑은 고딕" w:eastAsia="맑은 고딕" w:hAnsi="맑은 고딕" w:cs="맑은 고딕" w:hint="eastAsia"/>
+          <w:b/>
+          <w:bCs/>
+        </w:rPr>
+        <w:t>테스트 코드를 돌려보니 두 프로젝트 다 연결되었음</w:t>
+      </w:r>
+    </w:p>
+    <w:p>
+      <w:pPr>
+        <w:widowControl/>
+        <w:wordWrap/>
+        <w:autoSpaceDE/>
+        <w:autoSpaceDN/>
+        <w:spacing w:before="100" w:beforeAutospacing="1" w:after="100" w:afterAutospacing="1" w:line="240" w:lineRule="auto"/>
+        <w:jc w:val="left"/>
+        <w:rPr>
+          <w:rFonts w:ascii="맑은 고딕" w:eastAsia="맑은 고딕" w:hAnsi="맑은 고딕" w:cs="맑은 고딕"/>
+          <w:b/>
+          <w:bCs/>
+        </w:rPr>
+      </w:pPr>
+      <w:r>
+        <w:rPr>
+          <w:rFonts w:ascii="맑은 고딕" w:eastAsia="맑은 고딕" w:hAnsi="맑은 고딕" w:cs="맑은 고딕" w:hint="eastAsia"/>
+          <w:b/>
+          <w:bCs/>
+        </w:rPr>
+        <w:t>물리엔진을 클라이언트는 컴포넌트와 물리 시뮬레이션 시스템 호출을 해야함</w:t>
+      </w:r>
+    </w:p>
+    <w:p>
+      <w:pPr>
+        <w:widowControl/>
+        <w:wordWrap/>
+        <w:autoSpaceDE/>
+        <w:autoSpaceDN/>
+        <w:spacing w:before="100" w:beforeAutospacing="1" w:after="100" w:afterAutospacing="1" w:line="240" w:lineRule="auto"/>
+        <w:jc w:val="left"/>
+        <w:rPr>
+          <w:rFonts w:ascii="맑은 고딕" w:eastAsia="맑은 고딕" w:hAnsi="맑은 고딕" w:cs="맑은 고딕"/>
+          <w:b/>
+          <w:bCs/>
+        </w:rPr>
+      </w:pPr>
+      <w:r>
+        <w:rPr>
+          <w:rFonts w:ascii="맑은 고딕" w:eastAsia="맑은 고딕" w:hAnsi="맑은 고딕" w:cs="맑은 고딕" w:hint="eastAsia"/>
+          <w:b/>
+          <w:bCs/>
+        </w:rPr>
+        <w:t xml:space="preserve">서버에서는 </w:t>
+      </w:r>
+      <w:r>
+        <w:rPr>
+          <w:rFonts w:ascii="맑은 고딕" w:eastAsia="맑은 고딕" w:hAnsi="맑은 고딕" w:cs="맑은 고딕" w:hint="eastAsia"/>
+          <w:b/>
+          <w:bCs/>
+        </w:rPr>
+        <w:t>충돌 처리를 물리엔진을 통해서 보정해야함</w:t>
+      </w:r>
+    </w:p>
+    <w:p>
+      <w:pPr>
+        <w:widowControl/>
+        <w:wordWrap/>
+        <w:autoSpaceDE/>
+        <w:autoSpaceDN/>
+        <w:spacing w:before="100" w:beforeAutospacing="1" w:after="100" w:afterAutospacing="1" w:line="240" w:lineRule="auto"/>
+        <w:jc w:val="left"/>
+        <w:rPr>
+          <w:b/>
+          <w:bCs/>
+        </w:rPr>
+      </w:pPr>
+      <w:r>
+        <w:rPr>
+          <w:rFonts w:ascii="맑은 고딕" w:eastAsia="맑은 고딕" w:hAnsi="맑은 고딕" w:cs="맑은 고딕" w:hint="eastAsia"/>
+          <w:b/>
+          <w:bCs/>
+        </w:rPr>
+        <w:t>[</w:t>
+      </w:r>
+      <w:r>
+        <w:rPr>
+          <w:rFonts w:hint="eastAsia"/>
+          <w:b/>
+          <w:bCs/>
+        </w:rPr>
+        <w:t>공격시 NPC 데미지 처리</w:t>
+      </w:r>
+      <w:r>
+        <w:rPr>
+          <w:rFonts w:hint="eastAsia"/>
+          <w:b/>
+          <w:bCs/>
+        </w:rPr>
+        <w:t>]</w:t>
+      </w:r>
+    </w:p>
+    <w:p>
+      <w:pPr>
+        <w:widowControl/>
+        <w:wordWrap/>
+        <w:autoSpaceDE/>
+        <w:autoSpaceDN/>
+        <w:spacing w:before="100" w:beforeAutospacing="1" w:after="100" w:afterAutospacing="1" w:line="240" w:lineRule="auto"/>
+        <w:jc w:val="left"/>
+        <w:rPr>
+          <w:b/>
+          <w:bCs/>
+        </w:rPr>
+      </w:pPr>
+      <w:r>
+        <w:rPr>
+          <w:rFonts w:hint="eastAsia"/>
+          <w:b/>
+          <w:bCs/>
+        </w:rPr>
+        <w:t xml:space="preserve">서버 패킷 핸들러에서 클라이언트 기준 바운딩 구를 만들어서 npc 위치에서 바운딩 구로 충돌처리 + 플레이어도 바운딩 구로 충돌 처리해서 공격 패킷 </w:t>
+      </w:r>
+      <w:r>
+        <w:rPr>
+          <w:rFonts w:hint="eastAsia"/>
+          <w:b/>
+          <w:bCs/>
+        </w:rPr>
+        <w:t>(새로만듦)</w:t>
+      </w:r>
+      <w:r>
+        <w:rPr>
+          <w:rFonts w:hint="eastAsia"/>
+          <w:b/>
+          <w:bCs/>
+        </w:rPr>
+        <w:t xml:space="preserve"> 보내줌</w:t>
+      </w:r>
+    </w:p>
+    <w:p>
+      <w:pPr>
+        <w:widowControl/>
+        <w:wordWrap/>
+        <w:autoSpaceDE/>
+        <w:autoSpaceDN/>
+        <w:spacing w:before="100" w:beforeAutospacing="1" w:after="100" w:afterAutospacing="1" w:line="240" w:lineRule="auto"/>
+        <w:jc w:val="left"/>
+        <w:rPr>
+          <w:b/>
+          <w:bCs/>
+        </w:rPr>
+      </w:pPr>
+      <w:r>
+        <w:rPr>
+          <w:b/>
+          <w:bCs/>
+        </w:rPr>
+        <w:t xml:space="preserve">session의 플레이어 구조체 그냥 shared_ptr-&gt;지역변수로 변경 </w:t>
+      </w:r>
+    </w:p>
+    <w:p>
+      <w:pPr>
+        <w:widowControl/>
+        <w:wordWrap/>
+        <w:autoSpaceDE/>
+        <w:autoSpaceDN/>
+        <w:spacing w:before="100" w:beforeAutospacing="1" w:after="100" w:afterAutospacing="1" w:line="240" w:lineRule="auto"/>
+        <w:jc w:val="left"/>
+        <w:rPr>
+          <w:b/>
+          <w:bCs/>
+        </w:rPr>
+      </w:pPr>
+      <w:r>
+        <w:rPr>
+          <w:b/>
+          <w:bCs/>
+        </w:rPr>
+        <w:t xml:space="preserve">플레이어 구조체의 플레이어 데미지 변수 추가 플레이어 공격 패킷 들어오면 자기 몸 기준으로 바운딩 구 만들어서 근처에서 부딪히는 모든 npc와 플레이어 intersect로 확인후 새로운 패킷 준비해서 방안에 뿌리기 </w:t>
+      </w:r>
+    </w:p>
+    <w:p>
+      <w:pPr>
+        <w:widowControl/>
+        <w:wordWrap/>
+        <w:autoSpaceDE/>
+        <w:autoSpaceDN/>
+        <w:spacing w:before="100" w:beforeAutospacing="1" w:after="100" w:afterAutospacing="1" w:line="240" w:lineRule="auto"/>
+        <w:jc w:val="left"/>
+        <w:rPr>
+          <w:b/>
+          <w:bCs/>
+        </w:rPr>
+      </w:pPr>
+      <w:r>
+        <w:rPr>
+          <w:b/>
+          <w:bCs/>
+        </w:rPr>
+        <w:t xml:space="preserve">npc와 player 각각 공격 패킷 받는거 만듦 </w:t>
+      </w:r>
+    </w:p>
+    <w:p>
+      <w:pPr>
+        <w:widowControl/>
+        <w:wordWrap/>
+        <w:autoSpaceDE/>
+        <w:autoSpaceDN/>
+        <w:spacing w:before="100" w:beforeAutospacing="1" w:after="100" w:afterAutospacing="1" w:line="240" w:lineRule="auto"/>
+        <w:jc w:val="left"/>
+        <w:rPr>
+          <w:b/>
+          <w:bCs/>
+        </w:rPr>
+      </w:pPr>
+      <w:r>
+        <w:rPr>
+          <w:b/>
+          <w:bCs/>
+        </w:rPr>
+        <w:t xml:space="preserve">클라이언트에서 npc스크립트를 수정해서 체력과 아이디를 저장해서 어떤 npc가 맞았고 맞은 npc 체력 줄어듦 플레이어도 마찬가지 </w:t>
+      </w:r>
+    </w:p>
+    <w:p>
+      <w:pPr>
+        <w:widowControl/>
+        <w:wordWrap/>
+        <w:autoSpaceDE/>
+        <w:autoSpaceDN/>
+        <w:spacing w:before="100" w:beforeAutospacing="1" w:after="100" w:afterAutospacing="1" w:line="240" w:lineRule="auto"/>
+        <w:jc w:val="left"/>
+        <w:rPr>
+          <w:rFonts w:hint="eastAsia"/>
+          <w:b/>
+          <w:bCs/>
+        </w:rPr>
+      </w:pPr>
+      <w:r>
+        <w:rPr>
+          <w:b/>
+          <w:bCs/>
+        </w:rPr>
+        <w:t>혹시 몰라서 npc 디스폰 패킷이랑 hp업데이트 패킷 만들어둠</w:t>
+      </w:r>
+    </w:p>
+    <w:p>
+      <w:pPr>
+        <w:widowControl/>
+        <w:wordWrap/>
+        <w:autoSpaceDE/>
+        <w:autoSpaceDN/>
+        <w:spacing w:before="100" w:beforeAutospacing="1" w:after="100" w:afterAutospacing="1" w:line="240" w:lineRule="auto"/>
+        <w:jc w:val="left"/>
+        <w:rPr>
+          <w:rFonts w:ascii="맑은 고딕" w:eastAsia="맑은 고딕" w:hAnsi="맑은 고딕" w:cs="맑은 고딕"/>
+          <w:b/>
+          <w:bCs/>
+        </w:rPr>
+      </w:pPr>
+      <w:r>
+        <w:rPr>
+          <w:rFonts w:ascii="맑은 고딕" w:eastAsia="맑은 고딕" w:hAnsi="맑은 고딕" w:cs="맑은 고딕" w:hint="eastAsia"/>
+          <w:b/>
+          <w:bCs/>
+        </w:rPr>
         <w:lastRenderedPageBreak/>
-        <w:t>이</w:t>
-      </w:r>
-      <w:r>
-        <w:rPr>
-          <w:rFonts w:ascii="맑은 고딕" w:eastAsia="맑은 고딕" w:hAnsi="맑은 고딕" w:cs="맑은 고딕"/>
-          <w:b/>
-          <w:bCs/>
-        </w:rPr>
-        <w:t xml:space="preserve"> 경우에 오브젝트 단위의 셋은 같은 그룹 단위로 한 번만 일어나기에 메시에서 다른 pso와 루트 시그너처를set 하는 순간 루트 파라미터들이 맞지 않아 에러가 발생하게 된다.</w:t>
-      </w:r>
-    </w:p>
-    <w:p>
-      <w:pPr>
-        <w:widowControl/>
-        <w:wordWrap/>
-        <w:autoSpaceDE/>
-        <w:autoSpaceDN/>
-        <w:spacing w:before="100" w:beforeAutospacing="1" w:after="100" w:afterAutospacing="1" w:line="240" w:lineRule="auto"/>
-        <w:jc w:val="left"/>
-        <w:rPr>
-          <w:rFonts w:ascii="맑은 고딕" w:eastAsia="맑은 고딕" w:hAnsi="맑은 고딕" w:cs="맑은 고딕"/>
-          <w:b/>
-          <w:bCs/>
-        </w:rPr>
-      </w:pPr>
-    </w:p>
-    <w:p>
-      <w:pPr>
-        <w:widowControl/>
-        <w:wordWrap/>
-        <w:autoSpaceDE/>
-        <w:autoSpaceDN/>
-        <w:spacing w:before="100" w:beforeAutospacing="1" w:after="100" w:afterAutospacing="1" w:line="240" w:lineRule="auto"/>
-        <w:jc w:val="left"/>
-        <w:rPr>
-          <w:rFonts w:ascii="맑은 고딕" w:eastAsia="맑은 고딕" w:hAnsi="맑은 고딕" w:cs="맑은 고딕"/>
-          <w:b/>
-          <w:bCs/>
-        </w:rPr>
-      </w:pPr>
-      <w:r>
-        <w:rPr>
-          <w:rFonts w:ascii="맑은 고딕" w:eastAsia="맑은 고딕" w:hAnsi="맑은 고딕" w:cs="맑은 고딕"/>
-          <w:b/>
-          <w:bCs/>
-        </w:rPr>
-        <w:t xml:space="preserve">      그래서 임시적으로 bind_material 함수 내부에서는 set을 해주지 않게 만들었다.</w:t>
-      </w:r>
-    </w:p>
-    <w:p>
-      <w:pPr>
-        <w:widowControl/>
-        <w:wordWrap/>
-        <w:autoSpaceDE/>
-        <w:autoSpaceDN/>
-        <w:spacing w:before="100" w:beforeAutospacing="1" w:after="100" w:afterAutospacing="1" w:line="240" w:lineRule="auto"/>
-        <w:jc w:val="left"/>
-        <w:rPr>
-          <w:rFonts w:ascii="맑은 고딕" w:eastAsia="맑은 고딕" w:hAnsi="맑은 고딕" w:cs="맑은 고딕"/>
-          <w:b/>
-          <w:bCs/>
-        </w:rPr>
-      </w:pPr>
-    </w:p>
-    <w:p>
-      <w:pPr>
-        <w:widowControl/>
-        <w:wordWrap/>
-        <w:autoSpaceDE/>
-        <w:autoSpaceDN/>
-        <w:spacing w:before="100" w:beforeAutospacing="1" w:after="100" w:afterAutospacing="1" w:line="240" w:lineRule="auto"/>
-        <w:jc w:val="left"/>
-        <w:rPr>
-          <w:rFonts w:ascii="맑은 고딕" w:eastAsia="맑은 고딕" w:hAnsi="맑은 고딕" w:cs="맑은 고딕"/>
-          <w:b/>
-          <w:bCs/>
-        </w:rPr>
-      </w:pPr>
-      <w:r>
+        <w:t>[클라이언트 소켓 모델 변경]</w:t>
+      </w:r>
+    </w:p>
+    <w:p>
+      <w:pPr>
+        <w:widowControl/>
+        <w:wordWrap/>
+        <w:autoSpaceDE/>
+        <w:autoSpaceDN/>
+        <w:spacing w:before="100" w:beforeAutospacing="1" w:after="100" w:afterAutospacing="1" w:line="240" w:lineRule="auto"/>
+        <w:jc w:val="left"/>
         <w:rPr>
           <w:rFonts w:ascii="맑은 고딕" w:eastAsia="맑은 고딕" w:hAnsi="맑은 고딕" w:cs="맑은 고딕" w:hint="eastAsia"/>
           <w:b/>
           <w:bCs/>
         </w:rPr>
-        <w:t>그러나</w:t>
-      </w:r>
-      <w:r>
-        <w:rPr>
-          <w:rFonts w:ascii="맑은 고딕" w:eastAsia="맑은 고딕" w:hAnsi="맑은 고딕" w:cs="맑은 고딕"/>
-          <w:b/>
-          <w:bCs/>
-        </w:rPr>
-        <w:t xml:space="preserve"> gltf는 프리미티브 단위가 재질의 단위이기 때문에 추후에 저 구조에 관하여 다시 이야기 해보아야 할 것 같다.</w:t>
+      </w:pPr>
+      <w:r>
+        <w:rPr>
+          <w:rFonts w:ascii="맑은 고딕" w:eastAsia="맑은 고딕" w:hAnsi="맑은 고딕" w:cs="맑은 고딕"/>
+          <w:b/>
+          <w:bCs/>
+        </w:rPr>
+        <w:t>소켓 모델 select 사용해서 send recv수정</w:t>
+      </w:r>
+    </w:p>
+    <w:p>
+      <w:pPr>
+        <w:widowControl/>
+        <w:wordWrap/>
+        <w:autoSpaceDE/>
+        <w:autoSpaceDN/>
+        <w:spacing w:before="100" w:beforeAutospacing="1" w:after="100" w:afterAutospacing="1" w:line="240" w:lineRule="auto"/>
+        <w:jc w:val="left"/>
+        <w:rPr>
+          <w:rFonts w:ascii="맑은 고딕" w:eastAsia="맑은 고딕" w:hAnsi="맑은 고딕" w:cs="맑은 고딕"/>
+          <w:b/>
+          <w:bCs/>
+        </w:rPr>
+      </w:pPr>
+      <w:r>
+        <w:rPr>
+          <w:rFonts w:ascii="맑은 고딕" w:eastAsia="맑은 고딕" w:hAnsi="맑은 고딕" w:cs="맑은 고딕"/>
+          <w:b/>
+          <w:bCs/>
+        </w:rPr>
+        <w:t xml:space="preserve">process_network_events 호출해서 send recv </w:t>
+      </w:r>
+    </w:p>
+    <w:p>
+      <w:pPr>
+        <w:widowControl/>
+        <w:wordWrap/>
+        <w:autoSpaceDE/>
+        <w:autoSpaceDN/>
+        <w:spacing w:before="100" w:beforeAutospacing="1" w:after="100" w:afterAutospacing="1" w:line="240" w:lineRule="auto"/>
+        <w:jc w:val="left"/>
+        <w:rPr>
+          <w:rFonts w:ascii="맑은 고딕" w:eastAsia="맑은 고딕" w:hAnsi="맑은 고딕" w:cs="맑은 고딕"/>
+          <w:b/>
+          <w:bCs/>
+        </w:rPr>
+      </w:pPr>
+      <w:r>
+        <w:rPr>
+          <w:rFonts w:ascii="맑은 고딕" w:eastAsia="맑은 고딕" w:hAnsi="맑은 고딕" w:cs="맑은 고딕"/>
+          <w:b/>
+          <w:bCs/>
+        </w:rPr>
+        <w:t>process_recv함수 변경 recv_packet변경</w:t>
+      </w:r>
+    </w:p>
+    <w:p>
+      <w:pPr>
+        <w:widowControl/>
+        <w:wordWrap/>
+        <w:autoSpaceDE/>
+        <w:autoSpaceDN/>
+        <w:spacing w:before="100" w:beforeAutospacing="1" w:after="100" w:afterAutospacing="1" w:line="240" w:lineRule="auto"/>
+        <w:jc w:val="left"/>
+        <w:rPr>
+          <w:rFonts w:ascii="맑은 고딕" w:eastAsia="맑은 고딕" w:hAnsi="맑은 고딕" w:cs="맑은 고딕" w:hint="eastAsia"/>
+          <w:b/>
+          <w:bCs/>
+        </w:rPr>
+      </w:pPr>
+      <w:r>
+        <w:rPr>
+          <w:rFonts w:ascii="맑은 고딕" w:eastAsia="맑은 고딕" w:hAnsi="맑은 고딕" w:cs="맑은 고딕" w:hint="eastAsia"/>
+          <w:b/>
+          <w:bCs/>
+        </w:rPr>
+        <w:t xml:space="preserve">추후에 WSASelect쓰던가 스레드 하나 </w:t>
+      </w:r>
+      <w:proofErr w:type="gramStart"/>
+      <w:r>
+        <w:rPr>
+          <w:rFonts w:ascii="맑은 고딕" w:eastAsia="맑은 고딕" w:hAnsi="맑은 고딕" w:cs="맑은 고딕" w:hint="eastAsia"/>
+          <w:b/>
+          <w:bCs/>
+        </w:rPr>
+        <w:t>생성하는게</w:t>
+      </w:r>
+      <w:proofErr w:type="gramEnd"/>
+      <w:r>
+        <w:rPr>
+          <w:rFonts w:ascii="맑은 고딕" w:eastAsia="맑은 고딕" w:hAnsi="맑은 고딕" w:cs="맑은 고딕" w:hint="eastAsia"/>
+          <w:b/>
+          <w:bCs/>
+        </w:rPr>
+        <w:t xml:space="preserve"> 나을 수도</w:t>
       </w:r>
     </w:p>
     <w:tbl>
@@ -4311,7 +6342,6 @@
   <w:style w:type="character" w:default="1" w:styleId="a0">
     <w:name w:val="Default Paragraph Font"/>
     <w:uiPriority w:val="1"/>
-    <w:semiHidden/>
     <w:unhideWhenUsed/>
   </w:style>
   <w:style w:type="table" w:default="1" w:styleId="a1">
